--- a/Week_04/ArogyaOne – Hospital Management System/ArogyaOne_Report/Part_4_All_chapters.docx
+++ b/Week_04/ArogyaOne – Hospital Management System/ArogyaOne_Report/Part_4_All_chapters.docx
@@ -93,7 +93,7 @@
           <w:sz w:val="24"/>
           <w:szCs w:val="24"/>
         </w:rPr>
-        <w:t>In many hospitals, several operations such as patient registration, appointment management, laboratory testing, and billing are still performed manually. This manual approach leads to problems such as excessive paperwork, difficulty in maintaining patient records, delays in retrieving information, and a higher chance of human errors. Managing different hospital departments separately also creates communication gaps between staff members, which can affect the efficiency and quality of healthcare services provided to patients.</w:t>
+        <w:t>In many healthcare facilities, critical operations such as patient registration, IPD room allocation, laboratory diagnostics, and billing are still managed through fragmented, paper-based systems. This manual approach results in excessive paperwork, lost medical histories, delayed treatments, and a high probability of human error. Furthermore, when departments operate in isolation, it creates communication gaps that slow down patient care and often lead to significant revenue leakage due to unrecorded charges or miscalculated manual bills.</w:t>
       </w:r>
     </w:p>
     <w:p>
@@ -117,15 +117,17 @@
         <w:jc w:val="both"/>
         <w:rPr>
           <w:rFonts w:ascii="Times New Roman" w:hAnsi="Times New Roman" w:cs="Times New Roman"/>
-        </w:rPr>
-      </w:pPr>
-      <w:r>
-        <w:rPr>
-          <w:rFonts w:ascii="Times New Roman" w:hAnsi="Times New Roman" w:cs="Times New Roman"/>
-          <w:sz w:val="24"/>
-          <w:szCs w:val="24"/>
-        </w:rPr>
-        <w:t>The motivation behind developing the Hospital Management System (HMS) is to provide a centralized and computerized platform that automates hospital operations and improves overall efficiency. The system helps manage various activities such as patient registration, doctor consultation, laboratory test management, patient admission and discharge, and billing processes. By integrating these functions into a single system with roles such as Admin, Registration Staff, Doctor, Lab Staff, and Billing Staff, the system reduces paperwork, improves data accuracy, and enables faster and more organized healthcare service management.</w:t>
+          <w:sz w:val="24"/>
+          <w:szCs w:val="24"/>
+        </w:rPr>
+      </w:pPr>
+      <w:r>
+        <w:rPr>
+          <w:rFonts w:ascii="Times New Roman" w:hAnsi="Times New Roman" w:cs="Times New Roman"/>
+          <w:sz w:val="24"/>
+          <w:szCs w:val="24"/>
+        </w:rPr>
+        <w:t>The motivation behind developing ArogyaOne is to provide a modern, centralized Hospital Management System that completely digitizes and bridges these departmental workflows. By integrating specialized, role-based modules—Admin, Registration, Doctor, Lab, Surgery, and Billing—into a single real-time platform, the system eliminates manual redundancies. It ensures a seamless flow of data from a patient's initial OPD visit to their final IPD discharge, automates complex financial aggregations to prevent revenue leaks, and empowers hospital administration with live, data-driven analytics for better decision-making.</w:t>
       </w:r>
     </w:p>
     <w:p>
@@ -184,7 +186,69 @@
           <w:sz w:val="24"/>
           <w:szCs w:val="24"/>
         </w:rPr>
-        <w:t>The Hospital Management System (HMS) is designed to digitize and manage the daily operations of a hospital through a centralized web-based platform. The system focuses on automating major hospital processes such as patient registration, appointment scheduling, doctor consultation, laboratory testing, patient admission and discharge, and billing management. It allows hospital staff to efficiently store, retrieve, and manage patient information while reducing manual paperwork and improving the accuracy of hospital records.</w:t>
+        <w:t xml:space="preserve">The scope of the ArogyaOne Hospital Management System encompasses the complete digitization of a multi-departmental healthcare facility through a centralized, role-based web platform. The system is designed to automate and bridge end-to-end hospital workflows, seamlessly managing outpatient (OPD) appointments, inpatient (IPD) admissions, dynamic room and Operation </w:t>
+      </w:r>
+      <w:proofErr w:type="spellStart"/>
+      <w:proofErr w:type="gramStart"/>
+      <w:r>
+        <w:rPr>
+          <w:rFonts w:ascii="Times New Roman" w:hAnsi="Times New Roman" w:cs="Times New Roman"/>
+          <w:sz w:val="24"/>
+          <w:szCs w:val="24"/>
+        </w:rPr>
+        <w:t>Theat</w:t>
+      </w:r>
+      <w:r>
+        <w:rPr>
+          <w:rFonts w:ascii="Times New Roman" w:hAnsi="Times New Roman" w:cs="Times New Roman"/>
+          <w:sz w:val="24"/>
+          <w:szCs w:val="24"/>
+        </w:rPr>
+        <w:t>er</w:t>
+      </w:r>
+      <w:proofErr w:type="spellEnd"/>
+      <w:r>
+        <w:rPr>
+          <w:rFonts w:ascii="Times New Roman" w:hAnsi="Times New Roman" w:cs="Times New Roman"/>
+          <w:sz w:val="24"/>
+          <w:szCs w:val="24"/>
+        </w:rPr>
+        <w:t xml:space="preserve"> </w:t>
+      </w:r>
+      <w:r>
+        <w:rPr>
+          <w:rFonts w:ascii="Times New Roman" w:hAnsi="Times New Roman" w:cs="Times New Roman"/>
+          <w:sz w:val="24"/>
+          <w:szCs w:val="24"/>
+        </w:rPr>
+        <w:t xml:space="preserve"> (</w:t>
+      </w:r>
+      <w:proofErr w:type="gramEnd"/>
+      <w:r>
+        <w:rPr>
+          <w:rFonts w:ascii="Times New Roman" w:hAnsi="Times New Roman" w:cs="Times New Roman"/>
+          <w:sz w:val="24"/>
+          <w:szCs w:val="24"/>
+        </w:rPr>
+        <w:t xml:space="preserve">OT) allocation, laboratory diagnostics, and clinical discharge summaries. Furthermore, it incorporates an automated financial engine for centralized billing that accurately aggregates cross-departmental charges and advance payments, alongside an Admin Command </w:t>
+      </w:r>
+      <w:proofErr w:type="spellStart"/>
+      <w:r>
+        <w:rPr>
+          <w:rFonts w:ascii="Times New Roman" w:hAnsi="Times New Roman" w:cs="Times New Roman"/>
+          <w:sz w:val="24"/>
+          <w:szCs w:val="24"/>
+        </w:rPr>
+        <w:t>Center</w:t>
+      </w:r>
+      <w:proofErr w:type="spellEnd"/>
+      <w:r>
+        <w:rPr>
+          <w:rFonts w:ascii="Times New Roman" w:hAnsi="Times New Roman" w:cs="Times New Roman"/>
+          <w:sz w:val="24"/>
+          <w:szCs w:val="24"/>
+        </w:rPr>
+        <w:t xml:space="preserve"> equipped with real-time data visualization, historical revenue analytics, and comprehensive staff and facility management. Ultimately, the project delivers a scalable, paperless ecosystem designed to enhance medical record accuracy, eliminate revenue leakage, and streamline patient care from initial registration to final discharge.</w:t>
       </w:r>
     </w:p>
     <w:p>
@@ -385,89 +449,35 @@
           <w:sz w:val="24"/>
           <w:szCs w:val="24"/>
         </w:rPr>
-        <w:t>Bill Desk</w:t>
+        <w:t xml:space="preserve">Surgery Desk </w:t>
       </w:r>
     </w:p>
     <w:p>
       <w:pPr>
+        <w:pStyle w:val="ListParagraph"/>
+        <w:numPr>
+          <w:ilvl w:val="0"/>
+          <w:numId w:val="5"/>
+        </w:numPr>
         <w:spacing w:after="0" w:line="240" w:lineRule="auto"/>
-        <w:ind w:left="720"/>
-        <w:rPr>
-          <w:rFonts w:ascii="Times New Roman" w:hAnsi="Times New Roman" w:cs="Times New Roman"/>
-          <w:sz w:val="24"/>
-          <w:szCs w:val="24"/>
-        </w:rPr>
-      </w:pPr>
+        <w:ind w:left="1080"/>
+        <w:rPr>
+          <w:rFonts w:ascii="Times New Roman" w:hAnsi="Times New Roman" w:cs="Times New Roman"/>
+          <w:sz w:val="24"/>
+          <w:szCs w:val="24"/>
+        </w:rPr>
+      </w:pPr>
+      <w:r>
+        <w:rPr>
+          <w:rFonts w:ascii="Times New Roman" w:hAnsi="Times New Roman" w:cs="Times New Roman"/>
+          <w:sz w:val="24"/>
+          <w:szCs w:val="24"/>
+        </w:rPr>
+        <w:t>Bill Desk</w:t>
+      </w:r>
     </w:p>
     <w:p>
       <w:pPr>
-        <w:spacing w:after="0" w:line="240" w:lineRule="auto"/>
-        <w:ind w:left="720"/>
-        <w:rPr>
-          <w:rFonts w:ascii="Times New Roman" w:hAnsi="Times New Roman" w:cs="Times New Roman"/>
-          <w:sz w:val="24"/>
-          <w:szCs w:val="24"/>
-        </w:rPr>
-      </w:pPr>
-    </w:p>
-    <w:p>
-      <w:pPr>
-        <w:spacing w:after="0" w:line="240" w:lineRule="auto"/>
-        <w:ind w:left="720"/>
-        <w:rPr>
-          <w:rFonts w:ascii="Times New Roman" w:hAnsi="Times New Roman" w:cs="Times New Roman"/>
-          <w:sz w:val="24"/>
-          <w:szCs w:val="24"/>
-        </w:rPr>
-      </w:pPr>
-    </w:p>
-    <w:p>
-      <w:pPr>
-        <w:spacing w:after="0" w:line="240" w:lineRule="auto"/>
-        <w:ind w:left="720"/>
-        <w:rPr>
-          <w:rFonts w:ascii="Times New Roman" w:hAnsi="Times New Roman" w:cs="Times New Roman"/>
-          <w:sz w:val="24"/>
-          <w:szCs w:val="24"/>
-        </w:rPr>
-      </w:pPr>
-    </w:p>
-    <w:p>
-      <w:pPr>
-        <w:spacing w:after="0" w:line="240" w:lineRule="auto"/>
-        <w:ind w:left="720"/>
-        <w:rPr>
-          <w:rFonts w:ascii="Times New Roman" w:hAnsi="Times New Roman" w:cs="Times New Roman"/>
-          <w:sz w:val="24"/>
-          <w:szCs w:val="24"/>
-        </w:rPr>
-      </w:pPr>
-    </w:p>
-    <w:p>
-      <w:pPr>
-        <w:spacing w:after="0" w:line="240" w:lineRule="auto"/>
-        <w:ind w:left="720"/>
-        <w:rPr>
-          <w:rFonts w:ascii="Times New Roman" w:hAnsi="Times New Roman" w:cs="Times New Roman"/>
-          <w:sz w:val="24"/>
-          <w:szCs w:val="24"/>
-        </w:rPr>
-      </w:pPr>
-    </w:p>
-    <w:p>
-      <w:pPr>
-        <w:spacing w:after="0" w:line="240" w:lineRule="auto"/>
-        <w:ind w:left="720"/>
-        <w:rPr>
-          <w:rFonts w:ascii="Times New Roman" w:hAnsi="Times New Roman" w:cs="Times New Roman"/>
-          <w:sz w:val="24"/>
-          <w:szCs w:val="24"/>
-        </w:rPr>
-      </w:pPr>
-    </w:p>
-    <w:p>
-      <w:pPr>
-        <w:pStyle w:val="ListParagraph"/>
         <w:spacing w:after="0" w:line="240" w:lineRule="auto"/>
         <w:rPr>
           <w:rFonts w:ascii="Times New Roman" w:hAnsi="Times New Roman" w:cs="Times New Roman"/>
@@ -518,21 +528,23 @@
       <w:tblPr>
         <w:tblStyle w:val="GridTable1Light-Accent3"/>
         <w:tblW w:w="0" w:type="auto"/>
+        <w:jc w:val="center"/>
         <w:tblLook w:val="04A0" w:firstRow="1" w:lastRow="0" w:firstColumn="1" w:lastColumn="0" w:noHBand="0" w:noVBand="1"/>
       </w:tblPr>
       <w:tblGrid>
-        <w:gridCol w:w="1680"/>
-        <w:gridCol w:w="5716"/>
+        <w:gridCol w:w="1679"/>
+        <w:gridCol w:w="5717"/>
         <w:gridCol w:w="1150"/>
       </w:tblGrid>
       <w:tr>
         <w:trPr>
           <w:cnfStyle w:val="100000000000" w:firstRow="1" w:lastRow="0" w:firstColumn="0" w:lastColumn="0" w:oddVBand="0" w:evenVBand="0" w:oddHBand="0" w:evenHBand="0" w:firstRowFirstColumn="0" w:firstRowLastColumn="0" w:lastRowFirstColumn="0" w:lastRowLastColumn="0"/>
+          <w:jc w:val="center"/>
         </w:trPr>
         <w:tc>
           <w:tcPr>
             <w:cnfStyle w:val="001000000000" w:firstRow="0" w:lastRow="0" w:firstColumn="1" w:lastColumn="0" w:oddVBand="0" w:evenVBand="0" w:oddHBand="0" w:evenHBand="0" w:firstRowFirstColumn="0" w:firstRowLastColumn="0" w:lastRowFirstColumn="0" w:lastRowLastColumn="0"/>
-            <w:tcW w:w="1696" w:type="dxa"/>
+            <w:tcW w:w="1679" w:type="dxa"/>
           </w:tcPr>
           <w:p>
             <w:pPr>
@@ -555,7 +567,7 @@
         </w:tc>
         <w:tc>
           <w:tcPr>
-            <w:tcW w:w="5778" w:type="dxa"/>
+            <w:tcW w:w="5717" w:type="dxa"/>
           </w:tcPr>
           <w:p>
             <w:pPr>
@@ -579,7 +591,7 @@
         </w:tc>
         <w:tc>
           <w:tcPr>
-            <w:tcW w:w="1072" w:type="dxa"/>
+            <w:tcW w:w="1150" w:type="dxa"/>
           </w:tcPr>
           <w:p>
             <w:pPr>
@@ -603,10 +615,13 @@
         </w:tc>
       </w:tr>
       <w:tr>
+        <w:trPr>
+          <w:jc w:val="center"/>
+        </w:trPr>
         <w:tc>
           <w:tcPr>
             <w:cnfStyle w:val="001000000000" w:firstRow="0" w:lastRow="0" w:firstColumn="1" w:lastColumn="0" w:oddVBand="0" w:evenVBand="0" w:oddHBand="0" w:evenHBand="0" w:firstRowFirstColumn="0" w:firstRowLastColumn="0" w:lastRowFirstColumn="0" w:lastRowLastColumn="0"/>
-            <w:tcW w:w="1696" w:type="dxa"/>
+            <w:tcW w:w="1679" w:type="dxa"/>
           </w:tcPr>
           <w:p>
             <w:pPr>
@@ -627,13 +642,13 @@
                 <w:sz w:val="24"/>
                 <w:szCs w:val="24"/>
               </w:rPr>
-              <w:t>Week 1-2</w:t>
-            </w:r>
-          </w:p>
-        </w:tc>
-        <w:tc>
-          <w:tcPr>
-            <w:tcW w:w="5778" w:type="dxa"/>
+              <w:t>Week 1</w:t>
+            </w:r>
+          </w:p>
+        </w:tc>
+        <w:tc>
+          <w:tcPr>
+            <w:tcW w:w="5717" w:type="dxa"/>
           </w:tcPr>
           <w:p>
             <w:pPr>
@@ -657,7 +672,7 @@
         </w:tc>
         <w:tc>
           <w:tcPr>
-            <w:tcW w:w="1072" w:type="dxa"/>
+            <w:tcW w:w="1150" w:type="dxa"/>
           </w:tcPr>
           <w:p>
             <w:pPr>
@@ -675,16 +690,27 @@
                 <w:sz w:val="24"/>
                 <w:szCs w:val="24"/>
               </w:rPr>
-              <w:t>2 Weeks</w:t>
+              <w:t>1</w:t>
+            </w:r>
+            <w:r>
+              <w:rPr>
+                <w:rFonts w:ascii="Times New Roman" w:hAnsi="Times New Roman" w:cs="Times New Roman"/>
+                <w:sz w:val="24"/>
+                <w:szCs w:val="24"/>
+              </w:rPr>
+              <w:t xml:space="preserve"> Week</w:t>
             </w:r>
           </w:p>
         </w:tc>
       </w:tr>
       <w:tr>
+        <w:trPr>
+          <w:jc w:val="center"/>
+        </w:trPr>
         <w:tc>
           <w:tcPr>
             <w:cnfStyle w:val="001000000000" w:firstRow="0" w:lastRow="0" w:firstColumn="1" w:lastColumn="0" w:oddVBand="0" w:evenVBand="0" w:oddHBand="0" w:evenHBand="0" w:firstRowFirstColumn="0" w:firstRowLastColumn="0" w:lastRowFirstColumn="0" w:lastRowLastColumn="0"/>
-            <w:tcW w:w="1696" w:type="dxa"/>
+            <w:tcW w:w="1679" w:type="dxa"/>
           </w:tcPr>
           <w:p>
             <w:pPr>
@@ -705,13 +731,23 @@
                 <w:sz w:val="24"/>
                 <w:szCs w:val="24"/>
               </w:rPr>
-              <w:t>Week 3</w:t>
-            </w:r>
-          </w:p>
-        </w:tc>
-        <w:tc>
-          <w:tcPr>
-            <w:tcW w:w="5778" w:type="dxa"/>
+              <w:t xml:space="preserve">Week </w:t>
+            </w:r>
+            <w:r>
+              <w:rPr>
+                <w:rFonts w:ascii="Times New Roman" w:hAnsi="Times New Roman" w:cs="Times New Roman"/>
+                <w:b w:val="0"/>
+                <w:bCs w:val="0"/>
+                <w:sz w:val="24"/>
+                <w:szCs w:val="24"/>
+              </w:rPr>
+              <w:t>2</w:t>
+            </w:r>
+          </w:p>
+        </w:tc>
+        <w:tc>
+          <w:tcPr>
+            <w:tcW w:w="5717" w:type="dxa"/>
           </w:tcPr>
           <w:p>
             <w:pPr>
@@ -729,13 +765,29 @@
                 <w:sz w:val="24"/>
                 <w:szCs w:val="24"/>
               </w:rPr>
-              <w:t>System Design (ERD, DFD, UML Diagrams)</w:t>
-            </w:r>
-          </w:p>
-        </w:tc>
-        <w:tc>
-          <w:tcPr>
-            <w:tcW w:w="1072" w:type="dxa"/>
+              <w:t>System Design (ERD, UML Diagrams</w:t>
+            </w:r>
+            <w:r>
+              <w:rPr>
+                <w:rFonts w:ascii="Times New Roman" w:hAnsi="Times New Roman" w:cs="Times New Roman"/>
+                <w:sz w:val="24"/>
+                <w:szCs w:val="24"/>
+              </w:rPr>
+              <w:t>, Project Planning</w:t>
+            </w:r>
+            <w:r>
+              <w:rPr>
+                <w:rFonts w:ascii="Times New Roman" w:hAnsi="Times New Roman" w:cs="Times New Roman"/>
+                <w:sz w:val="24"/>
+                <w:szCs w:val="24"/>
+              </w:rPr>
+              <w:t>)</w:t>
+            </w:r>
+          </w:p>
+        </w:tc>
+        <w:tc>
+          <w:tcPr>
+            <w:tcW w:w="1150" w:type="dxa"/>
           </w:tcPr>
           <w:p>
             <w:pPr>
@@ -753,16 +805,27 @@
                 <w:sz w:val="24"/>
                 <w:szCs w:val="24"/>
               </w:rPr>
-              <w:t>1 Week</w:t>
+              <w:t>1</w:t>
+            </w:r>
+            <w:r>
+              <w:rPr>
+                <w:rFonts w:ascii="Times New Roman" w:hAnsi="Times New Roman" w:cs="Times New Roman"/>
+                <w:sz w:val="24"/>
+                <w:szCs w:val="24"/>
+              </w:rPr>
+              <w:t xml:space="preserve"> Week</w:t>
             </w:r>
           </w:p>
         </w:tc>
       </w:tr>
       <w:tr>
+        <w:trPr>
+          <w:jc w:val="center"/>
+        </w:trPr>
         <w:tc>
           <w:tcPr>
             <w:cnfStyle w:val="001000000000" w:firstRow="0" w:lastRow="0" w:firstColumn="1" w:lastColumn="0" w:oddVBand="0" w:evenVBand="0" w:oddHBand="0" w:evenHBand="0" w:firstRowFirstColumn="0" w:firstRowLastColumn="0" w:lastRowFirstColumn="0" w:lastRowLastColumn="0"/>
-            <w:tcW w:w="1696" w:type="dxa"/>
+            <w:tcW w:w="1679" w:type="dxa"/>
           </w:tcPr>
           <w:p>
             <w:pPr>
@@ -783,13 +846,43 @@
                 <w:sz w:val="24"/>
                 <w:szCs w:val="24"/>
               </w:rPr>
-              <w:t>Week 4-6</w:t>
-            </w:r>
-          </w:p>
-        </w:tc>
-        <w:tc>
-          <w:tcPr>
-            <w:tcW w:w="5778" w:type="dxa"/>
+              <w:t xml:space="preserve">Week </w:t>
+            </w:r>
+            <w:r>
+              <w:rPr>
+                <w:rFonts w:ascii="Times New Roman" w:hAnsi="Times New Roman" w:cs="Times New Roman"/>
+                <w:b w:val="0"/>
+                <w:bCs w:val="0"/>
+                <w:sz w:val="24"/>
+                <w:szCs w:val="24"/>
+              </w:rPr>
+              <w:t>3</w:t>
+            </w:r>
+            <w:r>
+              <w:rPr>
+                <w:rFonts w:ascii="Times New Roman" w:hAnsi="Times New Roman" w:cs="Times New Roman"/>
+                <w:b w:val="0"/>
+                <w:bCs w:val="0"/>
+                <w:sz w:val="24"/>
+                <w:szCs w:val="24"/>
+              </w:rPr>
+              <w:t>-</w:t>
+            </w:r>
+            <w:r>
+              <w:rPr>
+                <w:rFonts w:ascii="Times New Roman" w:hAnsi="Times New Roman" w:cs="Times New Roman"/>
+                <w:b w:val="0"/>
+                <w:bCs w:val="0"/>
+                <w:sz w:val="24"/>
+                <w:szCs w:val="24"/>
+              </w:rPr>
+              <w:t>4</w:t>
+            </w:r>
+          </w:p>
+        </w:tc>
+        <w:tc>
+          <w:tcPr>
+            <w:tcW w:w="5717" w:type="dxa"/>
           </w:tcPr>
           <w:p>
             <w:pPr>
@@ -807,13 +900,55 @@
                 <w:sz w:val="24"/>
                 <w:szCs w:val="24"/>
               </w:rPr>
-              <w:t>Database Design &amp; Setup (MySQL/PostgreSQL)</w:t>
-            </w:r>
-          </w:p>
-        </w:tc>
-        <w:tc>
-          <w:tcPr>
-            <w:tcW w:w="1072" w:type="dxa"/>
+              <w:t>Database</w:t>
+            </w:r>
+            <w:r>
+              <w:rPr>
+                <w:rFonts w:ascii="Times New Roman" w:hAnsi="Times New Roman" w:cs="Times New Roman"/>
+                <w:sz w:val="24"/>
+                <w:szCs w:val="24"/>
+              </w:rPr>
+              <w:t xml:space="preserve"> Setup JSON Server</w:t>
+            </w:r>
+            <w:r>
+              <w:rPr>
+                <w:rFonts w:ascii="Times New Roman" w:hAnsi="Times New Roman" w:cs="Times New Roman"/>
+                <w:sz w:val="24"/>
+                <w:szCs w:val="24"/>
+              </w:rPr>
+              <w:t xml:space="preserve"> (</w:t>
+            </w:r>
+            <w:proofErr w:type="gramStart"/>
+            <w:r>
+              <w:rPr>
+                <w:rFonts w:ascii="Times New Roman" w:hAnsi="Times New Roman" w:cs="Times New Roman"/>
+                <w:sz w:val="24"/>
+                <w:szCs w:val="24"/>
+              </w:rPr>
+              <w:t>db.json</w:t>
+            </w:r>
+            <w:proofErr w:type="gramEnd"/>
+            <w:r>
+              <w:rPr>
+                <w:rFonts w:ascii="Times New Roman" w:hAnsi="Times New Roman" w:cs="Times New Roman"/>
+                <w:sz w:val="24"/>
+                <w:szCs w:val="24"/>
+              </w:rPr>
+              <w:t>, API Structure</w:t>
+            </w:r>
+            <w:r>
+              <w:rPr>
+                <w:rFonts w:ascii="Times New Roman" w:hAnsi="Times New Roman" w:cs="Times New Roman"/>
+                <w:sz w:val="24"/>
+                <w:szCs w:val="24"/>
+              </w:rPr>
+              <w:t>)</w:t>
+            </w:r>
+          </w:p>
+        </w:tc>
+        <w:tc>
+          <w:tcPr>
+            <w:tcW w:w="1150" w:type="dxa"/>
           </w:tcPr>
           <w:p>
             <w:pPr>
@@ -831,16 +966,27 @@
                 <w:sz w:val="24"/>
                 <w:szCs w:val="24"/>
               </w:rPr>
-              <w:t>3 Weeks</w:t>
+              <w:t>2</w:t>
+            </w:r>
+            <w:r>
+              <w:rPr>
+                <w:rFonts w:ascii="Times New Roman" w:hAnsi="Times New Roman" w:cs="Times New Roman"/>
+                <w:sz w:val="24"/>
+                <w:szCs w:val="24"/>
+              </w:rPr>
+              <w:t xml:space="preserve"> Weeks</w:t>
             </w:r>
           </w:p>
         </w:tc>
       </w:tr>
       <w:tr>
+        <w:trPr>
+          <w:jc w:val="center"/>
+        </w:trPr>
         <w:tc>
           <w:tcPr>
             <w:cnfStyle w:val="001000000000" w:firstRow="0" w:lastRow="0" w:firstColumn="1" w:lastColumn="0" w:oddVBand="0" w:evenVBand="0" w:oddHBand="0" w:evenHBand="0" w:firstRowFirstColumn="0" w:firstRowLastColumn="0" w:lastRowFirstColumn="0" w:lastRowLastColumn="0"/>
-            <w:tcW w:w="1696" w:type="dxa"/>
+            <w:tcW w:w="1679" w:type="dxa"/>
           </w:tcPr>
           <w:p>
             <w:pPr>
@@ -861,13 +1007,43 @@
                 <w:sz w:val="24"/>
                 <w:szCs w:val="24"/>
               </w:rPr>
-              <w:t>Week 7-10</w:t>
-            </w:r>
-          </w:p>
-        </w:tc>
-        <w:tc>
-          <w:tcPr>
-            <w:tcW w:w="5778" w:type="dxa"/>
+              <w:t xml:space="preserve">Week </w:t>
+            </w:r>
+            <w:r>
+              <w:rPr>
+                <w:rFonts w:ascii="Times New Roman" w:hAnsi="Times New Roman" w:cs="Times New Roman"/>
+                <w:b w:val="0"/>
+                <w:bCs w:val="0"/>
+                <w:sz w:val="24"/>
+                <w:szCs w:val="24"/>
+              </w:rPr>
+              <w:t>5</w:t>
+            </w:r>
+            <w:r>
+              <w:rPr>
+                <w:rFonts w:ascii="Times New Roman" w:hAnsi="Times New Roman" w:cs="Times New Roman"/>
+                <w:b w:val="0"/>
+                <w:bCs w:val="0"/>
+                <w:sz w:val="24"/>
+                <w:szCs w:val="24"/>
+              </w:rPr>
+              <w:t>-</w:t>
+            </w:r>
+            <w:r>
+              <w:rPr>
+                <w:rFonts w:ascii="Times New Roman" w:hAnsi="Times New Roman" w:cs="Times New Roman"/>
+                <w:b w:val="0"/>
+                <w:bCs w:val="0"/>
+                <w:sz w:val="24"/>
+                <w:szCs w:val="24"/>
+              </w:rPr>
+              <w:t>6</w:t>
+            </w:r>
+          </w:p>
+        </w:tc>
+        <w:tc>
+          <w:tcPr>
+            <w:tcW w:w="5717" w:type="dxa"/>
           </w:tcPr>
           <w:p>
             <w:pPr>
@@ -885,13 +1061,55 @@
                 <w:sz w:val="24"/>
                 <w:szCs w:val="24"/>
               </w:rPr>
-              <w:t xml:space="preserve">Frontend Development (HTML, CSS, JavaScript) </w:t>
-            </w:r>
-          </w:p>
-        </w:tc>
-        <w:tc>
-          <w:tcPr>
-            <w:tcW w:w="1072" w:type="dxa"/>
+              <w:t>Frontend</w:t>
+            </w:r>
+            <w:r>
+              <w:rPr>
+                <w:rFonts w:ascii="Times New Roman" w:hAnsi="Times New Roman" w:cs="Times New Roman"/>
+                <w:sz w:val="24"/>
+                <w:szCs w:val="24"/>
+              </w:rPr>
+              <w:t xml:space="preserve"> </w:t>
+            </w:r>
+            <w:proofErr w:type="gramStart"/>
+            <w:r>
+              <w:rPr>
+                <w:rFonts w:ascii="Times New Roman" w:hAnsi="Times New Roman" w:cs="Times New Roman"/>
+                <w:sz w:val="24"/>
+                <w:szCs w:val="24"/>
+              </w:rPr>
+              <w:t>Setup</w:t>
+            </w:r>
+            <w:r>
+              <w:rPr>
+                <w:rFonts w:ascii="Times New Roman" w:hAnsi="Times New Roman" w:cs="Times New Roman"/>
+                <w:sz w:val="24"/>
+                <w:szCs w:val="24"/>
+              </w:rPr>
+              <w:t>(</w:t>
+            </w:r>
+            <w:proofErr w:type="gramEnd"/>
+            <w:r>
+              <w:rPr>
+                <w:rFonts w:ascii="Times New Roman" w:hAnsi="Times New Roman" w:cs="Times New Roman"/>
+                <w:sz w:val="24"/>
+                <w:szCs w:val="24"/>
+              </w:rPr>
+              <w:t>React setup, Routing, UI using Bootstrap</w:t>
+            </w:r>
+            <w:r>
+              <w:rPr>
+                <w:rFonts w:ascii="Times New Roman" w:hAnsi="Times New Roman" w:cs="Times New Roman"/>
+                <w:sz w:val="24"/>
+                <w:szCs w:val="24"/>
+              </w:rPr>
+              <w:t xml:space="preserve">) </w:t>
+            </w:r>
+          </w:p>
+        </w:tc>
+        <w:tc>
+          <w:tcPr>
+            <w:tcW w:w="1150" w:type="dxa"/>
           </w:tcPr>
           <w:p>
             <w:pPr>
@@ -909,16 +1127,27 @@
                 <w:sz w:val="24"/>
                 <w:szCs w:val="24"/>
               </w:rPr>
-              <w:t>4 Weeks</w:t>
+              <w:t>2</w:t>
+            </w:r>
+            <w:r>
+              <w:rPr>
+                <w:rFonts w:ascii="Times New Roman" w:hAnsi="Times New Roman" w:cs="Times New Roman"/>
+                <w:sz w:val="24"/>
+                <w:szCs w:val="24"/>
+              </w:rPr>
+              <w:t xml:space="preserve"> Weeks</w:t>
             </w:r>
           </w:p>
         </w:tc>
       </w:tr>
       <w:tr>
+        <w:trPr>
+          <w:jc w:val="center"/>
+        </w:trPr>
         <w:tc>
           <w:tcPr>
             <w:cnfStyle w:val="001000000000" w:firstRow="0" w:lastRow="0" w:firstColumn="1" w:lastColumn="0" w:oddVBand="0" w:evenVBand="0" w:oddHBand="0" w:evenHBand="0" w:firstRowFirstColumn="0" w:firstRowLastColumn="0" w:lastRowFirstColumn="0" w:lastRowLastColumn="0"/>
-            <w:tcW w:w="1696" w:type="dxa"/>
+            <w:tcW w:w="1679" w:type="dxa"/>
           </w:tcPr>
           <w:p>
             <w:pPr>
@@ -939,13 +1168,43 @@
                 <w:sz w:val="24"/>
                 <w:szCs w:val="24"/>
               </w:rPr>
-              <w:t>Week 11-14</w:t>
-            </w:r>
-          </w:p>
-        </w:tc>
-        <w:tc>
-          <w:tcPr>
-            <w:tcW w:w="5778" w:type="dxa"/>
+              <w:t xml:space="preserve">Week </w:t>
+            </w:r>
+            <w:r>
+              <w:rPr>
+                <w:rFonts w:ascii="Times New Roman" w:hAnsi="Times New Roman" w:cs="Times New Roman"/>
+                <w:b w:val="0"/>
+                <w:bCs w:val="0"/>
+                <w:sz w:val="24"/>
+                <w:szCs w:val="24"/>
+              </w:rPr>
+              <w:t>7</w:t>
+            </w:r>
+            <w:r>
+              <w:rPr>
+                <w:rFonts w:ascii="Times New Roman" w:hAnsi="Times New Roman" w:cs="Times New Roman"/>
+                <w:b w:val="0"/>
+                <w:bCs w:val="0"/>
+                <w:sz w:val="24"/>
+                <w:szCs w:val="24"/>
+              </w:rPr>
+              <w:t>-</w:t>
+            </w:r>
+            <w:r>
+              <w:rPr>
+                <w:rFonts w:ascii="Times New Roman" w:hAnsi="Times New Roman" w:cs="Times New Roman"/>
+                <w:b w:val="0"/>
+                <w:bCs w:val="0"/>
+                <w:sz w:val="24"/>
+                <w:szCs w:val="24"/>
+              </w:rPr>
+              <w:t>8</w:t>
+            </w:r>
+          </w:p>
+        </w:tc>
+        <w:tc>
+          <w:tcPr>
+            <w:tcW w:w="5717" w:type="dxa"/>
           </w:tcPr>
           <w:p>
             <w:pPr>
@@ -963,13 +1222,37 @@
                 <w:sz w:val="24"/>
                 <w:szCs w:val="24"/>
               </w:rPr>
-              <w:t>Backend Development (Python/Java/PHP)</w:t>
-            </w:r>
-          </w:p>
-        </w:tc>
-        <w:tc>
-          <w:tcPr>
-            <w:tcW w:w="1072" w:type="dxa"/>
+              <w:t xml:space="preserve">Core Module </w:t>
+            </w:r>
+            <w:r>
+              <w:rPr>
+                <w:rFonts w:ascii="Times New Roman" w:hAnsi="Times New Roman" w:cs="Times New Roman"/>
+                <w:sz w:val="24"/>
+                <w:szCs w:val="24"/>
+              </w:rPr>
+              <w:t>Development (</w:t>
+            </w:r>
+            <w:r>
+              <w:rPr>
+                <w:rFonts w:ascii="Times New Roman" w:hAnsi="Times New Roman" w:cs="Times New Roman"/>
+                <w:sz w:val="24"/>
+                <w:szCs w:val="24"/>
+              </w:rPr>
+              <w:t>Patient, Doctor, Room</w:t>
+            </w:r>
+            <w:r>
+              <w:rPr>
+                <w:rFonts w:ascii="Times New Roman" w:hAnsi="Times New Roman" w:cs="Times New Roman"/>
+                <w:sz w:val="24"/>
+                <w:szCs w:val="24"/>
+              </w:rPr>
+              <w:t>)</w:t>
+            </w:r>
+          </w:p>
+        </w:tc>
+        <w:tc>
+          <w:tcPr>
+            <w:tcW w:w="1150" w:type="dxa"/>
           </w:tcPr>
           <w:p>
             <w:pPr>
@@ -987,16 +1270,27 @@
                 <w:sz w:val="24"/>
                 <w:szCs w:val="24"/>
               </w:rPr>
-              <w:t>4 Weeks</w:t>
+              <w:t>2</w:t>
+            </w:r>
+            <w:r>
+              <w:rPr>
+                <w:rFonts w:ascii="Times New Roman" w:hAnsi="Times New Roman" w:cs="Times New Roman"/>
+                <w:sz w:val="24"/>
+                <w:szCs w:val="24"/>
+              </w:rPr>
+              <w:t xml:space="preserve"> Weeks</w:t>
             </w:r>
           </w:p>
         </w:tc>
       </w:tr>
       <w:tr>
+        <w:trPr>
+          <w:jc w:val="center"/>
+        </w:trPr>
         <w:tc>
           <w:tcPr>
             <w:cnfStyle w:val="001000000000" w:firstRow="0" w:lastRow="0" w:firstColumn="1" w:lastColumn="0" w:oddVBand="0" w:evenVBand="0" w:oddHBand="0" w:evenHBand="0" w:firstRowFirstColumn="0" w:firstRowLastColumn="0" w:lastRowFirstColumn="0" w:lastRowLastColumn="0"/>
-            <w:tcW w:w="1696" w:type="dxa"/>
+            <w:tcW w:w="1679" w:type="dxa"/>
           </w:tcPr>
           <w:p>
             <w:pPr>
@@ -1017,13 +1311,43 @@
                 <w:sz w:val="24"/>
                 <w:szCs w:val="24"/>
               </w:rPr>
-              <w:t>Week 15-16</w:t>
-            </w:r>
-          </w:p>
-        </w:tc>
-        <w:tc>
-          <w:tcPr>
-            <w:tcW w:w="5778" w:type="dxa"/>
+              <w:t xml:space="preserve">Week </w:t>
+            </w:r>
+            <w:r>
+              <w:rPr>
+                <w:rFonts w:ascii="Times New Roman" w:hAnsi="Times New Roman" w:cs="Times New Roman"/>
+                <w:b w:val="0"/>
+                <w:bCs w:val="0"/>
+                <w:sz w:val="24"/>
+                <w:szCs w:val="24"/>
+              </w:rPr>
+              <w:t>9</w:t>
+            </w:r>
+            <w:r>
+              <w:rPr>
+                <w:rFonts w:ascii="Times New Roman" w:hAnsi="Times New Roman" w:cs="Times New Roman"/>
+                <w:b w:val="0"/>
+                <w:bCs w:val="0"/>
+                <w:sz w:val="24"/>
+                <w:szCs w:val="24"/>
+              </w:rPr>
+              <w:t>-1</w:t>
+            </w:r>
+            <w:r>
+              <w:rPr>
+                <w:rFonts w:ascii="Times New Roman" w:hAnsi="Times New Roman" w:cs="Times New Roman"/>
+                <w:b w:val="0"/>
+                <w:bCs w:val="0"/>
+                <w:sz w:val="24"/>
+                <w:szCs w:val="24"/>
+              </w:rPr>
+              <w:t>0</w:t>
+            </w:r>
+          </w:p>
+        </w:tc>
+        <w:tc>
+          <w:tcPr>
+            <w:tcW w:w="5717" w:type="dxa"/>
           </w:tcPr>
           <w:p>
             <w:pPr>
@@ -1041,13 +1365,49 @@
                 <w:sz w:val="24"/>
                 <w:szCs w:val="24"/>
               </w:rPr>
-              <w:t>Integration &amp; Testing</w:t>
-            </w:r>
-          </w:p>
-        </w:tc>
-        <w:tc>
-          <w:tcPr>
-            <w:tcW w:w="1072" w:type="dxa"/>
+              <w:t>Advanced Modules (</w:t>
+            </w:r>
+            <w:proofErr w:type="gramStart"/>
+            <w:r>
+              <w:rPr>
+                <w:rFonts w:ascii="Times New Roman" w:hAnsi="Times New Roman" w:cs="Times New Roman"/>
+                <w:sz w:val="24"/>
+                <w:szCs w:val="24"/>
+              </w:rPr>
+              <w:t>Lab,Bill</w:t>
+            </w:r>
+            <w:proofErr w:type="gramEnd"/>
+            <w:r>
+              <w:rPr>
+                <w:rFonts w:ascii="Times New Roman" w:hAnsi="Times New Roman" w:cs="Times New Roman"/>
+                <w:sz w:val="24"/>
+                <w:szCs w:val="24"/>
+              </w:rPr>
+              <w:t>,</w:t>
+            </w:r>
+            <w:proofErr w:type="gramStart"/>
+            <w:r>
+              <w:rPr>
+                <w:rFonts w:ascii="Times New Roman" w:hAnsi="Times New Roman" w:cs="Times New Roman"/>
+                <w:sz w:val="24"/>
+                <w:szCs w:val="24"/>
+              </w:rPr>
+              <w:t>Discharge,API</w:t>
+            </w:r>
+            <w:proofErr w:type="gramEnd"/>
+            <w:r>
+              <w:rPr>
+                <w:rFonts w:ascii="Times New Roman" w:hAnsi="Times New Roman" w:cs="Times New Roman"/>
+                <w:sz w:val="24"/>
+                <w:szCs w:val="24"/>
+              </w:rPr>
+              <w:t xml:space="preserve"> Integration)</w:t>
+            </w:r>
+          </w:p>
+        </w:tc>
+        <w:tc>
+          <w:tcPr>
+            <w:tcW w:w="1150" w:type="dxa"/>
           </w:tcPr>
           <w:p>
             <w:pPr>
@@ -1071,10 +1431,13 @@
         </w:tc>
       </w:tr>
       <w:tr>
+        <w:trPr>
+          <w:jc w:val="center"/>
+        </w:trPr>
         <w:tc>
           <w:tcPr>
             <w:cnfStyle w:val="001000000000" w:firstRow="0" w:lastRow="0" w:firstColumn="1" w:lastColumn="0" w:oddVBand="0" w:evenVBand="0" w:oddHBand="0" w:evenHBand="0" w:firstRowFirstColumn="0" w:firstRowLastColumn="0" w:lastRowFirstColumn="0" w:lastRowLastColumn="0"/>
-            <w:tcW w:w="1696" w:type="dxa"/>
+            <w:tcW w:w="1679" w:type="dxa"/>
           </w:tcPr>
           <w:p>
             <w:pPr>
@@ -1095,13 +1458,23 @@
                 <w:sz w:val="24"/>
                 <w:szCs w:val="24"/>
               </w:rPr>
-              <w:t>Week 17</w:t>
-            </w:r>
-          </w:p>
-        </w:tc>
-        <w:tc>
-          <w:tcPr>
-            <w:tcW w:w="5778" w:type="dxa"/>
+              <w:t>Week 1</w:t>
+            </w:r>
+            <w:r>
+              <w:rPr>
+                <w:rFonts w:ascii="Times New Roman" w:hAnsi="Times New Roman" w:cs="Times New Roman"/>
+                <w:b w:val="0"/>
+                <w:bCs w:val="0"/>
+                <w:sz w:val="24"/>
+                <w:szCs w:val="24"/>
+              </w:rPr>
+              <w:t>1-12</w:t>
+            </w:r>
+          </w:p>
+        </w:tc>
+        <w:tc>
+          <w:tcPr>
+            <w:tcW w:w="5717" w:type="dxa"/>
           </w:tcPr>
           <w:p>
             <w:pPr>
@@ -1119,13 +1492,13 @@
                 <w:sz w:val="24"/>
                 <w:szCs w:val="24"/>
               </w:rPr>
-              <w:t>Deployment &amp; Documentation</w:t>
-            </w:r>
-          </w:p>
-        </w:tc>
-        <w:tc>
-          <w:tcPr>
-            <w:tcW w:w="1072" w:type="dxa"/>
+              <w:t>Testing, Bug Fixing, Deployment &amp; Documentation</w:t>
+            </w:r>
+          </w:p>
+        </w:tc>
+        <w:tc>
+          <w:tcPr>
+            <w:tcW w:w="1150" w:type="dxa"/>
           </w:tcPr>
           <w:p>
             <w:pPr>
@@ -1143,85 +1516,15 @@
                 <w:sz w:val="24"/>
                 <w:szCs w:val="24"/>
               </w:rPr>
-              <w:t>1 Week</w:t>
-            </w:r>
-          </w:p>
-        </w:tc>
-      </w:tr>
-      <w:tr>
-        <w:tc>
-          <w:tcPr>
-            <w:cnfStyle w:val="001000000000" w:firstRow="0" w:lastRow="0" w:firstColumn="1" w:lastColumn="0" w:oddVBand="0" w:evenVBand="0" w:oddHBand="0" w:evenHBand="0" w:firstRowFirstColumn="0" w:firstRowLastColumn="0" w:lastRowFirstColumn="0" w:lastRowLastColumn="0"/>
-            <w:tcW w:w="1696" w:type="dxa"/>
-          </w:tcPr>
-          <w:p>
-            <w:pPr>
-              <w:jc w:val="both"/>
-              <w:rPr>
-                <w:rFonts w:ascii="Times New Roman" w:hAnsi="Times New Roman" w:cs="Times New Roman"/>
-                <w:b w:val="0"/>
-                <w:bCs w:val="0"/>
-                <w:sz w:val="24"/>
-                <w:szCs w:val="24"/>
-              </w:rPr>
-            </w:pPr>
-            <w:r>
-              <w:rPr>
-                <w:rFonts w:ascii="Times New Roman" w:hAnsi="Times New Roman" w:cs="Times New Roman"/>
-                <w:b w:val="0"/>
-                <w:bCs w:val="0"/>
-                <w:sz w:val="24"/>
-                <w:szCs w:val="24"/>
-              </w:rPr>
-              <w:t>Week 18</w:t>
-            </w:r>
-          </w:p>
-        </w:tc>
-        <w:tc>
-          <w:tcPr>
-            <w:tcW w:w="5778" w:type="dxa"/>
-          </w:tcPr>
-          <w:p>
-            <w:pPr>
-              <w:jc w:val="both"/>
-              <w:cnfStyle w:val="000000000000" w:firstRow="0" w:lastRow="0" w:firstColumn="0" w:lastColumn="0" w:oddVBand="0" w:evenVBand="0" w:oddHBand="0" w:evenHBand="0" w:firstRowFirstColumn="0" w:firstRowLastColumn="0" w:lastRowFirstColumn="0" w:lastRowLastColumn="0"/>
-              <w:rPr>
-                <w:rFonts w:ascii="Times New Roman" w:hAnsi="Times New Roman" w:cs="Times New Roman"/>
-                <w:sz w:val="24"/>
-                <w:szCs w:val="24"/>
-              </w:rPr>
-            </w:pPr>
-            <w:r>
-              <w:rPr>
-                <w:rFonts w:ascii="Times New Roman" w:hAnsi="Times New Roman" w:cs="Times New Roman"/>
-                <w:sz w:val="24"/>
-                <w:szCs w:val="24"/>
-              </w:rPr>
-              <w:t>Final Review &amp; Submission</w:t>
-            </w:r>
-          </w:p>
-        </w:tc>
-        <w:tc>
-          <w:tcPr>
-            <w:tcW w:w="1072" w:type="dxa"/>
-          </w:tcPr>
-          <w:p>
-            <w:pPr>
-              <w:jc w:val="both"/>
-              <w:cnfStyle w:val="000000000000" w:firstRow="0" w:lastRow="0" w:firstColumn="0" w:lastColumn="0" w:oddVBand="0" w:evenVBand="0" w:oddHBand="0" w:evenHBand="0" w:firstRowFirstColumn="0" w:firstRowLastColumn="0" w:lastRowFirstColumn="0" w:lastRowLastColumn="0"/>
-              <w:rPr>
-                <w:rFonts w:ascii="Times New Roman" w:hAnsi="Times New Roman" w:cs="Times New Roman"/>
-                <w:sz w:val="24"/>
-                <w:szCs w:val="24"/>
-              </w:rPr>
-            </w:pPr>
-            <w:r>
-              <w:rPr>
-                <w:rFonts w:ascii="Times New Roman" w:hAnsi="Times New Roman" w:cs="Times New Roman"/>
-                <w:sz w:val="24"/>
-                <w:szCs w:val="24"/>
-              </w:rPr>
-              <w:t>1 Week</w:t>
+              <w:t>2</w:t>
+            </w:r>
+            <w:r>
+              <w:rPr>
+                <w:rFonts w:ascii="Times New Roman" w:hAnsi="Times New Roman" w:cs="Times New Roman"/>
+                <w:sz w:val="24"/>
+                <w:szCs w:val="24"/>
+              </w:rPr>
+              <w:t xml:space="preserve"> Week</w:t>
             </w:r>
           </w:p>
         </w:tc>
@@ -1414,7 +1717,7 @@
           <w:sz w:val="24"/>
           <w:szCs w:val="24"/>
         </w:rPr>
-        <w:t>The Hospital Management System (HMS) is developed to replace traditional manual hospital management processes with a centralized web-based application. In many hospitals, tasks such as maintaining patient records, managing doctor consultations, handling laboratory reports, and generating bills are performed manually, which can lead to errors, delays, and inefficient data management. The system provides a digital solution to store, update, and retrieve hospital information efficiently.</w:t>
+        <w:t>The ArogyaOne Hospital Management System (HMS) is developed to replace traditional manual healthcare processes with a centralized web-based application. In many hospitals, tasks such as managing OPD/IPD admissions, doctor consultations, laboratory diagnostics, surgical schedules, and complex billing are handled manually, leading to communication gaps, financial errors, and inefficient data management. ArogyaOne provides a secure, digital solution to seamlessly store, track, and retrieve comprehensive medical and administrative records across all hospital departments in real time.</w:t>
       </w:r>
     </w:p>
     <w:p>
@@ -1573,31 +1876,63 @@
           <w:numId w:val="15"/>
         </w:numPr>
         <w:spacing w:after="0" w:line="240" w:lineRule="auto"/>
-        <w:ind w:left="1080"/>
         <w:jc w:val="both"/>
-        <w:rPr>
-          <w:rFonts w:ascii="Times New Roman" w:eastAsia="Times New Roman" w:hAnsi="Times New Roman" w:cs="Times New Roman"/>
-          <w:sz w:val="24"/>
-          <w:szCs w:val="24"/>
-        </w:rPr>
-      </w:pPr>
-      <w:r>
-        <w:rPr>
-          <w:rFonts w:ascii="Times New Roman" w:eastAsia="Times New Roman" w:hAnsi="Times New Roman" w:cs="Times New Roman"/>
-          <w:b/>
-          <w:bCs/>
-          <w:sz w:val="24"/>
-          <w:szCs w:val="24"/>
-        </w:rPr>
-        <w:t>Manage Doctors:</w:t>
-      </w:r>
-      <w:r>
-        <w:rPr>
-          <w:rFonts w:ascii="Times New Roman" w:eastAsia="Times New Roman" w:hAnsi="Times New Roman" w:cs="Times New Roman"/>
-          <w:sz w:val="24"/>
-          <w:szCs w:val="24"/>
-        </w:rPr>
-        <w:t xml:space="preserve"> Admin can add, update, view, and delete doctor details in the system.</w:t>
+      </w:pPr>
+      <w:r>
+        <w:rPr>
+          <w:rFonts w:ascii="Times New Roman" w:eastAsia="Times New Roman" w:hAnsi="Times New Roman" w:cs="Times New Roman"/>
+          <w:b/>
+          <w:bCs/>
+          <w:sz w:val="24"/>
+          <w:szCs w:val="24"/>
+        </w:rPr>
+        <w:t xml:space="preserve">Command </w:t>
+      </w:r>
+      <w:r>
+        <w:rPr>
+          <w:rFonts w:ascii="Times New Roman" w:eastAsia="Times New Roman" w:hAnsi="Times New Roman" w:cs="Times New Roman"/>
+          <w:b/>
+          <w:bCs/>
+          <w:sz w:val="24"/>
+          <w:szCs w:val="24"/>
+        </w:rPr>
+        <w:t>Centre</w:t>
+      </w:r>
+      <w:r>
+        <w:rPr>
+          <w:rFonts w:ascii="Times New Roman" w:eastAsia="Times New Roman" w:hAnsi="Times New Roman" w:cs="Times New Roman"/>
+          <w:b/>
+          <w:bCs/>
+          <w:sz w:val="24"/>
+          <w:szCs w:val="24"/>
+        </w:rPr>
+        <w:t xml:space="preserve"> Analytics</w:t>
+      </w:r>
+      <w:r>
+        <w:rPr>
+          <w:rFonts w:ascii="Times New Roman" w:eastAsia="Times New Roman" w:hAnsi="Times New Roman" w:cs="Times New Roman"/>
+          <w:b/>
+          <w:bCs/>
+          <w:sz w:val="24"/>
+          <w:szCs w:val="24"/>
+        </w:rPr>
+        <w:t>:</w:t>
+      </w:r>
+      <w:r>
+        <w:rPr>
+          <w:rFonts w:ascii="Times New Roman" w:eastAsia="Times New Roman" w:hAnsi="Times New Roman" w:cs="Times New Roman"/>
+          <w:sz w:val="24"/>
+          <w:szCs w:val="24"/>
+        </w:rPr>
+        <w:t xml:space="preserve"> </w:t>
+      </w:r>
+      <w:r>
+        <w:rPr>
+          <w:rFonts w:ascii="Times New Roman" w:eastAsia="Times New Roman" w:hAnsi="Times New Roman" w:cs="Times New Roman"/>
+          <w:sz w:val="24"/>
+          <w:szCs w:val="24"/>
+        </w:rPr>
+        <w:t>Admin can monitor live hospital KPIs, daily revenue trends, and real-time bed occupancy rates.</w:t>
       </w:r>
     </w:p>
     <w:p>
@@ -1612,10 +1947,21 @@
         <w:rPr>
           <w:rStyle w:val="Strong"/>
         </w:rPr>
-        <w:t>Manage Patients:</w:t>
-      </w:r>
-      <w:r>
-        <w:t xml:space="preserve"> Admin can view and manage patient information stored in the system.</w:t>
+        <w:t>Manage Staff &amp; Doctors:</w:t>
+      </w:r>
+      <w:r>
+        <w:rPr>
+          <w:rStyle w:val="Strong"/>
+        </w:rPr>
+        <w:t xml:space="preserve"> </w:t>
+      </w:r>
+      <w:r>
+        <w:rPr>
+          <w:rStyle w:val="Strong"/>
+          <w:b w:val="0"/>
+          <w:bCs w:val="0"/>
+        </w:rPr>
+        <w:t>Admin can add, update, view, and revoke system access for doctors and all administrative staff.</w:t>
       </w:r>
     </w:p>
     <w:p>
@@ -1630,10 +1976,31 @@
         <w:rPr>
           <w:rStyle w:val="Strong"/>
         </w:rPr>
-        <w:t>Manage Rooms:</w:t>
-      </w:r>
-      <w:r>
-        <w:t xml:space="preserve"> Admin can add, update, and manage hospital rooms for patient admission.</w:t>
+        <w:t>Manage</w:t>
+      </w:r>
+      <w:r>
+        <w:rPr>
+          <w:rStyle w:val="Strong"/>
+        </w:rPr>
+        <w:t xml:space="preserve"> Facilities</w:t>
+      </w:r>
+      <w:r>
+        <w:rPr>
+          <w:rStyle w:val="Strong"/>
+        </w:rPr>
+        <w:t>:</w:t>
+      </w:r>
+      <w:r>
+        <w:t xml:space="preserve"> </w:t>
+      </w:r>
+      <w:r>
+        <w:t xml:space="preserve">Admin can add, update, and manage IPD rooms/wards and Operation </w:t>
+      </w:r>
+      <w:r>
+        <w:t>Theatres</w:t>
+      </w:r>
+      <w:r>
+        <w:t xml:space="preserve"> (OT).</w:t>
       </w:r>
     </w:p>
     <w:p>
@@ -1648,10 +2015,13 @@
         <w:rPr>
           <w:rStyle w:val="Strong"/>
         </w:rPr>
-        <w:t>Manage Lab Tests:</w:t>
-      </w:r>
-      <w:r>
-        <w:t xml:space="preserve"> Admin can create and manage available laboratory tests in the system.</w:t>
+        <w:t>Master Patient Directory:</w:t>
+      </w:r>
+      <w:r>
+        <w:t xml:space="preserve"> </w:t>
+      </w:r>
+      <w:r>
+        <w:t>Admin can view all patient records, perform cascade deletions, and export database records to CSV.</w:t>
       </w:r>
     </w:p>
     <w:p>
@@ -1664,12 +2034,13 @@
       </w:pPr>
       <w:r>
         <w:rPr>
-          <w:rStyle w:val="Strong"/>
-        </w:rPr>
-        <w:t>View System Data:</w:t>
-      </w:r>
-      <w:r>
-        <w:t xml:space="preserve"> Admin can monitor overall hospital records and system activities.</w:t>
+          <w:b/>
+          <w:bCs/>
+        </w:rPr>
+        <w:t>Audit Patient History:</w:t>
+      </w:r>
+      <w:r>
+        <w:t xml:space="preserve"> Admin can view the complete medical lifecycle (OPD and IPD history) of any registered patient.</w:t>
       </w:r>
     </w:p>
     <w:p>
@@ -1738,31 +2109,18 @@
           <w:sz w:val="24"/>
           <w:szCs w:val="24"/>
         </w:rPr>
-        <w:t xml:space="preserve">: </w:t>
-      </w:r>
-      <w:r>
-        <w:rPr>
-          <w:rFonts w:ascii="Times New Roman" w:eastAsia="Times New Roman" w:hAnsi="Times New Roman" w:cs="Times New Roman"/>
-          <w:sz w:val="24"/>
-          <w:szCs w:val="24"/>
-        </w:rPr>
-        <w:t>Registration</w:t>
-      </w:r>
-      <w:r>
-        <w:rPr>
-          <w:rFonts w:ascii="Times New Roman" w:eastAsia="Times New Roman" w:hAnsi="Times New Roman" w:cs="Times New Roman"/>
-          <w:sz w:val="24"/>
-          <w:szCs w:val="24"/>
-        </w:rPr>
-        <w:t xml:space="preserve"> must be authenticated before accessing system</w:t>
-      </w:r>
-      <w:r>
-        <w:rPr>
-          <w:rFonts w:ascii="Times New Roman" w:eastAsia="Times New Roman" w:hAnsi="Times New Roman" w:cs="Times New Roman"/>
-          <w:sz w:val="24"/>
-          <w:szCs w:val="24"/>
-        </w:rPr>
-        <w:t>.</w:t>
+        <w:t>:</w:t>
+      </w:r>
+      <w:r>
+        <w:t xml:space="preserve"> </w:t>
+      </w:r>
+      <w:r>
+        <w:rPr>
+          <w:rFonts w:ascii="Times New Roman" w:eastAsia="Times New Roman" w:hAnsi="Times New Roman" w:cs="Times New Roman"/>
+          <w:sz w:val="24"/>
+          <w:szCs w:val="24"/>
+        </w:rPr>
+        <w:t>Registration staff must be authenticated before accessing the system.</w:t>
       </w:r>
     </w:p>
     <w:p>
@@ -1797,7 +2155,23 @@
           <w:sz w:val="24"/>
           <w:szCs w:val="24"/>
         </w:rPr>
-        <w:t>: Register new patients for outpatient department visits.</w:t>
+        <w:t xml:space="preserve">: </w:t>
+      </w:r>
+      <w:r>
+        <w:rPr>
+          <w:rFonts w:ascii="Times New Roman" w:eastAsia="Times New Roman" w:hAnsi="Times New Roman" w:cs="Times New Roman"/>
+          <w:sz w:val="24"/>
+          <w:szCs w:val="24"/>
+        </w:rPr>
+        <w:t>Register new walk-in patients, assign consultant doctors, and capture demographic details</w:t>
+      </w:r>
+      <w:r>
+        <w:rPr>
+          <w:rFonts w:ascii="Times New Roman" w:eastAsia="Times New Roman" w:hAnsi="Times New Roman" w:cs="Times New Roman"/>
+          <w:sz w:val="24"/>
+          <w:szCs w:val="24"/>
+        </w:rPr>
+        <w:t>.</w:t>
       </w:r>
     </w:p>
     <w:p>
@@ -1824,15 +2198,15 @@
           <w:sz w:val="24"/>
           <w:szCs w:val="24"/>
         </w:rPr>
-        <w:t>Appointment Confirmation:</w:t>
-      </w:r>
-      <w:r>
-        <w:rPr>
-          <w:rFonts w:ascii="Times New Roman" w:eastAsia="Times New Roman" w:hAnsi="Times New Roman" w:cs="Times New Roman"/>
-          <w:sz w:val="24"/>
-          <w:szCs w:val="24"/>
-        </w:rPr>
-        <w:t xml:space="preserve"> Schedule and confirm appointments with doctors.</w:t>
+        <w:t xml:space="preserve">Manage Appointments: </w:t>
+      </w:r>
+      <w:r>
+        <w:rPr>
+          <w:rFonts w:ascii="Times New Roman" w:eastAsia="Times New Roman" w:hAnsi="Times New Roman" w:cs="Times New Roman"/>
+          <w:sz w:val="24"/>
+          <w:szCs w:val="24"/>
+        </w:rPr>
+        <w:t>View, confirm, verify, or cancel upcoming patient appointments.</w:t>
       </w:r>
     </w:p>
     <w:p>
@@ -1859,15 +2233,15 @@
           <w:sz w:val="24"/>
           <w:szCs w:val="24"/>
         </w:rPr>
-        <w:t>Patient Admission:</w:t>
-      </w:r>
-      <w:r>
-        <w:rPr>
-          <w:rFonts w:ascii="Times New Roman" w:eastAsia="Times New Roman" w:hAnsi="Times New Roman" w:cs="Times New Roman"/>
-          <w:sz w:val="24"/>
-          <w:szCs w:val="24"/>
-        </w:rPr>
-        <w:t xml:space="preserve"> Admit patients into hospital rooms for IPD treatment.</w:t>
+        <w:t>IPD Room Allocation:</w:t>
+      </w:r>
+      <w:r>
+        <w:rPr>
+          <w:rFonts w:ascii="Times New Roman" w:eastAsia="Times New Roman" w:hAnsi="Times New Roman" w:cs="Times New Roman"/>
+          <w:sz w:val="24"/>
+          <w:szCs w:val="24"/>
+        </w:rPr>
+        <w:t xml:space="preserve"> Admit patients into the hospital by allocating available IPD rooms and capturing consent details.</w:t>
       </w:r>
     </w:p>
     <w:p>
@@ -1894,15 +2268,15 @@
           <w:sz w:val="24"/>
           <w:szCs w:val="24"/>
         </w:rPr>
-        <w:t>Manage Patient Records:</w:t>
-      </w:r>
-      <w:r>
-        <w:rPr>
-          <w:rFonts w:ascii="Times New Roman" w:eastAsia="Times New Roman" w:hAnsi="Times New Roman" w:cs="Times New Roman"/>
-          <w:sz w:val="24"/>
-          <w:szCs w:val="24"/>
-        </w:rPr>
-        <w:t xml:space="preserve"> View and manage patient registration information.</w:t>
+        <w:t>Clinical Discharge:</w:t>
+      </w:r>
+      <w:r>
+        <w:rPr>
+          <w:rFonts w:ascii="Times New Roman" w:eastAsia="Times New Roman" w:hAnsi="Times New Roman" w:cs="Times New Roman"/>
+          <w:sz w:val="24"/>
+          <w:szCs w:val="24"/>
+        </w:rPr>
+        <w:t xml:space="preserve"> Process clinical discharges by generating NABH-compliant discharge summaries with medication prescriptions.</w:t>
       </w:r>
     </w:p>
     <w:p>
@@ -1929,28 +2303,16 @@
           <w:sz w:val="24"/>
           <w:szCs w:val="24"/>
         </w:rPr>
-        <w:t>Patient Discharge:</w:t>
-      </w:r>
-      <w:r>
-        <w:rPr>
-          <w:rFonts w:ascii="Times New Roman" w:eastAsia="Times New Roman" w:hAnsi="Times New Roman" w:cs="Times New Roman"/>
-          <w:sz w:val="24"/>
-          <w:szCs w:val="24"/>
-        </w:rPr>
-        <w:t xml:space="preserve"> Handle patient discharge process after treatment completion.</w:t>
-      </w:r>
-    </w:p>
-    <w:p>
-      <w:pPr>
-        <w:spacing w:after="0" w:line="240" w:lineRule="auto"/>
-        <w:ind w:left="720"/>
-        <w:jc w:val="both"/>
-        <w:rPr>
-          <w:rFonts w:ascii="Times New Roman" w:eastAsia="Times New Roman" w:hAnsi="Times New Roman" w:cs="Times New Roman"/>
-          <w:sz w:val="24"/>
-          <w:szCs w:val="24"/>
-        </w:rPr>
-      </w:pPr>
+        <w:t>Patient Document Management:</w:t>
+      </w:r>
+      <w:r>
+        <w:rPr>
+          <w:rFonts w:ascii="Times New Roman" w:eastAsia="Times New Roman" w:hAnsi="Times New Roman" w:cs="Times New Roman"/>
+          <w:sz w:val="24"/>
+          <w:szCs w:val="24"/>
+        </w:rPr>
+        <w:t xml:space="preserve"> Print official hospital ID cards, admission consent forms, and patient sticker sheets.</w:t>
+      </w:r>
     </w:p>
     <w:p>
       <w:pPr>
@@ -1965,14 +2327,71 @@
           <w:szCs w:val="24"/>
         </w:rPr>
       </w:pPr>
-      <w:r>
-        <w:rPr>
-          <w:rFonts w:ascii="Times New Roman" w:eastAsia="Times New Roman" w:hAnsi="Times New Roman" w:cs="Times New Roman"/>
-          <w:b/>
-          <w:bCs/>
-          <w:sz w:val="24"/>
-          <w:szCs w:val="24"/>
-        </w:rPr>
+    </w:p>
+    <w:p>
+      <w:pPr>
+        <w:spacing w:after="0" w:line="240" w:lineRule="auto"/>
+        <w:ind w:left="360"/>
+        <w:jc w:val="both"/>
+        <w:rPr>
+          <w:rFonts w:ascii="Times New Roman" w:eastAsia="Times New Roman" w:hAnsi="Times New Roman" w:cs="Times New Roman"/>
+          <w:b/>
+          <w:bCs/>
+          <w:sz w:val="24"/>
+          <w:szCs w:val="24"/>
+        </w:rPr>
+      </w:pPr>
+    </w:p>
+    <w:p>
+      <w:pPr>
+        <w:spacing w:after="0" w:line="240" w:lineRule="auto"/>
+        <w:ind w:left="360"/>
+        <w:jc w:val="both"/>
+        <w:rPr>
+          <w:rFonts w:ascii="Times New Roman" w:eastAsia="Times New Roman" w:hAnsi="Times New Roman" w:cs="Times New Roman"/>
+          <w:b/>
+          <w:bCs/>
+          <w:sz w:val="24"/>
+          <w:szCs w:val="24"/>
+        </w:rPr>
+      </w:pPr>
+    </w:p>
+    <w:p>
+      <w:pPr>
+        <w:spacing w:after="0" w:line="240" w:lineRule="auto"/>
+        <w:ind w:left="360"/>
+        <w:jc w:val="both"/>
+        <w:rPr>
+          <w:rFonts w:ascii="Times New Roman" w:eastAsia="Times New Roman" w:hAnsi="Times New Roman" w:cs="Times New Roman"/>
+          <w:b/>
+          <w:bCs/>
+          <w:sz w:val="24"/>
+          <w:szCs w:val="24"/>
+        </w:rPr>
+      </w:pPr>
+    </w:p>
+    <w:p>
+      <w:pPr>
+        <w:spacing w:after="0" w:line="240" w:lineRule="auto"/>
+        <w:ind w:left="360"/>
+        <w:jc w:val="both"/>
+        <w:rPr>
+          <w:rFonts w:ascii="Times New Roman" w:eastAsia="Times New Roman" w:hAnsi="Times New Roman" w:cs="Times New Roman"/>
+          <w:b/>
+          <w:bCs/>
+          <w:sz w:val="24"/>
+          <w:szCs w:val="24"/>
+        </w:rPr>
+      </w:pPr>
+      <w:r>
+        <w:rPr>
+          <w:rFonts w:ascii="Times New Roman" w:eastAsia="Times New Roman" w:hAnsi="Times New Roman" w:cs="Times New Roman"/>
+          <w:b/>
+          <w:bCs/>
+          <w:sz w:val="24"/>
+          <w:szCs w:val="24"/>
+        </w:rPr>
+        <w:lastRenderedPageBreak/>
         <w:t>Doctor</w:t>
       </w:r>
     </w:p>
@@ -2000,39 +2419,15 @@
           <w:sz w:val="24"/>
           <w:szCs w:val="24"/>
         </w:rPr>
-        <w:t>Authentication</w:t>
-      </w:r>
-      <w:r>
-        <w:rPr>
-          <w:rFonts w:ascii="Times New Roman" w:eastAsia="Times New Roman" w:hAnsi="Times New Roman" w:cs="Times New Roman"/>
-          <w:sz w:val="24"/>
-          <w:szCs w:val="24"/>
-        </w:rPr>
-        <w:t xml:space="preserve">: </w:t>
-      </w:r>
-      <w:r>
-        <w:rPr>
-          <w:rFonts w:ascii="Times New Roman" w:eastAsia="Times New Roman" w:hAnsi="Times New Roman" w:cs="Times New Roman"/>
-          <w:sz w:val="24"/>
-          <w:szCs w:val="24"/>
-        </w:rPr>
-        <w:t>Doctor</w:t>
-      </w:r>
-      <w:r>
-        <w:rPr>
-          <w:rFonts w:ascii="Times New Roman" w:eastAsia="Times New Roman" w:hAnsi="Times New Roman" w:cs="Times New Roman"/>
-          <w:sz w:val="24"/>
-          <w:szCs w:val="24"/>
-        </w:rPr>
-        <w:t xml:space="preserve"> must be authenticated before accessing system</w:t>
-      </w:r>
-      <w:r>
-        <w:rPr>
-          <w:rFonts w:ascii="Times New Roman" w:eastAsia="Times New Roman" w:hAnsi="Times New Roman" w:cs="Times New Roman"/>
-          <w:sz w:val="24"/>
-          <w:szCs w:val="24"/>
-        </w:rPr>
-        <w:t>.</w:t>
+        <w:t>Authentication:</w:t>
+      </w:r>
+      <w:r>
+        <w:rPr>
+          <w:rFonts w:ascii="Times New Roman" w:eastAsia="Times New Roman" w:hAnsi="Times New Roman" w:cs="Times New Roman"/>
+          <w:sz w:val="24"/>
+          <w:szCs w:val="24"/>
+        </w:rPr>
+        <w:t xml:space="preserve"> Doctor must be authenticated before accessing the system.</w:t>
       </w:r>
     </w:p>
     <w:p>
@@ -2059,33 +2454,15 @@
           <w:sz w:val="24"/>
           <w:szCs w:val="24"/>
         </w:rPr>
-        <w:t>View Patients</w:t>
-      </w:r>
-      <w:r>
-        <w:rPr>
-          <w:rFonts w:ascii="Times New Roman" w:eastAsia="Times New Roman" w:hAnsi="Times New Roman" w:cs="Times New Roman"/>
-          <w:sz w:val="24"/>
-          <w:szCs w:val="24"/>
-        </w:rPr>
-        <w:t>:</w:t>
-      </w:r>
-      <w:r>
-        <w:rPr>
-          <w:rFonts w:ascii="Times New Roman" w:eastAsia="Times New Roman" w:hAnsi="Times New Roman" w:cs="Times New Roman"/>
-          <w:b/>
-          <w:bCs/>
-          <w:sz w:val="24"/>
-          <w:szCs w:val="24"/>
-        </w:rPr>
-        <w:t xml:space="preserve"> </w:t>
-      </w:r>
-      <w:r>
-        <w:rPr>
-          <w:rFonts w:ascii="Times New Roman" w:eastAsia="Times New Roman" w:hAnsi="Times New Roman" w:cs="Times New Roman"/>
-          <w:sz w:val="24"/>
-          <w:szCs w:val="24"/>
-        </w:rPr>
-        <w:t>Doctor can view patient details and medical records.</w:t>
+        <w:t>OPD Consultations:</w:t>
+      </w:r>
+      <w:r>
+        <w:rPr>
+          <w:rFonts w:ascii="Times New Roman" w:eastAsia="Times New Roman" w:hAnsi="Times New Roman" w:cs="Times New Roman"/>
+          <w:sz w:val="24"/>
+          <w:szCs w:val="24"/>
+        </w:rPr>
+        <w:t xml:space="preserve"> Doctor can view and consult scheduled outpatient department (OPD) patients.</w:t>
       </w:r>
     </w:p>
     <w:p>
@@ -2112,15 +2489,15 @@
           <w:sz w:val="24"/>
           <w:szCs w:val="24"/>
         </w:rPr>
-        <w:t>View IPD Patients:</w:t>
-      </w:r>
-      <w:r>
-        <w:rPr>
-          <w:rFonts w:ascii="Times New Roman" w:eastAsia="Times New Roman" w:hAnsi="Times New Roman" w:cs="Times New Roman"/>
-          <w:sz w:val="24"/>
-          <w:szCs w:val="24"/>
-        </w:rPr>
-        <w:t xml:space="preserve"> Doctor can view admitted patients assigned for treatment.</w:t>
+        <w:t>IPD Rounds:</w:t>
+      </w:r>
+      <w:r>
+        <w:rPr>
+          <w:rFonts w:ascii="Times New Roman" w:eastAsia="Times New Roman" w:hAnsi="Times New Roman" w:cs="Times New Roman"/>
+          <w:sz w:val="24"/>
+          <w:szCs w:val="24"/>
+        </w:rPr>
+        <w:t xml:space="preserve"> Doctor can monitor and evaluate admitted IPD patients assigned under their care.</w:t>
       </w:r>
     </w:p>
     <w:p>
@@ -2147,15 +2524,15 @@
           <w:sz w:val="24"/>
           <w:szCs w:val="24"/>
         </w:rPr>
-        <w:t>Consult Patients:</w:t>
-      </w:r>
-      <w:r>
-        <w:rPr>
-          <w:rFonts w:ascii="Times New Roman" w:eastAsia="Times New Roman" w:hAnsi="Times New Roman" w:cs="Times New Roman"/>
-          <w:sz w:val="24"/>
-          <w:szCs w:val="24"/>
-        </w:rPr>
-        <w:t xml:space="preserve"> Doctor can consult OPD and IPD patients.</w:t>
+        <w:t>Manage Prescriptions:</w:t>
+      </w:r>
+      <w:r>
+        <w:rPr>
+          <w:rFonts w:ascii="Times New Roman" w:eastAsia="Times New Roman" w:hAnsi="Times New Roman" w:cs="Times New Roman"/>
+          <w:sz w:val="24"/>
+          <w:szCs w:val="24"/>
+        </w:rPr>
+        <w:t xml:space="preserve"> Doctor can create, update, and manage electronic medication prescriptions.</w:t>
       </w:r>
     </w:p>
     <w:p>
@@ -2182,79 +2559,15 @@
           <w:sz w:val="24"/>
           <w:szCs w:val="24"/>
         </w:rPr>
-        <w:t>Manage Prescription:</w:t>
-      </w:r>
-      <w:r>
-        <w:rPr>
-          <w:rFonts w:ascii="Times New Roman" w:eastAsia="Times New Roman" w:hAnsi="Times New Roman" w:cs="Times New Roman"/>
-          <w:sz w:val="24"/>
-          <w:szCs w:val="24"/>
-        </w:rPr>
-        <w:t xml:space="preserve"> Doctor can create and update patient prescriptions.</w:t>
-      </w:r>
-    </w:p>
-    <w:p>
-      <w:pPr>
-        <w:pStyle w:val="ListParagraph"/>
-        <w:spacing w:after="0" w:line="240" w:lineRule="auto"/>
-        <w:ind w:left="1080"/>
-        <w:jc w:val="both"/>
-        <w:rPr>
-          <w:rFonts w:ascii="Times New Roman" w:eastAsia="Times New Roman" w:hAnsi="Times New Roman" w:cs="Times New Roman"/>
-          <w:sz w:val="24"/>
-          <w:szCs w:val="24"/>
-        </w:rPr>
-      </w:pPr>
-    </w:p>
-    <w:p>
-      <w:pPr>
-        <w:pStyle w:val="ListParagraph"/>
-        <w:spacing w:after="0" w:line="240" w:lineRule="auto"/>
-        <w:ind w:left="1080"/>
-        <w:jc w:val="both"/>
-        <w:rPr>
-          <w:rFonts w:ascii="Times New Roman" w:eastAsia="Times New Roman" w:hAnsi="Times New Roman" w:cs="Times New Roman"/>
-          <w:sz w:val="24"/>
-          <w:szCs w:val="24"/>
-        </w:rPr>
-      </w:pPr>
-    </w:p>
-    <w:p>
-      <w:pPr>
-        <w:pStyle w:val="ListParagraph"/>
-        <w:spacing w:after="0" w:line="240" w:lineRule="auto"/>
-        <w:ind w:left="1080"/>
-        <w:jc w:val="both"/>
-        <w:rPr>
-          <w:rFonts w:ascii="Times New Roman" w:eastAsia="Times New Roman" w:hAnsi="Times New Roman" w:cs="Times New Roman"/>
-          <w:sz w:val="24"/>
-          <w:szCs w:val="24"/>
-        </w:rPr>
-      </w:pPr>
-    </w:p>
-    <w:p>
-      <w:pPr>
-        <w:spacing w:after="0" w:line="240" w:lineRule="auto"/>
-        <w:ind w:left="360"/>
-        <w:jc w:val="both"/>
-        <w:rPr>
-          <w:rFonts w:ascii="Times New Roman" w:eastAsia="Times New Roman" w:hAnsi="Times New Roman" w:cs="Times New Roman"/>
-          <w:b/>
-          <w:bCs/>
-          <w:sz w:val="24"/>
-          <w:szCs w:val="24"/>
-        </w:rPr>
-      </w:pPr>
-      <w:r>
-        <w:rPr>
-          <w:rFonts w:ascii="Times New Roman" w:eastAsia="Times New Roman" w:hAnsi="Times New Roman" w:cs="Times New Roman"/>
-          <w:b/>
-          <w:bCs/>
-          <w:sz w:val="24"/>
-          <w:szCs w:val="24"/>
-        </w:rPr>
-        <w:lastRenderedPageBreak/>
-        <w:t>Lab</w:t>
+        <w:t xml:space="preserve">Advise Diagnostics &amp; Procedures: </w:t>
+      </w:r>
+      <w:r>
+        <w:rPr>
+          <w:rFonts w:ascii="Times New Roman" w:eastAsia="Times New Roman" w:hAnsi="Times New Roman" w:cs="Times New Roman"/>
+          <w:sz w:val="24"/>
+          <w:szCs w:val="24"/>
+        </w:rPr>
+        <w:t>Doctor can recommend laboratory tests and surgical procedures during consultations.</w:t>
       </w:r>
     </w:p>
     <w:p>
@@ -2281,39 +2594,50 @@
           <w:sz w:val="24"/>
           <w:szCs w:val="24"/>
         </w:rPr>
-        <w:t>Authentication</w:t>
-      </w:r>
-      <w:r>
-        <w:rPr>
-          <w:rFonts w:ascii="Times New Roman" w:eastAsia="Times New Roman" w:hAnsi="Times New Roman" w:cs="Times New Roman"/>
-          <w:sz w:val="24"/>
-          <w:szCs w:val="24"/>
-        </w:rPr>
-        <w:t xml:space="preserve">: </w:t>
-      </w:r>
-      <w:r>
-        <w:rPr>
-          <w:rFonts w:ascii="Times New Roman" w:eastAsia="Times New Roman" w:hAnsi="Times New Roman" w:cs="Times New Roman"/>
+        <w:t>Manage Clinical Notes:</w:t>
+      </w:r>
+      <w:r>
+        <w:rPr>
+          <w:rFonts w:ascii="Times New Roman" w:eastAsia="Times New Roman" w:hAnsi="Times New Roman" w:cs="Times New Roman"/>
+          <w:sz w:val="24"/>
+          <w:szCs w:val="24"/>
+        </w:rPr>
+        <w:t xml:space="preserve"> Doctor can record chief complaints, primary diagnoses, and follow-up instructions.</w:t>
+      </w:r>
+    </w:p>
+    <w:p>
+      <w:pPr>
+        <w:spacing w:after="0" w:line="240" w:lineRule="auto"/>
+        <w:jc w:val="both"/>
+        <w:rPr>
+          <w:rFonts w:ascii="Times New Roman" w:eastAsia="Times New Roman" w:hAnsi="Times New Roman" w:cs="Times New Roman"/>
+          <w:sz w:val="24"/>
+          <w:szCs w:val="24"/>
+        </w:rPr>
+      </w:pPr>
+    </w:p>
+    <w:p>
+      <w:pPr>
+        <w:spacing w:after="0" w:line="240" w:lineRule="auto"/>
+        <w:ind w:left="360"/>
+        <w:jc w:val="both"/>
+        <w:rPr>
+          <w:rFonts w:ascii="Times New Roman" w:eastAsia="Times New Roman" w:hAnsi="Times New Roman" w:cs="Times New Roman"/>
+          <w:b/>
+          <w:bCs/>
+          <w:sz w:val="24"/>
+          <w:szCs w:val="24"/>
+        </w:rPr>
+      </w:pPr>
+      <w:r>
+        <w:rPr>
+          <w:rFonts w:ascii="Times New Roman" w:eastAsia="Times New Roman" w:hAnsi="Times New Roman" w:cs="Times New Roman"/>
+          <w:b/>
+          <w:bCs/>
           <w:sz w:val="24"/>
           <w:szCs w:val="24"/>
         </w:rPr>
         <w:t>Lab</w:t>
-      </w:r>
-      <w:r>
-        <w:rPr>
-          <w:rFonts w:ascii="Times New Roman" w:eastAsia="Times New Roman" w:hAnsi="Times New Roman" w:cs="Times New Roman"/>
-          <w:sz w:val="24"/>
-          <w:szCs w:val="24"/>
-        </w:rPr>
-        <w:t xml:space="preserve"> must be authenticated before accessing system</w:t>
-      </w:r>
-      <w:r>
-        <w:rPr>
-          <w:rFonts w:ascii="Times New Roman" w:eastAsia="Times New Roman" w:hAnsi="Times New Roman" w:cs="Times New Roman"/>
-          <w:sz w:val="24"/>
-          <w:szCs w:val="24"/>
-        </w:rPr>
-        <w:t>.</w:t>
       </w:r>
     </w:p>
     <w:p>
@@ -2340,15 +2664,15 @@
           <w:sz w:val="24"/>
           <w:szCs w:val="24"/>
         </w:rPr>
-        <w:t>View Patients:</w:t>
-      </w:r>
-      <w:r>
-        <w:rPr>
-          <w:rFonts w:ascii="Times New Roman" w:eastAsia="Times New Roman" w:hAnsi="Times New Roman" w:cs="Times New Roman"/>
-          <w:sz w:val="24"/>
-          <w:szCs w:val="24"/>
-        </w:rPr>
-        <w:t xml:space="preserve"> Lab staff can view patients assigned for laboratory tests.</w:t>
+        <w:t>Authentication:</w:t>
+      </w:r>
+      <w:r>
+        <w:rPr>
+          <w:rFonts w:ascii="Times New Roman" w:eastAsia="Times New Roman" w:hAnsi="Times New Roman" w:cs="Times New Roman"/>
+          <w:sz w:val="24"/>
+          <w:szCs w:val="24"/>
+        </w:rPr>
+        <w:t xml:space="preserve"> Lab technician must be authenticated before accessing the system.</w:t>
       </w:r>
     </w:p>
     <w:p>
@@ -2375,15 +2699,15 @@
           <w:sz w:val="24"/>
           <w:szCs w:val="24"/>
         </w:rPr>
-        <w:t>Manage Lab Reports:</w:t>
-      </w:r>
-      <w:r>
-        <w:rPr>
-          <w:rFonts w:ascii="Times New Roman" w:eastAsia="Times New Roman" w:hAnsi="Times New Roman" w:cs="Times New Roman"/>
-          <w:sz w:val="24"/>
-          <w:szCs w:val="24"/>
-        </w:rPr>
-        <w:t xml:space="preserve"> Create and manage laboratory reports.</w:t>
+        <w:t>View Test Orders:</w:t>
+      </w:r>
+      <w:r>
+        <w:rPr>
+          <w:rFonts w:ascii="Times New Roman" w:eastAsia="Times New Roman" w:hAnsi="Times New Roman" w:cs="Times New Roman"/>
+          <w:sz w:val="24"/>
+          <w:szCs w:val="24"/>
+        </w:rPr>
+        <w:t xml:space="preserve"> Lab staff can view pending laboratory test requests advised by doctors for both OPD and IPD patients.</w:t>
       </w:r>
     </w:p>
     <w:p>
@@ -2410,48 +2734,15 @@
           <w:sz w:val="24"/>
           <w:szCs w:val="24"/>
         </w:rPr>
-        <w:t>Update Test Results:</w:t>
-      </w:r>
-      <w:r>
-        <w:rPr>
-          <w:rFonts w:ascii="Times New Roman" w:eastAsia="Times New Roman" w:hAnsi="Times New Roman" w:cs="Times New Roman"/>
-          <w:sz w:val="24"/>
-          <w:szCs w:val="24"/>
-        </w:rPr>
-        <w:t xml:space="preserve"> Update laboratory test results for patients.</w:t>
-      </w:r>
-    </w:p>
-    <w:p>
-      <w:pPr>
-        <w:pStyle w:val="ListParagraph"/>
-        <w:spacing w:after="0" w:line="360" w:lineRule="auto"/>
-        <w:rPr>
-          <w:rFonts w:ascii="Times New Roman" w:eastAsia="Times New Roman" w:hAnsi="Times New Roman" w:cs="Times New Roman"/>
-        </w:rPr>
-      </w:pPr>
-    </w:p>
-    <w:p>
-      <w:pPr>
-        <w:spacing w:after="0" w:line="240" w:lineRule="auto"/>
-        <w:ind w:left="360"/>
-        <w:jc w:val="both"/>
-        <w:rPr>
-          <w:rFonts w:ascii="Times New Roman" w:eastAsia="Times New Roman" w:hAnsi="Times New Roman" w:cs="Times New Roman"/>
-          <w:b/>
-          <w:bCs/>
-          <w:sz w:val="24"/>
-          <w:szCs w:val="24"/>
-        </w:rPr>
-      </w:pPr>
-      <w:r>
-        <w:rPr>
-          <w:rFonts w:ascii="Times New Roman" w:eastAsia="Times New Roman" w:hAnsi="Times New Roman" w:cs="Times New Roman"/>
-          <w:b/>
-          <w:bCs/>
-          <w:sz w:val="24"/>
-          <w:szCs w:val="24"/>
-        </w:rPr>
-        <w:t>Billing</w:t>
+        <w:t>Process Diagnostics:</w:t>
+      </w:r>
+      <w:r>
+        <w:rPr>
+          <w:rFonts w:ascii="Times New Roman" w:eastAsia="Times New Roman" w:hAnsi="Times New Roman" w:cs="Times New Roman"/>
+          <w:sz w:val="24"/>
+          <w:szCs w:val="24"/>
+        </w:rPr>
+        <w:t xml:space="preserve"> Execute lab tests and record specific parameter results into the system.</w:t>
       </w:r>
     </w:p>
     <w:p>
@@ -2478,39 +2769,15 @@
           <w:sz w:val="24"/>
           <w:szCs w:val="24"/>
         </w:rPr>
-        <w:t>Authentication</w:t>
-      </w:r>
-      <w:r>
-        <w:rPr>
-          <w:rFonts w:ascii="Times New Roman" w:eastAsia="Times New Roman" w:hAnsi="Times New Roman" w:cs="Times New Roman"/>
-          <w:sz w:val="24"/>
-          <w:szCs w:val="24"/>
-        </w:rPr>
-        <w:t xml:space="preserve">: </w:t>
-      </w:r>
-      <w:r>
-        <w:rPr>
-          <w:rFonts w:ascii="Times New Roman" w:eastAsia="Times New Roman" w:hAnsi="Times New Roman" w:cs="Times New Roman"/>
-          <w:sz w:val="24"/>
-          <w:szCs w:val="24"/>
-        </w:rPr>
-        <w:t>Bill</w:t>
-      </w:r>
-      <w:r>
-        <w:rPr>
-          <w:rFonts w:ascii="Times New Roman" w:eastAsia="Times New Roman" w:hAnsi="Times New Roman" w:cs="Times New Roman"/>
-          <w:sz w:val="24"/>
-          <w:szCs w:val="24"/>
-        </w:rPr>
-        <w:t xml:space="preserve"> must be authenticated before accessing system</w:t>
-      </w:r>
-      <w:r>
-        <w:rPr>
-          <w:rFonts w:ascii="Times New Roman" w:eastAsia="Times New Roman" w:hAnsi="Times New Roman" w:cs="Times New Roman"/>
-          <w:sz w:val="24"/>
-          <w:szCs w:val="24"/>
-        </w:rPr>
-        <w:t>.</w:t>
+        <w:t>Generate Lab Reports:</w:t>
+      </w:r>
+      <w:r>
+        <w:rPr>
+          <w:rFonts w:ascii="Times New Roman" w:eastAsia="Times New Roman" w:hAnsi="Times New Roman" w:cs="Times New Roman"/>
+          <w:sz w:val="24"/>
+          <w:szCs w:val="24"/>
+        </w:rPr>
+        <w:t xml:space="preserve"> Finalize, generate, and print diagnostic laboratory reports for patients.</w:t>
       </w:r>
     </w:p>
     <w:p>
@@ -2537,15 +2804,52 @@
           <w:sz w:val="24"/>
           <w:szCs w:val="24"/>
         </w:rPr>
-        <w:t>View Patients:</w:t>
-      </w:r>
-      <w:r>
-        <w:rPr>
-          <w:rFonts w:ascii="Times New Roman" w:eastAsia="Times New Roman" w:hAnsi="Times New Roman" w:cs="Times New Roman"/>
-          <w:sz w:val="24"/>
-          <w:szCs w:val="24"/>
-        </w:rPr>
-        <w:t xml:space="preserve"> Billing staff can view patient details related to billing.</w:t>
+        <w:t>Manage Billing Status:</w:t>
+      </w:r>
+      <w:r>
+        <w:rPr>
+          <w:rFonts w:ascii="Times New Roman" w:eastAsia="Times New Roman" w:hAnsi="Times New Roman" w:cs="Times New Roman"/>
+          <w:sz w:val="24"/>
+          <w:szCs w:val="24"/>
+        </w:rPr>
+        <w:t xml:space="preserve"> Mark test orders as completed to automatically forward diagnostic charges to the central billing engine.</w:t>
+      </w:r>
+    </w:p>
+    <w:p>
+      <w:pPr>
+        <w:pStyle w:val="ListParagraph"/>
+        <w:spacing w:after="0" w:line="240" w:lineRule="auto"/>
+        <w:ind w:left="1080"/>
+        <w:jc w:val="both"/>
+        <w:rPr>
+          <w:rFonts w:ascii="Times New Roman" w:eastAsia="Times New Roman" w:hAnsi="Times New Roman" w:cs="Times New Roman"/>
+          <w:sz w:val="24"/>
+          <w:szCs w:val="24"/>
+        </w:rPr>
+      </w:pPr>
+    </w:p>
+    <w:p>
+      <w:pPr>
+        <w:spacing w:after="0" w:line="240" w:lineRule="auto"/>
+        <w:ind w:left="360"/>
+        <w:jc w:val="both"/>
+        <w:rPr>
+          <w:rFonts w:ascii="Times New Roman" w:eastAsia="Times New Roman" w:hAnsi="Times New Roman" w:cs="Times New Roman"/>
+          <w:b/>
+          <w:bCs/>
+          <w:sz w:val="24"/>
+          <w:szCs w:val="24"/>
+        </w:rPr>
+      </w:pPr>
+      <w:r>
+        <w:rPr>
+          <w:rFonts w:ascii="Times New Roman" w:eastAsia="Times New Roman" w:hAnsi="Times New Roman" w:cs="Times New Roman"/>
+          <w:b/>
+          <w:bCs/>
+          <w:sz w:val="24"/>
+          <w:szCs w:val="24"/>
+        </w:rPr>
+        <w:t>Surgery Desk</w:t>
       </w:r>
     </w:p>
     <w:p>
@@ -2572,15 +2876,15 @@
           <w:sz w:val="24"/>
           <w:szCs w:val="24"/>
         </w:rPr>
-        <w:t>Generate Bills:</w:t>
-      </w:r>
-      <w:r>
-        <w:rPr>
-          <w:rFonts w:ascii="Times New Roman" w:eastAsia="Times New Roman" w:hAnsi="Times New Roman" w:cs="Times New Roman"/>
-          <w:sz w:val="24"/>
-          <w:szCs w:val="24"/>
-        </w:rPr>
-        <w:t xml:space="preserve"> Create and manage patient billing records.</w:t>
+        <w:t>Authentication:</w:t>
+      </w:r>
+      <w:r>
+        <w:rPr>
+          <w:rFonts w:ascii="Times New Roman" w:eastAsia="Times New Roman" w:hAnsi="Times New Roman" w:cs="Times New Roman"/>
+          <w:sz w:val="24"/>
+          <w:szCs w:val="24"/>
+        </w:rPr>
+        <w:t xml:space="preserve"> Surgery staff must be authenticated before accessing the system.</w:t>
       </w:r>
     </w:p>
     <w:p>
@@ -2607,23 +2911,615 @@
           <w:sz w:val="24"/>
           <w:szCs w:val="24"/>
         </w:rPr>
-        <w:t>Manage Payments:</w:t>
-      </w:r>
-      <w:r>
-        <w:rPr>
-          <w:rFonts w:ascii="Times New Roman" w:eastAsia="Times New Roman" w:hAnsi="Times New Roman" w:cs="Times New Roman"/>
-          <w:sz w:val="24"/>
-          <w:szCs w:val="24"/>
-        </w:rPr>
-        <w:t xml:space="preserve"> Record payment details and finalize patient bills.</w:t>
+        <w:t>Schedule Surgeries:</w:t>
+      </w:r>
+      <w:r>
+        <w:rPr>
+          <w:rFonts w:ascii="Times New Roman" w:eastAsia="Times New Roman" w:hAnsi="Times New Roman" w:cs="Times New Roman"/>
+          <w:sz w:val="24"/>
+          <w:szCs w:val="24"/>
+        </w:rPr>
+        <w:t xml:space="preserve"> Book Operation </w:t>
+      </w:r>
+      <w:r>
+        <w:rPr>
+          <w:rFonts w:ascii="Times New Roman" w:eastAsia="Times New Roman" w:hAnsi="Times New Roman" w:cs="Times New Roman"/>
+          <w:sz w:val="24"/>
+          <w:szCs w:val="24"/>
+        </w:rPr>
+        <w:t>Theatres</w:t>
+      </w:r>
+      <w:r>
+        <w:rPr>
+          <w:rFonts w:ascii="Times New Roman" w:eastAsia="Times New Roman" w:hAnsi="Times New Roman" w:cs="Times New Roman"/>
+          <w:sz w:val="24"/>
+          <w:szCs w:val="24"/>
+        </w:rPr>
+        <w:t xml:space="preserve"> (OT) and schedule upcoming surgeries for admitted IPD patients.</w:t>
       </w:r>
     </w:p>
     <w:p>
       <w:pPr>
         <w:pStyle w:val="ListParagraph"/>
-        <w:spacing w:after="0" w:line="360" w:lineRule="auto"/>
-        <w:rPr>
-          <w:rFonts w:ascii="Times New Roman" w:eastAsia="Times New Roman" w:hAnsi="Times New Roman" w:cs="Times New Roman"/>
+        <w:numPr>
+          <w:ilvl w:val="0"/>
+          <w:numId w:val="17"/>
+        </w:numPr>
+        <w:spacing w:after="0" w:line="240" w:lineRule="auto"/>
+        <w:ind w:left="1080"/>
+        <w:jc w:val="both"/>
+        <w:rPr>
+          <w:rFonts w:ascii="Times New Roman" w:eastAsia="Times New Roman" w:hAnsi="Times New Roman" w:cs="Times New Roman"/>
+          <w:sz w:val="24"/>
+          <w:szCs w:val="24"/>
+        </w:rPr>
+      </w:pPr>
+      <w:r>
+        <w:rPr>
+          <w:rFonts w:ascii="Times New Roman" w:eastAsia="Times New Roman" w:hAnsi="Times New Roman" w:cs="Times New Roman"/>
+          <w:b/>
+          <w:bCs/>
+          <w:sz w:val="24"/>
+          <w:szCs w:val="24"/>
+        </w:rPr>
+        <w:t>Manage OT Availability:</w:t>
+      </w:r>
+      <w:r>
+        <w:rPr>
+          <w:rFonts w:ascii="Times New Roman" w:eastAsia="Times New Roman" w:hAnsi="Times New Roman" w:cs="Times New Roman"/>
+          <w:sz w:val="24"/>
+          <w:szCs w:val="24"/>
+        </w:rPr>
+        <w:t xml:space="preserve"> Monitor and update the live status, category, and availability of Operation </w:t>
+      </w:r>
+      <w:r>
+        <w:rPr>
+          <w:rFonts w:ascii="Times New Roman" w:eastAsia="Times New Roman" w:hAnsi="Times New Roman" w:cs="Times New Roman"/>
+          <w:sz w:val="24"/>
+          <w:szCs w:val="24"/>
+        </w:rPr>
+        <w:t>Theatres</w:t>
+      </w:r>
+      <w:r>
+        <w:rPr>
+          <w:rFonts w:ascii="Times New Roman" w:eastAsia="Times New Roman" w:hAnsi="Times New Roman" w:cs="Times New Roman"/>
+          <w:sz w:val="24"/>
+          <w:szCs w:val="24"/>
+        </w:rPr>
+        <w:t>.</w:t>
+      </w:r>
+    </w:p>
+    <w:p>
+      <w:pPr>
+        <w:pStyle w:val="ListParagraph"/>
+        <w:numPr>
+          <w:ilvl w:val="0"/>
+          <w:numId w:val="17"/>
+        </w:numPr>
+        <w:spacing w:after="0" w:line="240" w:lineRule="auto"/>
+        <w:ind w:left="1080"/>
+        <w:jc w:val="both"/>
+        <w:rPr>
+          <w:rFonts w:ascii="Times New Roman" w:eastAsia="Times New Roman" w:hAnsi="Times New Roman" w:cs="Times New Roman"/>
+          <w:sz w:val="24"/>
+          <w:szCs w:val="24"/>
+        </w:rPr>
+      </w:pPr>
+      <w:r>
+        <w:rPr>
+          <w:rFonts w:ascii="Times New Roman" w:eastAsia="Times New Roman" w:hAnsi="Times New Roman" w:cs="Times New Roman"/>
+          <w:b/>
+          <w:bCs/>
+          <w:sz w:val="24"/>
+          <w:szCs w:val="24"/>
+        </w:rPr>
+        <w:t>Assign Surgical Teams:</w:t>
+      </w:r>
+      <w:r>
+        <w:rPr>
+          <w:rFonts w:ascii="Times New Roman" w:eastAsia="Times New Roman" w:hAnsi="Times New Roman" w:cs="Times New Roman"/>
+          <w:sz w:val="24"/>
+          <w:szCs w:val="24"/>
+        </w:rPr>
+        <w:t xml:space="preserve"> Allocate primary surgeons and </w:t>
+      </w:r>
+      <w:r>
+        <w:rPr>
+          <w:rFonts w:ascii="Times New Roman" w:eastAsia="Times New Roman" w:hAnsi="Times New Roman" w:cs="Times New Roman"/>
+          <w:sz w:val="24"/>
+          <w:szCs w:val="24"/>
+        </w:rPr>
+        <w:t>anaesthesiologists</w:t>
+      </w:r>
+      <w:r>
+        <w:rPr>
+          <w:rFonts w:ascii="Times New Roman" w:eastAsia="Times New Roman" w:hAnsi="Times New Roman" w:cs="Times New Roman"/>
+          <w:sz w:val="24"/>
+          <w:szCs w:val="24"/>
+        </w:rPr>
+        <w:t xml:space="preserve"> to specific surgical cases.</w:t>
+      </w:r>
+    </w:p>
+    <w:p>
+      <w:pPr>
+        <w:pStyle w:val="ListParagraph"/>
+        <w:numPr>
+          <w:ilvl w:val="0"/>
+          <w:numId w:val="17"/>
+        </w:numPr>
+        <w:spacing w:after="0" w:line="240" w:lineRule="auto"/>
+        <w:ind w:left="1080"/>
+        <w:jc w:val="both"/>
+        <w:rPr>
+          <w:rFonts w:ascii="Times New Roman" w:eastAsia="Times New Roman" w:hAnsi="Times New Roman" w:cs="Times New Roman"/>
+          <w:sz w:val="24"/>
+          <w:szCs w:val="24"/>
+        </w:rPr>
+      </w:pPr>
+      <w:r>
+        <w:rPr>
+          <w:rFonts w:ascii="Times New Roman" w:eastAsia="Times New Roman" w:hAnsi="Times New Roman" w:cs="Times New Roman"/>
+          <w:b/>
+          <w:bCs/>
+          <w:sz w:val="24"/>
+          <w:szCs w:val="24"/>
+        </w:rPr>
+        <w:t>Post-Op Records:</w:t>
+      </w:r>
+      <w:r>
+        <w:rPr>
+          <w:rFonts w:ascii="Times New Roman" w:eastAsia="Times New Roman" w:hAnsi="Times New Roman" w:cs="Times New Roman"/>
+          <w:sz w:val="24"/>
+          <w:szCs w:val="24"/>
+        </w:rPr>
+        <w:t xml:space="preserve"> Record post-operative details, surgical notes, and associated procedure costs to be sent to final billing.</w:t>
+      </w:r>
+    </w:p>
+    <w:p>
+      <w:pPr>
+        <w:pStyle w:val="ListParagraph"/>
+        <w:spacing w:after="0" w:line="240" w:lineRule="auto"/>
+        <w:ind w:left="1080"/>
+        <w:jc w:val="both"/>
+        <w:rPr>
+          <w:rFonts w:ascii="Times New Roman" w:eastAsia="Times New Roman" w:hAnsi="Times New Roman" w:cs="Times New Roman"/>
+          <w:sz w:val="24"/>
+          <w:szCs w:val="24"/>
+        </w:rPr>
+      </w:pPr>
+    </w:p>
+    <w:p>
+      <w:pPr>
+        <w:spacing w:after="0" w:line="240" w:lineRule="auto"/>
+        <w:ind w:left="360"/>
+        <w:jc w:val="both"/>
+        <w:rPr>
+          <w:rFonts w:ascii="Times New Roman" w:eastAsia="Times New Roman" w:hAnsi="Times New Roman" w:cs="Times New Roman"/>
+          <w:b/>
+          <w:bCs/>
+          <w:sz w:val="24"/>
+          <w:szCs w:val="24"/>
+        </w:rPr>
+      </w:pPr>
+    </w:p>
+    <w:p>
+      <w:pPr>
+        <w:spacing w:after="0" w:line="240" w:lineRule="auto"/>
+        <w:ind w:left="360"/>
+        <w:jc w:val="both"/>
+        <w:rPr>
+          <w:rFonts w:ascii="Times New Roman" w:eastAsia="Times New Roman" w:hAnsi="Times New Roman" w:cs="Times New Roman"/>
+          <w:b/>
+          <w:bCs/>
+          <w:sz w:val="24"/>
+          <w:szCs w:val="24"/>
+        </w:rPr>
+      </w:pPr>
+    </w:p>
+    <w:p>
+      <w:pPr>
+        <w:spacing w:after="0" w:line="240" w:lineRule="auto"/>
+        <w:ind w:left="360"/>
+        <w:jc w:val="both"/>
+        <w:rPr>
+          <w:rFonts w:ascii="Times New Roman" w:eastAsia="Times New Roman" w:hAnsi="Times New Roman" w:cs="Times New Roman"/>
+          <w:b/>
+          <w:bCs/>
+          <w:sz w:val="24"/>
+          <w:szCs w:val="24"/>
+        </w:rPr>
+      </w:pPr>
+    </w:p>
+    <w:p>
+      <w:pPr>
+        <w:spacing w:after="0" w:line="240" w:lineRule="auto"/>
+        <w:ind w:left="360"/>
+        <w:jc w:val="both"/>
+        <w:rPr>
+          <w:rFonts w:ascii="Times New Roman" w:eastAsia="Times New Roman" w:hAnsi="Times New Roman" w:cs="Times New Roman"/>
+          <w:b/>
+          <w:bCs/>
+          <w:sz w:val="24"/>
+          <w:szCs w:val="24"/>
+        </w:rPr>
+      </w:pPr>
+    </w:p>
+    <w:p>
+      <w:pPr>
+        <w:spacing w:after="0" w:line="240" w:lineRule="auto"/>
+        <w:ind w:left="360"/>
+        <w:jc w:val="both"/>
+        <w:rPr>
+          <w:rFonts w:ascii="Times New Roman" w:eastAsia="Times New Roman" w:hAnsi="Times New Roman" w:cs="Times New Roman"/>
+          <w:b/>
+          <w:bCs/>
+          <w:sz w:val="24"/>
+          <w:szCs w:val="24"/>
+        </w:rPr>
+      </w:pPr>
+    </w:p>
+    <w:p>
+      <w:pPr>
+        <w:spacing w:after="0" w:line="240" w:lineRule="auto"/>
+        <w:ind w:left="360"/>
+        <w:jc w:val="both"/>
+        <w:rPr>
+          <w:rFonts w:ascii="Times New Roman" w:eastAsia="Times New Roman" w:hAnsi="Times New Roman" w:cs="Times New Roman"/>
+          <w:b/>
+          <w:bCs/>
+          <w:sz w:val="24"/>
+          <w:szCs w:val="24"/>
+        </w:rPr>
+      </w:pPr>
+    </w:p>
+    <w:p>
+      <w:pPr>
+        <w:spacing w:after="0" w:line="240" w:lineRule="auto"/>
+        <w:ind w:left="360"/>
+        <w:jc w:val="both"/>
+        <w:rPr>
+          <w:rFonts w:ascii="Times New Roman" w:eastAsia="Times New Roman" w:hAnsi="Times New Roman" w:cs="Times New Roman"/>
+          <w:b/>
+          <w:bCs/>
+          <w:sz w:val="24"/>
+          <w:szCs w:val="24"/>
+        </w:rPr>
+      </w:pPr>
+    </w:p>
+    <w:p>
+      <w:pPr>
+        <w:spacing w:after="0" w:line="240" w:lineRule="auto"/>
+        <w:ind w:left="360"/>
+        <w:jc w:val="both"/>
+        <w:rPr>
+          <w:rFonts w:ascii="Times New Roman" w:eastAsia="Times New Roman" w:hAnsi="Times New Roman" w:cs="Times New Roman"/>
+          <w:b/>
+          <w:bCs/>
+          <w:sz w:val="24"/>
+          <w:szCs w:val="24"/>
+        </w:rPr>
+      </w:pPr>
+    </w:p>
+    <w:p>
+      <w:pPr>
+        <w:spacing w:after="0" w:line="240" w:lineRule="auto"/>
+        <w:ind w:left="360"/>
+        <w:jc w:val="both"/>
+        <w:rPr>
+          <w:rFonts w:ascii="Times New Roman" w:eastAsia="Times New Roman" w:hAnsi="Times New Roman" w:cs="Times New Roman"/>
+          <w:b/>
+          <w:bCs/>
+          <w:sz w:val="24"/>
+          <w:szCs w:val="24"/>
+        </w:rPr>
+      </w:pPr>
+    </w:p>
+    <w:p>
+      <w:pPr>
+        <w:spacing w:after="0" w:line="240" w:lineRule="auto"/>
+        <w:ind w:left="360"/>
+        <w:jc w:val="both"/>
+        <w:rPr>
+          <w:rFonts w:ascii="Times New Roman" w:eastAsia="Times New Roman" w:hAnsi="Times New Roman" w:cs="Times New Roman"/>
+          <w:b/>
+          <w:bCs/>
+          <w:sz w:val="24"/>
+          <w:szCs w:val="24"/>
+        </w:rPr>
+      </w:pPr>
+    </w:p>
+    <w:p>
+      <w:pPr>
+        <w:spacing w:after="0" w:line="240" w:lineRule="auto"/>
+        <w:ind w:left="360"/>
+        <w:jc w:val="both"/>
+        <w:rPr>
+          <w:rFonts w:ascii="Times New Roman" w:eastAsia="Times New Roman" w:hAnsi="Times New Roman" w:cs="Times New Roman"/>
+          <w:b/>
+          <w:bCs/>
+          <w:sz w:val="24"/>
+          <w:szCs w:val="24"/>
+        </w:rPr>
+      </w:pPr>
+    </w:p>
+    <w:p>
+      <w:pPr>
+        <w:spacing w:after="0" w:line="240" w:lineRule="auto"/>
+        <w:ind w:left="360"/>
+        <w:jc w:val="both"/>
+        <w:rPr>
+          <w:rFonts w:ascii="Times New Roman" w:eastAsia="Times New Roman" w:hAnsi="Times New Roman" w:cs="Times New Roman"/>
+          <w:b/>
+          <w:bCs/>
+          <w:sz w:val="24"/>
+          <w:szCs w:val="24"/>
+        </w:rPr>
+      </w:pPr>
+    </w:p>
+    <w:p>
+      <w:pPr>
+        <w:spacing w:after="0" w:line="240" w:lineRule="auto"/>
+        <w:ind w:left="360"/>
+        <w:jc w:val="both"/>
+        <w:rPr>
+          <w:rFonts w:ascii="Times New Roman" w:eastAsia="Times New Roman" w:hAnsi="Times New Roman" w:cs="Times New Roman"/>
+          <w:b/>
+          <w:bCs/>
+          <w:sz w:val="24"/>
+          <w:szCs w:val="24"/>
+        </w:rPr>
+      </w:pPr>
+      <w:r>
+        <w:rPr>
+          <w:rFonts w:ascii="Times New Roman" w:eastAsia="Times New Roman" w:hAnsi="Times New Roman" w:cs="Times New Roman"/>
+          <w:b/>
+          <w:bCs/>
+          <w:sz w:val="24"/>
+          <w:szCs w:val="24"/>
+        </w:rPr>
+        <w:lastRenderedPageBreak/>
+        <w:t>Bill</w:t>
+      </w:r>
+      <w:r>
+        <w:rPr>
+          <w:rFonts w:ascii="Times New Roman" w:eastAsia="Times New Roman" w:hAnsi="Times New Roman" w:cs="Times New Roman"/>
+          <w:b/>
+          <w:bCs/>
+          <w:sz w:val="24"/>
+          <w:szCs w:val="24"/>
+        </w:rPr>
+        <w:t xml:space="preserve"> Desk</w:t>
+      </w:r>
+    </w:p>
+    <w:p>
+      <w:pPr>
+        <w:pStyle w:val="ListParagraph"/>
+        <w:numPr>
+          <w:ilvl w:val="0"/>
+          <w:numId w:val="17"/>
+        </w:numPr>
+        <w:spacing w:after="0" w:line="240" w:lineRule="auto"/>
+        <w:ind w:left="1080"/>
+        <w:jc w:val="both"/>
+        <w:rPr>
+          <w:rFonts w:ascii="Times New Roman" w:eastAsia="Times New Roman" w:hAnsi="Times New Roman" w:cs="Times New Roman"/>
+          <w:sz w:val="24"/>
+          <w:szCs w:val="24"/>
+        </w:rPr>
+      </w:pPr>
+      <w:r>
+        <w:rPr>
+          <w:rFonts w:ascii="Times New Roman" w:eastAsia="Times New Roman" w:hAnsi="Times New Roman" w:cs="Times New Roman"/>
+          <w:b/>
+          <w:bCs/>
+          <w:sz w:val="24"/>
+          <w:szCs w:val="24"/>
+        </w:rPr>
+        <w:t>Authentication:</w:t>
+      </w:r>
+      <w:r>
+        <w:rPr>
+          <w:rFonts w:ascii="Times New Roman" w:eastAsia="Times New Roman" w:hAnsi="Times New Roman" w:cs="Times New Roman"/>
+          <w:sz w:val="24"/>
+          <w:szCs w:val="24"/>
+        </w:rPr>
+        <w:t xml:space="preserve"> Billing staff must be authenticated before accessing the system.</w:t>
+      </w:r>
+    </w:p>
+    <w:p>
+      <w:pPr>
+        <w:pStyle w:val="ListParagraph"/>
+        <w:numPr>
+          <w:ilvl w:val="0"/>
+          <w:numId w:val="17"/>
+        </w:numPr>
+        <w:spacing w:after="0" w:line="240" w:lineRule="auto"/>
+        <w:ind w:left="1080"/>
+        <w:jc w:val="both"/>
+        <w:rPr>
+          <w:rFonts w:ascii="Times New Roman" w:eastAsia="Times New Roman" w:hAnsi="Times New Roman" w:cs="Times New Roman"/>
+          <w:sz w:val="24"/>
+          <w:szCs w:val="24"/>
+        </w:rPr>
+      </w:pPr>
+      <w:r>
+        <w:rPr>
+          <w:rFonts w:ascii="Times New Roman" w:eastAsia="Times New Roman" w:hAnsi="Times New Roman" w:cs="Times New Roman"/>
+          <w:b/>
+          <w:bCs/>
+          <w:sz w:val="24"/>
+          <w:szCs w:val="24"/>
+        </w:rPr>
+        <w:t>Collect Advances:</w:t>
+      </w:r>
+      <w:r>
+        <w:rPr>
+          <w:rFonts w:ascii="Times New Roman" w:eastAsia="Times New Roman" w:hAnsi="Times New Roman" w:cs="Times New Roman"/>
+          <w:sz w:val="24"/>
+          <w:szCs w:val="24"/>
+        </w:rPr>
+        <w:t xml:space="preserve"> Record and manage advance deposit payments (Cash/UPI) for admitted IPD patients.</w:t>
+      </w:r>
+    </w:p>
+    <w:p>
+      <w:pPr>
+        <w:pStyle w:val="ListParagraph"/>
+        <w:numPr>
+          <w:ilvl w:val="0"/>
+          <w:numId w:val="17"/>
+        </w:numPr>
+        <w:spacing w:after="0" w:line="240" w:lineRule="auto"/>
+        <w:ind w:left="1080"/>
+        <w:jc w:val="both"/>
+        <w:rPr>
+          <w:rFonts w:ascii="Times New Roman" w:eastAsia="Times New Roman" w:hAnsi="Times New Roman" w:cs="Times New Roman"/>
+          <w:sz w:val="24"/>
+          <w:szCs w:val="24"/>
+        </w:rPr>
+      </w:pPr>
+      <w:r>
+        <w:rPr>
+          <w:rFonts w:ascii="Times New Roman" w:eastAsia="Times New Roman" w:hAnsi="Times New Roman" w:cs="Times New Roman"/>
+          <w:b/>
+          <w:bCs/>
+          <w:sz w:val="24"/>
+          <w:szCs w:val="24"/>
+        </w:rPr>
+        <w:t>Aggregate Charges:</w:t>
+      </w:r>
+      <w:r>
+        <w:rPr>
+          <w:rFonts w:ascii="Times New Roman" w:eastAsia="Times New Roman" w:hAnsi="Times New Roman" w:cs="Times New Roman"/>
+          <w:sz w:val="24"/>
+          <w:szCs w:val="24"/>
+        </w:rPr>
+        <w:t xml:space="preserve"> Automatically fetch and consolidate room rent, doctor rounds, lab tests, and surgery costs.</w:t>
+      </w:r>
+    </w:p>
+    <w:p>
+      <w:pPr>
+        <w:pStyle w:val="ListParagraph"/>
+        <w:numPr>
+          <w:ilvl w:val="0"/>
+          <w:numId w:val="17"/>
+        </w:numPr>
+        <w:spacing w:after="0" w:line="240" w:lineRule="auto"/>
+        <w:ind w:left="1080"/>
+        <w:jc w:val="both"/>
+        <w:rPr>
+          <w:rFonts w:ascii="Times New Roman" w:eastAsia="Times New Roman" w:hAnsi="Times New Roman" w:cs="Times New Roman"/>
+          <w:sz w:val="24"/>
+          <w:szCs w:val="24"/>
+        </w:rPr>
+      </w:pPr>
+      <w:r>
+        <w:rPr>
+          <w:rFonts w:ascii="Times New Roman" w:eastAsia="Times New Roman" w:hAnsi="Times New Roman" w:cs="Times New Roman"/>
+          <w:b/>
+          <w:bCs/>
+          <w:sz w:val="24"/>
+          <w:szCs w:val="24"/>
+        </w:rPr>
+        <w:t>Manage Extra Consumables:</w:t>
+      </w:r>
+      <w:r>
+        <w:rPr>
+          <w:rFonts w:ascii="Times New Roman" w:eastAsia="Times New Roman" w:hAnsi="Times New Roman" w:cs="Times New Roman"/>
+          <w:sz w:val="24"/>
+          <w:szCs w:val="24"/>
+        </w:rPr>
+        <w:t xml:space="preserve"> Manually add specific charges for pharmacy, ventilators, and miscellaneous hospital services.</w:t>
+      </w:r>
+    </w:p>
+    <w:p>
+      <w:pPr>
+        <w:pStyle w:val="ListParagraph"/>
+        <w:numPr>
+          <w:ilvl w:val="0"/>
+          <w:numId w:val="17"/>
+        </w:numPr>
+        <w:spacing w:after="0" w:line="240" w:lineRule="auto"/>
+        <w:ind w:left="1080"/>
+        <w:jc w:val="both"/>
+        <w:rPr>
+          <w:rFonts w:ascii="Times New Roman" w:eastAsia="Times New Roman" w:hAnsi="Times New Roman" w:cs="Times New Roman"/>
+          <w:sz w:val="24"/>
+          <w:szCs w:val="24"/>
+        </w:rPr>
+      </w:pPr>
+      <w:r>
+        <w:rPr>
+          <w:rFonts w:ascii="Times New Roman" w:eastAsia="Times New Roman" w:hAnsi="Times New Roman" w:cs="Times New Roman"/>
+          <w:b/>
+          <w:bCs/>
+          <w:sz w:val="24"/>
+          <w:szCs w:val="24"/>
+        </w:rPr>
+        <w:t>Generate Final Invoice:</w:t>
+      </w:r>
+      <w:r>
+        <w:rPr>
+          <w:rFonts w:ascii="Times New Roman" w:eastAsia="Times New Roman" w:hAnsi="Times New Roman" w:cs="Times New Roman"/>
+          <w:sz w:val="24"/>
+          <w:szCs w:val="24"/>
+        </w:rPr>
+        <w:t xml:space="preserve"> Process discounts, calculate net payable amounts, and settle final patient accounts.</w:t>
+      </w:r>
+    </w:p>
+    <w:p>
+      <w:pPr>
+        <w:pStyle w:val="ListParagraph"/>
+        <w:numPr>
+          <w:ilvl w:val="0"/>
+          <w:numId w:val="17"/>
+        </w:numPr>
+        <w:spacing w:after="0" w:line="240" w:lineRule="auto"/>
+        <w:ind w:left="1080"/>
+        <w:jc w:val="both"/>
+        <w:rPr>
+          <w:rFonts w:ascii="Times New Roman" w:eastAsia="Times New Roman" w:hAnsi="Times New Roman" w:cs="Times New Roman"/>
+          <w:sz w:val="24"/>
+          <w:szCs w:val="24"/>
+        </w:rPr>
+      </w:pPr>
+      <w:r>
+        <w:rPr>
+          <w:rFonts w:ascii="Times New Roman" w:eastAsia="Times New Roman" w:hAnsi="Times New Roman" w:cs="Times New Roman"/>
+          <w:b/>
+          <w:bCs/>
+          <w:sz w:val="24"/>
+          <w:szCs w:val="24"/>
+        </w:rPr>
+        <w:t>Print Financial Records:</w:t>
+      </w:r>
+      <w:r>
+        <w:rPr>
+          <w:rFonts w:ascii="Times New Roman" w:eastAsia="Times New Roman" w:hAnsi="Times New Roman" w:cs="Times New Roman"/>
+          <w:sz w:val="24"/>
+          <w:szCs w:val="24"/>
+        </w:rPr>
+        <w:t xml:space="preserve"> Generate and print comprehensive, itemized PDF discharge invoices.</w:t>
+      </w:r>
+    </w:p>
+    <w:p>
+      <w:pPr>
+        <w:spacing w:after="0" w:line="240" w:lineRule="auto"/>
+        <w:jc w:val="both"/>
+        <w:rPr>
+          <w:rFonts w:ascii="Times New Roman" w:eastAsia="Times New Roman" w:hAnsi="Times New Roman" w:cs="Times New Roman"/>
+          <w:sz w:val="24"/>
+          <w:szCs w:val="24"/>
+        </w:rPr>
+      </w:pPr>
+    </w:p>
+    <w:p>
+      <w:pPr>
+        <w:spacing w:after="0" w:line="240" w:lineRule="auto"/>
+        <w:jc w:val="both"/>
+        <w:rPr>
+          <w:rFonts w:ascii="Times New Roman" w:eastAsia="Times New Roman" w:hAnsi="Times New Roman" w:cs="Times New Roman"/>
+          <w:sz w:val="24"/>
+          <w:szCs w:val="24"/>
         </w:rPr>
       </w:pPr>
     </w:p>
@@ -3107,18 +4003,6 @@
     </w:p>
     <w:p>
       <w:pPr>
-        <w:spacing w:after="0" w:line="360" w:lineRule="auto"/>
-        <w:rPr>
-          <w:rFonts w:ascii="Times New Roman" w:hAnsi="Times New Roman" w:cs="Times New Roman"/>
-          <w:b/>
-          <w:bCs/>
-          <w:sz w:val="20"/>
-          <w:szCs w:val="20"/>
-        </w:rPr>
-      </w:pPr>
-    </w:p>
-    <w:p>
-      <w:pPr>
         <w:pStyle w:val="ListParagraph"/>
         <w:numPr>
           <w:ilvl w:val="2"/>
@@ -3149,7 +4033,7 @@
       <w:tblPr>
         <w:tblStyle w:val="TableGrid"/>
         <w:tblW w:w="8828" w:type="dxa"/>
-        <w:tblInd w:w="421" w:type="dxa"/>
+        <w:jc w:val="center"/>
         <w:tblLayout w:type="fixed"/>
         <w:tblLook w:val="04A0" w:firstRow="1" w:lastRow="0" w:firstColumn="1" w:lastColumn="0" w:noHBand="0" w:noVBand="1"/>
       </w:tblPr>
@@ -3162,6 +4046,7 @@
       <w:tr>
         <w:trPr>
           <w:trHeight w:val="285"/>
+          <w:jc w:val="center"/>
         </w:trPr>
         <w:tc>
           <w:tcPr>
@@ -3296,6 +4181,7 @@
       <w:tr>
         <w:trPr>
           <w:trHeight w:val="258"/>
+          <w:jc w:val="center"/>
         </w:trPr>
         <w:tc>
           <w:tcPr>
@@ -3322,7 +4208,38 @@
                 <w:sz w:val="24"/>
                 <w:szCs w:val="24"/>
               </w:rPr>
-              <w:t>Hospital Staff (Admin, Registration, Doctor, Lab, Billing)</w:t>
+              <w:t xml:space="preserve">Hospital Staff (Admin, Registration, Doctor, Lab, </w:t>
+            </w:r>
+            <w:proofErr w:type="spellStart"/>
+            <w:proofErr w:type="gramStart"/>
+            <w:r>
+              <w:rPr>
+                <w:rFonts w:ascii="Times New Roman" w:eastAsia="Times New Roman" w:hAnsi="Times New Roman" w:cs="Times New Roman"/>
+                <w:w w:val="98"/>
+                <w:sz w:val="24"/>
+                <w:szCs w:val="24"/>
+              </w:rPr>
+              <w:t>Billing</w:t>
+            </w:r>
+            <w:r>
+              <w:rPr>
+                <w:rFonts w:ascii="Times New Roman" w:eastAsia="Times New Roman" w:hAnsi="Times New Roman" w:cs="Times New Roman"/>
+                <w:w w:val="98"/>
+                <w:sz w:val="24"/>
+                <w:szCs w:val="24"/>
+              </w:rPr>
+              <w:t>,Surgery</w:t>
+            </w:r>
+            <w:proofErr w:type="spellEnd"/>
+            <w:proofErr w:type="gramEnd"/>
+            <w:r>
+              <w:rPr>
+                <w:rFonts w:ascii="Times New Roman" w:eastAsia="Times New Roman" w:hAnsi="Times New Roman" w:cs="Times New Roman"/>
+                <w:w w:val="98"/>
+                <w:sz w:val="24"/>
+                <w:szCs w:val="24"/>
+              </w:rPr>
+              <w:t>)</w:t>
             </w:r>
           </w:p>
         </w:tc>
@@ -3411,6 +4328,7 @@
       <w:tr>
         <w:trPr>
           <w:trHeight w:val="266"/>
+          <w:jc w:val="center"/>
         </w:trPr>
         <w:tc>
           <w:tcPr>
@@ -3505,6 +4423,7 @@
       <w:tr>
         <w:trPr>
           <w:trHeight w:val="265"/>
+          <w:jc w:val="center"/>
         </w:trPr>
         <w:tc>
           <w:tcPr>
@@ -3607,6 +4526,7 @@
       <w:tr>
         <w:trPr>
           <w:trHeight w:val="266"/>
+          <w:jc w:val="center"/>
         </w:trPr>
         <w:tc>
           <w:tcPr>
@@ -3713,6 +4633,7 @@
       <w:tr>
         <w:trPr>
           <w:trHeight w:val="256"/>
+          <w:jc w:val="center"/>
         </w:trPr>
         <w:tc>
           <w:tcPr>
@@ -3851,6 +4772,7 @@
       <w:tr>
         <w:trPr>
           <w:trHeight w:val="266"/>
+          <w:jc w:val="center"/>
         </w:trPr>
         <w:tc>
           <w:tcPr>
@@ -3944,6 +4866,7 @@
       <w:tr>
         <w:trPr>
           <w:trHeight w:val="271"/>
+          <w:jc w:val="center"/>
         </w:trPr>
         <w:tc>
           <w:tcPr>
@@ -4061,6 +4984,7 @@
       <w:tr>
         <w:trPr>
           <w:trHeight w:val="267"/>
+          <w:jc w:val="center"/>
         </w:trPr>
         <w:tc>
           <w:tcPr>
@@ -4217,6 +5141,36 @@
     </w:p>
     <w:p>
       <w:pPr>
+        <w:pStyle w:val="NormalWeb"/>
+        <w:jc w:val="both"/>
+        <w:rPr>
+          <w:lang w:bidi="hi-IN"/>
+        </w:rPr>
+      </w:pPr>
+      <w:r>
+        <w:t>The design and implementation of the ArogyaOne Hospital Management System are subject to specific constraints to ensure data privacy, operational security, and seamless departmental integration.</w:t>
+      </w:r>
+    </w:p>
+    <w:p>
+      <w:pPr>
+        <w:pStyle w:val="NormalWeb"/>
+        <w:jc w:val="both"/>
+      </w:pPr>
+      <w:r>
+        <w:t>Access is strictly restricted to authorized personnel—Admin, Registration, Doctor, Lab, Surgery, and Billing staff—using secure login credentials. The platform enforces strict Role-Based Access Control (RBAC), ensuring that users can only view and modify data relevant to their specific clinical or administrative duties. Admin users retain exclusive rights to system-wide data, master directories, and cascade deletions.</w:t>
+      </w:r>
+    </w:p>
+    <w:p>
+      <w:pPr>
+        <w:pStyle w:val="NormalWeb"/>
+        <w:jc w:val="both"/>
+      </w:pPr>
+      <w:r>
+        <w:t>As a centralized web-based application, ArogyaOne requires a continuous and stable internet connection to synchronize real-time data across departments (such as instantly routing lab results to doctors or surgical charges to the central billing engine). The system is optimized for standard modern web browsers and relies on hospital staff adhering to defined digital workflows to maintain accurate medical and financial records.</w:t>
+      </w:r>
+    </w:p>
+    <w:p>
+      <w:pPr>
         <w:ind w:left="420"/>
         <w:jc w:val="both"/>
         <w:rPr>
@@ -4225,70 +5179,6 @@
           <w:szCs w:val="24"/>
         </w:rPr>
       </w:pPr>
-      <w:r>
-        <w:rPr>
-          <w:rFonts w:ascii="Times New Roman" w:hAnsi="Times New Roman" w:cs="Times New Roman"/>
-          <w:sz w:val="24"/>
-          <w:szCs w:val="24"/>
-        </w:rPr>
-        <w:t>The design and implementation of the Hospital Management System are subject to certain constraints that must be considered during the development and operation of the system. These constraints help ensure proper system functionality, secure handling of hospital data, and controlled access to different system modules.</w:t>
-      </w:r>
-    </w:p>
-    <w:p>
-      <w:pPr>
-        <w:ind w:left="420"/>
-        <w:jc w:val="both"/>
-        <w:rPr>
-          <w:rFonts w:ascii="Times New Roman" w:hAnsi="Times New Roman" w:cs="Times New Roman"/>
-          <w:sz w:val="24"/>
-          <w:szCs w:val="24"/>
-        </w:rPr>
-      </w:pPr>
-      <w:r>
-        <w:rPr>
-          <w:rFonts w:ascii="Times New Roman" w:hAnsi="Times New Roman" w:cs="Times New Roman"/>
-          <w:sz w:val="24"/>
-          <w:szCs w:val="24"/>
-        </w:rPr>
-        <w:t>Only authorized users such as Admin, Registration Staff, Doctor, Laboratory Staff, and Billing Staff are allowed to access the system through valid login credentials. Each user must keep their login information confidential to prevent unauthorized access. The system follows role-based access control, which ensures that users can access only those modules that are related to their assigned responsibilities.</w:t>
-      </w:r>
-    </w:p>
-    <w:p>
-      <w:pPr>
-        <w:ind w:left="420"/>
-        <w:jc w:val="both"/>
-        <w:rPr>
-          <w:rFonts w:ascii="Times New Roman" w:hAnsi="Times New Roman" w:cs="Times New Roman"/>
-          <w:sz w:val="24"/>
-          <w:szCs w:val="24"/>
-        </w:rPr>
-      </w:pPr>
-      <w:r>
-        <w:rPr>
-          <w:rFonts w:ascii="Times New Roman" w:hAnsi="Times New Roman" w:cs="Times New Roman"/>
-          <w:sz w:val="24"/>
-          <w:szCs w:val="24"/>
-        </w:rPr>
-        <w:t xml:space="preserve">The system depends on a stable internet connection for accessing and managing hospital information. Administrative tasks such as managing doctors, rooms, patients, and lab tests can be performed by the </w:t>
-      </w:r>
-      <w:proofErr w:type="gramStart"/>
-      <w:r>
-        <w:rPr>
-          <w:rFonts w:ascii="Times New Roman" w:hAnsi="Times New Roman" w:cs="Times New Roman"/>
-          <w:sz w:val="24"/>
-          <w:szCs w:val="24"/>
-        </w:rPr>
-        <w:t>Admin</w:t>
-      </w:r>
-      <w:proofErr w:type="gramEnd"/>
-      <w:r>
-        <w:rPr>
-          <w:rFonts w:ascii="Times New Roman" w:hAnsi="Times New Roman" w:cs="Times New Roman"/>
-          <w:sz w:val="24"/>
-          <w:szCs w:val="24"/>
-        </w:rPr>
-        <w:t>, while other operations like patient registration, consultation, laboratory testing, and billing are handled by their respective roles. The system is designed to operate within defined software and hardware requirements and expects users to follow standard operational procedures for effective usage.</w:t>
-      </w:r>
       <w:r>
         <w:rPr>
           <w:rFonts w:ascii="Times New Roman" w:hAnsi="Times New Roman" w:cs="Times New Roman"/>
@@ -26658,7 +27548,7 @@
     <w:sig w:usb0="00000203" w:usb1="288F0000" w:usb2="00000016" w:usb3="00000000" w:csb0="00040001" w:csb1="00000000"/>
   </w:font>
   <w:font w:name="Shruti">
-    <w:panose1 w:val="02000500000000000000"/>
+    <w:panose1 w:val="020B0502040204020203"/>
     <w:charset w:val="00"/>
     <w:family w:val="swiss"/>
     <w:pitch w:val="variable"/>
@@ -26732,9 +27622,11 @@
     <w:rsid w:val="002A13A6"/>
     <w:rsid w:val="004E6ABE"/>
     <w:rsid w:val="004F39B4"/>
+    <w:rsid w:val="00705E00"/>
     <w:rsid w:val="00737E08"/>
     <w:rsid w:val="007D14B3"/>
     <w:rsid w:val="008B1944"/>
+    <w:rsid w:val="008B54E2"/>
     <w:rsid w:val="009317AA"/>
     <w:rsid w:val="00A050F4"/>
     <w:rsid w:val="00AB0D6B"/>
@@ -27508,6 +28400,10 @@
 </file>
 
 <file path=customXml/item1.xml><?xml version="1.0" encoding="utf-8"?>
+<b:Sources xmlns:b="http://schemas.openxmlformats.org/officeDocument/2006/bibliography" xmlns="http://schemas.openxmlformats.org/officeDocument/2006/bibliography" SelectedStyle="\APASixthEditionOfficeOnline.xsl" StyleName="APA" Version="6"/>
+</file>
+
+<file path=customXml/item2.xml><?xml version="1.0" encoding="utf-8"?>
 <s:customData xmlns="http://www.wps.cn/officeDocument/2013/wpsCustomData" xmlns:s="http://www.wps.cn/officeDocument/2013/wpsCustomData">
   <customSectProps>
     <customSectPr/>
@@ -27515,22 +28411,18 @@
 </s:customData>
 </file>
 
-<file path=customXml/item2.xml><?xml version="1.0" encoding="utf-8"?>
-<b:Sources xmlns:b="http://schemas.openxmlformats.org/officeDocument/2006/bibliography" xmlns="http://schemas.openxmlformats.org/officeDocument/2006/bibliography" SelectedStyle="\APASixthEditionOfficeOnline.xsl" StyleName="APA" Version="6"/>
+<file path=customXml/itemProps1.xml><?xml version="1.0" encoding="utf-8"?>
+<ds:datastoreItem xmlns:ds="http://schemas.openxmlformats.org/officeDocument/2006/customXml" ds:itemID="{6C883003-7740-4004-ADB7-06A964094A5A}">
+  <ds:schemaRefs>
+    <ds:schemaRef ds:uri="http://schemas.openxmlformats.org/officeDocument/2006/bibliography"/>
+  </ds:schemaRefs>
+</ds:datastoreItem>
 </file>
 
-<file path=customXml/itemProps1.xml><?xml version="1.0" encoding="utf-8"?>
+<file path=customXml/itemProps2.xml><?xml version="1.0" encoding="utf-8"?>
 <ds:datastoreItem xmlns:ds="http://schemas.openxmlformats.org/officeDocument/2006/customXml" ds:itemID="{B1977F7D-205B-4081-913C-38D41E755F92}">
   <ds:schemaRefs>
     <ds:schemaRef ds:uri="http://www.wps.cn/officeDocument/2013/wpsCustomData"/>
   </ds:schemaRefs>
 </ds:datastoreItem>
-</file>
-
-<file path=customXml/itemProps2.xml><?xml version="1.0" encoding="utf-8"?>
-<ds:datastoreItem xmlns:ds="http://schemas.openxmlformats.org/officeDocument/2006/customXml" ds:itemID="{6C883003-7740-4004-ADB7-06A964094A5A}">
-  <ds:schemaRefs>
-    <ds:schemaRef ds:uri="http://schemas.openxmlformats.org/officeDocument/2006/bibliography"/>
-  </ds:schemaRefs>
-</ds:datastoreItem>
 </file>
--- a/Week_04/ArogyaOne – Hospital Management System/ArogyaOne_Report/Part_4_All_chapters.docx
+++ b/Week_04/ArogyaOne – Hospital Management System/ArogyaOne_Report/Part_4_All_chapters.docx
@@ -5776,7 +5776,7 @@
     <w:p>
       <w:pPr>
         <w:spacing w:after="0" w:line="240" w:lineRule="auto"/>
-        <w:jc w:val="both"/>
+        <w:jc w:val="center"/>
         <w:rPr>
           <w:rFonts w:ascii="Times New Roman" w:eastAsia="Times New Roman" w:hAnsi="Times New Roman" w:cs="Times New Roman"/>
         </w:rPr>
@@ -5787,9 +5787,9 @@
           <w:noProof/>
         </w:rPr>
         <w:drawing>
-          <wp:inline distT="0" distB="0" distL="0" distR="0" wp14:anchorId="09146EC0" wp14:editId="6FE964BC">
-            <wp:extent cx="5309870" cy="3249295"/>
-            <wp:effectExtent l="0" t="0" r="0" b="0"/>
+          <wp:inline distT="0" distB="0" distL="0" distR="0" wp14:anchorId="09146EC0" wp14:editId="4CB4D46C">
+            <wp:extent cx="5577840" cy="3535680"/>
+            <wp:effectExtent l="0" t="0" r="3810" b="7620"/>
             <wp:docPr id="710937351" name="Picture 1"/>
             <wp:cNvGraphicFramePr>
               <a:graphicFrameLocks xmlns:a="http://schemas.openxmlformats.org/drawingml/2006/main" noChangeAspect="1"/>
@@ -5798,7 +5798,7 @@
               <a:graphicData uri="http://schemas.openxmlformats.org/drawingml/2006/picture">
                 <pic:pic xmlns:pic="http://schemas.openxmlformats.org/drawingml/2006/picture">
                   <pic:nvPicPr>
-                    <pic:cNvPr id="0" name="Picture 2"/>
+                    <pic:cNvPr id="710937351" name="Picture 1"/>
                     <pic:cNvPicPr>
                       <a:picLocks noChangeAspect="1" noChangeArrowheads="1"/>
                     </pic:cNvPicPr>
@@ -5811,7 +5811,6 @@
                         </a:ext>
                       </a:extLst>
                     </a:blip>
-                    <a:srcRect/>
                     <a:stretch>
                       <a:fillRect/>
                     </a:stretch>
@@ -5819,7 +5818,7 @@
                   <pic:spPr bwMode="auto">
                     <a:xfrm>
                       <a:off x="0" y="0"/>
-                      <a:ext cx="5309870" cy="3249295"/>
+                      <a:ext cx="5578161" cy="3535883"/>
                     </a:xfrm>
                     <a:prstGeom prst="rect">
                       <a:avLst/>
@@ -5832,18 +5831,21 @@
           </wp:inline>
         </w:drawing>
       </w:r>
-      <w:r>
-        <w:rPr>
-          <w:rFonts w:ascii="Times New Roman" w:eastAsia="Times New Roman" w:hAnsi="Times New Roman" w:cs="Times New Roman"/>
-        </w:rPr>
-        <w:t xml:space="preserve"> </w:t>
-      </w:r>
       <w:bookmarkStart w:id="1" w:name="_Hlk188688414"/>
       <w:bookmarkStart w:id="2" w:name="_Hlk188688420"/>
     </w:p>
     <w:p>
       <w:pPr>
         <w:spacing w:after="0" w:line="240" w:lineRule="auto"/>
+        <w:jc w:val="both"/>
+        <w:rPr>
+          <w:rFonts w:ascii="Times New Roman" w:eastAsia="Times New Roman" w:hAnsi="Times New Roman" w:cs="Times New Roman"/>
+        </w:rPr>
+      </w:pPr>
+    </w:p>
+    <w:p>
+      <w:pPr>
+        <w:spacing w:after="0" w:line="240" w:lineRule="auto"/>
         <w:jc w:val="center"/>
         <w:rPr>
           <w:rFonts w:ascii="Times New Roman" w:hAnsi="Times New Roman" w:cs="Times New Roman"/>
@@ -5897,7 +5899,37 @@
           <w:sz w:val="20"/>
           <w:szCs w:val="20"/>
         </w:rPr>
-        <w:t xml:space="preserve"> context diagram of library management system</w:t>
+        <w:t xml:space="preserve"> Data Flow </w:t>
+      </w:r>
+      <w:r>
+        <w:rPr>
+          <w:rFonts w:ascii="Times New Roman" w:hAnsi="Times New Roman" w:cs="Times New Roman"/>
+          <w:i/>
+          <w:iCs/>
+          <w:sz w:val="20"/>
+          <w:szCs w:val="20"/>
+        </w:rPr>
+        <w:t xml:space="preserve">diagram of </w:t>
+      </w:r>
+      <w:r>
+        <w:rPr>
+          <w:rFonts w:ascii="Times New Roman" w:hAnsi="Times New Roman" w:cs="Times New Roman"/>
+          <w:i/>
+          <w:iCs/>
+          <w:sz w:val="20"/>
+          <w:szCs w:val="20"/>
+        </w:rPr>
+        <w:t>Hospital</w:t>
+      </w:r>
+      <w:r>
+        <w:rPr>
+          <w:rFonts w:ascii="Times New Roman" w:hAnsi="Times New Roman" w:cs="Times New Roman"/>
+          <w:i/>
+          <w:iCs/>
+          <w:sz w:val="20"/>
+          <w:szCs w:val="20"/>
+        </w:rPr>
+        <w:t xml:space="preserve"> management system</w:t>
       </w:r>
     </w:p>
     <w:p>
@@ -27626,7 +27658,7 @@
     <w:rsid w:val="00737E08"/>
     <w:rsid w:val="007D14B3"/>
     <w:rsid w:val="008B1944"/>
-    <w:rsid w:val="008B54E2"/>
+    <w:rsid w:val="008E2F96"/>
     <w:rsid w:val="009317AA"/>
     <w:rsid w:val="00A050F4"/>
     <w:rsid w:val="00AB0D6B"/>

--- a/Week_04/ArogyaOne – Hospital Management System/ArogyaOne_Report/Part_4_All_chapters.docx
+++ b/Week_04/ArogyaOne – Hospital Management System/ArogyaOne_Report/Part_4_All_chapters.docx
@@ -186,17 +186,15 @@
           <w:sz w:val="24"/>
           <w:szCs w:val="24"/>
         </w:rPr>
-        <w:t xml:space="preserve">The scope of the ArogyaOne Hospital Management System encompasses the complete digitization of a multi-departmental healthcare facility through a centralized, role-based web platform. The system is designed to automate and bridge end-to-end hospital workflows, seamlessly managing outpatient (OPD) appointments, inpatient (IPD) admissions, dynamic room and Operation </w:t>
-      </w:r>
-      <w:proofErr w:type="spellStart"/>
-      <w:proofErr w:type="gramStart"/>
+        <w:t>The scope of the ArogyaOne Hospital Management System encompasses the complete digitization of a multi-departmental healthcare facility through a centralized, role-based web platform. The system is designed to automate and bridge end-to-end hospital workflows, seamlessly managing outpatient (OPD) appointments, inpatient (IPD) admissions, dynamic room and Operation Theat</w:t>
+      </w:r>
       <w:r>
         <w:rPr>
           <w:rFonts w:ascii="Times New Roman" w:hAnsi="Times New Roman" w:cs="Times New Roman"/>
           <w:sz w:val="24"/>
           <w:szCs w:val="24"/>
         </w:rPr>
-        <w:t>Theat</w:t>
+        <w:t xml:space="preserve">er </w:t>
       </w:r>
       <w:r>
         <w:rPr>
@@ -204,51 +202,7 @@
           <w:sz w:val="24"/>
           <w:szCs w:val="24"/>
         </w:rPr>
-        <w:t>er</w:t>
-      </w:r>
-      <w:proofErr w:type="spellEnd"/>
-      <w:r>
-        <w:rPr>
-          <w:rFonts w:ascii="Times New Roman" w:hAnsi="Times New Roman" w:cs="Times New Roman"/>
-          <w:sz w:val="24"/>
-          <w:szCs w:val="24"/>
-        </w:rPr>
-        <w:t xml:space="preserve"> </w:t>
-      </w:r>
-      <w:r>
-        <w:rPr>
-          <w:rFonts w:ascii="Times New Roman" w:hAnsi="Times New Roman" w:cs="Times New Roman"/>
-          <w:sz w:val="24"/>
-          <w:szCs w:val="24"/>
-        </w:rPr>
-        <w:t xml:space="preserve"> (</w:t>
-      </w:r>
-      <w:proofErr w:type="gramEnd"/>
-      <w:r>
-        <w:rPr>
-          <w:rFonts w:ascii="Times New Roman" w:hAnsi="Times New Roman" w:cs="Times New Roman"/>
-          <w:sz w:val="24"/>
-          <w:szCs w:val="24"/>
-        </w:rPr>
-        <w:t xml:space="preserve">OT) allocation, laboratory diagnostics, and clinical discharge summaries. Furthermore, it incorporates an automated financial engine for centralized billing that accurately aggregates cross-departmental charges and advance payments, alongside an Admin Command </w:t>
-      </w:r>
-      <w:proofErr w:type="spellStart"/>
-      <w:r>
-        <w:rPr>
-          <w:rFonts w:ascii="Times New Roman" w:hAnsi="Times New Roman" w:cs="Times New Roman"/>
-          <w:sz w:val="24"/>
-          <w:szCs w:val="24"/>
-        </w:rPr>
-        <w:t>Center</w:t>
-      </w:r>
-      <w:proofErr w:type="spellEnd"/>
-      <w:r>
-        <w:rPr>
-          <w:rFonts w:ascii="Times New Roman" w:hAnsi="Times New Roman" w:cs="Times New Roman"/>
-          <w:sz w:val="24"/>
-          <w:szCs w:val="24"/>
-        </w:rPr>
-        <w:t xml:space="preserve"> equipped with real-time data visualization, historical revenue analytics, and comprehensive staff and facility management. Ultimately, the project delivers a scalable, paperless ecosystem designed to enhance medical record accuracy, eliminate revenue leakage, and streamline patient care from initial registration to final discharge.</w:t>
+        <w:t xml:space="preserve"> (OT) allocation, laboratory diagnostics, and clinical discharge summaries. Furthermore, it incorporates an automated financial engine for centralized billing that accurately aggregates cross-departmental charges and advance payments, alongside an Admin Command Center equipped with real-time data visualization, historical revenue analytics, and comprehensive staff and facility management. Ultimately, the project delivers a scalable, paperless ecosystem designed to enhance medical record accuracy, eliminate revenue leakage, and streamline patient care from initial registration to final discharge.</w:t>
       </w:r>
     </w:p>
     <w:p>
@@ -918,23 +872,13 @@
               </w:rPr>
               <w:t xml:space="preserve"> (</w:t>
             </w:r>
-            <w:proofErr w:type="gramStart"/>
-            <w:r>
-              <w:rPr>
-                <w:rFonts w:ascii="Times New Roman" w:hAnsi="Times New Roman" w:cs="Times New Roman"/>
-                <w:sz w:val="24"/>
-                <w:szCs w:val="24"/>
-              </w:rPr>
-              <w:t>db.json</w:t>
-            </w:r>
-            <w:proofErr w:type="gramEnd"/>
-            <w:r>
-              <w:rPr>
-                <w:rFonts w:ascii="Times New Roman" w:hAnsi="Times New Roman" w:cs="Times New Roman"/>
-                <w:sz w:val="24"/>
-                <w:szCs w:val="24"/>
-              </w:rPr>
-              <w:t>, API Structure</w:t>
+            <w:r>
+              <w:rPr>
+                <w:rFonts w:ascii="Times New Roman" w:hAnsi="Times New Roman" w:cs="Times New Roman"/>
+                <w:sz w:val="24"/>
+                <w:szCs w:val="24"/>
+              </w:rPr>
+              <w:t>db.json, API Structure</w:t>
             </w:r>
             <w:r>
               <w:rPr>
@@ -1069,16 +1013,7 @@
                 <w:sz w:val="24"/>
                 <w:szCs w:val="24"/>
               </w:rPr>
-              <w:t xml:space="preserve"> </w:t>
-            </w:r>
-            <w:proofErr w:type="gramStart"/>
-            <w:r>
-              <w:rPr>
-                <w:rFonts w:ascii="Times New Roman" w:hAnsi="Times New Roman" w:cs="Times New Roman"/>
-                <w:sz w:val="24"/>
-                <w:szCs w:val="24"/>
-              </w:rPr>
-              <w:t>Setup</w:t>
+              <w:t xml:space="preserve"> Setup</w:t>
             </w:r>
             <w:r>
               <w:rPr>
@@ -1088,7 +1023,6 @@
               </w:rPr>
               <w:t>(</w:t>
             </w:r>
-            <w:proofErr w:type="gramEnd"/>
             <w:r>
               <w:rPr>
                 <w:rFonts w:ascii="Times New Roman" w:hAnsi="Times New Roman" w:cs="Times New Roman"/>
@@ -1365,43 +1299,7 @@
                 <w:sz w:val="24"/>
                 <w:szCs w:val="24"/>
               </w:rPr>
-              <w:t>Advanced Modules (</w:t>
-            </w:r>
-            <w:proofErr w:type="gramStart"/>
-            <w:r>
-              <w:rPr>
-                <w:rFonts w:ascii="Times New Roman" w:hAnsi="Times New Roman" w:cs="Times New Roman"/>
-                <w:sz w:val="24"/>
-                <w:szCs w:val="24"/>
-              </w:rPr>
-              <w:t>Lab,Bill</w:t>
-            </w:r>
-            <w:proofErr w:type="gramEnd"/>
-            <w:r>
-              <w:rPr>
-                <w:rFonts w:ascii="Times New Roman" w:hAnsi="Times New Roman" w:cs="Times New Roman"/>
-                <w:sz w:val="24"/>
-                <w:szCs w:val="24"/>
-              </w:rPr>
-              <w:t>,</w:t>
-            </w:r>
-            <w:proofErr w:type="gramStart"/>
-            <w:r>
-              <w:rPr>
-                <w:rFonts w:ascii="Times New Roman" w:hAnsi="Times New Roman" w:cs="Times New Roman"/>
-                <w:sz w:val="24"/>
-                <w:szCs w:val="24"/>
-              </w:rPr>
-              <w:t>Discharge,API</w:t>
-            </w:r>
-            <w:proofErr w:type="gramEnd"/>
-            <w:r>
-              <w:rPr>
-                <w:rFonts w:ascii="Times New Roman" w:hAnsi="Times New Roman" w:cs="Times New Roman"/>
-                <w:sz w:val="24"/>
-                <w:szCs w:val="24"/>
-              </w:rPr>
-              <w:t xml:space="preserve"> Integration)</w:t>
+              <w:t>Advanced Modules (Lab,Bill,Discharge,API Integration)</w:t>
             </w:r>
           </w:p>
         </w:tc>
@@ -1886,27 +1784,7 @@
           <w:sz w:val="24"/>
           <w:szCs w:val="24"/>
         </w:rPr>
-        <w:t xml:space="preserve">Command </w:t>
-      </w:r>
-      <w:r>
-        <w:rPr>
-          <w:rFonts w:ascii="Times New Roman" w:eastAsia="Times New Roman" w:hAnsi="Times New Roman" w:cs="Times New Roman"/>
-          <w:b/>
-          <w:bCs/>
-          <w:sz w:val="24"/>
-          <w:szCs w:val="24"/>
-        </w:rPr>
-        <w:t>Centre</w:t>
-      </w:r>
-      <w:r>
-        <w:rPr>
-          <w:rFonts w:ascii="Times New Roman" w:eastAsia="Times New Roman" w:hAnsi="Times New Roman" w:cs="Times New Roman"/>
-          <w:b/>
-          <w:bCs/>
-          <w:sz w:val="24"/>
-          <w:szCs w:val="24"/>
-        </w:rPr>
-        <w:t xml:space="preserve"> Analytics</w:t>
+        <w:t>Command Centre Analytics</w:t>
       </w:r>
       <w:r>
         <w:rPr>
@@ -2919,23 +2797,7 @@
           <w:sz w:val="24"/>
           <w:szCs w:val="24"/>
         </w:rPr>
-        <w:t xml:space="preserve"> Book Operation </w:t>
-      </w:r>
-      <w:r>
-        <w:rPr>
-          <w:rFonts w:ascii="Times New Roman" w:eastAsia="Times New Roman" w:hAnsi="Times New Roman" w:cs="Times New Roman"/>
-          <w:sz w:val="24"/>
-          <w:szCs w:val="24"/>
-        </w:rPr>
-        <w:t>Theatres</w:t>
-      </w:r>
-      <w:r>
-        <w:rPr>
-          <w:rFonts w:ascii="Times New Roman" w:eastAsia="Times New Roman" w:hAnsi="Times New Roman" w:cs="Times New Roman"/>
-          <w:sz w:val="24"/>
-          <w:szCs w:val="24"/>
-        </w:rPr>
-        <w:t xml:space="preserve"> (OT) and schedule upcoming surgeries for admitted IPD patients.</w:t>
+        <w:t xml:space="preserve"> Book Operation Theatres (OT) and schedule upcoming surgeries for admitted IPD patients.</w:t>
       </w:r>
     </w:p>
     <w:p>
@@ -2970,23 +2832,7 @@
           <w:sz w:val="24"/>
           <w:szCs w:val="24"/>
         </w:rPr>
-        <w:t xml:space="preserve"> Monitor and update the live status, category, and availability of Operation </w:t>
-      </w:r>
-      <w:r>
-        <w:rPr>
-          <w:rFonts w:ascii="Times New Roman" w:eastAsia="Times New Roman" w:hAnsi="Times New Roman" w:cs="Times New Roman"/>
-          <w:sz w:val="24"/>
-          <w:szCs w:val="24"/>
-        </w:rPr>
-        <w:t>Theatres</w:t>
-      </w:r>
-      <w:r>
-        <w:rPr>
-          <w:rFonts w:ascii="Times New Roman" w:eastAsia="Times New Roman" w:hAnsi="Times New Roman" w:cs="Times New Roman"/>
-          <w:sz w:val="24"/>
-          <w:szCs w:val="24"/>
-        </w:rPr>
-        <w:t>.</w:t>
+        <w:t xml:space="preserve"> Monitor and update the live status, category, and availability of Operation Theatres.</w:t>
       </w:r>
     </w:p>
     <w:p>
@@ -3021,23 +2867,7 @@
           <w:sz w:val="24"/>
           <w:szCs w:val="24"/>
         </w:rPr>
-        <w:t xml:space="preserve"> Allocate primary surgeons and </w:t>
-      </w:r>
-      <w:r>
-        <w:rPr>
-          <w:rFonts w:ascii="Times New Roman" w:eastAsia="Times New Roman" w:hAnsi="Times New Roman" w:cs="Times New Roman"/>
-          <w:sz w:val="24"/>
-          <w:szCs w:val="24"/>
-        </w:rPr>
-        <w:t>anaesthesiologists</w:t>
-      </w:r>
-      <w:r>
-        <w:rPr>
-          <w:rFonts w:ascii="Times New Roman" w:eastAsia="Times New Roman" w:hAnsi="Times New Roman" w:cs="Times New Roman"/>
-          <w:sz w:val="24"/>
-          <w:szCs w:val="24"/>
-        </w:rPr>
-        <w:t xml:space="preserve"> to specific surgical cases.</w:t>
+        <w:t xml:space="preserve"> Allocate primary surgeons and anaesthesiologists to specific surgical cases.</w:t>
       </w:r>
     </w:p>
     <w:p>
@@ -3824,25 +3654,7 @@
           <w:sz w:val="24"/>
           <w:szCs w:val="24"/>
         </w:rPr>
-        <w:t xml:space="preserve">Passwords should be stored using encryption techniques (e.g., </w:t>
-      </w:r>
-      <w:proofErr w:type="spellStart"/>
-      <w:r>
-        <w:rPr>
-          <w:rFonts w:ascii="Times New Roman" w:eastAsia="Times New Roman" w:hAnsi="Times New Roman" w:cs="Times New Roman"/>
-          <w:sz w:val="24"/>
-          <w:szCs w:val="24"/>
-        </w:rPr>
-        <w:t>bcrypt</w:t>
-      </w:r>
-      <w:proofErr w:type="spellEnd"/>
-      <w:r>
-        <w:rPr>
-          <w:rFonts w:ascii="Times New Roman" w:eastAsia="Times New Roman" w:hAnsi="Times New Roman" w:cs="Times New Roman"/>
-          <w:sz w:val="24"/>
-          <w:szCs w:val="24"/>
-        </w:rPr>
-        <w:t>, SHA-256).</w:t>
+        <w:t>Passwords should be stored using encryption techniques (e.g., bcrypt, SHA-256).</w:t>
       </w:r>
     </w:p>
     <w:p>
@@ -4210,8 +4022,6 @@
               </w:rPr>
               <w:t xml:space="preserve">Hospital Staff (Admin, Registration, Doctor, Lab, </w:t>
             </w:r>
-            <w:proofErr w:type="spellStart"/>
-            <w:proofErr w:type="gramStart"/>
             <w:r>
               <w:rPr>
                 <w:rFonts w:ascii="Times New Roman" w:eastAsia="Times New Roman" w:hAnsi="Times New Roman" w:cs="Times New Roman"/>
@@ -4228,10 +4038,8 @@
                 <w:sz w:val="24"/>
                 <w:szCs w:val="24"/>
               </w:rPr>
-              <w:t>,Surgery</w:t>
-            </w:r>
-            <w:proofErr w:type="spellEnd"/>
-            <w:proofErr w:type="gramEnd"/>
+              <w:t>, Surgery</w:t>
+            </w:r>
             <w:r>
               <w:rPr>
                 <w:rFonts w:ascii="Times New Roman" w:eastAsia="Times New Roman" w:hAnsi="Times New Roman" w:cs="Times New Roman"/>
@@ -6045,9 +5853,9 @@
           <w:szCs w:val="28"/>
         </w:rPr>
         <w:drawing>
-          <wp:inline distT="0" distB="0" distL="0" distR="0" wp14:anchorId="33409748" wp14:editId="5C6EA981">
-            <wp:extent cx="5513879" cy="6175737"/>
-            <wp:effectExtent l="0" t="0" r="0" b="0"/>
+          <wp:inline distT="0" distB="0" distL="0" distR="0" wp14:anchorId="33409748" wp14:editId="235CB361">
+            <wp:extent cx="4265295" cy="8083551"/>
+            <wp:effectExtent l="0" t="0" r="1905" b="0"/>
             <wp:docPr id="1838831774" name="Picture 2"/>
             <wp:cNvGraphicFramePr>
               <a:graphicFrameLocks xmlns:a="http://schemas.openxmlformats.org/drawingml/2006/main" noChangeAspect="1"/>
@@ -6056,20 +5864,19 @@
               <a:graphicData uri="http://schemas.openxmlformats.org/drawingml/2006/picture">
                 <pic:pic xmlns:pic="http://schemas.openxmlformats.org/drawingml/2006/picture">
                   <pic:nvPicPr>
-                    <pic:cNvPr id="0" name="Picture 3"/>
+                    <pic:cNvPr id="1838831774" name="Picture 2"/>
                     <pic:cNvPicPr>
                       <a:picLocks noChangeAspect="1" noChangeArrowheads="1"/>
                     </pic:cNvPicPr>
                   </pic:nvPicPr>
                   <pic:blipFill>
-                    <a:blip r:embed="rId10">
+                    <a:blip r:embed="rId10" cstate="print">
                       <a:extLst>
                         <a:ext uri="{28A0092B-C50C-407E-A947-70E740481C1C}">
                           <a14:useLocalDpi xmlns:a14="http://schemas.microsoft.com/office/drawing/2010/main" val="0"/>
                         </a:ext>
                       </a:extLst>
                     </a:blip>
-                    <a:srcRect/>
                     <a:stretch>
                       <a:fillRect/>
                     </a:stretch>
@@ -6077,7 +5884,7 @@
                   <pic:spPr bwMode="auto">
                     <a:xfrm>
                       <a:off x="0" y="0"/>
-                      <a:ext cx="5518193" cy="6180568"/>
+                      <a:ext cx="4288894" cy="8128276"/>
                     </a:xfrm>
                     <a:prstGeom prst="rect">
                       <a:avLst/>
@@ -6164,20 +5971,6 @@
     </w:p>
     <w:p>
       <w:pPr>
-        <w:suppressAutoHyphens w:val="0"/>
-        <w:rPr>
-          <w:rFonts w:ascii="Times New Roman" w:hAnsi="Times New Roman" w:cs="Times New Roman"/>
-        </w:rPr>
-      </w:pPr>
-      <w:r>
-        <w:rPr>
-          <w:rFonts w:ascii="Times New Roman" w:hAnsi="Times New Roman" w:cs="Times New Roman"/>
-        </w:rPr>
-        <w:br w:type="page"/>
-      </w:r>
-    </w:p>
-    <w:p>
-      <w:pPr>
         <w:pStyle w:val="ListParagraph"/>
         <w:numPr>
           <w:ilvl w:val="2"/>
@@ -6303,6 +6096,7 @@
           <w:p>
             <w:pPr>
               <w:spacing w:line="360" w:lineRule="auto"/>
+              <w:jc w:val="both"/>
               <w:rPr>
                 <w:rFonts w:ascii="Times New Roman" w:hAnsi="Times New Roman" w:cs="Times New Roman"/>
                 <w:sz w:val="24"/>
@@ -6356,19 +6150,20 @@
           <w:p>
             <w:pPr>
               <w:spacing w:line="360" w:lineRule="auto"/>
-              <w:rPr>
-                <w:rFonts w:ascii="Times New Roman" w:hAnsi="Times New Roman" w:cs="Times New Roman"/>
-                <w:sz w:val="24"/>
-                <w:szCs w:val="24"/>
-              </w:rPr>
-            </w:pPr>
-            <w:r>
-              <w:rPr>
-                <w:rFonts w:ascii="Times New Roman" w:hAnsi="Times New Roman" w:cs="Times New Roman"/>
-                <w:sz w:val="24"/>
-                <w:szCs w:val="24"/>
-              </w:rPr>
-              <w:t>Librarian, Members, Asst. Librarian</w:t>
+              <w:jc w:val="both"/>
+              <w:rPr>
+                <w:rFonts w:ascii="Times New Roman" w:hAnsi="Times New Roman" w:cs="Times New Roman"/>
+                <w:sz w:val="24"/>
+                <w:szCs w:val="24"/>
+              </w:rPr>
+            </w:pPr>
+            <w:r>
+              <w:rPr>
+                <w:rFonts w:ascii="Times New Roman" w:hAnsi="Times New Roman" w:cs="Times New Roman"/>
+                <w:sz w:val="24"/>
+                <w:szCs w:val="24"/>
+              </w:rPr>
+              <w:t>Admin, Registration, Doctor, Lab, Surgery, Bill</w:t>
             </w:r>
           </w:p>
         </w:tc>
@@ -6408,19 +6203,20 @@
           </w:tcPr>
           <w:p>
             <w:pPr>
-              <w:rPr>
-                <w:rFonts w:ascii="Times New Roman" w:hAnsi="Times New Roman" w:cs="Times New Roman"/>
-                <w:sz w:val="24"/>
-                <w:szCs w:val="24"/>
-              </w:rPr>
-            </w:pPr>
-            <w:r>
-              <w:rPr>
-                <w:rFonts w:ascii="Times New Roman" w:hAnsi="Times New Roman" w:cs="Times New Roman"/>
-                <w:sz w:val="24"/>
-                <w:szCs w:val="24"/>
-              </w:rPr>
-              <w:t>To interact with the system, LMS will validate its registration with this system. It also defines the actions a user can perform in LMS</w:t>
+              <w:jc w:val="both"/>
+              <w:rPr>
+                <w:rFonts w:ascii="Times New Roman" w:hAnsi="Times New Roman" w:cs="Times New Roman"/>
+                <w:sz w:val="24"/>
+                <w:szCs w:val="24"/>
+              </w:rPr>
+            </w:pPr>
+            <w:r>
+              <w:rPr>
+                <w:rFonts w:ascii="Times New Roman" w:hAnsi="Times New Roman" w:cs="Times New Roman"/>
+                <w:sz w:val="24"/>
+                <w:szCs w:val="24"/>
+              </w:rPr>
+              <w:t>The login use case allows authorized users to access the Hospital Management System using their registered credentials. The system verifies the identity of the user and provides access based on the assigned role.</w:t>
             </w:r>
           </w:p>
         </w:tc>
@@ -6460,19 +6256,20 @@
           </w:tcPr>
           <w:p>
             <w:pPr>
-              <w:rPr>
-                <w:rFonts w:ascii="Times New Roman" w:hAnsi="Times New Roman" w:cs="Times New Roman"/>
-                <w:sz w:val="24"/>
-                <w:szCs w:val="24"/>
-              </w:rPr>
-            </w:pPr>
-            <w:r>
-              <w:rPr>
-                <w:rFonts w:ascii="Times New Roman" w:hAnsi="Times New Roman" w:cs="Times New Roman"/>
-                <w:sz w:val="24"/>
-                <w:szCs w:val="24"/>
-              </w:rPr>
-              <w:t>User must have proper client installed on user terminal</w:t>
+              <w:jc w:val="both"/>
+              <w:rPr>
+                <w:rFonts w:ascii="Times New Roman" w:hAnsi="Times New Roman" w:cs="Times New Roman"/>
+                <w:sz w:val="24"/>
+                <w:szCs w:val="24"/>
+              </w:rPr>
+            </w:pPr>
+            <w:r>
+              <w:rPr>
+                <w:rFonts w:ascii="Times New Roman" w:hAnsi="Times New Roman" w:cs="Times New Roman"/>
+                <w:sz w:val="24"/>
+                <w:szCs w:val="24"/>
+              </w:rPr>
+              <w:t>User must have a registered account in the system with an assigned role.</w:t>
             </w:r>
           </w:p>
         </w:tc>
@@ -6517,19 +6314,20 @@
                 <w:ilvl w:val="0"/>
                 <w:numId w:val="17"/>
               </w:numPr>
-              <w:rPr>
-                <w:rFonts w:ascii="Times New Roman" w:hAnsi="Times New Roman" w:cs="Times New Roman"/>
-                <w:sz w:val="24"/>
-                <w:szCs w:val="24"/>
-              </w:rPr>
-            </w:pPr>
-            <w:r>
-              <w:rPr>
-                <w:rFonts w:ascii="Times New Roman" w:hAnsi="Times New Roman" w:cs="Times New Roman"/>
-                <w:sz w:val="24"/>
-                <w:szCs w:val="24"/>
-              </w:rPr>
-              <w:t>System show Login Screen</w:t>
+              <w:jc w:val="both"/>
+              <w:rPr>
+                <w:rFonts w:ascii="Times New Roman" w:hAnsi="Times New Roman" w:cs="Times New Roman"/>
+                <w:sz w:val="24"/>
+                <w:szCs w:val="24"/>
+              </w:rPr>
+            </w:pPr>
+            <w:r>
+              <w:rPr>
+                <w:rFonts w:ascii="Times New Roman" w:hAnsi="Times New Roman" w:cs="Times New Roman"/>
+                <w:sz w:val="24"/>
+                <w:szCs w:val="24"/>
+              </w:rPr>
+              <w:t>System displays the login screen.</w:t>
             </w:r>
           </w:p>
           <w:p>
@@ -6539,19 +6337,20 @@
                 <w:ilvl w:val="0"/>
                 <w:numId w:val="17"/>
               </w:numPr>
-              <w:rPr>
-                <w:rFonts w:ascii="Times New Roman" w:hAnsi="Times New Roman" w:cs="Times New Roman"/>
-                <w:sz w:val="24"/>
-                <w:szCs w:val="24"/>
-              </w:rPr>
-            </w:pPr>
-            <w:r>
-              <w:rPr>
-                <w:rFonts w:ascii="Times New Roman" w:hAnsi="Times New Roman" w:cs="Times New Roman"/>
-                <w:sz w:val="24"/>
-                <w:szCs w:val="24"/>
-              </w:rPr>
-              <w:t>User Fill in required information. Enter user name and password</w:t>
+              <w:jc w:val="both"/>
+              <w:rPr>
+                <w:rFonts w:ascii="Times New Roman" w:hAnsi="Times New Roman" w:cs="Times New Roman"/>
+                <w:sz w:val="24"/>
+                <w:szCs w:val="24"/>
+              </w:rPr>
+            </w:pPr>
+            <w:r>
+              <w:rPr>
+                <w:rFonts w:ascii="Times New Roman" w:hAnsi="Times New Roman" w:cs="Times New Roman"/>
+                <w:sz w:val="24"/>
+                <w:szCs w:val="24"/>
+              </w:rPr>
+              <w:t>User enters email and password.</w:t>
             </w:r>
           </w:p>
           <w:p>
@@ -6561,19 +6360,43 @@
                 <w:ilvl w:val="0"/>
                 <w:numId w:val="17"/>
               </w:numPr>
-              <w:rPr>
-                <w:rFonts w:ascii="Times New Roman" w:hAnsi="Times New Roman" w:cs="Times New Roman"/>
-                <w:sz w:val="24"/>
-                <w:szCs w:val="24"/>
-              </w:rPr>
-            </w:pPr>
-            <w:r>
-              <w:rPr>
-                <w:rFonts w:ascii="Times New Roman" w:hAnsi="Times New Roman" w:cs="Times New Roman"/>
-                <w:sz w:val="24"/>
-                <w:szCs w:val="24"/>
-              </w:rPr>
-              <w:t>System acknowledge entry</w:t>
+              <w:jc w:val="both"/>
+              <w:rPr>
+                <w:rFonts w:ascii="Times New Roman" w:hAnsi="Times New Roman" w:cs="Times New Roman"/>
+                <w:sz w:val="24"/>
+                <w:szCs w:val="24"/>
+              </w:rPr>
+            </w:pPr>
+            <w:r>
+              <w:rPr>
+                <w:rFonts w:ascii="Times New Roman" w:hAnsi="Times New Roman" w:cs="Times New Roman"/>
+                <w:sz w:val="24"/>
+                <w:szCs w:val="24"/>
+              </w:rPr>
+              <w:t>System validates login credentials against the database.</w:t>
+            </w:r>
+          </w:p>
+          <w:p>
+            <w:pPr>
+              <w:pStyle w:val="ListParagraph"/>
+              <w:numPr>
+                <w:ilvl w:val="0"/>
+                <w:numId w:val="17"/>
+              </w:numPr>
+              <w:jc w:val="both"/>
+              <w:rPr>
+                <w:rFonts w:ascii="Times New Roman" w:hAnsi="Times New Roman" w:cs="Times New Roman"/>
+                <w:sz w:val="24"/>
+                <w:szCs w:val="24"/>
+              </w:rPr>
+            </w:pPr>
+            <w:r>
+              <w:rPr>
+                <w:rFonts w:ascii="Times New Roman" w:hAnsi="Times New Roman" w:cs="Times New Roman"/>
+                <w:sz w:val="24"/>
+                <w:szCs w:val="24"/>
+              </w:rPr>
+              <w:t>System redirects the user to their respective role-based dashboard.</w:t>
             </w:r>
           </w:p>
         </w:tc>
@@ -6613,19 +6436,28 @@
           </w:tcPr>
           <w:p>
             <w:pPr>
-              <w:rPr>
-                <w:rFonts w:ascii="Times New Roman" w:hAnsi="Times New Roman" w:cs="Times New Roman"/>
-                <w:sz w:val="24"/>
-                <w:szCs w:val="24"/>
-              </w:rPr>
-            </w:pPr>
-            <w:r>
-              <w:rPr>
-                <w:rFonts w:ascii="Times New Roman" w:hAnsi="Times New Roman" w:cs="Times New Roman"/>
-                <w:sz w:val="24"/>
-                <w:szCs w:val="24"/>
-              </w:rPr>
-              <w:t>System transfer control to user main screen to proceed further actions</w:t>
+              <w:jc w:val="both"/>
+              <w:rPr>
+                <w:rFonts w:ascii="Times New Roman" w:hAnsi="Times New Roman" w:cs="Times New Roman"/>
+                <w:sz w:val="24"/>
+                <w:szCs w:val="24"/>
+              </w:rPr>
+            </w:pPr>
+            <w:r>
+              <w:rPr>
+                <w:rFonts w:ascii="Times New Roman" w:hAnsi="Times New Roman" w:cs="Times New Roman"/>
+                <w:sz w:val="24"/>
+                <w:szCs w:val="24"/>
+              </w:rPr>
+              <w:t>User successfully logs into the system and accesses the dashboard</w:t>
+            </w:r>
+            <w:r>
+              <w:rPr>
+                <w:rFonts w:ascii="Times New Roman" w:hAnsi="Times New Roman" w:cs="Times New Roman"/>
+                <w:sz w:val="24"/>
+                <w:szCs w:val="24"/>
+              </w:rPr>
+              <w:t>.</w:t>
             </w:r>
           </w:p>
         </w:tc>
@@ -6665,19 +6497,20 @@
           </w:tcPr>
           <w:p>
             <w:pPr>
-              <w:rPr>
-                <w:rFonts w:ascii="Times New Roman" w:hAnsi="Times New Roman" w:cs="Times New Roman"/>
-                <w:sz w:val="24"/>
-                <w:szCs w:val="24"/>
-              </w:rPr>
-            </w:pPr>
-            <w:r>
-              <w:rPr>
-                <w:rFonts w:ascii="Times New Roman" w:hAnsi="Times New Roman" w:cs="Times New Roman"/>
-                <w:sz w:val="24"/>
-                <w:szCs w:val="24"/>
-              </w:rPr>
-              <w:t>If in step 3 no user found then system display Invalid user name password error message and transfer control to Task Sequence no.1</w:t>
+              <w:jc w:val="both"/>
+              <w:rPr>
+                <w:rFonts w:ascii="Times New Roman" w:hAnsi="Times New Roman" w:cs="Times New Roman"/>
+                <w:sz w:val="24"/>
+                <w:szCs w:val="24"/>
+              </w:rPr>
+            </w:pPr>
+            <w:r>
+              <w:rPr>
+                <w:rFonts w:ascii="Times New Roman" w:hAnsi="Times New Roman" w:cs="Times New Roman"/>
+                <w:sz w:val="24"/>
+                <w:szCs w:val="24"/>
+              </w:rPr>
+              <w:t>If credentials are incorrect, the system displays Invalid email or password.</w:t>
             </w:r>
           </w:p>
         </w:tc>
@@ -6714,7 +6547,7 @@
           <w:sz w:val="28"/>
           <w:szCs w:val="28"/>
         </w:rPr>
-        <w:t>Search Article</w:t>
+        <w:t>Manage Patient</w:t>
       </w:r>
     </w:p>
     <w:tbl>
@@ -6763,19 +6596,20 @@
           <w:p>
             <w:pPr>
               <w:spacing w:line="360" w:lineRule="auto"/>
-              <w:rPr>
-                <w:rFonts w:ascii="Times New Roman" w:hAnsi="Times New Roman" w:cs="Times New Roman"/>
-                <w:sz w:val="24"/>
-                <w:szCs w:val="24"/>
-              </w:rPr>
-            </w:pPr>
-            <w:r>
-              <w:rPr>
-                <w:rFonts w:ascii="Times New Roman" w:hAnsi="Times New Roman" w:cs="Times New Roman"/>
-                <w:sz w:val="24"/>
-                <w:szCs w:val="24"/>
-              </w:rPr>
-              <w:t>Search Article</w:t>
+              <w:jc w:val="both"/>
+              <w:rPr>
+                <w:rFonts w:ascii="Times New Roman" w:hAnsi="Times New Roman" w:cs="Times New Roman"/>
+                <w:sz w:val="24"/>
+                <w:szCs w:val="24"/>
+              </w:rPr>
+            </w:pPr>
+            <w:r>
+              <w:rPr>
+                <w:rFonts w:ascii="Times New Roman" w:hAnsi="Times New Roman" w:cs="Times New Roman"/>
+                <w:sz w:val="24"/>
+                <w:szCs w:val="24"/>
+              </w:rPr>
+              <w:t>Manage Patient</w:t>
             </w:r>
           </w:p>
         </w:tc>
@@ -6816,19 +6650,20 @@
           <w:p>
             <w:pPr>
               <w:spacing w:line="360" w:lineRule="auto"/>
-              <w:rPr>
-                <w:rFonts w:ascii="Times New Roman" w:hAnsi="Times New Roman" w:cs="Times New Roman"/>
-                <w:sz w:val="24"/>
-                <w:szCs w:val="24"/>
-              </w:rPr>
-            </w:pPr>
-            <w:r>
-              <w:rPr>
-                <w:rFonts w:ascii="Times New Roman" w:hAnsi="Times New Roman" w:cs="Times New Roman"/>
-                <w:sz w:val="24"/>
-                <w:szCs w:val="24"/>
-              </w:rPr>
-              <w:t>Member</w:t>
+              <w:jc w:val="both"/>
+              <w:rPr>
+                <w:rFonts w:ascii="Times New Roman" w:hAnsi="Times New Roman" w:cs="Times New Roman"/>
+                <w:sz w:val="24"/>
+                <w:szCs w:val="24"/>
+              </w:rPr>
+            </w:pPr>
+            <w:r>
+              <w:rPr>
+                <w:rFonts w:ascii="Times New Roman" w:hAnsi="Times New Roman" w:cs="Times New Roman"/>
+                <w:sz w:val="24"/>
+                <w:szCs w:val="24"/>
+              </w:rPr>
+              <w:t>Admin, Registration</w:t>
             </w:r>
           </w:p>
         </w:tc>
@@ -6868,19 +6703,20 @@
           </w:tcPr>
           <w:p>
             <w:pPr>
-              <w:rPr>
-                <w:rFonts w:ascii="Times New Roman" w:hAnsi="Times New Roman" w:cs="Times New Roman"/>
-                <w:sz w:val="24"/>
-                <w:szCs w:val="24"/>
-              </w:rPr>
-            </w:pPr>
-            <w:r>
-              <w:rPr>
-                <w:rFonts w:ascii="Times New Roman" w:hAnsi="Times New Roman" w:cs="Times New Roman"/>
-                <w:sz w:val="24"/>
-                <w:szCs w:val="24"/>
-              </w:rPr>
-              <w:t>Search article makes it easy to search for article on LMS. With this search companion, user can specify several search criteria. For example, type, article name, author name, publisher etc.</w:t>
+              <w:jc w:val="both"/>
+              <w:rPr>
+                <w:rFonts w:ascii="Times New Roman" w:hAnsi="Times New Roman" w:cs="Times New Roman"/>
+                <w:sz w:val="24"/>
+                <w:szCs w:val="24"/>
+              </w:rPr>
+            </w:pPr>
+            <w:r>
+              <w:rPr>
+                <w:rFonts w:ascii="Times New Roman" w:hAnsi="Times New Roman" w:cs="Times New Roman"/>
+                <w:sz w:val="24"/>
+                <w:szCs w:val="24"/>
+              </w:rPr>
+              <w:t>This use case allows authorized staff to register new patients (OPD/IPD), update existing demographic details, view medical history, and allocate hospital rooms.</w:t>
             </w:r>
           </w:p>
         </w:tc>
@@ -6920,19 +6756,20 @@
           </w:tcPr>
           <w:p>
             <w:pPr>
-              <w:rPr>
-                <w:rFonts w:ascii="Times New Roman" w:hAnsi="Times New Roman" w:cs="Times New Roman"/>
-                <w:sz w:val="24"/>
-                <w:szCs w:val="24"/>
-              </w:rPr>
-            </w:pPr>
-            <w:r>
-              <w:rPr>
-                <w:rFonts w:ascii="Times New Roman" w:hAnsi="Times New Roman" w:cs="Times New Roman"/>
-                <w:sz w:val="24"/>
-                <w:szCs w:val="24"/>
-              </w:rPr>
-              <w:t>User must be login</w:t>
+              <w:jc w:val="both"/>
+              <w:rPr>
+                <w:rFonts w:ascii="Times New Roman" w:hAnsi="Times New Roman" w:cs="Times New Roman"/>
+                <w:sz w:val="24"/>
+                <w:szCs w:val="24"/>
+              </w:rPr>
+            </w:pPr>
+            <w:r>
+              <w:rPr>
+                <w:rFonts w:ascii="Times New Roman" w:hAnsi="Times New Roman" w:cs="Times New Roman"/>
+                <w:sz w:val="24"/>
+                <w:szCs w:val="24"/>
+              </w:rPr>
+              <w:t>Actor must be logged into the system.</w:t>
             </w:r>
           </w:p>
         </w:tc>
@@ -6977,19 +6814,20 @@
                 <w:ilvl w:val="0"/>
                 <w:numId w:val="19"/>
               </w:numPr>
-              <w:rPr>
-                <w:rFonts w:ascii="Times New Roman" w:hAnsi="Times New Roman" w:cs="Times New Roman"/>
-                <w:sz w:val="24"/>
-                <w:szCs w:val="24"/>
-              </w:rPr>
-            </w:pPr>
-            <w:r>
-              <w:rPr>
-                <w:rFonts w:ascii="Times New Roman" w:hAnsi="Times New Roman" w:cs="Times New Roman"/>
-                <w:sz w:val="24"/>
-                <w:szCs w:val="24"/>
-              </w:rPr>
-              <w:t>System will show searching screen</w:t>
+              <w:jc w:val="both"/>
+              <w:rPr>
+                <w:rFonts w:ascii="Times New Roman" w:hAnsi="Times New Roman" w:cs="Times New Roman"/>
+                <w:sz w:val="24"/>
+                <w:szCs w:val="24"/>
+              </w:rPr>
+            </w:pPr>
+            <w:r>
+              <w:rPr>
+                <w:rFonts w:ascii="Times New Roman" w:hAnsi="Times New Roman" w:cs="Times New Roman"/>
+                <w:sz w:val="24"/>
+                <w:szCs w:val="24"/>
+              </w:rPr>
+              <w:t>User navigates to the Patient Directory or Registration module.</w:t>
             </w:r>
           </w:p>
           <w:p>
@@ -6999,19 +6837,20 @@
                 <w:ilvl w:val="0"/>
                 <w:numId w:val="19"/>
               </w:numPr>
-              <w:rPr>
-                <w:rFonts w:ascii="Times New Roman" w:hAnsi="Times New Roman" w:cs="Times New Roman"/>
-                <w:sz w:val="24"/>
-                <w:szCs w:val="24"/>
-              </w:rPr>
-            </w:pPr>
-            <w:r>
-              <w:rPr>
-                <w:rFonts w:ascii="Times New Roman" w:hAnsi="Times New Roman" w:cs="Times New Roman"/>
-                <w:sz w:val="24"/>
-                <w:szCs w:val="24"/>
-              </w:rPr>
-              <w:t>User enter required information. It can be user name, book description ISBN etc</w:t>
+              <w:jc w:val="both"/>
+              <w:rPr>
+                <w:rFonts w:ascii="Times New Roman" w:hAnsi="Times New Roman" w:cs="Times New Roman"/>
+                <w:sz w:val="24"/>
+                <w:szCs w:val="24"/>
+              </w:rPr>
+            </w:pPr>
+            <w:r>
+              <w:rPr>
+                <w:rFonts w:ascii="Times New Roman" w:hAnsi="Times New Roman" w:cs="Times New Roman"/>
+                <w:sz w:val="24"/>
+                <w:szCs w:val="24"/>
+              </w:rPr>
+              <w:t>User selects the option to add a new patient or edit an existing one.</w:t>
             </w:r>
           </w:p>
           <w:p>
@@ -7021,76 +6860,43 @@
                 <w:ilvl w:val="0"/>
                 <w:numId w:val="19"/>
               </w:numPr>
-              <w:rPr>
-                <w:rFonts w:ascii="Times New Roman" w:hAnsi="Times New Roman" w:cs="Times New Roman"/>
-                <w:sz w:val="24"/>
-                <w:szCs w:val="24"/>
-              </w:rPr>
-            </w:pPr>
-            <w:r>
-              <w:rPr>
-                <w:rFonts w:ascii="Times New Roman" w:hAnsi="Times New Roman" w:cs="Times New Roman"/>
-                <w:sz w:val="24"/>
-                <w:szCs w:val="24"/>
-              </w:rPr>
-              <w:t>By pressing search button system will list down all searching results</w:t>
-            </w:r>
-          </w:p>
-        </w:tc>
-      </w:tr>
-      <w:tr>
-        <w:tc>
-          <w:tcPr>
-            <w:tcW w:w="2122" w:type="dxa"/>
-            <w:shd w:val="clear" w:color="auto" w:fill="D9D9D9" w:themeFill="background1" w:themeFillShade="D9"/>
-          </w:tcPr>
-          <w:p>
-            <w:pPr>
-              <w:spacing w:line="360" w:lineRule="auto"/>
-              <w:rPr>
-                <w:rFonts w:ascii="Times New Roman" w:hAnsi="Times New Roman" w:cs="Times New Roman"/>
-                <w:b/>
-                <w:bCs/>
-                <w:sz w:val="24"/>
-                <w:szCs w:val="24"/>
-              </w:rPr>
-            </w:pPr>
-            <w:r>
-              <w:rPr>
-                <w:rFonts w:ascii="Times New Roman" w:hAnsi="Times New Roman" w:cs="Times New Roman"/>
-                <w:b/>
-                <w:bCs/>
-                <w:sz w:val="24"/>
-                <w:szCs w:val="24"/>
-              </w:rPr>
-              <w:t>Post Conditions</w:t>
-            </w:r>
-          </w:p>
-        </w:tc>
-        <w:tc>
-          <w:tcPr>
-            <w:tcW w:w="7087" w:type="dxa"/>
-          </w:tcPr>
+              <w:jc w:val="both"/>
+              <w:rPr>
+                <w:rFonts w:ascii="Times New Roman" w:hAnsi="Times New Roman" w:cs="Times New Roman"/>
+                <w:sz w:val="24"/>
+                <w:szCs w:val="24"/>
+              </w:rPr>
+            </w:pPr>
+            <w:r>
+              <w:rPr>
+                <w:rFonts w:ascii="Times New Roman" w:hAnsi="Times New Roman" w:cs="Times New Roman"/>
+                <w:sz w:val="24"/>
+                <w:szCs w:val="24"/>
+              </w:rPr>
+              <w:t>User enters or updates demographic, contact, and medical details.</w:t>
+            </w:r>
+          </w:p>
           <w:p>
             <w:pPr>
               <w:pStyle w:val="ListParagraph"/>
               <w:numPr>
                 <w:ilvl w:val="0"/>
-                <w:numId w:val="20"/>
+                <w:numId w:val="19"/>
               </w:numPr>
-              <w:rPr>
-                <w:rFonts w:ascii="Times New Roman" w:hAnsi="Times New Roman" w:cs="Times New Roman"/>
-                <w:sz w:val="24"/>
-                <w:szCs w:val="24"/>
-              </w:rPr>
-            </w:pPr>
-            <w:r>
-              <w:rPr>
-                <w:rFonts w:ascii="Times New Roman" w:hAnsi="Times New Roman" w:cs="Times New Roman"/>
-                <w:sz w:val="24"/>
-                <w:szCs w:val="24"/>
-              </w:rPr>
-              <w:t>User can view his desire results</w:t>
+              <w:jc w:val="both"/>
+              <w:rPr>
+                <w:rFonts w:ascii="Times New Roman" w:hAnsi="Times New Roman" w:cs="Times New Roman"/>
+                <w:sz w:val="24"/>
+                <w:szCs w:val="24"/>
+              </w:rPr>
+            </w:pPr>
+            <w:r>
+              <w:rPr>
+                <w:rFonts w:ascii="Times New Roman" w:hAnsi="Times New Roman" w:cs="Times New Roman"/>
+                <w:sz w:val="24"/>
+                <w:szCs w:val="24"/>
+              </w:rPr>
+              <w:t>User submits the form.</w:t>
             </w:r>
           </w:p>
           <w:p>
@@ -7098,43 +6904,22 @@
               <w:pStyle w:val="ListParagraph"/>
               <w:numPr>
                 <w:ilvl w:val="0"/>
-                <w:numId w:val="20"/>
+                <w:numId w:val="19"/>
               </w:numPr>
-              <w:rPr>
-                <w:rFonts w:ascii="Times New Roman" w:hAnsi="Times New Roman" w:cs="Times New Roman"/>
-                <w:sz w:val="24"/>
-                <w:szCs w:val="24"/>
-              </w:rPr>
-            </w:pPr>
-            <w:r>
-              <w:rPr>
-                <w:rFonts w:ascii="Times New Roman" w:hAnsi="Times New Roman" w:cs="Times New Roman"/>
-                <w:sz w:val="24"/>
-                <w:szCs w:val="24"/>
-              </w:rPr>
-              <w:t>User can also request article to reserve for this check use case</w:t>
-            </w:r>
-          </w:p>
-          <w:p>
-            <w:pPr>
-              <w:pStyle w:val="ListParagraph"/>
-              <w:numPr>
-                <w:ilvl w:val="0"/>
-                <w:numId w:val="20"/>
-              </w:numPr>
-              <w:rPr>
-                <w:rFonts w:ascii="Times New Roman" w:hAnsi="Times New Roman" w:cs="Times New Roman"/>
-                <w:sz w:val="24"/>
-                <w:szCs w:val="24"/>
-              </w:rPr>
-            </w:pPr>
-            <w:r>
-              <w:rPr>
-                <w:rFonts w:ascii="Times New Roman" w:hAnsi="Times New Roman" w:cs="Times New Roman"/>
-                <w:sz w:val="24"/>
-                <w:szCs w:val="24"/>
-              </w:rPr>
-              <w:t>Request article</w:t>
+              <w:jc w:val="both"/>
+              <w:rPr>
+                <w:rFonts w:ascii="Times New Roman" w:hAnsi="Times New Roman" w:cs="Times New Roman"/>
+                <w:sz w:val="24"/>
+                <w:szCs w:val="24"/>
+              </w:rPr>
+            </w:pPr>
+            <w:r>
+              <w:rPr>
+                <w:rFonts w:ascii="Times New Roman" w:hAnsi="Times New Roman" w:cs="Times New Roman"/>
+                <w:sz w:val="24"/>
+                <w:szCs w:val="24"/>
+              </w:rPr>
+              <w:t>System validates the input and saves the patient record in the database.</w:t>
             </w:r>
           </w:p>
         </w:tc>
@@ -7164,6 +6949,59 @@
                 <w:sz w:val="24"/>
                 <w:szCs w:val="24"/>
               </w:rPr>
+              <w:t>Post Conditions</w:t>
+            </w:r>
+          </w:p>
+        </w:tc>
+        <w:tc>
+          <w:tcPr>
+            <w:tcW w:w="7087" w:type="dxa"/>
+          </w:tcPr>
+          <w:p>
+            <w:pPr>
+              <w:jc w:val="both"/>
+              <w:rPr>
+                <w:rFonts w:ascii="Times New Roman" w:hAnsi="Times New Roman" w:cs="Times New Roman"/>
+                <w:sz w:val="24"/>
+                <w:szCs w:val="24"/>
+              </w:rPr>
+            </w:pPr>
+            <w:r>
+              <w:rPr>
+                <w:rFonts w:ascii="Times New Roman" w:hAnsi="Times New Roman" w:cs="Times New Roman"/>
+                <w:sz w:val="24"/>
+                <w:szCs w:val="24"/>
+              </w:rPr>
+              <w:t>Patient details are successfully saved or updated in the system, and a unique UHID is generated for new registrations.</w:t>
+            </w:r>
+          </w:p>
+        </w:tc>
+      </w:tr>
+      <w:tr>
+        <w:tc>
+          <w:tcPr>
+            <w:tcW w:w="2122" w:type="dxa"/>
+            <w:shd w:val="clear" w:color="auto" w:fill="D9D9D9" w:themeFill="background1" w:themeFillShade="D9"/>
+          </w:tcPr>
+          <w:p>
+            <w:pPr>
+              <w:spacing w:line="360" w:lineRule="auto"/>
+              <w:rPr>
+                <w:rFonts w:ascii="Times New Roman" w:hAnsi="Times New Roman" w:cs="Times New Roman"/>
+                <w:b/>
+                <w:bCs/>
+                <w:sz w:val="24"/>
+                <w:szCs w:val="24"/>
+              </w:rPr>
+            </w:pPr>
+            <w:r>
+              <w:rPr>
+                <w:rFonts w:ascii="Times New Roman" w:hAnsi="Times New Roman" w:cs="Times New Roman"/>
+                <w:b/>
+                <w:bCs/>
+                <w:sz w:val="24"/>
+                <w:szCs w:val="24"/>
+              </w:rPr>
               <w:t>Exception</w:t>
             </w:r>
           </w:p>
@@ -7174,19 +7012,20 @@
           </w:tcPr>
           <w:p>
             <w:pPr>
-              <w:rPr>
-                <w:rFonts w:ascii="Times New Roman" w:hAnsi="Times New Roman" w:cs="Times New Roman"/>
-                <w:sz w:val="24"/>
-                <w:szCs w:val="24"/>
-              </w:rPr>
-            </w:pPr>
-            <w:r>
-              <w:rPr>
-                <w:rFonts w:ascii="Times New Roman" w:hAnsi="Times New Roman" w:cs="Times New Roman"/>
-                <w:sz w:val="24"/>
-                <w:szCs w:val="24"/>
-              </w:rPr>
-              <w:t>If in step 3 no user found then system display Invalid user name password error message and transfer control to Task Sequence no.1</w:t>
+              <w:jc w:val="both"/>
+              <w:rPr>
+                <w:rFonts w:ascii="Times New Roman" w:hAnsi="Times New Roman" w:cs="Times New Roman"/>
+                <w:sz w:val="24"/>
+                <w:szCs w:val="24"/>
+              </w:rPr>
+            </w:pPr>
+            <w:r>
+              <w:rPr>
+                <w:rFonts w:ascii="Times New Roman" w:hAnsi="Times New Roman" w:cs="Times New Roman"/>
+                <w:sz w:val="24"/>
+                <w:szCs w:val="24"/>
+              </w:rPr>
+              <w:t>If required fields are missing, the system displays validation errors and prevents submission.</w:t>
             </w:r>
           </w:p>
         </w:tc>
@@ -7263,10 +7102,7 @@
           <w:szCs w:val="28"/>
         </w:rPr>
       </w:pPr>
-    </w:p>
-    <w:p>
-      <w:pPr>
-        <w:spacing w:after="0" w:line="360" w:lineRule="auto"/>
+      <w:r>
         <w:rPr>
           <w:rFonts w:ascii="Times New Roman" w:hAnsi="Times New Roman" w:cs="Times New Roman"/>
           <w:b/>
@@ -7274,29 +7110,8 @@
           <w:sz w:val="28"/>
           <w:szCs w:val="28"/>
         </w:rPr>
-      </w:pPr>
-    </w:p>
-    <w:p>
-      <w:pPr>
-        <w:spacing w:after="0" w:line="360" w:lineRule="auto"/>
-        <w:rPr>
-          <w:rFonts w:ascii="Times New Roman" w:hAnsi="Times New Roman" w:cs="Times New Roman"/>
-          <w:b/>
-          <w:bCs/>
-          <w:sz w:val="28"/>
-          <w:szCs w:val="28"/>
-        </w:rPr>
-      </w:pPr>
-      <w:r>
-        <w:rPr>
-          <w:rFonts w:ascii="Times New Roman" w:hAnsi="Times New Roman" w:cs="Times New Roman"/>
-          <w:b/>
-          <w:bCs/>
-          <w:sz w:val="28"/>
-          <w:szCs w:val="28"/>
-        </w:rPr>
         <w:lastRenderedPageBreak/>
-        <w:t>Check Account</w:t>
+        <w:t>Add Consultation</w:t>
       </w:r>
     </w:p>
     <w:tbl>
@@ -7345,19 +7160,20 @@
           <w:p>
             <w:pPr>
               <w:spacing w:line="360" w:lineRule="auto"/>
-              <w:rPr>
-                <w:rFonts w:ascii="Times New Roman" w:hAnsi="Times New Roman" w:cs="Times New Roman"/>
-                <w:sz w:val="24"/>
-                <w:szCs w:val="24"/>
-              </w:rPr>
-            </w:pPr>
-            <w:r>
-              <w:rPr>
-                <w:rFonts w:ascii="Times New Roman" w:hAnsi="Times New Roman" w:cs="Times New Roman"/>
-                <w:sz w:val="24"/>
-                <w:szCs w:val="24"/>
-              </w:rPr>
-              <w:t>Check Account</w:t>
+              <w:jc w:val="both"/>
+              <w:rPr>
+                <w:rFonts w:ascii="Times New Roman" w:hAnsi="Times New Roman" w:cs="Times New Roman"/>
+                <w:sz w:val="24"/>
+                <w:szCs w:val="24"/>
+              </w:rPr>
+            </w:pPr>
+            <w:r>
+              <w:rPr>
+                <w:rFonts w:ascii="Times New Roman" w:hAnsi="Times New Roman" w:cs="Times New Roman"/>
+                <w:sz w:val="24"/>
+                <w:szCs w:val="24"/>
+              </w:rPr>
+              <w:t>Add Consult</w:t>
             </w:r>
           </w:p>
         </w:tc>
@@ -7398,19 +7214,20 @@
           <w:p>
             <w:pPr>
               <w:spacing w:line="360" w:lineRule="auto"/>
-              <w:rPr>
-                <w:rFonts w:ascii="Times New Roman" w:hAnsi="Times New Roman" w:cs="Times New Roman"/>
-                <w:sz w:val="24"/>
-                <w:szCs w:val="24"/>
-              </w:rPr>
-            </w:pPr>
-            <w:r>
-              <w:rPr>
-                <w:rFonts w:ascii="Times New Roman" w:hAnsi="Times New Roman" w:cs="Times New Roman"/>
-                <w:sz w:val="24"/>
-                <w:szCs w:val="24"/>
-              </w:rPr>
-              <w:t>Member</w:t>
+              <w:jc w:val="both"/>
+              <w:rPr>
+                <w:rFonts w:ascii="Times New Roman" w:hAnsi="Times New Roman" w:cs="Times New Roman"/>
+                <w:sz w:val="24"/>
+                <w:szCs w:val="24"/>
+              </w:rPr>
+            </w:pPr>
+            <w:r>
+              <w:rPr>
+                <w:rFonts w:ascii="Times New Roman" w:hAnsi="Times New Roman" w:cs="Times New Roman"/>
+                <w:sz w:val="24"/>
+                <w:szCs w:val="24"/>
+              </w:rPr>
+              <w:t>Doctor</w:t>
             </w:r>
           </w:p>
         </w:tc>
@@ -7450,19 +7267,20 @@
           </w:tcPr>
           <w:p>
             <w:pPr>
-              <w:rPr>
-                <w:rFonts w:ascii="Times New Roman" w:hAnsi="Times New Roman" w:cs="Times New Roman"/>
-                <w:sz w:val="24"/>
-                <w:szCs w:val="24"/>
-              </w:rPr>
-            </w:pPr>
-            <w:r>
-              <w:rPr>
-                <w:rFonts w:ascii="Times New Roman" w:hAnsi="Times New Roman" w:cs="Times New Roman"/>
-                <w:sz w:val="24"/>
-                <w:szCs w:val="24"/>
-              </w:rPr>
-              <w:t>System will show member current issued articles, transaction history and their deadlines.</w:t>
+              <w:jc w:val="both"/>
+              <w:rPr>
+                <w:rFonts w:ascii="Times New Roman" w:hAnsi="Times New Roman" w:cs="Times New Roman"/>
+                <w:sz w:val="24"/>
+                <w:szCs w:val="24"/>
+              </w:rPr>
+            </w:pPr>
+            <w:r>
+              <w:rPr>
+                <w:rFonts w:ascii="Times New Roman" w:hAnsi="Times New Roman" w:cs="Times New Roman"/>
+                <w:sz w:val="24"/>
+                <w:szCs w:val="24"/>
+              </w:rPr>
+              <w:t>This use case allows doctors to add clinical notes, chief complaints, diagnoses, and prescribe medications for scheduled OPD or admitted IPD patients.</w:t>
             </w:r>
           </w:p>
         </w:tc>
@@ -7502,19 +7320,20 @@
           </w:tcPr>
           <w:p>
             <w:pPr>
-              <w:rPr>
-                <w:rFonts w:ascii="Times New Roman" w:hAnsi="Times New Roman" w:cs="Times New Roman"/>
-                <w:sz w:val="24"/>
-                <w:szCs w:val="24"/>
-              </w:rPr>
-            </w:pPr>
-            <w:r>
-              <w:rPr>
-                <w:rFonts w:ascii="Times New Roman" w:hAnsi="Times New Roman" w:cs="Times New Roman"/>
-                <w:sz w:val="24"/>
-                <w:szCs w:val="24"/>
-              </w:rPr>
-              <w:t>User must be login to the system</w:t>
+              <w:jc w:val="both"/>
+              <w:rPr>
+                <w:rFonts w:ascii="Times New Roman" w:hAnsi="Times New Roman" w:cs="Times New Roman"/>
+                <w:sz w:val="24"/>
+                <w:szCs w:val="24"/>
+              </w:rPr>
+            </w:pPr>
+            <w:r>
+              <w:rPr>
+                <w:rFonts w:ascii="Times New Roman" w:hAnsi="Times New Roman" w:cs="Times New Roman"/>
+                <w:sz w:val="24"/>
+                <w:szCs w:val="24"/>
+              </w:rPr>
+              <w:t>Doctor must be logged in and the patient must be registered and assigned to the doctor.</w:t>
             </w:r>
           </w:p>
         </w:tc>
@@ -7554,19 +7373,117 @@
           </w:tcPr>
           <w:p>
             <w:pPr>
-              <w:rPr>
-                <w:rFonts w:ascii="Times New Roman" w:hAnsi="Times New Roman" w:cs="Times New Roman"/>
-                <w:sz w:val="24"/>
-                <w:szCs w:val="24"/>
-              </w:rPr>
-            </w:pPr>
-            <w:r>
-              <w:rPr>
-                <w:rFonts w:ascii="Times New Roman" w:hAnsi="Times New Roman" w:cs="Times New Roman"/>
-                <w:sz w:val="24"/>
-                <w:szCs w:val="24"/>
-              </w:rPr>
-              <w:t>System will display all user history</w:t>
+              <w:pStyle w:val="ListParagraph"/>
+              <w:numPr>
+                <w:ilvl w:val="0"/>
+                <w:numId w:val="45"/>
+              </w:numPr>
+              <w:jc w:val="both"/>
+              <w:rPr>
+                <w:rFonts w:ascii="Times New Roman" w:hAnsi="Times New Roman" w:cs="Times New Roman"/>
+                <w:sz w:val="24"/>
+                <w:szCs w:val="24"/>
+              </w:rPr>
+            </w:pPr>
+            <w:r>
+              <w:rPr>
+                <w:rFonts w:ascii="Times New Roman" w:hAnsi="Times New Roman" w:cs="Times New Roman"/>
+                <w:sz w:val="24"/>
+                <w:szCs w:val="24"/>
+              </w:rPr>
+              <w:t xml:space="preserve">Doctor selects a patient from their consultation queue or IPD ward list. </w:t>
+            </w:r>
+          </w:p>
+          <w:p>
+            <w:pPr>
+              <w:pStyle w:val="ListParagraph"/>
+              <w:numPr>
+                <w:ilvl w:val="0"/>
+                <w:numId w:val="45"/>
+              </w:numPr>
+              <w:jc w:val="both"/>
+              <w:rPr>
+                <w:rFonts w:ascii="Times New Roman" w:hAnsi="Times New Roman" w:cs="Times New Roman"/>
+                <w:sz w:val="24"/>
+                <w:szCs w:val="24"/>
+              </w:rPr>
+            </w:pPr>
+            <w:r>
+              <w:rPr>
+                <w:rFonts w:ascii="Times New Roman" w:hAnsi="Times New Roman" w:cs="Times New Roman"/>
+                <w:sz w:val="24"/>
+                <w:szCs w:val="24"/>
+              </w:rPr>
+              <w:t>Doctor enters the chief complaint, clinical summary, and diagnosis.</w:t>
+            </w:r>
+          </w:p>
+          <w:p>
+            <w:pPr>
+              <w:pStyle w:val="ListParagraph"/>
+              <w:numPr>
+                <w:ilvl w:val="0"/>
+                <w:numId w:val="45"/>
+              </w:numPr>
+              <w:jc w:val="both"/>
+              <w:rPr>
+                <w:rFonts w:ascii="Times New Roman" w:hAnsi="Times New Roman" w:cs="Times New Roman"/>
+                <w:sz w:val="24"/>
+                <w:szCs w:val="24"/>
+              </w:rPr>
+            </w:pPr>
+            <w:r>
+              <w:rPr>
+                <w:rFonts w:ascii="Times New Roman" w:hAnsi="Times New Roman" w:cs="Times New Roman"/>
+                <w:sz w:val="24"/>
+                <w:szCs w:val="24"/>
+              </w:rPr>
+              <w:t>Doctor adds prescribed medications, dosages, and durations.</w:t>
+            </w:r>
+          </w:p>
+          <w:p>
+            <w:pPr>
+              <w:pStyle w:val="ListParagraph"/>
+              <w:numPr>
+                <w:ilvl w:val="0"/>
+                <w:numId w:val="45"/>
+              </w:numPr>
+              <w:jc w:val="both"/>
+              <w:rPr>
+                <w:rFonts w:ascii="Times New Roman" w:hAnsi="Times New Roman" w:cs="Times New Roman"/>
+                <w:sz w:val="24"/>
+                <w:szCs w:val="24"/>
+              </w:rPr>
+            </w:pPr>
+            <w:r>
+              <w:rPr>
+                <w:rFonts w:ascii="Times New Roman" w:hAnsi="Times New Roman" w:cs="Times New Roman"/>
+                <w:sz w:val="24"/>
+                <w:szCs w:val="24"/>
+              </w:rPr>
+              <w:t>Doctor submits the consultation record.</w:t>
+            </w:r>
+          </w:p>
+          <w:p>
+            <w:pPr>
+              <w:pStyle w:val="ListParagraph"/>
+              <w:numPr>
+                <w:ilvl w:val="0"/>
+                <w:numId w:val="45"/>
+              </w:numPr>
+              <w:jc w:val="both"/>
+              <w:rPr>
+                <w:rFonts w:ascii="Times New Roman" w:hAnsi="Times New Roman" w:cs="Times New Roman"/>
+                <w:sz w:val="24"/>
+                <w:szCs w:val="24"/>
+              </w:rPr>
+            </w:pPr>
+            <w:r>
+              <w:rPr>
+                <w:rFonts w:ascii="Times New Roman" w:hAnsi="Times New Roman" w:cs="Times New Roman"/>
+                <w:sz w:val="24"/>
+                <w:szCs w:val="24"/>
+              </w:rPr>
+              <w:t>System saves the medical record to the patient's history.</w:t>
             </w:r>
           </w:p>
         </w:tc>
@@ -7606,19 +7523,20 @@
           </w:tcPr>
           <w:p>
             <w:pPr>
-              <w:rPr>
-                <w:rFonts w:ascii="Times New Roman" w:hAnsi="Times New Roman" w:cs="Times New Roman"/>
-                <w:sz w:val="24"/>
-                <w:szCs w:val="24"/>
-              </w:rPr>
-            </w:pPr>
-            <w:r>
-              <w:rPr>
-                <w:rFonts w:ascii="Times New Roman" w:hAnsi="Times New Roman" w:cs="Times New Roman"/>
-                <w:sz w:val="24"/>
-                <w:szCs w:val="24"/>
-              </w:rPr>
-              <w:t>User will be on member status screen</w:t>
+              <w:jc w:val="both"/>
+              <w:rPr>
+                <w:rFonts w:ascii="Times New Roman" w:hAnsi="Times New Roman" w:cs="Times New Roman"/>
+                <w:sz w:val="24"/>
+                <w:szCs w:val="24"/>
+              </w:rPr>
+            </w:pPr>
+            <w:r>
+              <w:rPr>
+                <w:rFonts w:ascii="Times New Roman" w:hAnsi="Times New Roman" w:cs="Times New Roman"/>
+                <w:sz w:val="24"/>
+                <w:szCs w:val="24"/>
+              </w:rPr>
+              <w:t>Consultation details and prescriptions are successfully saved and updated in the patient's timeline.</w:t>
             </w:r>
           </w:p>
         </w:tc>
@@ -7658,19 +7576,20 @@
           </w:tcPr>
           <w:p>
             <w:pPr>
-              <w:rPr>
-                <w:rFonts w:ascii="Times New Roman" w:hAnsi="Times New Roman" w:cs="Times New Roman"/>
-                <w:sz w:val="24"/>
-                <w:szCs w:val="24"/>
-              </w:rPr>
-            </w:pPr>
-            <w:r>
-              <w:rPr>
-                <w:rFonts w:ascii="Times New Roman" w:hAnsi="Times New Roman" w:cs="Times New Roman"/>
-                <w:sz w:val="24"/>
-                <w:szCs w:val="24"/>
-              </w:rPr>
-              <w:t>-</w:t>
+              <w:jc w:val="both"/>
+              <w:rPr>
+                <w:rFonts w:ascii="Times New Roman" w:hAnsi="Times New Roman" w:cs="Times New Roman"/>
+                <w:sz w:val="24"/>
+                <w:szCs w:val="24"/>
+              </w:rPr>
+            </w:pPr>
+            <w:r>
+              <w:rPr>
+                <w:rFonts w:ascii="Times New Roman" w:hAnsi="Times New Roman" w:cs="Times New Roman"/>
+                <w:sz w:val="24"/>
+                <w:szCs w:val="24"/>
+              </w:rPr>
+              <w:t>If the system cannot save the record due to a database error, it prompts "Failed to save consultation."</w:t>
             </w:r>
           </w:p>
         </w:tc>
@@ -7707,7 +7626,7 @@
           <w:sz w:val="28"/>
           <w:szCs w:val="28"/>
         </w:rPr>
-        <w:t>Maintain inventory</w:t>
+        <w:t>Manage Doctor</w:t>
       </w:r>
     </w:p>
     <w:tbl>
@@ -7756,19 +7675,20 @@
           <w:p>
             <w:pPr>
               <w:spacing w:line="360" w:lineRule="auto"/>
-              <w:rPr>
-                <w:rFonts w:ascii="Times New Roman" w:hAnsi="Times New Roman" w:cs="Times New Roman"/>
-                <w:sz w:val="24"/>
-                <w:szCs w:val="24"/>
-              </w:rPr>
-            </w:pPr>
-            <w:r>
-              <w:rPr>
-                <w:rFonts w:ascii="Times New Roman" w:hAnsi="Times New Roman" w:cs="Times New Roman"/>
-                <w:sz w:val="24"/>
-                <w:szCs w:val="24"/>
-              </w:rPr>
-              <w:t>Maintain inventory</w:t>
+              <w:jc w:val="both"/>
+              <w:rPr>
+                <w:rFonts w:ascii="Times New Roman" w:hAnsi="Times New Roman" w:cs="Times New Roman"/>
+                <w:sz w:val="24"/>
+                <w:szCs w:val="24"/>
+              </w:rPr>
+            </w:pPr>
+            <w:r>
+              <w:rPr>
+                <w:rFonts w:ascii="Times New Roman" w:hAnsi="Times New Roman" w:cs="Times New Roman"/>
+                <w:sz w:val="24"/>
+                <w:szCs w:val="24"/>
+              </w:rPr>
+              <w:t>Manage Doctor</w:t>
             </w:r>
           </w:p>
         </w:tc>
@@ -7809,19 +7729,20 @@
           <w:p>
             <w:pPr>
               <w:spacing w:line="360" w:lineRule="auto"/>
-              <w:rPr>
-                <w:rFonts w:ascii="Times New Roman" w:hAnsi="Times New Roman" w:cs="Times New Roman"/>
-                <w:sz w:val="24"/>
-                <w:szCs w:val="24"/>
-              </w:rPr>
-            </w:pPr>
-            <w:r>
-              <w:rPr>
-                <w:rFonts w:ascii="Times New Roman" w:hAnsi="Times New Roman" w:cs="Times New Roman"/>
-                <w:sz w:val="24"/>
-                <w:szCs w:val="24"/>
-              </w:rPr>
-              <w:t>Librarian</w:t>
+              <w:jc w:val="both"/>
+              <w:rPr>
+                <w:rFonts w:ascii="Times New Roman" w:hAnsi="Times New Roman" w:cs="Times New Roman"/>
+                <w:sz w:val="24"/>
+                <w:szCs w:val="24"/>
+              </w:rPr>
+            </w:pPr>
+            <w:r>
+              <w:rPr>
+                <w:rFonts w:ascii="Times New Roman" w:hAnsi="Times New Roman" w:cs="Times New Roman"/>
+                <w:sz w:val="24"/>
+                <w:szCs w:val="24"/>
+              </w:rPr>
+              <w:t>Admin</w:t>
             </w:r>
           </w:p>
         </w:tc>
@@ -7861,19 +7782,20 @@
           </w:tcPr>
           <w:p>
             <w:pPr>
-              <w:rPr>
-                <w:rFonts w:ascii="Times New Roman" w:hAnsi="Times New Roman" w:cs="Times New Roman"/>
-                <w:sz w:val="24"/>
-                <w:szCs w:val="24"/>
-              </w:rPr>
-            </w:pPr>
-            <w:r>
-              <w:rPr>
-                <w:rFonts w:ascii="Times New Roman" w:hAnsi="Times New Roman" w:cs="Times New Roman"/>
-                <w:sz w:val="24"/>
-                <w:szCs w:val="24"/>
-              </w:rPr>
-              <w:t>From this use case system will maintain inventory</w:t>
+              <w:jc w:val="both"/>
+              <w:rPr>
+                <w:rFonts w:ascii="Times New Roman" w:hAnsi="Times New Roman" w:cs="Times New Roman"/>
+                <w:sz w:val="24"/>
+                <w:szCs w:val="24"/>
+              </w:rPr>
+            </w:pPr>
+            <w:r>
+              <w:rPr>
+                <w:rFonts w:ascii="Times New Roman" w:hAnsi="Times New Roman" w:cs="Times New Roman"/>
+                <w:sz w:val="24"/>
+                <w:szCs w:val="24"/>
+              </w:rPr>
+              <w:t>This use case enables the Admin to add new doctors to the hospital system, configure their OPD schedules, set consultation fees, and automatically generate their login credentials.</w:t>
             </w:r>
           </w:p>
         </w:tc>
@@ -7913,19 +7835,20 @@
           </w:tcPr>
           <w:p>
             <w:pPr>
-              <w:rPr>
-                <w:rFonts w:ascii="Times New Roman" w:hAnsi="Times New Roman" w:cs="Times New Roman"/>
-                <w:sz w:val="24"/>
-                <w:szCs w:val="24"/>
-              </w:rPr>
-            </w:pPr>
-            <w:r>
-              <w:rPr>
-                <w:rFonts w:ascii="Times New Roman" w:hAnsi="Times New Roman" w:cs="Times New Roman"/>
-                <w:sz w:val="24"/>
-                <w:szCs w:val="24"/>
-              </w:rPr>
-              <w:t>User must be login with its librarian account</w:t>
+              <w:jc w:val="both"/>
+              <w:rPr>
+                <w:rFonts w:ascii="Times New Roman" w:hAnsi="Times New Roman" w:cs="Times New Roman"/>
+                <w:sz w:val="24"/>
+                <w:szCs w:val="24"/>
+              </w:rPr>
+            </w:pPr>
+            <w:r>
+              <w:rPr>
+                <w:rFonts w:ascii="Times New Roman" w:hAnsi="Times New Roman" w:cs="Times New Roman"/>
+                <w:sz w:val="24"/>
+                <w:szCs w:val="24"/>
+              </w:rPr>
+              <w:t>Admin must be logged into the system.</w:t>
             </w:r>
           </w:p>
         </w:tc>
@@ -7970,19 +7893,20 @@
                 <w:ilvl w:val="0"/>
                 <w:numId w:val="21"/>
               </w:numPr>
-              <w:rPr>
-                <w:rFonts w:ascii="Times New Roman" w:hAnsi="Times New Roman" w:cs="Times New Roman"/>
-                <w:sz w:val="24"/>
-                <w:szCs w:val="24"/>
-              </w:rPr>
-            </w:pPr>
-            <w:r>
-              <w:rPr>
-                <w:rFonts w:ascii="Times New Roman" w:hAnsi="Times New Roman" w:cs="Times New Roman"/>
-                <w:sz w:val="24"/>
-                <w:szCs w:val="24"/>
-              </w:rPr>
-              <w:t>System will open Inventory main form</w:t>
+              <w:jc w:val="both"/>
+              <w:rPr>
+                <w:rFonts w:ascii="Times New Roman" w:hAnsi="Times New Roman" w:cs="Times New Roman"/>
+                <w:sz w:val="24"/>
+                <w:szCs w:val="24"/>
+              </w:rPr>
+            </w:pPr>
+            <w:r>
+              <w:rPr>
+                <w:rFonts w:ascii="Times New Roman" w:hAnsi="Times New Roman" w:cs="Times New Roman"/>
+                <w:sz w:val="24"/>
+                <w:szCs w:val="24"/>
+              </w:rPr>
+              <w:t xml:space="preserve">Admin navigates to the Staff Management dashboard. </w:t>
             </w:r>
           </w:p>
           <w:p>
@@ -7992,19 +7916,89 @@
                 <w:ilvl w:val="0"/>
                 <w:numId w:val="21"/>
               </w:numPr>
-              <w:rPr>
-                <w:rFonts w:ascii="Times New Roman" w:hAnsi="Times New Roman" w:cs="Times New Roman"/>
-                <w:sz w:val="24"/>
-                <w:szCs w:val="24"/>
-              </w:rPr>
-            </w:pPr>
-            <w:r>
-              <w:rPr>
-                <w:rFonts w:ascii="Times New Roman" w:hAnsi="Times New Roman" w:cs="Times New Roman"/>
-                <w:sz w:val="24"/>
-                <w:szCs w:val="24"/>
-              </w:rPr>
-              <w:t>On this screen librarian can add, update or delete new items to inventory</w:t>
+              <w:jc w:val="both"/>
+              <w:rPr>
+                <w:rFonts w:ascii="Times New Roman" w:hAnsi="Times New Roman" w:cs="Times New Roman"/>
+                <w:sz w:val="24"/>
+                <w:szCs w:val="24"/>
+              </w:rPr>
+            </w:pPr>
+            <w:r>
+              <w:rPr>
+                <w:rFonts w:ascii="Times New Roman" w:hAnsi="Times New Roman" w:cs="Times New Roman"/>
+                <w:sz w:val="24"/>
+                <w:szCs w:val="24"/>
+              </w:rPr>
+              <w:t>Admin clicks "Add Doctor" or selects an existing doctor to edit.</w:t>
+            </w:r>
+          </w:p>
+          <w:p>
+            <w:pPr>
+              <w:pStyle w:val="ListParagraph"/>
+              <w:numPr>
+                <w:ilvl w:val="0"/>
+                <w:numId w:val="21"/>
+              </w:numPr>
+              <w:jc w:val="both"/>
+              <w:rPr>
+                <w:rFonts w:ascii="Times New Roman" w:hAnsi="Times New Roman" w:cs="Times New Roman"/>
+                <w:sz w:val="24"/>
+                <w:szCs w:val="24"/>
+              </w:rPr>
+            </w:pPr>
+            <w:r>
+              <w:rPr>
+                <w:rFonts w:ascii="Times New Roman" w:hAnsi="Times New Roman" w:cs="Times New Roman"/>
+                <w:sz w:val="24"/>
+                <w:szCs w:val="24"/>
+              </w:rPr>
+              <w:t>Admin enters doctor details including Name, Department, Timings, and Fees.</w:t>
+            </w:r>
+          </w:p>
+          <w:p>
+            <w:pPr>
+              <w:pStyle w:val="ListParagraph"/>
+              <w:numPr>
+                <w:ilvl w:val="0"/>
+                <w:numId w:val="21"/>
+              </w:numPr>
+              <w:jc w:val="both"/>
+              <w:rPr>
+                <w:rFonts w:ascii="Times New Roman" w:hAnsi="Times New Roman" w:cs="Times New Roman"/>
+                <w:sz w:val="24"/>
+                <w:szCs w:val="24"/>
+              </w:rPr>
+            </w:pPr>
+            <w:r>
+              <w:rPr>
+                <w:rFonts w:ascii="Times New Roman" w:hAnsi="Times New Roman" w:cs="Times New Roman"/>
+                <w:sz w:val="24"/>
+                <w:szCs w:val="24"/>
+              </w:rPr>
+              <w:t>Admin submits the profile.</w:t>
+            </w:r>
+          </w:p>
+          <w:p>
+            <w:pPr>
+              <w:pStyle w:val="ListParagraph"/>
+              <w:numPr>
+                <w:ilvl w:val="0"/>
+                <w:numId w:val="21"/>
+              </w:numPr>
+              <w:jc w:val="both"/>
+              <w:rPr>
+                <w:rFonts w:ascii="Times New Roman" w:hAnsi="Times New Roman" w:cs="Times New Roman"/>
+                <w:sz w:val="24"/>
+                <w:szCs w:val="24"/>
+              </w:rPr>
+            </w:pPr>
+            <w:r>
+              <w:rPr>
+                <w:rFonts w:ascii="Times New Roman" w:hAnsi="Times New Roman" w:cs="Times New Roman"/>
+                <w:sz w:val="24"/>
+                <w:szCs w:val="24"/>
+              </w:rPr>
+              <w:t>System saves the doctor profile and automatically creates a linked user account for login.</w:t>
             </w:r>
           </w:p>
         </w:tc>
@@ -8044,19 +8038,20 @@
           </w:tcPr>
           <w:p>
             <w:pPr>
-              <w:rPr>
-                <w:rFonts w:ascii="Times New Roman" w:hAnsi="Times New Roman" w:cs="Times New Roman"/>
-                <w:sz w:val="24"/>
-                <w:szCs w:val="24"/>
-              </w:rPr>
-            </w:pPr>
-            <w:r>
-              <w:rPr>
-                <w:rFonts w:ascii="Times New Roman" w:hAnsi="Times New Roman" w:cs="Times New Roman"/>
-                <w:sz w:val="24"/>
-                <w:szCs w:val="24"/>
-              </w:rPr>
-              <w:t>System can have updated system inventory</w:t>
+              <w:jc w:val="both"/>
+              <w:rPr>
+                <w:rFonts w:ascii="Times New Roman" w:hAnsi="Times New Roman" w:cs="Times New Roman"/>
+                <w:sz w:val="24"/>
+                <w:szCs w:val="24"/>
+              </w:rPr>
+            </w:pPr>
+            <w:r>
+              <w:rPr>
+                <w:rFonts w:ascii="Times New Roman" w:hAnsi="Times New Roman" w:cs="Times New Roman"/>
+                <w:sz w:val="24"/>
+                <w:szCs w:val="24"/>
+              </w:rPr>
+              <w:t>Doctor is successfully added to the database and can log into the system.</w:t>
             </w:r>
           </w:p>
         </w:tc>
@@ -8096,19 +8091,20 @@
           </w:tcPr>
           <w:p>
             <w:pPr>
-              <w:rPr>
-                <w:rFonts w:ascii="Times New Roman" w:hAnsi="Times New Roman" w:cs="Times New Roman"/>
-                <w:sz w:val="24"/>
-                <w:szCs w:val="24"/>
-              </w:rPr>
-            </w:pPr>
-            <w:r>
-              <w:rPr>
-                <w:rFonts w:ascii="Times New Roman" w:hAnsi="Times New Roman" w:cs="Times New Roman"/>
-                <w:sz w:val="24"/>
-                <w:szCs w:val="24"/>
-              </w:rPr>
-              <w:t>-</w:t>
+              <w:jc w:val="both"/>
+              <w:rPr>
+                <w:rFonts w:ascii="Times New Roman" w:hAnsi="Times New Roman" w:cs="Times New Roman"/>
+                <w:sz w:val="24"/>
+                <w:szCs w:val="24"/>
+              </w:rPr>
+            </w:pPr>
+            <w:r>
+              <w:rPr>
+                <w:rFonts w:ascii="Times New Roman" w:hAnsi="Times New Roman" w:cs="Times New Roman"/>
+                <w:sz w:val="24"/>
+                <w:szCs w:val="24"/>
+              </w:rPr>
+              <w:t>If the email provided is already registered, the system prompts "Email already in use."</w:t>
             </w:r>
           </w:p>
         </w:tc>
@@ -8137,7 +8133,10 @@
           <w:szCs w:val="28"/>
         </w:rPr>
       </w:pPr>
-      <w:r>
+    </w:p>
+    <w:p>
+      <w:pPr>
+        <w:spacing w:after="0" w:line="360" w:lineRule="auto"/>
         <w:rPr>
           <w:rFonts w:ascii="Times New Roman" w:hAnsi="Times New Roman" w:cs="Times New Roman"/>
           <w:b/>
@@ -8145,7 +8144,41 @@
           <w:sz w:val="28"/>
           <w:szCs w:val="28"/>
         </w:rPr>
-        <w:t>Manage Member Permission</w:t>
+      </w:pPr>
+    </w:p>
+    <w:p>
+      <w:pPr>
+        <w:spacing w:after="0" w:line="360" w:lineRule="auto"/>
+        <w:rPr>
+          <w:rFonts w:ascii="Times New Roman" w:hAnsi="Times New Roman" w:cs="Times New Roman"/>
+          <w:b/>
+          <w:bCs/>
+          <w:sz w:val="28"/>
+          <w:szCs w:val="28"/>
+        </w:rPr>
+      </w:pPr>
+    </w:p>
+    <w:p>
+      <w:pPr>
+        <w:spacing w:after="0" w:line="360" w:lineRule="auto"/>
+        <w:rPr>
+          <w:rFonts w:ascii="Times New Roman" w:hAnsi="Times New Roman" w:cs="Times New Roman"/>
+          <w:b/>
+          <w:bCs/>
+          <w:sz w:val="28"/>
+          <w:szCs w:val="28"/>
+        </w:rPr>
+      </w:pPr>
+      <w:r>
+        <w:rPr>
+          <w:rFonts w:ascii="Times New Roman" w:hAnsi="Times New Roman" w:cs="Times New Roman"/>
+          <w:b/>
+          <w:bCs/>
+          <w:sz w:val="28"/>
+          <w:szCs w:val="28"/>
+        </w:rPr>
+        <w:lastRenderedPageBreak/>
+        <w:t>Update Lab Test</w:t>
       </w:r>
     </w:p>
     <w:tbl>
@@ -8194,19 +8227,20 @@
           <w:p>
             <w:pPr>
               <w:spacing w:line="360" w:lineRule="auto"/>
-              <w:rPr>
-                <w:rFonts w:ascii="Times New Roman" w:hAnsi="Times New Roman" w:cs="Times New Roman"/>
-                <w:sz w:val="24"/>
-                <w:szCs w:val="24"/>
-              </w:rPr>
-            </w:pPr>
-            <w:r>
-              <w:rPr>
-                <w:rFonts w:ascii="Times New Roman" w:hAnsi="Times New Roman" w:cs="Times New Roman"/>
-                <w:sz w:val="24"/>
-                <w:szCs w:val="24"/>
-              </w:rPr>
-              <w:t>Manage Member Permission</w:t>
+              <w:jc w:val="both"/>
+              <w:rPr>
+                <w:rFonts w:ascii="Times New Roman" w:hAnsi="Times New Roman" w:cs="Times New Roman"/>
+                <w:sz w:val="24"/>
+                <w:szCs w:val="24"/>
+              </w:rPr>
+            </w:pPr>
+            <w:r>
+              <w:rPr>
+                <w:rFonts w:ascii="Times New Roman" w:hAnsi="Times New Roman" w:cs="Times New Roman"/>
+                <w:sz w:val="24"/>
+                <w:szCs w:val="24"/>
+              </w:rPr>
+              <w:t>Update Lab</w:t>
             </w:r>
           </w:p>
         </w:tc>
@@ -8247,19 +8281,20 @@
           <w:p>
             <w:pPr>
               <w:spacing w:line="360" w:lineRule="auto"/>
-              <w:rPr>
-                <w:rFonts w:ascii="Times New Roman" w:hAnsi="Times New Roman" w:cs="Times New Roman"/>
-                <w:sz w:val="24"/>
-                <w:szCs w:val="24"/>
-              </w:rPr>
-            </w:pPr>
-            <w:r>
-              <w:rPr>
-                <w:rFonts w:ascii="Times New Roman" w:hAnsi="Times New Roman" w:cs="Times New Roman"/>
-                <w:sz w:val="24"/>
-                <w:szCs w:val="24"/>
-              </w:rPr>
-              <w:t>Librarian</w:t>
+              <w:jc w:val="both"/>
+              <w:rPr>
+                <w:rFonts w:ascii="Times New Roman" w:hAnsi="Times New Roman" w:cs="Times New Roman"/>
+                <w:sz w:val="24"/>
+                <w:szCs w:val="24"/>
+              </w:rPr>
+            </w:pPr>
+            <w:r>
+              <w:rPr>
+                <w:rFonts w:ascii="Times New Roman" w:hAnsi="Times New Roman" w:cs="Times New Roman"/>
+                <w:sz w:val="24"/>
+                <w:szCs w:val="24"/>
+              </w:rPr>
+              <w:t>Lab</w:t>
             </w:r>
           </w:p>
         </w:tc>
@@ -8299,19 +8334,20 @@
           </w:tcPr>
           <w:p>
             <w:pPr>
-              <w:rPr>
-                <w:rFonts w:ascii="Times New Roman" w:hAnsi="Times New Roman" w:cs="Times New Roman"/>
-                <w:sz w:val="24"/>
-                <w:szCs w:val="24"/>
-              </w:rPr>
-            </w:pPr>
-            <w:r>
-              <w:rPr>
-                <w:rFonts w:ascii="Times New Roman" w:hAnsi="Times New Roman" w:cs="Times New Roman"/>
-                <w:sz w:val="24"/>
-                <w:szCs w:val="24"/>
-              </w:rPr>
-              <w:t>From this user case Librarian can manage user permissions</w:t>
+              <w:jc w:val="both"/>
+              <w:rPr>
+                <w:rFonts w:ascii="Times New Roman" w:hAnsi="Times New Roman" w:cs="Times New Roman"/>
+                <w:sz w:val="24"/>
+                <w:szCs w:val="24"/>
+              </w:rPr>
+            </w:pPr>
+            <w:r>
+              <w:rPr>
+                <w:rFonts w:ascii="Times New Roman" w:hAnsi="Times New Roman" w:cs="Times New Roman"/>
+                <w:sz w:val="24"/>
+                <w:szCs w:val="24"/>
+              </w:rPr>
+              <w:t>This use case allows laboratory technicians to view pending diagnostic test orders, input medical test parameters, and mark the test as completed to generate reports and forward charges to billing.</w:t>
             </w:r>
           </w:p>
         </w:tc>
@@ -8351,19 +8387,20 @@
           </w:tcPr>
           <w:p>
             <w:pPr>
-              <w:rPr>
-                <w:rFonts w:ascii="Times New Roman" w:hAnsi="Times New Roman" w:cs="Times New Roman"/>
-                <w:sz w:val="24"/>
-                <w:szCs w:val="24"/>
-              </w:rPr>
-            </w:pPr>
-            <w:r>
-              <w:rPr>
-                <w:rFonts w:ascii="Times New Roman" w:hAnsi="Times New Roman" w:cs="Times New Roman"/>
-                <w:sz w:val="24"/>
-                <w:szCs w:val="24"/>
-              </w:rPr>
-              <w:t>Member must be logged on with librarian account</w:t>
+              <w:jc w:val="both"/>
+              <w:rPr>
+                <w:rFonts w:ascii="Times New Roman" w:hAnsi="Times New Roman" w:cs="Times New Roman"/>
+                <w:sz w:val="24"/>
+                <w:szCs w:val="24"/>
+              </w:rPr>
+            </w:pPr>
+            <w:r>
+              <w:rPr>
+                <w:rFonts w:ascii="Times New Roman" w:hAnsi="Times New Roman" w:cs="Times New Roman"/>
+                <w:sz w:val="24"/>
+                <w:szCs w:val="24"/>
+              </w:rPr>
+              <w:t>Lab personnel must be logged in, and a pending test order must exist for a patient.</w:t>
             </w:r>
           </w:p>
         </w:tc>
@@ -8408,37 +8445,20 @@
                 <w:ilvl w:val="0"/>
                 <w:numId w:val="21"/>
               </w:numPr>
-              <w:rPr>
-                <w:rFonts w:ascii="Times New Roman" w:hAnsi="Times New Roman" w:cs="Times New Roman"/>
-                <w:sz w:val="24"/>
-                <w:szCs w:val="24"/>
-              </w:rPr>
-            </w:pPr>
-            <w:r>
-              <w:rPr>
-                <w:rFonts w:ascii="Times New Roman" w:hAnsi="Times New Roman" w:cs="Times New Roman"/>
-                <w:sz w:val="24"/>
-                <w:szCs w:val="24"/>
-              </w:rPr>
-              <w:t xml:space="preserve">System </w:t>
-            </w:r>
-            <w:proofErr w:type="gramStart"/>
-            <w:r>
-              <w:rPr>
-                <w:rFonts w:ascii="Times New Roman" w:hAnsi="Times New Roman" w:cs="Times New Roman"/>
-                <w:sz w:val="24"/>
-                <w:szCs w:val="24"/>
-              </w:rPr>
-              <w:t>show</w:t>
-            </w:r>
-            <w:proofErr w:type="gramEnd"/>
-            <w:r>
-              <w:rPr>
-                <w:rFonts w:ascii="Times New Roman" w:hAnsi="Times New Roman" w:cs="Times New Roman"/>
-                <w:sz w:val="24"/>
-                <w:szCs w:val="24"/>
-              </w:rPr>
-              <w:t xml:space="preserve"> all users registered with LMS</w:t>
+              <w:jc w:val="both"/>
+              <w:rPr>
+                <w:rFonts w:ascii="Times New Roman" w:hAnsi="Times New Roman" w:cs="Times New Roman"/>
+                <w:sz w:val="24"/>
+                <w:szCs w:val="24"/>
+              </w:rPr>
+            </w:pPr>
+            <w:r>
+              <w:rPr>
+                <w:rFonts w:ascii="Times New Roman" w:hAnsi="Times New Roman" w:cs="Times New Roman"/>
+                <w:sz w:val="24"/>
+                <w:szCs w:val="24"/>
+              </w:rPr>
+              <w:t>Lab user accesses the active lab orders queue.</w:t>
             </w:r>
           </w:p>
           <w:p>
@@ -8448,19 +8468,20 @@
                 <w:ilvl w:val="0"/>
                 <w:numId w:val="21"/>
               </w:numPr>
-              <w:rPr>
-                <w:rFonts w:ascii="Times New Roman" w:hAnsi="Times New Roman" w:cs="Times New Roman"/>
-                <w:sz w:val="24"/>
-                <w:szCs w:val="24"/>
-              </w:rPr>
-            </w:pPr>
-            <w:r>
-              <w:rPr>
-                <w:rFonts w:ascii="Times New Roman" w:hAnsi="Times New Roman" w:cs="Times New Roman"/>
-                <w:sz w:val="24"/>
-                <w:szCs w:val="24"/>
-              </w:rPr>
-              <w:t>Librarian will select any user; system will list down all assigned and unassigned permission of current user.</w:t>
+              <w:jc w:val="both"/>
+              <w:rPr>
+                <w:rFonts w:ascii="Times New Roman" w:hAnsi="Times New Roman" w:cs="Times New Roman"/>
+                <w:sz w:val="24"/>
+                <w:szCs w:val="24"/>
+              </w:rPr>
+            </w:pPr>
+            <w:r>
+              <w:rPr>
+                <w:rFonts w:ascii="Times New Roman" w:hAnsi="Times New Roman" w:cs="Times New Roman"/>
+                <w:sz w:val="24"/>
+                <w:szCs w:val="24"/>
+              </w:rPr>
+              <w:t>User selects a pending test for a specific patient.</w:t>
             </w:r>
           </w:p>
           <w:p>
@@ -8470,19 +8491,66 @@
                 <w:ilvl w:val="0"/>
                 <w:numId w:val="21"/>
               </w:numPr>
-              <w:rPr>
-                <w:rFonts w:ascii="Times New Roman" w:hAnsi="Times New Roman" w:cs="Times New Roman"/>
-                <w:sz w:val="24"/>
-                <w:szCs w:val="24"/>
-              </w:rPr>
-            </w:pPr>
-            <w:r>
-              <w:rPr>
-                <w:rFonts w:ascii="Times New Roman" w:hAnsi="Times New Roman" w:cs="Times New Roman"/>
-                <w:sz w:val="24"/>
-                <w:szCs w:val="24"/>
-              </w:rPr>
-              <w:t>Librarian can grant or revoke any securities from this screen</w:t>
+              <w:jc w:val="both"/>
+              <w:rPr>
+                <w:rFonts w:ascii="Times New Roman" w:hAnsi="Times New Roman" w:cs="Times New Roman"/>
+                <w:sz w:val="24"/>
+                <w:szCs w:val="24"/>
+              </w:rPr>
+            </w:pPr>
+            <w:r>
+              <w:rPr>
+                <w:rFonts w:ascii="Times New Roman" w:hAnsi="Times New Roman" w:cs="Times New Roman"/>
+                <w:sz w:val="24"/>
+                <w:szCs w:val="24"/>
+              </w:rPr>
+              <w:t>User inputs the diagnostic results and values for the requested parameters.</w:t>
+            </w:r>
+          </w:p>
+          <w:p>
+            <w:pPr>
+              <w:pStyle w:val="ListParagraph"/>
+              <w:numPr>
+                <w:ilvl w:val="0"/>
+                <w:numId w:val="21"/>
+              </w:numPr>
+              <w:jc w:val="both"/>
+              <w:rPr>
+                <w:rFonts w:ascii="Times New Roman" w:hAnsi="Times New Roman" w:cs="Times New Roman"/>
+                <w:sz w:val="24"/>
+                <w:szCs w:val="24"/>
+              </w:rPr>
+            </w:pPr>
+            <w:r>
+              <w:rPr>
+                <w:rFonts w:ascii="Times New Roman" w:hAnsi="Times New Roman" w:cs="Times New Roman"/>
+                <w:sz w:val="24"/>
+                <w:szCs w:val="24"/>
+              </w:rPr>
+              <w:t>User marks the order as "Completed" and submits.</w:t>
+            </w:r>
+          </w:p>
+          <w:p>
+            <w:pPr>
+              <w:pStyle w:val="ListParagraph"/>
+              <w:numPr>
+                <w:ilvl w:val="0"/>
+                <w:numId w:val="21"/>
+              </w:numPr>
+              <w:jc w:val="both"/>
+              <w:rPr>
+                <w:rFonts w:ascii="Times New Roman" w:hAnsi="Times New Roman" w:cs="Times New Roman"/>
+                <w:sz w:val="24"/>
+                <w:szCs w:val="24"/>
+              </w:rPr>
+            </w:pPr>
+            <w:r>
+              <w:rPr>
+                <w:rFonts w:ascii="Times New Roman" w:hAnsi="Times New Roman" w:cs="Times New Roman"/>
+                <w:sz w:val="24"/>
+                <w:szCs w:val="24"/>
+              </w:rPr>
+              <w:t>System saves the results, generates the report, and routes the test fee to the patient's central bill.</w:t>
             </w:r>
           </w:p>
         </w:tc>
@@ -8522,19 +8590,20 @@
           </w:tcPr>
           <w:p>
             <w:pPr>
-              <w:rPr>
-                <w:rFonts w:ascii="Times New Roman" w:hAnsi="Times New Roman" w:cs="Times New Roman"/>
-                <w:sz w:val="24"/>
-                <w:szCs w:val="24"/>
-              </w:rPr>
-            </w:pPr>
-            <w:r>
-              <w:rPr>
-                <w:rFonts w:ascii="Times New Roman" w:hAnsi="Times New Roman" w:cs="Times New Roman"/>
-                <w:sz w:val="24"/>
-                <w:szCs w:val="24"/>
-              </w:rPr>
-              <w:t>Member will be restricted or granted</w:t>
+              <w:jc w:val="both"/>
+              <w:rPr>
+                <w:rFonts w:ascii="Times New Roman" w:hAnsi="Times New Roman" w:cs="Times New Roman"/>
+                <w:sz w:val="24"/>
+                <w:szCs w:val="24"/>
+              </w:rPr>
+            </w:pPr>
+            <w:r>
+              <w:rPr>
+                <w:rFonts w:ascii="Times New Roman" w:hAnsi="Times New Roman" w:cs="Times New Roman"/>
+                <w:sz w:val="24"/>
+                <w:szCs w:val="24"/>
+              </w:rPr>
+              <w:t>Lab test is marked completed, the report is available in the patient's medical history, and charges are added to the billing engine.</w:t>
             </w:r>
           </w:p>
         </w:tc>
@@ -8574,19 +8643,20 @@
           </w:tcPr>
           <w:p>
             <w:pPr>
-              <w:rPr>
-                <w:rFonts w:ascii="Times New Roman" w:hAnsi="Times New Roman" w:cs="Times New Roman"/>
-                <w:sz w:val="24"/>
-                <w:szCs w:val="24"/>
-              </w:rPr>
-            </w:pPr>
-            <w:r>
-              <w:rPr>
-                <w:rFonts w:ascii="Times New Roman" w:hAnsi="Times New Roman" w:cs="Times New Roman"/>
-                <w:sz w:val="24"/>
-                <w:szCs w:val="24"/>
-              </w:rPr>
-              <w:t>-</w:t>
+              <w:jc w:val="both"/>
+              <w:rPr>
+                <w:rFonts w:ascii="Times New Roman" w:hAnsi="Times New Roman" w:cs="Times New Roman"/>
+                <w:sz w:val="24"/>
+                <w:szCs w:val="24"/>
+              </w:rPr>
+            </w:pPr>
+            <w:r>
+              <w:rPr>
+                <w:rFonts w:ascii="Times New Roman" w:hAnsi="Times New Roman" w:cs="Times New Roman"/>
+                <w:sz w:val="24"/>
+                <w:szCs w:val="24"/>
+              </w:rPr>
+              <w:t>If result values are not in a valid format, the system prevents submission and shows a validation error.</w:t>
             </w:r>
           </w:p>
         </w:tc>
@@ -8606,7 +8676,7 @@
     </w:p>
     <w:p>
       <w:pPr>
-        <w:suppressAutoHyphens w:val="0"/>
+        <w:spacing w:after="0" w:line="360" w:lineRule="auto"/>
         <w:rPr>
           <w:rFonts w:ascii="Times New Roman" w:hAnsi="Times New Roman" w:cs="Times New Roman"/>
           <w:b/>
@@ -8623,8 +8693,1197 @@
           <w:sz w:val="28"/>
           <w:szCs w:val="28"/>
         </w:rPr>
-        <w:br w:type="page"/>
-      </w:r>
+        <w:t>Discharge</w:t>
+      </w:r>
+    </w:p>
+    <w:tbl>
+      <w:tblPr>
+        <w:tblStyle w:val="TableGrid"/>
+        <w:tblW w:w="9209" w:type="dxa"/>
+        <w:tblLook w:val="04A0" w:firstRow="1" w:lastRow="0" w:firstColumn="1" w:lastColumn="0" w:noHBand="0" w:noVBand="1"/>
+      </w:tblPr>
+      <w:tblGrid>
+        <w:gridCol w:w="2122"/>
+        <w:gridCol w:w="7087"/>
+      </w:tblGrid>
+      <w:tr>
+        <w:tc>
+          <w:tcPr>
+            <w:tcW w:w="2122" w:type="dxa"/>
+            <w:shd w:val="clear" w:color="auto" w:fill="D9D9D9" w:themeFill="background1" w:themeFillShade="D9"/>
+          </w:tcPr>
+          <w:p>
+            <w:pPr>
+              <w:spacing w:line="360" w:lineRule="auto"/>
+              <w:rPr>
+                <w:rFonts w:ascii="Times New Roman" w:hAnsi="Times New Roman" w:cs="Times New Roman"/>
+                <w:b/>
+                <w:bCs/>
+                <w:sz w:val="24"/>
+                <w:szCs w:val="24"/>
+              </w:rPr>
+            </w:pPr>
+            <w:r>
+              <w:rPr>
+                <w:rFonts w:ascii="Times New Roman" w:hAnsi="Times New Roman" w:cs="Times New Roman"/>
+                <w:b/>
+                <w:bCs/>
+                <w:sz w:val="24"/>
+                <w:szCs w:val="24"/>
+              </w:rPr>
+              <w:t>Abbreviated Title</w:t>
+            </w:r>
+          </w:p>
+        </w:tc>
+        <w:tc>
+          <w:tcPr>
+            <w:tcW w:w="7087" w:type="dxa"/>
+          </w:tcPr>
+          <w:p>
+            <w:pPr>
+              <w:spacing w:line="360" w:lineRule="auto"/>
+              <w:jc w:val="both"/>
+              <w:rPr>
+                <w:rFonts w:ascii="Times New Roman" w:hAnsi="Times New Roman" w:cs="Times New Roman"/>
+                <w:sz w:val="24"/>
+                <w:szCs w:val="24"/>
+              </w:rPr>
+            </w:pPr>
+            <w:r>
+              <w:rPr>
+                <w:rFonts w:ascii="Times New Roman" w:hAnsi="Times New Roman" w:cs="Times New Roman"/>
+                <w:sz w:val="24"/>
+                <w:szCs w:val="24"/>
+              </w:rPr>
+              <w:t>Discharge</w:t>
+            </w:r>
+          </w:p>
+        </w:tc>
+      </w:tr>
+      <w:tr>
+        <w:tc>
+          <w:tcPr>
+            <w:tcW w:w="2122" w:type="dxa"/>
+            <w:shd w:val="clear" w:color="auto" w:fill="D9D9D9" w:themeFill="background1" w:themeFillShade="D9"/>
+          </w:tcPr>
+          <w:p>
+            <w:pPr>
+              <w:spacing w:line="360" w:lineRule="auto"/>
+              <w:rPr>
+                <w:rFonts w:ascii="Times New Roman" w:hAnsi="Times New Roman" w:cs="Times New Roman"/>
+                <w:b/>
+                <w:bCs/>
+                <w:sz w:val="24"/>
+                <w:szCs w:val="24"/>
+              </w:rPr>
+            </w:pPr>
+            <w:r>
+              <w:rPr>
+                <w:rFonts w:ascii="Times New Roman" w:hAnsi="Times New Roman" w:cs="Times New Roman"/>
+                <w:b/>
+                <w:bCs/>
+                <w:sz w:val="24"/>
+                <w:szCs w:val="24"/>
+              </w:rPr>
+              <w:t>Actors</w:t>
+            </w:r>
+          </w:p>
+        </w:tc>
+        <w:tc>
+          <w:tcPr>
+            <w:tcW w:w="7087" w:type="dxa"/>
+          </w:tcPr>
+          <w:p>
+            <w:pPr>
+              <w:spacing w:line="360" w:lineRule="auto"/>
+              <w:jc w:val="both"/>
+              <w:rPr>
+                <w:rFonts w:ascii="Times New Roman" w:hAnsi="Times New Roman" w:cs="Times New Roman"/>
+                <w:sz w:val="24"/>
+                <w:szCs w:val="24"/>
+              </w:rPr>
+            </w:pPr>
+            <w:r>
+              <w:rPr>
+                <w:rFonts w:ascii="Times New Roman" w:hAnsi="Times New Roman" w:cs="Times New Roman"/>
+                <w:sz w:val="24"/>
+                <w:szCs w:val="24"/>
+              </w:rPr>
+              <w:t>Registration</w:t>
+            </w:r>
+          </w:p>
+        </w:tc>
+      </w:tr>
+      <w:tr>
+        <w:tc>
+          <w:tcPr>
+            <w:tcW w:w="2122" w:type="dxa"/>
+            <w:shd w:val="clear" w:color="auto" w:fill="D9D9D9" w:themeFill="background1" w:themeFillShade="D9"/>
+          </w:tcPr>
+          <w:p>
+            <w:pPr>
+              <w:spacing w:line="360" w:lineRule="auto"/>
+              <w:rPr>
+                <w:rFonts w:ascii="Times New Roman" w:hAnsi="Times New Roman" w:cs="Times New Roman"/>
+                <w:b/>
+                <w:bCs/>
+                <w:sz w:val="24"/>
+                <w:szCs w:val="24"/>
+              </w:rPr>
+            </w:pPr>
+            <w:r>
+              <w:rPr>
+                <w:rFonts w:ascii="Times New Roman" w:hAnsi="Times New Roman" w:cs="Times New Roman"/>
+                <w:b/>
+                <w:bCs/>
+                <w:sz w:val="24"/>
+                <w:szCs w:val="24"/>
+              </w:rPr>
+              <w:t>Description</w:t>
+            </w:r>
+          </w:p>
+        </w:tc>
+        <w:tc>
+          <w:tcPr>
+            <w:tcW w:w="7087" w:type="dxa"/>
+          </w:tcPr>
+          <w:p>
+            <w:pPr>
+              <w:jc w:val="both"/>
+              <w:rPr>
+                <w:rFonts w:ascii="Times New Roman" w:hAnsi="Times New Roman" w:cs="Times New Roman"/>
+                <w:sz w:val="24"/>
+                <w:szCs w:val="24"/>
+              </w:rPr>
+            </w:pPr>
+            <w:r>
+              <w:rPr>
+                <w:rFonts w:ascii="Times New Roman" w:hAnsi="Times New Roman" w:cs="Times New Roman"/>
+                <w:sz w:val="24"/>
+                <w:szCs w:val="24"/>
+              </w:rPr>
+              <w:t>This use case allows the registration desk to process an IPD patient's clinical discharge, record final diagnosis and medications, and forward the patient file to the Billing department.</w:t>
+            </w:r>
+          </w:p>
+        </w:tc>
+      </w:tr>
+      <w:tr>
+        <w:tc>
+          <w:tcPr>
+            <w:tcW w:w="2122" w:type="dxa"/>
+            <w:shd w:val="clear" w:color="auto" w:fill="D9D9D9" w:themeFill="background1" w:themeFillShade="D9"/>
+          </w:tcPr>
+          <w:p>
+            <w:pPr>
+              <w:spacing w:line="360" w:lineRule="auto"/>
+              <w:rPr>
+                <w:rFonts w:ascii="Times New Roman" w:hAnsi="Times New Roman" w:cs="Times New Roman"/>
+                <w:b/>
+                <w:bCs/>
+                <w:sz w:val="24"/>
+                <w:szCs w:val="24"/>
+              </w:rPr>
+            </w:pPr>
+            <w:r>
+              <w:rPr>
+                <w:rFonts w:ascii="Times New Roman" w:hAnsi="Times New Roman" w:cs="Times New Roman"/>
+                <w:b/>
+                <w:bCs/>
+                <w:sz w:val="24"/>
+                <w:szCs w:val="24"/>
+              </w:rPr>
+              <w:t>Pre-Conditions</w:t>
+            </w:r>
+          </w:p>
+        </w:tc>
+        <w:tc>
+          <w:tcPr>
+            <w:tcW w:w="7087" w:type="dxa"/>
+          </w:tcPr>
+          <w:p>
+            <w:pPr>
+              <w:jc w:val="both"/>
+              <w:rPr>
+                <w:rFonts w:ascii="Times New Roman" w:hAnsi="Times New Roman" w:cs="Times New Roman"/>
+                <w:sz w:val="24"/>
+                <w:szCs w:val="24"/>
+              </w:rPr>
+            </w:pPr>
+            <w:r>
+              <w:rPr>
+                <w:rFonts w:ascii="Times New Roman" w:hAnsi="Times New Roman" w:cs="Times New Roman"/>
+                <w:sz w:val="24"/>
+                <w:szCs w:val="24"/>
+              </w:rPr>
+              <w:t>Patient must be currently admitted (IPD) in the system.</w:t>
+            </w:r>
+          </w:p>
+        </w:tc>
+      </w:tr>
+      <w:tr>
+        <w:tc>
+          <w:tcPr>
+            <w:tcW w:w="2122" w:type="dxa"/>
+            <w:shd w:val="clear" w:color="auto" w:fill="D9D9D9" w:themeFill="background1" w:themeFillShade="D9"/>
+          </w:tcPr>
+          <w:p>
+            <w:pPr>
+              <w:spacing w:line="360" w:lineRule="auto"/>
+              <w:rPr>
+                <w:rFonts w:ascii="Times New Roman" w:hAnsi="Times New Roman" w:cs="Times New Roman"/>
+                <w:b/>
+                <w:bCs/>
+                <w:sz w:val="24"/>
+                <w:szCs w:val="24"/>
+              </w:rPr>
+            </w:pPr>
+            <w:r>
+              <w:rPr>
+                <w:rFonts w:ascii="Times New Roman" w:hAnsi="Times New Roman" w:cs="Times New Roman"/>
+                <w:b/>
+                <w:bCs/>
+                <w:sz w:val="24"/>
+                <w:szCs w:val="24"/>
+              </w:rPr>
+              <w:t>Task Sequence</w:t>
+            </w:r>
+          </w:p>
+        </w:tc>
+        <w:tc>
+          <w:tcPr>
+            <w:tcW w:w="7087" w:type="dxa"/>
+          </w:tcPr>
+          <w:p>
+            <w:pPr>
+              <w:pStyle w:val="ListParagraph"/>
+              <w:numPr>
+                <w:ilvl w:val="0"/>
+                <w:numId w:val="21"/>
+              </w:numPr>
+              <w:jc w:val="both"/>
+              <w:rPr>
+                <w:rFonts w:ascii="Times New Roman" w:hAnsi="Times New Roman" w:cs="Times New Roman"/>
+                <w:sz w:val="24"/>
+                <w:szCs w:val="24"/>
+              </w:rPr>
+            </w:pPr>
+            <w:r>
+              <w:rPr>
+                <w:rFonts w:ascii="Times New Roman" w:hAnsi="Times New Roman" w:cs="Times New Roman"/>
+                <w:sz w:val="24"/>
+                <w:szCs w:val="24"/>
+              </w:rPr>
+              <w:t xml:space="preserve">User navigates to the IPD Admissions list. </w:t>
+            </w:r>
+          </w:p>
+          <w:p>
+            <w:pPr>
+              <w:pStyle w:val="ListParagraph"/>
+              <w:numPr>
+                <w:ilvl w:val="0"/>
+                <w:numId w:val="21"/>
+              </w:numPr>
+              <w:jc w:val="both"/>
+              <w:rPr>
+                <w:rFonts w:ascii="Times New Roman" w:hAnsi="Times New Roman" w:cs="Times New Roman"/>
+                <w:sz w:val="24"/>
+                <w:szCs w:val="24"/>
+              </w:rPr>
+            </w:pPr>
+            <w:r>
+              <w:rPr>
+                <w:rFonts w:ascii="Times New Roman" w:hAnsi="Times New Roman" w:cs="Times New Roman"/>
+                <w:sz w:val="24"/>
+                <w:szCs w:val="24"/>
+              </w:rPr>
+              <w:t>User selects the admitted patient and clicks "Discharge".</w:t>
+            </w:r>
+          </w:p>
+          <w:p>
+            <w:pPr>
+              <w:pStyle w:val="ListParagraph"/>
+              <w:numPr>
+                <w:ilvl w:val="0"/>
+                <w:numId w:val="21"/>
+              </w:numPr>
+              <w:jc w:val="both"/>
+              <w:rPr>
+                <w:rFonts w:ascii="Times New Roman" w:hAnsi="Times New Roman" w:cs="Times New Roman"/>
+                <w:sz w:val="24"/>
+                <w:szCs w:val="24"/>
+              </w:rPr>
+            </w:pPr>
+            <w:r>
+              <w:rPr>
+                <w:rFonts w:ascii="Times New Roman" w:hAnsi="Times New Roman" w:cs="Times New Roman"/>
+                <w:sz w:val="24"/>
+                <w:szCs w:val="24"/>
+              </w:rPr>
+              <w:t>User fills out the NABH Discharge Summary including condition, summary, and discharge medications.</w:t>
+            </w:r>
+          </w:p>
+          <w:p>
+            <w:pPr>
+              <w:pStyle w:val="ListParagraph"/>
+              <w:numPr>
+                <w:ilvl w:val="0"/>
+                <w:numId w:val="21"/>
+              </w:numPr>
+              <w:jc w:val="both"/>
+              <w:rPr>
+                <w:rFonts w:ascii="Times New Roman" w:hAnsi="Times New Roman" w:cs="Times New Roman"/>
+                <w:sz w:val="24"/>
+                <w:szCs w:val="24"/>
+              </w:rPr>
+            </w:pPr>
+            <w:r>
+              <w:rPr>
+                <w:rFonts w:ascii="Times New Roman" w:hAnsi="Times New Roman" w:cs="Times New Roman"/>
+                <w:sz w:val="24"/>
+                <w:szCs w:val="24"/>
+              </w:rPr>
+              <w:t>User submits the discharge form.</w:t>
+            </w:r>
+          </w:p>
+          <w:p>
+            <w:pPr>
+              <w:pStyle w:val="ListParagraph"/>
+              <w:numPr>
+                <w:ilvl w:val="0"/>
+                <w:numId w:val="21"/>
+              </w:numPr>
+              <w:jc w:val="both"/>
+              <w:rPr>
+                <w:rFonts w:ascii="Times New Roman" w:hAnsi="Times New Roman" w:cs="Times New Roman"/>
+                <w:sz w:val="24"/>
+                <w:szCs w:val="24"/>
+              </w:rPr>
+            </w:pPr>
+            <w:r>
+              <w:rPr>
+                <w:rFonts w:ascii="Times New Roman" w:hAnsi="Times New Roman" w:cs="Times New Roman"/>
+                <w:sz w:val="24"/>
+                <w:szCs w:val="24"/>
+              </w:rPr>
+              <w:t>System updates patient status to "Discharged", frees the allocated room, and updates billing status to "Pending Final Bill".</w:t>
+            </w:r>
+          </w:p>
+        </w:tc>
+      </w:tr>
+      <w:tr>
+        <w:tc>
+          <w:tcPr>
+            <w:tcW w:w="2122" w:type="dxa"/>
+            <w:shd w:val="clear" w:color="auto" w:fill="D9D9D9" w:themeFill="background1" w:themeFillShade="D9"/>
+          </w:tcPr>
+          <w:p>
+            <w:pPr>
+              <w:spacing w:line="360" w:lineRule="auto"/>
+              <w:rPr>
+                <w:rFonts w:ascii="Times New Roman" w:hAnsi="Times New Roman" w:cs="Times New Roman"/>
+                <w:b/>
+                <w:bCs/>
+                <w:sz w:val="24"/>
+                <w:szCs w:val="24"/>
+              </w:rPr>
+            </w:pPr>
+            <w:r>
+              <w:rPr>
+                <w:rFonts w:ascii="Times New Roman" w:hAnsi="Times New Roman" w:cs="Times New Roman"/>
+                <w:b/>
+                <w:bCs/>
+                <w:sz w:val="24"/>
+                <w:szCs w:val="24"/>
+              </w:rPr>
+              <w:t>Post Conditions</w:t>
+            </w:r>
+          </w:p>
+        </w:tc>
+        <w:tc>
+          <w:tcPr>
+            <w:tcW w:w="7087" w:type="dxa"/>
+          </w:tcPr>
+          <w:p>
+            <w:pPr>
+              <w:jc w:val="both"/>
+              <w:rPr>
+                <w:rFonts w:ascii="Times New Roman" w:hAnsi="Times New Roman" w:cs="Times New Roman"/>
+                <w:sz w:val="24"/>
+                <w:szCs w:val="24"/>
+              </w:rPr>
+            </w:pPr>
+            <w:r>
+              <w:rPr>
+                <w:rFonts w:ascii="Times New Roman" w:hAnsi="Times New Roman" w:cs="Times New Roman"/>
+                <w:sz w:val="24"/>
+                <w:szCs w:val="24"/>
+              </w:rPr>
+              <w:t>The patient is clinically discharged, the room becomes available in the facility master, and the final bill is unlocked for the Bill Desk.</w:t>
+            </w:r>
+          </w:p>
+        </w:tc>
+      </w:tr>
+      <w:tr>
+        <w:tc>
+          <w:tcPr>
+            <w:tcW w:w="2122" w:type="dxa"/>
+            <w:shd w:val="clear" w:color="auto" w:fill="D9D9D9" w:themeFill="background1" w:themeFillShade="D9"/>
+          </w:tcPr>
+          <w:p>
+            <w:pPr>
+              <w:spacing w:line="360" w:lineRule="auto"/>
+              <w:rPr>
+                <w:rFonts w:ascii="Times New Roman" w:hAnsi="Times New Roman" w:cs="Times New Roman"/>
+                <w:b/>
+                <w:bCs/>
+                <w:sz w:val="24"/>
+                <w:szCs w:val="24"/>
+              </w:rPr>
+            </w:pPr>
+            <w:r>
+              <w:rPr>
+                <w:rFonts w:ascii="Times New Roman" w:hAnsi="Times New Roman" w:cs="Times New Roman"/>
+                <w:b/>
+                <w:bCs/>
+                <w:sz w:val="24"/>
+                <w:szCs w:val="24"/>
+              </w:rPr>
+              <w:t>Exception</w:t>
+            </w:r>
+          </w:p>
+        </w:tc>
+        <w:tc>
+          <w:tcPr>
+            <w:tcW w:w="7087" w:type="dxa"/>
+          </w:tcPr>
+          <w:p>
+            <w:pPr>
+              <w:jc w:val="both"/>
+              <w:rPr>
+                <w:rFonts w:ascii="Times New Roman" w:hAnsi="Times New Roman" w:cs="Times New Roman"/>
+                <w:sz w:val="24"/>
+                <w:szCs w:val="24"/>
+              </w:rPr>
+            </w:pPr>
+            <w:r>
+              <w:rPr>
+                <w:rFonts w:ascii="Times New Roman" w:hAnsi="Times New Roman" w:cs="Times New Roman"/>
+                <w:sz w:val="24"/>
+                <w:szCs w:val="24"/>
+              </w:rPr>
+              <w:t>If mandatory clinical summary fields are empty, the system rejects the discharge request.</w:t>
+            </w:r>
+          </w:p>
+        </w:tc>
+      </w:tr>
+    </w:tbl>
+    <w:p>
+      <w:pPr>
+        <w:suppressAutoHyphens w:val="0"/>
+        <w:rPr>
+          <w:rFonts w:ascii="Times New Roman" w:hAnsi="Times New Roman" w:cs="Times New Roman"/>
+          <w:b/>
+          <w:bCs/>
+          <w:sz w:val="28"/>
+          <w:szCs w:val="28"/>
+        </w:rPr>
+      </w:pPr>
+    </w:p>
+    <w:p>
+      <w:pPr>
+        <w:suppressAutoHyphens w:val="0"/>
+        <w:rPr>
+          <w:rFonts w:ascii="Times New Roman" w:hAnsi="Times New Roman" w:cs="Times New Roman"/>
+          <w:b/>
+          <w:bCs/>
+          <w:sz w:val="28"/>
+          <w:szCs w:val="28"/>
+        </w:rPr>
+      </w:pPr>
+    </w:p>
+    <w:p>
+      <w:pPr>
+        <w:suppressAutoHyphens w:val="0"/>
+        <w:rPr>
+          <w:rFonts w:ascii="Times New Roman" w:hAnsi="Times New Roman" w:cs="Times New Roman"/>
+          <w:b/>
+          <w:bCs/>
+          <w:sz w:val="28"/>
+          <w:szCs w:val="28"/>
+        </w:rPr>
+      </w:pPr>
+    </w:p>
+    <w:p>
+      <w:pPr>
+        <w:spacing w:after="0" w:line="360" w:lineRule="auto"/>
+        <w:rPr>
+          <w:rFonts w:ascii="Times New Roman" w:hAnsi="Times New Roman" w:cs="Times New Roman"/>
+          <w:b/>
+          <w:bCs/>
+          <w:sz w:val="28"/>
+          <w:szCs w:val="28"/>
+        </w:rPr>
+      </w:pPr>
+      <w:r>
+        <w:rPr>
+          <w:rFonts w:ascii="Times New Roman" w:hAnsi="Times New Roman" w:cs="Times New Roman"/>
+          <w:b/>
+          <w:bCs/>
+          <w:sz w:val="28"/>
+          <w:szCs w:val="28"/>
+        </w:rPr>
+        <w:lastRenderedPageBreak/>
+        <w:t>Process Bill</w:t>
+      </w:r>
+    </w:p>
+    <w:tbl>
+      <w:tblPr>
+        <w:tblStyle w:val="TableGrid"/>
+        <w:tblW w:w="9209" w:type="dxa"/>
+        <w:tblLook w:val="04A0" w:firstRow="1" w:lastRow="0" w:firstColumn="1" w:lastColumn="0" w:noHBand="0" w:noVBand="1"/>
+      </w:tblPr>
+      <w:tblGrid>
+        <w:gridCol w:w="2122"/>
+        <w:gridCol w:w="7087"/>
+      </w:tblGrid>
+      <w:tr>
+        <w:tc>
+          <w:tcPr>
+            <w:tcW w:w="2122" w:type="dxa"/>
+            <w:shd w:val="clear" w:color="auto" w:fill="D9D9D9" w:themeFill="background1" w:themeFillShade="D9"/>
+          </w:tcPr>
+          <w:p>
+            <w:pPr>
+              <w:spacing w:line="360" w:lineRule="auto"/>
+              <w:rPr>
+                <w:rFonts w:ascii="Times New Roman" w:hAnsi="Times New Roman" w:cs="Times New Roman"/>
+                <w:b/>
+                <w:bCs/>
+                <w:sz w:val="24"/>
+                <w:szCs w:val="24"/>
+              </w:rPr>
+            </w:pPr>
+            <w:r>
+              <w:rPr>
+                <w:rFonts w:ascii="Times New Roman" w:hAnsi="Times New Roman" w:cs="Times New Roman"/>
+                <w:b/>
+                <w:bCs/>
+                <w:sz w:val="24"/>
+                <w:szCs w:val="24"/>
+              </w:rPr>
+              <w:t>Abbreviated Title</w:t>
+            </w:r>
+          </w:p>
+        </w:tc>
+        <w:tc>
+          <w:tcPr>
+            <w:tcW w:w="7087" w:type="dxa"/>
+          </w:tcPr>
+          <w:p>
+            <w:pPr>
+              <w:spacing w:line="360" w:lineRule="auto"/>
+              <w:jc w:val="both"/>
+              <w:rPr>
+                <w:rFonts w:ascii="Times New Roman" w:hAnsi="Times New Roman" w:cs="Times New Roman"/>
+                <w:sz w:val="24"/>
+                <w:szCs w:val="24"/>
+              </w:rPr>
+            </w:pPr>
+            <w:r>
+              <w:rPr>
+                <w:rFonts w:ascii="Times New Roman" w:hAnsi="Times New Roman" w:cs="Times New Roman"/>
+                <w:sz w:val="24"/>
+                <w:szCs w:val="24"/>
+              </w:rPr>
+              <w:t>Process Bill</w:t>
+            </w:r>
+          </w:p>
+        </w:tc>
+      </w:tr>
+      <w:tr>
+        <w:tc>
+          <w:tcPr>
+            <w:tcW w:w="2122" w:type="dxa"/>
+            <w:shd w:val="clear" w:color="auto" w:fill="D9D9D9" w:themeFill="background1" w:themeFillShade="D9"/>
+          </w:tcPr>
+          <w:p>
+            <w:pPr>
+              <w:spacing w:line="360" w:lineRule="auto"/>
+              <w:rPr>
+                <w:rFonts w:ascii="Times New Roman" w:hAnsi="Times New Roman" w:cs="Times New Roman"/>
+                <w:b/>
+                <w:bCs/>
+                <w:sz w:val="24"/>
+                <w:szCs w:val="24"/>
+              </w:rPr>
+            </w:pPr>
+            <w:r>
+              <w:rPr>
+                <w:rFonts w:ascii="Times New Roman" w:hAnsi="Times New Roman" w:cs="Times New Roman"/>
+                <w:b/>
+                <w:bCs/>
+                <w:sz w:val="24"/>
+                <w:szCs w:val="24"/>
+              </w:rPr>
+              <w:t>Actors</w:t>
+            </w:r>
+          </w:p>
+        </w:tc>
+        <w:tc>
+          <w:tcPr>
+            <w:tcW w:w="7087" w:type="dxa"/>
+          </w:tcPr>
+          <w:p>
+            <w:pPr>
+              <w:spacing w:line="360" w:lineRule="auto"/>
+              <w:jc w:val="both"/>
+              <w:rPr>
+                <w:rFonts w:ascii="Times New Roman" w:hAnsi="Times New Roman" w:cs="Times New Roman"/>
+                <w:sz w:val="24"/>
+                <w:szCs w:val="24"/>
+              </w:rPr>
+            </w:pPr>
+            <w:r>
+              <w:rPr>
+                <w:rFonts w:ascii="Times New Roman" w:hAnsi="Times New Roman" w:cs="Times New Roman"/>
+                <w:sz w:val="24"/>
+                <w:szCs w:val="24"/>
+              </w:rPr>
+              <w:t>Bill</w:t>
+            </w:r>
+          </w:p>
+        </w:tc>
+      </w:tr>
+      <w:tr>
+        <w:tc>
+          <w:tcPr>
+            <w:tcW w:w="2122" w:type="dxa"/>
+            <w:shd w:val="clear" w:color="auto" w:fill="D9D9D9" w:themeFill="background1" w:themeFillShade="D9"/>
+          </w:tcPr>
+          <w:p>
+            <w:pPr>
+              <w:spacing w:line="360" w:lineRule="auto"/>
+              <w:rPr>
+                <w:rFonts w:ascii="Times New Roman" w:hAnsi="Times New Roman" w:cs="Times New Roman"/>
+                <w:b/>
+                <w:bCs/>
+                <w:sz w:val="24"/>
+                <w:szCs w:val="24"/>
+              </w:rPr>
+            </w:pPr>
+            <w:r>
+              <w:rPr>
+                <w:rFonts w:ascii="Times New Roman" w:hAnsi="Times New Roman" w:cs="Times New Roman"/>
+                <w:b/>
+                <w:bCs/>
+                <w:sz w:val="24"/>
+                <w:szCs w:val="24"/>
+              </w:rPr>
+              <w:t>Description</w:t>
+            </w:r>
+          </w:p>
+        </w:tc>
+        <w:tc>
+          <w:tcPr>
+            <w:tcW w:w="7087" w:type="dxa"/>
+          </w:tcPr>
+          <w:p>
+            <w:pPr>
+              <w:jc w:val="both"/>
+              <w:rPr>
+                <w:rFonts w:ascii="Times New Roman" w:hAnsi="Times New Roman" w:cs="Times New Roman"/>
+                <w:sz w:val="24"/>
+                <w:szCs w:val="24"/>
+              </w:rPr>
+            </w:pPr>
+            <w:r>
+              <w:rPr>
+                <w:rFonts w:ascii="Times New Roman" w:hAnsi="Times New Roman" w:cs="Times New Roman"/>
+                <w:sz w:val="24"/>
+                <w:szCs w:val="24"/>
+              </w:rPr>
+              <w:t>This use case allows the billing staff to aggregate all hospital charges (room rent, doctor fees, lab tests, surgery), apply advance payments, and generate the final net payable invoice for a discharged patient.</w:t>
+            </w:r>
+          </w:p>
+        </w:tc>
+      </w:tr>
+      <w:tr>
+        <w:tc>
+          <w:tcPr>
+            <w:tcW w:w="2122" w:type="dxa"/>
+            <w:shd w:val="clear" w:color="auto" w:fill="D9D9D9" w:themeFill="background1" w:themeFillShade="D9"/>
+          </w:tcPr>
+          <w:p>
+            <w:pPr>
+              <w:spacing w:line="360" w:lineRule="auto"/>
+              <w:rPr>
+                <w:rFonts w:ascii="Times New Roman" w:hAnsi="Times New Roman" w:cs="Times New Roman"/>
+                <w:b/>
+                <w:bCs/>
+                <w:sz w:val="24"/>
+                <w:szCs w:val="24"/>
+              </w:rPr>
+            </w:pPr>
+            <w:r>
+              <w:rPr>
+                <w:rFonts w:ascii="Times New Roman" w:hAnsi="Times New Roman" w:cs="Times New Roman"/>
+                <w:b/>
+                <w:bCs/>
+                <w:sz w:val="24"/>
+                <w:szCs w:val="24"/>
+              </w:rPr>
+              <w:t>Pre-Conditions</w:t>
+            </w:r>
+          </w:p>
+        </w:tc>
+        <w:tc>
+          <w:tcPr>
+            <w:tcW w:w="7087" w:type="dxa"/>
+          </w:tcPr>
+          <w:p>
+            <w:pPr>
+              <w:jc w:val="both"/>
+              <w:rPr>
+                <w:rFonts w:ascii="Times New Roman" w:hAnsi="Times New Roman" w:cs="Times New Roman"/>
+                <w:sz w:val="24"/>
+                <w:szCs w:val="24"/>
+              </w:rPr>
+            </w:pPr>
+            <w:r>
+              <w:rPr>
+                <w:rFonts w:ascii="Times New Roman" w:hAnsi="Times New Roman" w:cs="Times New Roman"/>
+                <w:sz w:val="24"/>
+                <w:szCs w:val="24"/>
+              </w:rPr>
+              <w:t>Patient must be marked as "Discharged" and billing staff must be logged in.</w:t>
+            </w:r>
+          </w:p>
+        </w:tc>
+      </w:tr>
+      <w:tr>
+        <w:tc>
+          <w:tcPr>
+            <w:tcW w:w="2122" w:type="dxa"/>
+            <w:shd w:val="clear" w:color="auto" w:fill="D9D9D9" w:themeFill="background1" w:themeFillShade="D9"/>
+          </w:tcPr>
+          <w:p>
+            <w:pPr>
+              <w:spacing w:line="360" w:lineRule="auto"/>
+              <w:rPr>
+                <w:rFonts w:ascii="Times New Roman" w:hAnsi="Times New Roman" w:cs="Times New Roman"/>
+                <w:b/>
+                <w:bCs/>
+                <w:sz w:val="24"/>
+                <w:szCs w:val="24"/>
+              </w:rPr>
+            </w:pPr>
+            <w:r>
+              <w:rPr>
+                <w:rFonts w:ascii="Times New Roman" w:hAnsi="Times New Roman" w:cs="Times New Roman"/>
+                <w:b/>
+                <w:bCs/>
+                <w:sz w:val="24"/>
+                <w:szCs w:val="24"/>
+              </w:rPr>
+              <w:t>Task Sequence</w:t>
+            </w:r>
+          </w:p>
+        </w:tc>
+        <w:tc>
+          <w:tcPr>
+            <w:tcW w:w="7087" w:type="dxa"/>
+          </w:tcPr>
+          <w:p>
+            <w:pPr>
+              <w:pStyle w:val="ListParagraph"/>
+              <w:numPr>
+                <w:ilvl w:val="0"/>
+                <w:numId w:val="21"/>
+              </w:numPr>
+              <w:jc w:val="both"/>
+              <w:rPr>
+                <w:rFonts w:ascii="Times New Roman" w:hAnsi="Times New Roman" w:cs="Times New Roman"/>
+                <w:sz w:val="24"/>
+                <w:szCs w:val="24"/>
+              </w:rPr>
+            </w:pPr>
+            <w:r>
+              <w:rPr>
+                <w:rFonts w:ascii="Times New Roman" w:hAnsi="Times New Roman" w:cs="Times New Roman"/>
+                <w:sz w:val="24"/>
+                <w:szCs w:val="24"/>
+              </w:rPr>
+              <w:t>Billing user selects a discharged patient with a "Pending Final Bill" status.</w:t>
+            </w:r>
+          </w:p>
+          <w:p>
+            <w:pPr>
+              <w:pStyle w:val="ListParagraph"/>
+              <w:numPr>
+                <w:ilvl w:val="0"/>
+                <w:numId w:val="21"/>
+              </w:numPr>
+              <w:jc w:val="both"/>
+              <w:rPr>
+                <w:rFonts w:ascii="Times New Roman" w:hAnsi="Times New Roman" w:cs="Times New Roman"/>
+                <w:sz w:val="24"/>
+                <w:szCs w:val="24"/>
+              </w:rPr>
+            </w:pPr>
+            <w:r>
+              <w:rPr>
+                <w:rFonts w:ascii="Times New Roman" w:hAnsi="Times New Roman" w:cs="Times New Roman"/>
+                <w:sz w:val="24"/>
+                <w:szCs w:val="24"/>
+              </w:rPr>
+              <w:t>System automatically aggregates and displays all cross-departmental charges.</w:t>
+            </w:r>
+          </w:p>
+          <w:p>
+            <w:pPr>
+              <w:pStyle w:val="ListParagraph"/>
+              <w:numPr>
+                <w:ilvl w:val="0"/>
+                <w:numId w:val="21"/>
+              </w:numPr>
+              <w:jc w:val="both"/>
+              <w:rPr>
+                <w:rFonts w:ascii="Times New Roman" w:hAnsi="Times New Roman" w:cs="Times New Roman"/>
+                <w:sz w:val="24"/>
+                <w:szCs w:val="24"/>
+              </w:rPr>
+            </w:pPr>
+            <w:r>
+              <w:rPr>
+                <w:rFonts w:ascii="Times New Roman" w:hAnsi="Times New Roman" w:cs="Times New Roman"/>
+                <w:sz w:val="24"/>
+                <w:szCs w:val="24"/>
+              </w:rPr>
+              <w:t>User manually adds any extra consumables and applies appropriate discounts.</w:t>
+            </w:r>
+          </w:p>
+          <w:p>
+            <w:pPr>
+              <w:pStyle w:val="ListParagraph"/>
+              <w:numPr>
+                <w:ilvl w:val="0"/>
+                <w:numId w:val="21"/>
+              </w:numPr>
+              <w:jc w:val="both"/>
+              <w:rPr>
+                <w:rFonts w:ascii="Times New Roman" w:hAnsi="Times New Roman" w:cs="Times New Roman"/>
+                <w:sz w:val="24"/>
+                <w:szCs w:val="24"/>
+              </w:rPr>
+            </w:pPr>
+            <w:r>
+              <w:rPr>
+                <w:rFonts w:ascii="Times New Roman" w:hAnsi="Times New Roman" w:cs="Times New Roman"/>
+                <w:sz w:val="24"/>
+                <w:szCs w:val="24"/>
+              </w:rPr>
+              <w:t>User records the final net payable amount collected from the patient.</w:t>
+            </w:r>
+          </w:p>
+          <w:p>
+            <w:pPr>
+              <w:pStyle w:val="ListParagraph"/>
+              <w:numPr>
+                <w:ilvl w:val="0"/>
+                <w:numId w:val="21"/>
+              </w:numPr>
+              <w:jc w:val="both"/>
+              <w:rPr>
+                <w:rFonts w:ascii="Times New Roman" w:hAnsi="Times New Roman" w:cs="Times New Roman"/>
+                <w:sz w:val="24"/>
+                <w:szCs w:val="24"/>
+              </w:rPr>
+            </w:pPr>
+            <w:r>
+              <w:rPr>
+                <w:rFonts w:ascii="Times New Roman" w:hAnsi="Times New Roman" w:cs="Times New Roman"/>
+                <w:sz w:val="24"/>
+                <w:szCs w:val="24"/>
+              </w:rPr>
+              <w:t>User marks the bill as "Closed" and generates the PDF invoice.</w:t>
+            </w:r>
+          </w:p>
+        </w:tc>
+      </w:tr>
+      <w:tr>
+        <w:tc>
+          <w:tcPr>
+            <w:tcW w:w="2122" w:type="dxa"/>
+            <w:shd w:val="clear" w:color="auto" w:fill="D9D9D9" w:themeFill="background1" w:themeFillShade="D9"/>
+          </w:tcPr>
+          <w:p>
+            <w:pPr>
+              <w:spacing w:line="360" w:lineRule="auto"/>
+              <w:rPr>
+                <w:rFonts w:ascii="Times New Roman" w:hAnsi="Times New Roman" w:cs="Times New Roman"/>
+                <w:b/>
+                <w:bCs/>
+                <w:sz w:val="24"/>
+                <w:szCs w:val="24"/>
+              </w:rPr>
+            </w:pPr>
+            <w:r>
+              <w:rPr>
+                <w:rFonts w:ascii="Times New Roman" w:hAnsi="Times New Roman" w:cs="Times New Roman"/>
+                <w:b/>
+                <w:bCs/>
+                <w:sz w:val="24"/>
+                <w:szCs w:val="24"/>
+              </w:rPr>
+              <w:t>Post Conditions</w:t>
+            </w:r>
+          </w:p>
+        </w:tc>
+        <w:tc>
+          <w:tcPr>
+            <w:tcW w:w="7087" w:type="dxa"/>
+          </w:tcPr>
+          <w:p>
+            <w:pPr>
+              <w:jc w:val="both"/>
+              <w:rPr>
+                <w:rFonts w:ascii="Times New Roman" w:hAnsi="Times New Roman" w:cs="Times New Roman"/>
+                <w:sz w:val="24"/>
+                <w:szCs w:val="24"/>
+              </w:rPr>
+            </w:pPr>
+            <w:r>
+              <w:rPr>
+                <w:rFonts w:ascii="Times New Roman" w:hAnsi="Times New Roman" w:cs="Times New Roman"/>
+                <w:sz w:val="24"/>
+                <w:szCs w:val="24"/>
+              </w:rPr>
+              <w:t>The financial account for the patient is settled, the bill is marked "Closed", and a formal invoice is generated.</w:t>
+            </w:r>
+          </w:p>
+        </w:tc>
+      </w:tr>
+      <w:tr>
+        <w:tc>
+          <w:tcPr>
+            <w:tcW w:w="2122" w:type="dxa"/>
+            <w:shd w:val="clear" w:color="auto" w:fill="D9D9D9" w:themeFill="background1" w:themeFillShade="D9"/>
+          </w:tcPr>
+          <w:p>
+            <w:pPr>
+              <w:spacing w:line="360" w:lineRule="auto"/>
+              <w:rPr>
+                <w:rFonts w:ascii="Times New Roman" w:hAnsi="Times New Roman" w:cs="Times New Roman"/>
+                <w:b/>
+                <w:bCs/>
+                <w:sz w:val="24"/>
+                <w:szCs w:val="24"/>
+              </w:rPr>
+            </w:pPr>
+            <w:r>
+              <w:rPr>
+                <w:rFonts w:ascii="Times New Roman" w:hAnsi="Times New Roman" w:cs="Times New Roman"/>
+                <w:b/>
+                <w:bCs/>
+                <w:sz w:val="24"/>
+                <w:szCs w:val="24"/>
+              </w:rPr>
+              <w:t>Exception</w:t>
+            </w:r>
+          </w:p>
+        </w:tc>
+        <w:tc>
+          <w:tcPr>
+            <w:tcW w:w="7087" w:type="dxa"/>
+          </w:tcPr>
+          <w:p>
+            <w:pPr>
+              <w:jc w:val="both"/>
+              <w:rPr>
+                <w:rFonts w:ascii="Times New Roman" w:hAnsi="Times New Roman" w:cs="Times New Roman"/>
+                <w:sz w:val="24"/>
+                <w:szCs w:val="24"/>
+              </w:rPr>
+            </w:pPr>
+            <w:r>
+              <w:rPr>
+                <w:rFonts w:ascii="Times New Roman" w:hAnsi="Times New Roman" w:cs="Times New Roman"/>
+                <w:sz w:val="24"/>
+                <w:szCs w:val="24"/>
+              </w:rPr>
+              <w:t>If payment details fail to save, the system alerts "Payment processing failed, please try again."</w:t>
+            </w:r>
+          </w:p>
+        </w:tc>
+      </w:tr>
+    </w:tbl>
+    <w:p>
+      <w:pPr>
+        <w:suppressAutoHyphens w:val="0"/>
+        <w:rPr>
+          <w:rFonts w:ascii="Times New Roman" w:hAnsi="Times New Roman" w:cs="Times New Roman"/>
+          <w:b/>
+          <w:bCs/>
+          <w:sz w:val="28"/>
+          <w:szCs w:val="28"/>
+        </w:rPr>
+      </w:pPr>
+    </w:p>
+    <w:p>
+      <w:pPr>
+        <w:suppressAutoHyphens w:val="0"/>
+        <w:rPr>
+          <w:rFonts w:ascii="Times New Roman" w:hAnsi="Times New Roman" w:cs="Times New Roman"/>
+          <w:b/>
+          <w:bCs/>
+          <w:sz w:val="28"/>
+          <w:szCs w:val="28"/>
+        </w:rPr>
+      </w:pPr>
+    </w:p>
+    <w:p>
+      <w:pPr>
+        <w:suppressAutoHyphens w:val="0"/>
+        <w:rPr>
+          <w:rFonts w:ascii="Times New Roman" w:hAnsi="Times New Roman" w:cs="Times New Roman"/>
+          <w:b/>
+          <w:bCs/>
+          <w:sz w:val="28"/>
+          <w:szCs w:val="28"/>
+        </w:rPr>
+      </w:pPr>
+    </w:p>
+    <w:p>
+      <w:pPr>
+        <w:suppressAutoHyphens w:val="0"/>
+        <w:rPr>
+          <w:rFonts w:ascii="Times New Roman" w:hAnsi="Times New Roman" w:cs="Times New Roman"/>
+          <w:b/>
+          <w:bCs/>
+          <w:sz w:val="28"/>
+          <w:szCs w:val="28"/>
+        </w:rPr>
+      </w:pPr>
+    </w:p>
+    <w:p>
+      <w:pPr>
+        <w:suppressAutoHyphens w:val="0"/>
+        <w:rPr>
+          <w:rFonts w:ascii="Times New Roman" w:hAnsi="Times New Roman" w:cs="Times New Roman"/>
+          <w:b/>
+          <w:bCs/>
+          <w:sz w:val="28"/>
+          <w:szCs w:val="28"/>
+        </w:rPr>
+      </w:pPr>
+    </w:p>
+    <w:p>
+      <w:pPr>
+        <w:suppressAutoHyphens w:val="0"/>
+        <w:rPr>
+          <w:rFonts w:ascii="Times New Roman" w:hAnsi="Times New Roman" w:cs="Times New Roman"/>
+          <w:b/>
+          <w:bCs/>
+          <w:sz w:val="28"/>
+          <w:szCs w:val="28"/>
+        </w:rPr>
+      </w:pPr>
+    </w:p>
+    <w:p>
+      <w:pPr>
+        <w:suppressAutoHyphens w:val="0"/>
+        <w:rPr>
+          <w:rFonts w:ascii="Times New Roman" w:hAnsi="Times New Roman" w:cs="Times New Roman"/>
+          <w:b/>
+          <w:bCs/>
+          <w:sz w:val="28"/>
+          <w:szCs w:val="28"/>
+        </w:rPr>
+      </w:pPr>
+    </w:p>
+    <w:p>
+      <w:pPr>
+        <w:suppressAutoHyphens w:val="0"/>
+        <w:rPr>
+          <w:rFonts w:ascii="Times New Roman" w:hAnsi="Times New Roman" w:cs="Times New Roman"/>
+          <w:b/>
+          <w:bCs/>
+          <w:sz w:val="28"/>
+          <w:szCs w:val="28"/>
+        </w:rPr>
+      </w:pPr>
+    </w:p>
+    <w:p>
+      <w:pPr>
+        <w:suppressAutoHyphens w:val="0"/>
+        <w:rPr>
+          <w:rFonts w:ascii="Times New Roman" w:hAnsi="Times New Roman" w:cs="Times New Roman"/>
+          <w:b/>
+          <w:bCs/>
+          <w:sz w:val="28"/>
+          <w:szCs w:val="28"/>
+        </w:rPr>
+      </w:pPr>
+    </w:p>
+    <w:p>
+      <w:pPr>
+        <w:suppressAutoHyphens w:val="0"/>
+        <w:rPr>
+          <w:rFonts w:ascii="Times New Roman" w:hAnsi="Times New Roman" w:cs="Times New Roman"/>
+          <w:b/>
+          <w:bCs/>
+          <w:sz w:val="28"/>
+          <w:szCs w:val="28"/>
+        </w:rPr>
+      </w:pPr>
+    </w:p>
+    <w:p>
+      <w:pPr>
+        <w:suppressAutoHyphens w:val="0"/>
+        <w:rPr>
+          <w:rFonts w:ascii="Times New Roman" w:hAnsi="Times New Roman" w:cs="Times New Roman"/>
+          <w:b/>
+          <w:bCs/>
+          <w:sz w:val="28"/>
+          <w:szCs w:val="28"/>
+        </w:rPr>
+      </w:pPr>
+    </w:p>
+    <w:p>
+      <w:pPr>
+        <w:suppressAutoHyphens w:val="0"/>
+        <w:rPr>
+          <w:rFonts w:ascii="Times New Roman" w:hAnsi="Times New Roman" w:cs="Times New Roman"/>
+          <w:b/>
+          <w:bCs/>
+          <w:sz w:val="28"/>
+          <w:szCs w:val="28"/>
+        </w:rPr>
+      </w:pPr>
+    </w:p>
+    <w:p>
+      <w:pPr>
+        <w:suppressAutoHyphens w:val="0"/>
+        <w:rPr>
+          <w:rFonts w:ascii="Times New Roman" w:hAnsi="Times New Roman" w:cs="Times New Roman"/>
+          <w:b/>
+          <w:bCs/>
+          <w:sz w:val="28"/>
+          <w:szCs w:val="28"/>
+        </w:rPr>
+      </w:pPr>
+    </w:p>
+    <w:p>
+      <w:pPr>
+        <w:suppressAutoHyphens w:val="0"/>
+        <w:rPr>
+          <w:rFonts w:ascii="Times New Roman" w:hAnsi="Times New Roman" w:cs="Times New Roman"/>
+          <w:b/>
+          <w:bCs/>
+          <w:sz w:val="28"/>
+          <w:szCs w:val="28"/>
+        </w:rPr>
+      </w:pPr>
     </w:p>
     <w:p>
       <w:pPr>
@@ -8678,9 +9937,9 @@
           <w:szCs w:val="28"/>
         </w:rPr>
         <w:drawing>
-          <wp:inline distT="0" distB="0" distL="0" distR="0" wp14:anchorId="6792C8EE" wp14:editId="1FC80052">
-            <wp:extent cx="5565531" cy="3398520"/>
-            <wp:effectExtent l="0" t="0" r="0" b="0"/>
+          <wp:inline distT="0" distB="0" distL="0" distR="0" wp14:anchorId="6792C8EE" wp14:editId="6AB1D11E">
+            <wp:extent cx="4019550" cy="3402831"/>
+            <wp:effectExtent l="19050" t="19050" r="19050" b="26670"/>
             <wp:docPr id="1933838612" name="Picture 1"/>
             <wp:cNvGraphicFramePr>
               <a:graphicFrameLocks xmlns:a="http://schemas.openxmlformats.org/drawingml/2006/main" noChangeAspect="1"/>
@@ -8689,7 +9948,7 @@
               <a:graphicData uri="http://schemas.openxmlformats.org/drawingml/2006/picture">
                 <pic:pic xmlns:pic="http://schemas.openxmlformats.org/drawingml/2006/picture">
                   <pic:nvPicPr>
-                    <pic:cNvPr id="0" name="Picture 2"/>
+                    <pic:cNvPr id="1933838612" name="Picture 1"/>
                     <pic:cNvPicPr>
                       <a:picLocks noChangeAspect="1" noChangeArrowheads="1"/>
                     </pic:cNvPicPr>
@@ -8702,7 +9961,6 @@
                         </a:ext>
                       </a:extLst>
                     </a:blip>
-                    <a:srcRect/>
                     <a:stretch>
                       <a:fillRect/>
                     </a:stretch>
@@ -8710,12 +9968,17 @@
                   <pic:spPr bwMode="auto">
                     <a:xfrm>
                       <a:off x="0" y="0"/>
-                      <a:ext cx="5572949" cy="3403049"/>
+                      <a:ext cx="4027509" cy="3409569"/>
                     </a:xfrm>
                     <a:prstGeom prst="rect">
                       <a:avLst/>
                     </a:prstGeom>
                     <a:noFill/>
+                    <a:ln>
+                      <a:solidFill>
+                        <a:schemeClr val="tx1"/>
+                      </a:solidFill>
+                    </a:ln>
                   </pic:spPr>
                 </pic:pic>
               </a:graphicData>
@@ -8796,7 +10059,17 @@
           <w:sz w:val="20"/>
           <w:szCs w:val="20"/>
         </w:rPr>
-        <w:t xml:space="preserve"> Activity diagram for Book Issue</w:t>
+        <w:t xml:space="preserve"> Activity diagram for Book </w:t>
+      </w:r>
+      <w:r>
+        <w:rPr>
+          <w:rFonts w:ascii="Times New Roman" w:hAnsi="Times New Roman" w:cs="Times New Roman"/>
+          <w:i/>
+          <w:iCs/>
+          <w:sz w:val="20"/>
+          <w:szCs w:val="20"/>
+        </w:rPr>
+        <w:t>Appointment</w:t>
       </w:r>
     </w:p>
     <w:p>
@@ -8807,25 +10080,19 @@
         <w:jc w:val="center"/>
         <w:rPr>
           <w:rFonts w:ascii="Times New Roman" w:hAnsi="Times New Roman" w:cs="Times New Roman"/>
-          <w:b/>
-          <w:bCs/>
-          <w:sz w:val="28"/>
-          <w:szCs w:val="28"/>
-        </w:rPr>
-      </w:pPr>
-    </w:p>
-    <w:p>
-      <w:pPr>
-        <w:suppressAutoHyphens w:val="0"/>
-        <w:rPr>
-          <w:rFonts w:ascii="Times New Roman" w:hAnsi="Times New Roman" w:cs="Times New Roman"/>
           <w:i/>
           <w:iCs/>
           <w:sz w:val="20"/>
           <w:szCs w:val="20"/>
         </w:rPr>
       </w:pPr>
-      <w:r>
+    </w:p>
+    <w:p>
+      <w:pPr>
+        <w:pStyle w:val="ListParagraph"/>
+        <w:spacing w:after="0" w:line="360" w:lineRule="auto"/>
+        <w:ind w:left="420"/>
+        <w:jc w:val="center"/>
         <w:rPr>
           <w:rFonts w:ascii="Times New Roman" w:hAnsi="Times New Roman" w:cs="Times New Roman"/>
           <w:i/>
@@ -8833,51 +10100,13 @@
           <w:sz w:val="20"/>
           <w:szCs w:val="20"/>
         </w:rPr>
-        <w:br w:type="page"/>
-      </w:r>
-    </w:p>
-    <w:p>
-      <w:pPr>
-        <w:pStyle w:val="ListParagraph"/>
-        <w:numPr>
-          <w:ilvl w:val="2"/>
-          <w:numId w:val="8"/>
-        </w:numPr>
-        <w:spacing w:after="0" w:line="360" w:lineRule="auto"/>
-        <w:rPr>
-          <w:rFonts w:ascii="Times New Roman" w:hAnsi="Times New Roman" w:cs="Times New Roman"/>
-          <w:b/>
-          <w:bCs/>
-          <w:sz w:val="28"/>
-          <w:szCs w:val="28"/>
-        </w:rPr>
-      </w:pPr>
-      <w:r>
-        <w:rPr>
-          <w:rFonts w:ascii="Times New Roman" w:eastAsia="Times New Roman" w:hAnsi="Times New Roman" w:cs="Times New Roman"/>
-          <w:b/>
-          <w:bCs/>
-          <w:sz w:val="28"/>
-          <w:szCs w:val="28"/>
-        </w:rPr>
-        <w:lastRenderedPageBreak/>
-        <w:t xml:space="preserve">Sequence </w:t>
-      </w:r>
-      <w:r>
-        <w:rPr>
-          <w:rFonts w:ascii="Times New Roman" w:eastAsia="Times New Roman" w:hAnsi="Times New Roman" w:cs="Times New Roman"/>
-          <w:b/>
-          <w:bCs/>
-          <w:sz w:val="28"/>
-          <w:szCs w:val="28"/>
-        </w:rPr>
-        <w:t xml:space="preserve">Diagram </w:t>
-      </w:r>
+      </w:pPr>
     </w:p>
     <w:p>
       <w:pPr>
         <w:pStyle w:val="ListParagraph"/>
         <w:spacing w:after="0" w:line="360" w:lineRule="auto"/>
+        <w:ind w:left="420"/>
         <w:jc w:val="center"/>
         <w:rPr>
           <w:rFonts w:ascii="Times New Roman" w:hAnsi="Times New Roman" w:cs="Times New Roman"/>
@@ -8897,10 +10126,10 @@
           <w:szCs w:val="28"/>
         </w:rPr>
         <w:drawing>
-          <wp:inline distT="0" distB="0" distL="0" distR="0" wp14:anchorId="05660B19" wp14:editId="2A490F5D">
-            <wp:extent cx="5343039" cy="3131820"/>
-            <wp:effectExtent l="0" t="0" r="0" b="0"/>
-            <wp:docPr id="273832175" name="Picture 3"/>
+          <wp:inline distT="0" distB="0" distL="0" distR="0" wp14:anchorId="08C54334" wp14:editId="626E5902">
+            <wp:extent cx="3996333" cy="3108325"/>
+            <wp:effectExtent l="19050" t="19050" r="23495" b="15875"/>
+            <wp:docPr id="1073472980" name="Picture 1"/>
             <wp:cNvGraphicFramePr>
               <a:graphicFrameLocks xmlns:a="http://schemas.openxmlformats.org/drawingml/2006/main" noChangeAspect="1"/>
             </wp:cNvGraphicFramePr>
@@ -8908,7 +10137,7 @@
               <a:graphicData uri="http://schemas.openxmlformats.org/drawingml/2006/picture">
                 <pic:pic xmlns:pic="http://schemas.openxmlformats.org/drawingml/2006/picture">
                   <pic:nvPicPr>
-                    <pic:cNvPr id="0" name="Picture 4"/>
+                    <pic:cNvPr id="1073472980" name="Picture 1"/>
                     <pic:cNvPicPr>
                       <a:picLocks noChangeAspect="1" noChangeArrowheads="1"/>
                     </pic:cNvPicPr>
@@ -8921,7 +10150,6 @@
                         </a:ext>
                       </a:extLst>
                     </a:blip>
-                    <a:srcRect/>
                     <a:stretch>
                       <a:fillRect/>
                     </a:stretch>
@@ -8929,12 +10157,17 @@
                   <pic:spPr bwMode="auto">
                     <a:xfrm>
                       <a:off x="0" y="0"/>
-                      <a:ext cx="5347018" cy="3134152"/>
+                      <a:ext cx="4005049" cy="3115104"/>
                     </a:xfrm>
                     <a:prstGeom prst="rect">
                       <a:avLst/>
                     </a:prstGeom>
                     <a:noFill/>
+                    <a:ln>
+                      <a:solidFill>
+                        <a:schemeClr val="tx1"/>
+                      </a:solidFill>
+                    </a:ln>
                   </pic:spPr>
                 </pic:pic>
               </a:graphicData>
@@ -8957,7 +10190,6 @@
           <w:szCs w:val="20"/>
         </w:rPr>
       </w:pPr>
-      <w:bookmarkStart w:id="3" w:name="_Toc146706850"/>
       <w:r>
         <w:rPr>
           <w:rFonts w:ascii="Times New Roman" w:hAnsi="Times New Roman" w:cs="Times New Roman"/>
@@ -8966,7 +10198,7 @@
           <w:sz w:val="20"/>
           <w:szCs w:val="20"/>
         </w:rPr>
-        <w:t xml:space="preserve">Figure </w:t>
+        <w:t>Figure 3.</w:t>
       </w:r>
       <w:r>
         <w:rPr>
@@ -8976,7 +10208,7 @@
           <w:sz w:val="20"/>
           <w:szCs w:val="20"/>
         </w:rPr>
-        <w:t>3.</w:t>
+        <w:t>1</w:t>
       </w:r>
       <w:r>
         <w:rPr>
@@ -8986,7 +10218,7 @@
           <w:sz w:val="20"/>
           <w:szCs w:val="20"/>
         </w:rPr>
-        <w:t>1</w:t>
+        <w:t>.</w:t>
       </w:r>
       <w:r>
         <w:rPr>
@@ -8996,7 +10228,7 @@
           <w:sz w:val="20"/>
           <w:szCs w:val="20"/>
         </w:rPr>
-        <w:t>.</w:t>
+        <w:t>4.</w:t>
       </w:r>
       <w:r>
         <w:rPr>
@@ -9006,7 +10238,7 @@
           <w:sz w:val="20"/>
           <w:szCs w:val="20"/>
         </w:rPr>
-        <w:t>5.1</w:t>
+        <w:t>2</w:t>
       </w:r>
       <w:r>
         <w:rPr>
@@ -9016,45 +10248,37 @@
           <w:sz w:val="20"/>
           <w:szCs w:val="20"/>
         </w:rPr>
-        <w:t xml:space="preserve"> Sequence diagram for Book Issue</w:t>
-      </w:r>
-      <w:bookmarkEnd w:id="3"/>
-    </w:p>
-    <w:p>
-      <w:pPr>
-        <w:pStyle w:val="ListParagraph"/>
-        <w:numPr>
-          <w:ilvl w:val="2"/>
-          <w:numId w:val="8"/>
-        </w:numPr>
-        <w:spacing w:after="0" w:line="360" w:lineRule="auto"/>
-        <w:rPr>
-          <w:rFonts w:ascii="Times New Roman" w:hAnsi="Times New Roman" w:cs="Times New Roman"/>
-          <w:b/>
-          <w:bCs/>
-          <w:sz w:val="28"/>
-          <w:szCs w:val="28"/>
-        </w:rPr>
-      </w:pPr>
-      <w:r>
-        <w:rPr>
-          <w:rFonts w:ascii="Times New Roman" w:eastAsia="Times New Roman" w:hAnsi="Times New Roman" w:cs="Times New Roman"/>
-          <w:b/>
-          <w:bCs/>
-          <w:sz w:val="28"/>
-          <w:szCs w:val="28"/>
-        </w:rPr>
-        <w:t xml:space="preserve"> State </w:t>
-      </w:r>
-      <w:r>
-        <w:rPr>
-          <w:rFonts w:ascii="Times New Roman" w:eastAsia="Times New Roman" w:hAnsi="Times New Roman" w:cs="Times New Roman"/>
-          <w:b/>
-          <w:bCs/>
-          <w:sz w:val="28"/>
-          <w:szCs w:val="28"/>
-        </w:rPr>
-        <w:t>Diagram</w:t>
+        <w:t xml:space="preserve"> Activity diagram for</w:t>
+      </w:r>
+      <w:r>
+        <w:rPr>
+          <w:rFonts w:ascii="Times New Roman" w:hAnsi="Times New Roman" w:cs="Times New Roman"/>
+          <w:i/>
+          <w:iCs/>
+          <w:sz w:val="20"/>
+          <w:szCs w:val="20"/>
+        </w:rPr>
+        <w:t xml:space="preserve"> </w:t>
+      </w:r>
+      <w:r>
+        <w:rPr>
+          <w:rFonts w:ascii="Times New Roman" w:hAnsi="Times New Roman" w:cs="Times New Roman"/>
+          <w:i/>
+          <w:iCs/>
+          <w:sz w:val="20"/>
+          <w:szCs w:val="20"/>
+        </w:rPr>
+        <w:t>Appointment</w:t>
+      </w:r>
+      <w:r>
+        <w:rPr>
+          <w:rFonts w:ascii="Times New Roman" w:hAnsi="Times New Roman" w:cs="Times New Roman"/>
+          <w:i/>
+          <w:iCs/>
+          <w:sz w:val="20"/>
+          <w:szCs w:val="20"/>
+        </w:rPr>
+        <w:t xml:space="preserve"> Confirmation</w:t>
       </w:r>
     </w:p>
     <w:p>
@@ -9065,6 +10289,66 @@
         <w:jc w:val="center"/>
         <w:rPr>
           <w:rFonts w:ascii="Times New Roman" w:hAnsi="Times New Roman" w:cs="Times New Roman"/>
+          <w:i/>
+          <w:iCs/>
+          <w:sz w:val="20"/>
+          <w:szCs w:val="20"/>
+        </w:rPr>
+      </w:pPr>
+    </w:p>
+    <w:p>
+      <w:pPr>
+        <w:pStyle w:val="ListParagraph"/>
+        <w:spacing w:after="0" w:line="360" w:lineRule="auto"/>
+        <w:ind w:left="420"/>
+        <w:jc w:val="center"/>
+        <w:rPr>
+          <w:rFonts w:ascii="Times New Roman" w:hAnsi="Times New Roman" w:cs="Times New Roman"/>
+          <w:i/>
+          <w:iCs/>
+          <w:sz w:val="20"/>
+          <w:szCs w:val="20"/>
+        </w:rPr>
+      </w:pPr>
+    </w:p>
+    <w:p>
+      <w:pPr>
+        <w:pStyle w:val="ListParagraph"/>
+        <w:spacing w:after="0" w:line="360" w:lineRule="auto"/>
+        <w:ind w:left="420"/>
+        <w:jc w:val="center"/>
+        <w:rPr>
+          <w:rFonts w:ascii="Times New Roman" w:hAnsi="Times New Roman" w:cs="Times New Roman"/>
+          <w:i/>
+          <w:iCs/>
+          <w:sz w:val="20"/>
+          <w:szCs w:val="20"/>
+        </w:rPr>
+      </w:pPr>
+    </w:p>
+    <w:p>
+      <w:pPr>
+        <w:pStyle w:val="ListParagraph"/>
+        <w:spacing w:after="0" w:line="360" w:lineRule="auto"/>
+        <w:ind w:left="420"/>
+        <w:jc w:val="center"/>
+        <w:rPr>
+          <w:rFonts w:ascii="Times New Roman" w:hAnsi="Times New Roman" w:cs="Times New Roman"/>
+          <w:i/>
+          <w:iCs/>
+          <w:sz w:val="20"/>
+          <w:szCs w:val="20"/>
+        </w:rPr>
+      </w:pPr>
+    </w:p>
+    <w:p>
+      <w:pPr>
+        <w:pStyle w:val="ListParagraph"/>
+        <w:spacing w:after="0" w:line="360" w:lineRule="auto"/>
+        <w:ind w:left="420"/>
+        <w:jc w:val="center"/>
+        <w:rPr>
+          <w:rFonts w:ascii="Times New Roman" w:hAnsi="Times New Roman" w:cs="Times New Roman"/>
           <w:b/>
           <w:bCs/>
           <w:sz w:val="28"/>
@@ -9073,18 +10357,19 @@
       </w:pPr>
       <w:r>
         <w:rPr>
-          <w:rFonts w:ascii="Times New Roman" w:eastAsia="Times New Roman" w:hAnsi="Times New Roman" w:cs="Times New Roman"/>
+          <w:rFonts w:ascii="Times New Roman" w:hAnsi="Times New Roman" w:cs="Times New Roman"/>
           <w:b/>
           <w:bCs/>
           <w:noProof/>
           <w:sz w:val="28"/>
           <w:szCs w:val="28"/>
         </w:rPr>
+        <w:lastRenderedPageBreak/>
         <w:drawing>
-          <wp:inline distT="0" distB="0" distL="0" distR="0" wp14:anchorId="6AA526E7" wp14:editId="07D2F94C">
-            <wp:extent cx="4822190" cy="3200400"/>
-            <wp:effectExtent l="0" t="0" r="0" b="0"/>
-            <wp:docPr id="2060878813" name="Picture 4"/>
+          <wp:inline distT="0" distB="0" distL="0" distR="0" wp14:anchorId="2B12B6FB" wp14:editId="05CC9ADC">
+            <wp:extent cx="4190365" cy="2843335"/>
+            <wp:effectExtent l="19050" t="19050" r="19685" b="14605"/>
+            <wp:docPr id="409625107" name="Picture 1"/>
             <wp:cNvGraphicFramePr>
               <a:graphicFrameLocks xmlns:a="http://schemas.openxmlformats.org/drawingml/2006/main" noChangeAspect="1"/>
             </wp:cNvGraphicFramePr>
@@ -9092,7 +10377,7 @@
               <a:graphicData uri="http://schemas.openxmlformats.org/drawingml/2006/picture">
                 <pic:pic xmlns:pic="http://schemas.openxmlformats.org/drawingml/2006/picture">
                   <pic:nvPicPr>
-                    <pic:cNvPr id="0" name="Picture 5"/>
+                    <pic:cNvPr id="409625107" name="Picture 1"/>
                     <pic:cNvPicPr>
                       <a:picLocks noChangeAspect="1" noChangeArrowheads="1"/>
                     </pic:cNvPicPr>
@@ -9105,7 +10390,6 @@
                         </a:ext>
                       </a:extLst>
                     </a:blip>
-                    <a:srcRect/>
                     <a:stretch>
                       <a:fillRect/>
                     </a:stretch>
@@ -9113,7 +10397,1493 @@
                   <pic:spPr bwMode="auto">
                     <a:xfrm>
                       <a:off x="0" y="0"/>
-                      <a:ext cx="4822190" cy="3200400"/>
+                      <a:ext cx="4206449" cy="2854249"/>
+                    </a:xfrm>
+                    <a:prstGeom prst="rect">
+                      <a:avLst/>
+                    </a:prstGeom>
+                    <a:noFill/>
+                    <a:ln>
+                      <a:solidFill>
+                        <a:schemeClr val="tx1"/>
+                      </a:solidFill>
+                    </a:ln>
+                  </pic:spPr>
+                </pic:pic>
+              </a:graphicData>
+            </a:graphic>
+          </wp:inline>
+        </w:drawing>
+      </w:r>
+    </w:p>
+    <w:p>
+      <w:pPr>
+        <w:pStyle w:val="ListParagraph"/>
+        <w:spacing w:after="0" w:line="360" w:lineRule="auto"/>
+        <w:ind w:left="420"/>
+        <w:jc w:val="center"/>
+        <w:rPr>
+          <w:rFonts w:ascii="Times New Roman" w:hAnsi="Times New Roman" w:cs="Times New Roman"/>
+          <w:i/>
+          <w:iCs/>
+          <w:sz w:val="20"/>
+          <w:szCs w:val="20"/>
+        </w:rPr>
+      </w:pPr>
+      <w:r>
+        <w:rPr>
+          <w:rFonts w:ascii="Times New Roman" w:hAnsi="Times New Roman" w:cs="Times New Roman"/>
+          <w:i/>
+          <w:iCs/>
+          <w:sz w:val="20"/>
+          <w:szCs w:val="20"/>
+        </w:rPr>
+        <w:t>Figure 3.</w:t>
+      </w:r>
+      <w:r>
+        <w:rPr>
+          <w:rFonts w:ascii="Times New Roman" w:hAnsi="Times New Roman" w:cs="Times New Roman"/>
+          <w:i/>
+          <w:iCs/>
+          <w:sz w:val="20"/>
+          <w:szCs w:val="20"/>
+        </w:rPr>
+        <w:t>1</w:t>
+      </w:r>
+      <w:r>
+        <w:rPr>
+          <w:rFonts w:ascii="Times New Roman" w:hAnsi="Times New Roman" w:cs="Times New Roman"/>
+          <w:i/>
+          <w:iCs/>
+          <w:sz w:val="20"/>
+          <w:szCs w:val="20"/>
+        </w:rPr>
+        <w:t>.</w:t>
+      </w:r>
+      <w:r>
+        <w:rPr>
+          <w:rFonts w:ascii="Times New Roman" w:hAnsi="Times New Roman" w:cs="Times New Roman"/>
+          <w:i/>
+          <w:iCs/>
+          <w:sz w:val="20"/>
+          <w:szCs w:val="20"/>
+        </w:rPr>
+        <w:t>4.</w:t>
+      </w:r>
+      <w:r>
+        <w:rPr>
+          <w:rFonts w:ascii="Times New Roman" w:hAnsi="Times New Roman" w:cs="Times New Roman"/>
+          <w:i/>
+          <w:iCs/>
+          <w:sz w:val="20"/>
+          <w:szCs w:val="20"/>
+        </w:rPr>
+        <w:t>3</w:t>
+      </w:r>
+      <w:r>
+        <w:rPr>
+          <w:rFonts w:ascii="Times New Roman" w:hAnsi="Times New Roman" w:cs="Times New Roman"/>
+          <w:i/>
+          <w:iCs/>
+          <w:sz w:val="20"/>
+          <w:szCs w:val="20"/>
+        </w:rPr>
+        <w:t xml:space="preserve"> Activity diagram for </w:t>
+      </w:r>
+      <w:r>
+        <w:rPr>
+          <w:rFonts w:ascii="Times New Roman" w:hAnsi="Times New Roman" w:cs="Times New Roman"/>
+          <w:i/>
+          <w:iCs/>
+          <w:sz w:val="20"/>
+          <w:szCs w:val="20"/>
+        </w:rPr>
+        <w:t>OPD Registration</w:t>
+      </w:r>
+    </w:p>
+    <w:p>
+      <w:pPr>
+        <w:pStyle w:val="ListParagraph"/>
+        <w:spacing w:after="0" w:line="360" w:lineRule="auto"/>
+        <w:ind w:left="420"/>
+        <w:jc w:val="center"/>
+        <w:rPr>
+          <w:rFonts w:ascii="Times New Roman" w:hAnsi="Times New Roman" w:cs="Times New Roman"/>
+          <w:b/>
+          <w:bCs/>
+          <w:sz w:val="28"/>
+          <w:szCs w:val="28"/>
+        </w:rPr>
+      </w:pPr>
+    </w:p>
+    <w:p>
+      <w:pPr>
+        <w:pStyle w:val="ListParagraph"/>
+        <w:spacing w:after="0" w:line="360" w:lineRule="auto"/>
+        <w:ind w:left="420"/>
+        <w:jc w:val="center"/>
+        <w:rPr>
+          <w:rFonts w:ascii="Times New Roman" w:hAnsi="Times New Roman" w:cs="Times New Roman"/>
+          <w:b/>
+          <w:bCs/>
+          <w:sz w:val="28"/>
+          <w:szCs w:val="28"/>
+        </w:rPr>
+      </w:pPr>
+      <w:r>
+        <w:rPr>
+          <w:rFonts w:ascii="Times New Roman" w:hAnsi="Times New Roman" w:cs="Times New Roman"/>
+          <w:b/>
+          <w:bCs/>
+          <w:noProof/>
+          <w:sz w:val="28"/>
+          <w:szCs w:val="28"/>
+        </w:rPr>
+        <w:drawing>
+          <wp:inline distT="0" distB="0" distL="0" distR="0" wp14:anchorId="2548E760" wp14:editId="7AB9DD12">
+            <wp:extent cx="4132580" cy="3402866"/>
+            <wp:effectExtent l="19050" t="19050" r="20320" b="26670"/>
+            <wp:docPr id="625377537" name="Picture 1"/>
+            <wp:cNvGraphicFramePr>
+              <a:graphicFrameLocks xmlns:a="http://schemas.openxmlformats.org/drawingml/2006/main" noChangeAspect="1"/>
+            </wp:cNvGraphicFramePr>
+            <a:graphic xmlns:a="http://schemas.openxmlformats.org/drawingml/2006/main">
+              <a:graphicData uri="http://schemas.openxmlformats.org/drawingml/2006/picture">
+                <pic:pic xmlns:pic="http://schemas.openxmlformats.org/drawingml/2006/picture">
+                  <pic:nvPicPr>
+                    <pic:cNvPr id="625377537" name="Picture 1"/>
+                    <pic:cNvPicPr>
+                      <a:picLocks noChangeAspect="1" noChangeArrowheads="1"/>
+                    </pic:cNvPicPr>
+                  </pic:nvPicPr>
+                  <pic:blipFill>
+                    <a:blip r:embed="rId14">
+                      <a:extLst>
+                        <a:ext uri="{28A0092B-C50C-407E-A947-70E740481C1C}">
+                          <a14:useLocalDpi xmlns:a14="http://schemas.microsoft.com/office/drawing/2010/main" val="0"/>
+                        </a:ext>
+                      </a:extLst>
+                    </a:blip>
+                    <a:stretch>
+                      <a:fillRect/>
+                    </a:stretch>
+                  </pic:blipFill>
+                  <pic:spPr bwMode="auto">
+                    <a:xfrm>
+                      <a:off x="0" y="0"/>
+                      <a:ext cx="4152377" cy="3419168"/>
+                    </a:xfrm>
+                    <a:prstGeom prst="rect">
+                      <a:avLst/>
+                    </a:prstGeom>
+                    <a:noFill/>
+                    <a:ln>
+                      <a:solidFill>
+                        <a:schemeClr val="tx1"/>
+                      </a:solidFill>
+                    </a:ln>
+                  </pic:spPr>
+                </pic:pic>
+              </a:graphicData>
+            </a:graphic>
+          </wp:inline>
+        </w:drawing>
+      </w:r>
+    </w:p>
+    <w:p>
+      <w:pPr>
+        <w:pStyle w:val="ListParagraph"/>
+        <w:spacing w:after="0" w:line="360" w:lineRule="auto"/>
+        <w:ind w:left="420"/>
+        <w:jc w:val="center"/>
+        <w:rPr>
+          <w:rFonts w:ascii="Times New Roman" w:hAnsi="Times New Roman" w:cs="Times New Roman"/>
+          <w:i/>
+          <w:iCs/>
+          <w:sz w:val="20"/>
+          <w:szCs w:val="20"/>
+        </w:rPr>
+      </w:pPr>
+      <w:r>
+        <w:rPr>
+          <w:rFonts w:ascii="Times New Roman" w:hAnsi="Times New Roman" w:cs="Times New Roman"/>
+          <w:i/>
+          <w:iCs/>
+          <w:sz w:val="20"/>
+          <w:szCs w:val="20"/>
+        </w:rPr>
+        <w:t>Figure 3.</w:t>
+      </w:r>
+      <w:r>
+        <w:rPr>
+          <w:rFonts w:ascii="Times New Roman" w:hAnsi="Times New Roman" w:cs="Times New Roman"/>
+          <w:i/>
+          <w:iCs/>
+          <w:sz w:val="20"/>
+          <w:szCs w:val="20"/>
+        </w:rPr>
+        <w:t>1</w:t>
+      </w:r>
+      <w:r>
+        <w:rPr>
+          <w:rFonts w:ascii="Times New Roman" w:hAnsi="Times New Roman" w:cs="Times New Roman"/>
+          <w:i/>
+          <w:iCs/>
+          <w:sz w:val="20"/>
+          <w:szCs w:val="20"/>
+        </w:rPr>
+        <w:t>.</w:t>
+      </w:r>
+      <w:r>
+        <w:rPr>
+          <w:rFonts w:ascii="Times New Roman" w:hAnsi="Times New Roman" w:cs="Times New Roman"/>
+          <w:i/>
+          <w:iCs/>
+          <w:sz w:val="20"/>
+          <w:szCs w:val="20"/>
+        </w:rPr>
+        <w:t>4.</w:t>
+      </w:r>
+      <w:r>
+        <w:rPr>
+          <w:rFonts w:ascii="Times New Roman" w:hAnsi="Times New Roman" w:cs="Times New Roman"/>
+          <w:i/>
+          <w:iCs/>
+          <w:sz w:val="20"/>
+          <w:szCs w:val="20"/>
+        </w:rPr>
+        <w:t>4</w:t>
+      </w:r>
+      <w:r>
+        <w:rPr>
+          <w:rFonts w:ascii="Times New Roman" w:hAnsi="Times New Roman" w:cs="Times New Roman"/>
+          <w:i/>
+          <w:iCs/>
+          <w:sz w:val="20"/>
+          <w:szCs w:val="20"/>
+        </w:rPr>
+        <w:t xml:space="preserve"> Activity diagram for </w:t>
+      </w:r>
+      <w:r>
+        <w:rPr>
+          <w:rFonts w:ascii="Times New Roman" w:hAnsi="Times New Roman" w:cs="Times New Roman"/>
+          <w:i/>
+          <w:iCs/>
+          <w:sz w:val="20"/>
+          <w:szCs w:val="20"/>
+        </w:rPr>
+        <w:t>Doctor Consultation</w:t>
+      </w:r>
+    </w:p>
+    <w:p>
+      <w:pPr>
+        <w:pStyle w:val="ListParagraph"/>
+        <w:spacing w:after="0" w:line="360" w:lineRule="auto"/>
+        <w:ind w:left="420"/>
+        <w:jc w:val="center"/>
+        <w:rPr>
+          <w:rFonts w:ascii="Times New Roman" w:hAnsi="Times New Roman" w:cs="Times New Roman"/>
+          <w:b/>
+          <w:bCs/>
+          <w:sz w:val="28"/>
+          <w:szCs w:val="28"/>
+        </w:rPr>
+      </w:pPr>
+      <w:r>
+        <w:rPr>
+          <w:rFonts w:ascii="Times New Roman" w:hAnsi="Times New Roman" w:cs="Times New Roman"/>
+          <w:b/>
+          <w:bCs/>
+          <w:noProof/>
+          <w:sz w:val="28"/>
+          <w:szCs w:val="28"/>
+        </w:rPr>
+        <w:lastRenderedPageBreak/>
+        <w:drawing>
+          <wp:inline distT="0" distB="0" distL="0" distR="0" wp14:anchorId="66E39C9B" wp14:editId="7523D62A">
+            <wp:extent cx="4217670" cy="2727959"/>
+            <wp:effectExtent l="19050" t="19050" r="11430" b="15875"/>
+            <wp:docPr id="624613861" name="Picture 1"/>
+            <wp:cNvGraphicFramePr>
+              <a:graphicFrameLocks xmlns:a="http://schemas.openxmlformats.org/drawingml/2006/main" noChangeAspect="1"/>
+            </wp:cNvGraphicFramePr>
+            <a:graphic xmlns:a="http://schemas.openxmlformats.org/drawingml/2006/main">
+              <a:graphicData uri="http://schemas.openxmlformats.org/drawingml/2006/picture">
+                <pic:pic xmlns:pic="http://schemas.openxmlformats.org/drawingml/2006/picture">
+                  <pic:nvPicPr>
+                    <pic:cNvPr id="624613861" name="Picture 1"/>
+                    <pic:cNvPicPr>
+                      <a:picLocks noChangeAspect="1" noChangeArrowheads="1"/>
+                    </pic:cNvPicPr>
+                  </pic:nvPicPr>
+                  <pic:blipFill>
+                    <a:blip r:embed="rId15">
+                      <a:extLst>
+                        <a:ext uri="{28A0092B-C50C-407E-A947-70E740481C1C}">
+                          <a14:useLocalDpi xmlns:a14="http://schemas.microsoft.com/office/drawing/2010/main" val="0"/>
+                        </a:ext>
+                      </a:extLst>
+                    </a:blip>
+                    <a:stretch>
+                      <a:fillRect/>
+                    </a:stretch>
+                  </pic:blipFill>
+                  <pic:spPr bwMode="auto">
+                    <a:xfrm>
+                      <a:off x="0" y="0"/>
+                      <a:ext cx="4244495" cy="2745309"/>
+                    </a:xfrm>
+                    <a:prstGeom prst="rect">
+                      <a:avLst/>
+                    </a:prstGeom>
+                    <a:noFill/>
+                    <a:ln>
+                      <a:solidFill>
+                        <a:schemeClr val="tx1"/>
+                      </a:solidFill>
+                    </a:ln>
+                  </pic:spPr>
+                </pic:pic>
+              </a:graphicData>
+            </a:graphic>
+          </wp:inline>
+        </w:drawing>
+      </w:r>
+    </w:p>
+    <w:p>
+      <w:pPr>
+        <w:pStyle w:val="ListParagraph"/>
+        <w:spacing w:after="0" w:line="360" w:lineRule="auto"/>
+        <w:ind w:left="420"/>
+        <w:jc w:val="center"/>
+        <w:rPr>
+          <w:rFonts w:ascii="Times New Roman" w:hAnsi="Times New Roman" w:cs="Times New Roman"/>
+          <w:i/>
+          <w:iCs/>
+          <w:sz w:val="20"/>
+          <w:szCs w:val="20"/>
+        </w:rPr>
+      </w:pPr>
+      <w:r>
+        <w:rPr>
+          <w:rFonts w:ascii="Times New Roman" w:hAnsi="Times New Roman" w:cs="Times New Roman"/>
+          <w:i/>
+          <w:iCs/>
+          <w:sz w:val="20"/>
+          <w:szCs w:val="20"/>
+        </w:rPr>
+        <w:t>Figure 3.</w:t>
+      </w:r>
+      <w:r>
+        <w:rPr>
+          <w:rFonts w:ascii="Times New Roman" w:hAnsi="Times New Roman" w:cs="Times New Roman"/>
+          <w:i/>
+          <w:iCs/>
+          <w:sz w:val="20"/>
+          <w:szCs w:val="20"/>
+        </w:rPr>
+        <w:t>1</w:t>
+      </w:r>
+      <w:r>
+        <w:rPr>
+          <w:rFonts w:ascii="Times New Roman" w:hAnsi="Times New Roman" w:cs="Times New Roman"/>
+          <w:i/>
+          <w:iCs/>
+          <w:sz w:val="20"/>
+          <w:szCs w:val="20"/>
+        </w:rPr>
+        <w:t>.</w:t>
+      </w:r>
+      <w:r>
+        <w:rPr>
+          <w:rFonts w:ascii="Times New Roman" w:hAnsi="Times New Roman" w:cs="Times New Roman"/>
+          <w:i/>
+          <w:iCs/>
+          <w:sz w:val="20"/>
+          <w:szCs w:val="20"/>
+        </w:rPr>
+        <w:t>4.</w:t>
+      </w:r>
+      <w:r>
+        <w:rPr>
+          <w:rFonts w:ascii="Times New Roman" w:hAnsi="Times New Roman" w:cs="Times New Roman"/>
+          <w:i/>
+          <w:iCs/>
+          <w:sz w:val="20"/>
+          <w:szCs w:val="20"/>
+        </w:rPr>
+        <w:t>5</w:t>
+      </w:r>
+      <w:r>
+        <w:rPr>
+          <w:rFonts w:ascii="Times New Roman" w:hAnsi="Times New Roman" w:cs="Times New Roman"/>
+          <w:i/>
+          <w:iCs/>
+          <w:sz w:val="20"/>
+          <w:szCs w:val="20"/>
+        </w:rPr>
+        <w:t xml:space="preserve"> Activity diagram for </w:t>
+      </w:r>
+      <w:r>
+        <w:rPr>
+          <w:rFonts w:ascii="Times New Roman" w:hAnsi="Times New Roman" w:cs="Times New Roman"/>
+          <w:i/>
+          <w:iCs/>
+          <w:sz w:val="20"/>
+          <w:szCs w:val="20"/>
+        </w:rPr>
+        <w:t>Lab Test</w:t>
+      </w:r>
+    </w:p>
+    <w:p>
+      <w:pPr>
+        <w:spacing w:after="0" w:line="360" w:lineRule="auto"/>
+        <w:rPr>
+          <w:rFonts w:ascii="Times New Roman" w:hAnsi="Times New Roman" w:cs="Times New Roman"/>
+          <w:i/>
+          <w:iCs/>
+          <w:sz w:val="20"/>
+          <w:szCs w:val="20"/>
+        </w:rPr>
+      </w:pPr>
+    </w:p>
+    <w:p>
+      <w:pPr>
+        <w:pStyle w:val="ListParagraph"/>
+        <w:spacing w:after="0" w:line="360" w:lineRule="auto"/>
+        <w:ind w:left="420"/>
+        <w:jc w:val="center"/>
+        <w:rPr>
+          <w:rFonts w:ascii="Times New Roman" w:hAnsi="Times New Roman" w:cs="Times New Roman"/>
+          <w:b/>
+          <w:bCs/>
+          <w:sz w:val="28"/>
+          <w:szCs w:val="28"/>
+        </w:rPr>
+      </w:pPr>
+      <w:r>
+        <w:rPr>
+          <w:rFonts w:ascii="Times New Roman" w:hAnsi="Times New Roman" w:cs="Times New Roman"/>
+          <w:b/>
+          <w:bCs/>
+          <w:noProof/>
+          <w:sz w:val="28"/>
+          <w:szCs w:val="28"/>
+        </w:rPr>
+        <w:drawing>
+          <wp:inline distT="0" distB="0" distL="0" distR="0" wp14:anchorId="73B85B5B" wp14:editId="7319A3B4">
+            <wp:extent cx="4194788" cy="3352165"/>
+            <wp:effectExtent l="19050" t="19050" r="15875" b="19685"/>
+            <wp:docPr id="1613283708" name="Picture 1"/>
+            <wp:cNvGraphicFramePr>
+              <a:graphicFrameLocks xmlns:a="http://schemas.openxmlformats.org/drawingml/2006/main" noChangeAspect="1"/>
+            </wp:cNvGraphicFramePr>
+            <a:graphic xmlns:a="http://schemas.openxmlformats.org/drawingml/2006/main">
+              <a:graphicData uri="http://schemas.openxmlformats.org/drawingml/2006/picture">
+                <pic:pic xmlns:pic="http://schemas.openxmlformats.org/drawingml/2006/picture">
+                  <pic:nvPicPr>
+                    <pic:cNvPr id="1613283708" name="Picture 1"/>
+                    <pic:cNvPicPr>
+                      <a:picLocks noChangeAspect="1" noChangeArrowheads="1"/>
+                    </pic:cNvPicPr>
+                  </pic:nvPicPr>
+                  <pic:blipFill>
+                    <a:blip r:embed="rId16">
+                      <a:extLst>
+                        <a:ext uri="{28A0092B-C50C-407E-A947-70E740481C1C}">
+                          <a14:useLocalDpi xmlns:a14="http://schemas.microsoft.com/office/drawing/2010/main" val="0"/>
+                        </a:ext>
+                      </a:extLst>
+                    </a:blip>
+                    <a:stretch>
+                      <a:fillRect/>
+                    </a:stretch>
+                  </pic:blipFill>
+                  <pic:spPr bwMode="auto">
+                    <a:xfrm>
+                      <a:off x="0" y="0"/>
+                      <a:ext cx="4210306" cy="3364566"/>
+                    </a:xfrm>
+                    <a:prstGeom prst="rect">
+                      <a:avLst/>
+                    </a:prstGeom>
+                    <a:noFill/>
+                    <a:ln>
+                      <a:solidFill>
+                        <a:schemeClr val="tx1"/>
+                      </a:solidFill>
+                    </a:ln>
+                  </pic:spPr>
+                </pic:pic>
+              </a:graphicData>
+            </a:graphic>
+          </wp:inline>
+        </w:drawing>
+      </w:r>
+    </w:p>
+    <w:p>
+      <w:pPr>
+        <w:pStyle w:val="ListParagraph"/>
+        <w:spacing w:after="0" w:line="360" w:lineRule="auto"/>
+        <w:ind w:left="420"/>
+        <w:jc w:val="center"/>
+        <w:rPr>
+          <w:rFonts w:ascii="Times New Roman" w:hAnsi="Times New Roman" w:cs="Times New Roman"/>
+          <w:i/>
+          <w:iCs/>
+          <w:sz w:val="20"/>
+          <w:szCs w:val="20"/>
+        </w:rPr>
+      </w:pPr>
+      <w:r>
+        <w:rPr>
+          <w:rFonts w:ascii="Times New Roman" w:hAnsi="Times New Roman" w:cs="Times New Roman"/>
+          <w:i/>
+          <w:iCs/>
+          <w:sz w:val="20"/>
+          <w:szCs w:val="20"/>
+        </w:rPr>
+        <w:t>Figure 3.</w:t>
+      </w:r>
+      <w:r>
+        <w:rPr>
+          <w:rFonts w:ascii="Times New Roman" w:hAnsi="Times New Roman" w:cs="Times New Roman"/>
+          <w:i/>
+          <w:iCs/>
+          <w:sz w:val="20"/>
+          <w:szCs w:val="20"/>
+        </w:rPr>
+        <w:t>1</w:t>
+      </w:r>
+      <w:r>
+        <w:rPr>
+          <w:rFonts w:ascii="Times New Roman" w:hAnsi="Times New Roman" w:cs="Times New Roman"/>
+          <w:i/>
+          <w:iCs/>
+          <w:sz w:val="20"/>
+          <w:szCs w:val="20"/>
+        </w:rPr>
+        <w:t>.</w:t>
+      </w:r>
+      <w:r>
+        <w:rPr>
+          <w:rFonts w:ascii="Times New Roman" w:hAnsi="Times New Roman" w:cs="Times New Roman"/>
+          <w:i/>
+          <w:iCs/>
+          <w:sz w:val="20"/>
+          <w:szCs w:val="20"/>
+        </w:rPr>
+        <w:t>4.</w:t>
+      </w:r>
+      <w:r>
+        <w:rPr>
+          <w:rFonts w:ascii="Times New Roman" w:hAnsi="Times New Roman" w:cs="Times New Roman"/>
+          <w:i/>
+          <w:iCs/>
+          <w:sz w:val="20"/>
+          <w:szCs w:val="20"/>
+        </w:rPr>
+        <w:t>6</w:t>
+      </w:r>
+      <w:r>
+        <w:rPr>
+          <w:rFonts w:ascii="Times New Roman" w:hAnsi="Times New Roman" w:cs="Times New Roman"/>
+          <w:i/>
+          <w:iCs/>
+          <w:sz w:val="20"/>
+          <w:szCs w:val="20"/>
+        </w:rPr>
+        <w:t xml:space="preserve"> Activity diagram for </w:t>
+      </w:r>
+      <w:r>
+        <w:rPr>
+          <w:rFonts w:ascii="Times New Roman" w:hAnsi="Times New Roman" w:cs="Times New Roman"/>
+          <w:i/>
+          <w:iCs/>
+          <w:sz w:val="20"/>
+          <w:szCs w:val="20"/>
+        </w:rPr>
+        <w:t>Patient Admission</w:t>
+      </w:r>
+    </w:p>
+    <w:p>
+      <w:pPr>
+        <w:pStyle w:val="ListParagraph"/>
+        <w:spacing w:after="0" w:line="360" w:lineRule="auto"/>
+        <w:ind w:left="420"/>
+        <w:jc w:val="center"/>
+        <w:rPr>
+          <w:rFonts w:ascii="Times New Roman" w:hAnsi="Times New Roman" w:cs="Times New Roman"/>
+          <w:i/>
+          <w:iCs/>
+          <w:sz w:val="20"/>
+          <w:szCs w:val="20"/>
+        </w:rPr>
+      </w:pPr>
+    </w:p>
+    <w:p>
+      <w:pPr>
+        <w:pStyle w:val="ListParagraph"/>
+        <w:spacing w:after="0" w:line="360" w:lineRule="auto"/>
+        <w:ind w:left="420"/>
+        <w:jc w:val="center"/>
+        <w:rPr>
+          <w:rFonts w:ascii="Times New Roman" w:hAnsi="Times New Roman" w:cs="Times New Roman"/>
+          <w:b/>
+          <w:bCs/>
+          <w:sz w:val="28"/>
+          <w:szCs w:val="28"/>
+        </w:rPr>
+      </w:pPr>
+      <w:r>
+        <w:rPr>
+          <w:rFonts w:ascii="Times New Roman" w:hAnsi="Times New Roman" w:cs="Times New Roman"/>
+          <w:b/>
+          <w:bCs/>
+          <w:noProof/>
+          <w:sz w:val="28"/>
+          <w:szCs w:val="28"/>
+        </w:rPr>
+        <w:lastRenderedPageBreak/>
+        <w:drawing>
+          <wp:inline distT="0" distB="0" distL="0" distR="0" wp14:anchorId="66381A7F" wp14:editId="3BC74219">
+            <wp:extent cx="4236145" cy="3402330"/>
+            <wp:effectExtent l="19050" t="19050" r="12065" b="26670"/>
+            <wp:docPr id="855904652" name="Picture 1"/>
+            <wp:cNvGraphicFramePr>
+              <a:graphicFrameLocks xmlns:a="http://schemas.openxmlformats.org/drawingml/2006/main" noChangeAspect="1"/>
+            </wp:cNvGraphicFramePr>
+            <a:graphic xmlns:a="http://schemas.openxmlformats.org/drawingml/2006/main">
+              <a:graphicData uri="http://schemas.openxmlformats.org/drawingml/2006/picture">
+                <pic:pic xmlns:pic="http://schemas.openxmlformats.org/drawingml/2006/picture">
+                  <pic:nvPicPr>
+                    <pic:cNvPr id="855904652" name="Picture 1"/>
+                    <pic:cNvPicPr>
+                      <a:picLocks noChangeAspect="1" noChangeArrowheads="1"/>
+                    </pic:cNvPicPr>
+                  </pic:nvPicPr>
+                  <pic:blipFill>
+                    <a:blip r:embed="rId17">
+                      <a:extLst>
+                        <a:ext uri="{28A0092B-C50C-407E-A947-70E740481C1C}">
+                          <a14:useLocalDpi xmlns:a14="http://schemas.microsoft.com/office/drawing/2010/main" val="0"/>
+                        </a:ext>
+                      </a:extLst>
+                    </a:blip>
+                    <a:stretch>
+                      <a:fillRect/>
+                    </a:stretch>
+                  </pic:blipFill>
+                  <pic:spPr bwMode="auto">
+                    <a:xfrm>
+                      <a:off x="0" y="0"/>
+                      <a:ext cx="4248649" cy="3412373"/>
+                    </a:xfrm>
+                    <a:prstGeom prst="rect">
+                      <a:avLst/>
+                    </a:prstGeom>
+                    <a:noFill/>
+                    <a:ln>
+                      <a:solidFill>
+                        <a:schemeClr val="tx1"/>
+                      </a:solidFill>
+                    </a:ln>
+                  </pic:spPr>
+                </pic:pic>
+              </a:graphicData>
+            </a:graphic>
+          </wp:inline>
+        </w:drawing>
+      </w:r>
+    </w:p>
+    <w:p>
+      <w:pPr>
+        <w:pStyle w:val="ListParagraph"/>
+        <w:spacing w:after="0" w:line="360" w:lineRule="auto"/>
+        <w:ind w:left="420"/>
+        <w:jc w:val="center"/>
+        <w:rPr>
+          <w:rFonts w:ascii="Times New Roman" w:hAnsi="Times New Roman" w:cs="Times New Roman"/>
+          <w:i/>
+          <w:iCs/>
+          <w:sz w:val="20"/>
+          <w:szCs w:val="20"/>
+        </w:rPr>
+      </w:pPr>
+      <w:r>
+        <w:rPr>
+          <w:rFonts w:ascii="Times New Roman" w:hAnsi="Times New Roman" w:cs="Times New Roman"/>
+          <w:i/>
+          <w:iCs/>
+          <w:sz w:val="20"/>
+          <w:szCs w:val="20"/>
+        </w:rPr>
+        <w:t>Figure 3.</w:t>
+      </w:r>
+      <w:r>
+        <w:rPr>
+          <w:rFonts w:ascii="Times New Roman" w:hAnsi="Times New Roman" w:cs="Times New Roman"/>
+          <w:i/>
+          <w:iCs/>
+          <w:sz w:val="20"/>
+          <w:szCs w:val="20"/>
+        </w:rPr>
+        <w:t>1</w:t>
+      </w:r>
+      <w:r>
+        <w:rPr>
+          <w:rFonts w:ascii="Times New Roman" w:hAnsi="Times New Roman" w:cs="Times New Roman"/>
+          <w:i/>
+          <w:iCs/>
+          <w:sz w:val="20"/>
+          <w:szCs w:val="20"/>
+        </w:rPr>
+        <w:t>.</w:t>
+      </w:r>
+      <w:r>
+        <w:rPr>
+          <w:rFonts w:ascii="Times New Roman" w:hAnsi="Times New Roman" w:cs="Times New Roman"/>
+          <w:i/>
+          <w:iCs/>
+          <w:sz w:val="20"/>
+          <w:szCs w:val="20"/>
+        </w:rPr>
+        <w:t>4.</w:t>
+      </w:r>
+      <w:r>
+        <w:rPr>
+          <w:rFonts w:ascii="Times New Roman" w:hAnsi="Times New Roman" w:cs="Times New Roman"/>
+          <w:i/>
+          <w:iCs/>
+          <w:sz w:val="20"/>
+          <w:szCs w:val="20"/>
+        </w:rPr>
+        <w:t>7</w:t>
+      </w:r>
+      <w:r>
+        <w:rPr>
+          <w:rFonts w:ascii="Times New Roman" w:hAnsi="Times New Roman" w:cs="Times New Roman"/>
+          <w:i/>
+          <w:iCs/>
+          <w:sz w:val="20"/>
+          <w:szCs w:val="20"/>
+        </w:rPr>
+        <w:t xml:space="preserve"> Activity diagram for </w:t>
+      </w:r>
+      <w:r>
+        <w:rPr>
+          <w:rFonts w:ascii="Times New Roman" w:hAnsi="Times New Roman" w:cs="Times New Roman"/>
+          <w:i/>
+          <w:iCs/>
+          <w:sz w:val="20"/>
+          <w:szCs w:val="20"/>
+        </w:rPr>
+        <w:t>Surgery</w:t>
+      </w:r>
+    </w:p>
+    <w:p>
+      <w:pPr>
+        <w:pStyle w:val="ListParagraph"/>
+        <w:spacing w:after="0" w:line="360" w:lineRule="auto"/>
+        <w:ind w:left="420"/>
+        <w:jc w:val="center"/>
+        <w:rPr>
+          <w:rFonts w:ascii="Times New Roman" w:hAnsi="Times New Roman" w:cs="Times New Roman"/>
+          <w:i/>
+          <w:iCs/>
+          <w:sz w:val="20"/>
+          <w:szCs w:val="20"/>
+        </w:rPr>
+      </w:pPr>
+    </w:p>
+    <w:p>
+      <w:pPr>
+        <w:pStyle w:val="ListParagraph"/>
+        <w:spacing w:after="0" w:line="360" w:lineRule="auto"/>
+        <w:ind w:left="420"/>
+        <w:jc w:val="center"/>
+        <w:rPr>
+          <w:rFonts w:ascii="Times New Roman" w:hAnsi="Times New Roman" w:cs="Times New Roman"/>
+          <w:b/>
+          <w:bCs/>
+          <w:sz w:val="28"/>
+          <w:szCs w:val="28"/>
+        </w:rPr>
+      </w:pPr>
+      <w:r>
+        <w:rPr>
+          <w:rFonts w:ascii="Times New Roman" w:hAnsi="Times New Roman" w:cs="Times New Roman"/>
+          <w:b/>
+          <w:bCs/>
+          <w:noProof/>
+          <w:sz w:val="28"/>
+          <w:szCs w:val="28"/>
+        </w:rPr>
+        <w:drawing>
+          <wp:inline distT="0" distB="0" distL="0" distR="0" wp14:anchorId="284E3C5C" wp14:editId="30697E33">
+            <wp:extent cx="4236085" cy="2875104"/>
+            <wp:effectExtent l="19050" t="19050" r="12065" b="20955"/>
+            <wp:docPr id="233600555" name="Picture 1"/>
+            <wp:cNvGraphicFramePr>
+              <a:graphicFrameLocks xmlns:a="http://schemas.openxmlformats.org/drawingml/2006/main" noChangeAspect="1"/>
+            </wp:cNvGraphicFramePr>
+            <a:graphic xmlns:a="http://schemas.openxmlformats.org/drawingml/2006/main">
+              <a:graphicData uri="http://schemas.openxmlformats.org/drawingml/2006/picture">
+                <pic:pic xmlns:pic="http://schemas.openxmlformats.org/drawingml/2006/picture">
+                  <pic:nvPicPr>
+                    <pic:cNvPr id="233600555" name="Picture 1"/>
+                    <pic:cNvPicPr>
+                      <a:picLocks noChangeAspect="1" noChangeArrowheads="1"/>
+                    </pic:cNvPicPr>
+                  </pic:nvPicPr>
+                  <pic:blipFill>
+                    <a:blip r:embed="rId18">
+                      <a:extLst>
+                        <a:ext uri="{28A0092B-C50C-407E-A947-70E740481C1C}">
+                          <a14:useLocalDpi xmlns:a14="http://schemas.microsoft.com/office/drawing/2010/main" val="0"/>
+                        </a:ext>
+                      </a:extLst>
+                    </a:blip>
+                    <a:stretch>
+                      <a:fillRect/>
+                    </a:stretch>
+                  </pic:blipFill>
+                  <pic:spPr bwMode="auto">
+                    <a:xfrm>
+                      <a:off x="0" y="0"/>
+                      <a:ext cx="4241596" cy="2878845"/>
+                    </a:xfrm>
+                    <a:prstGeom prst="rect">
+                      <a:avLst/>
+                    </a:prstGeom>
+                    <a:noFill/>
+                    <a:ln>
+                      <a:solidFill>
+                        <a:schemeClr val="tx1"/>
+                      </a:solidFill>
+                    </a:ln>
+                  </pic:spPr>
+                </pic:pic>
+              </a:graphicData>
+            </a:graphic>
+          </wp:inline>
+        </w:drawing>
+      </w:r>
+    </w:p>
+    <w:p>
+      <w:pPr>
+        <w:pStyle w:val="ListParagraph"/>
+        <w:spacing w:after="0" w:line="360" w:lineRule="auto"/>
+        <w:ind w:left="420"/>
+        <w:jc w:val="center"/>
+        <w:rPr>
+          <w:rFonts w:ascii="Times New Roman" w:hAnsi="Times New Roman" w:cs="Times New Roman"/>
+          <w:i/>
+          <w:iCs/>
+          <w:sz w:val="20"/>
+          <w:szCs w:val="20"/>
+        </w:rPr>
+      </w:pPr>
+      <w:r>
+        <w:rPr>
+          <w:rFonts w:ascii="Times New Roman" w:hAnsi="Times New Roman" w:cs="Times New Roman"/>
+          <w:i/>
+          <w:iCs/>
+          <w:sz w:val="20"/>
+          <w:szCs w:val="20"/>
+        </w:rPr>
+        <w:t>Figure 3.</w:t>
+      </w:r>
+      <w:r>
+        <w:rPr>
+          <w:rFonts w:ascii="Times New Roman" w:hAnsi="Times New Roman" w:cs="Times New Roman"/>
+          <w:i/>
+          <w:iCs/>
+          <w:sz w:val="20"/>
+          <w:szCs w:val="20"/>
+        </w:rPr>
+        <w:t>1</w:t>
+      </w:r>
+      <w:r>
+        <w:rPr>
+          <w:rFonts w:ascii="Times New Roman" w:hAnsi="Times New Roman" w:cs="Times New Roman"/>
+          <w:i/>
+          <w:iCs/>
+          <w:sz w:val="20"/>
+          <w:szCs w:val="20"/>
+        </w:rPr>
+        <w:t>.</w:t>
+      </w:r>
+      <w:r>
+        <w:rPr>
+          <w:rFonts w:ascii="Times New Roman" w:hAnsi="Times New Roman" w:cs="Times New Roman"/>
+          <w:i/>
+          <w:iCs/>
+          <w:sz w:val="20"/>
+          <w:szCs w:val="20"/>
+        </w:rPr>
+        <w:t>4.</w:t>
+      </w:r>
+      <w:r>
+        <w:rPr>
+          <w:rFonts w:ascii="Times New Roman" w:hAnsi="Times New Roman" w:cs="Times New Roman"/>
+          <w:i/>
+          <w:iCs/>
+          <w:sz w:val="20"/>
+          <w:szCs w:val="20"/>
+        </w:rPr>
+        <w:t>8</w:t>
+      </w:r>
+      <w:r>
+        <w:rPr>
+          <w:rFonts w:ascii="Times New Roman" w:hAnsi="Times New Roman" w:cs="Times New Roman"/>
+          <w:i/>
+          <w:iCs/>
+          <w:sz w:val="20"/>
+          <w:szCs w:val="20"/>
+        </w:rPr>
+        <w:t xml:space="preserve"> Activity diagram for </w:t>
+      </w:r>
+      <w:r>
+        <w:rPr>
+          <w:rFonts w:ascii="Times New Roman" w:hAnsi="Times New Roman" w:cs="Times New Roman"/>
+          <w:i/>
+          <w:iCs/>
+          <w:sz w:val="20"/>
+          <w:szCs w:val="20"/>
+        </w:rPr>
+        <w:t>Patient Discharge</w:t>
+      </w:r>
+    </w:p>
+    <w:p>
+      <w:pPr>
+        <w:pStyle w:val="ListParagraph"/>
+        <w:spacing w:after="0" w:line="360" w:lineRule="auto"/>
+        <w:ind w:left="420"/>
+        <w:jc w:val="center"/>
+        <w:rPr>
+          <w:rFonts w:ascii="Times New Roman" w:hAnsi="Times New Roman" w:cs="Times New Roman"/>
+          <w:i/>
+          <w:iCs/>
+          <w:sz w:val="20"/>
+          <w:szCs w:val="20"/>
+        </w:rPr>
+      </w:pPr>
+    </w:p>
+    <w:p>
+      <w:pPr>
+        <w:pStyle w:val="ListParagraph"/>
+        <w:spacing w:after="0" w:line="360" w:lineRule="auto"/>
+        <w:ind w:left="420"/>
+        <w:jc w:val="center"/>
+        <w:rPr>
+          <w:rFonts w:ascii="Times New Roman" w:hAnsi="Times New Roman" w:cs="Times New Roman"/>
+          <w:b/>
+          <w:bCs/>
+          <w:sz w:val="28"/>
+          <w:szCs w:val="28"/>
+        </w:rPr>
+      </w:pPr>
+      <w:r>
+        <w:rPr>
+          <w:rFonts w:ascii="Times New Roman" w:hAnsi="Times New Roman" w:cs="Times New Roman"/>
+          <w:b/>
+          <w:bCs/>
+          <w:noProof/>
+          <w:sz w:val="28"/>
+          <w:szCs w:val="28"/>
+        </w:rPr>
+        <w:lastRenderedPageBreak/>
+        <w:drawing>
+          <wp:inline distT="0" distB="0" distL="0" distR="0" wp14:anchorId="63192991" wp14:editId="680F3729">
+            <wp:extent cx="4240413" cy="3331210"/>
+            <wp:effectExtent l="19050" t="19050" r="27305" b="21590"/>
+            <wp:docPr id="1836257334" name="Picture 1"/>
+            <wp:cNvGraphicFramePr>
+              <a:graphicFrameLocks xmlns:a="http://schemas.openxmlformats.org/drawingml/2006/main" noChangeAspect="1"/>
+            </wp:cNvGraphicFramePr>
+            <a:graphic xmlns:a="http://schemas.openxmlformats.org/drawingml/2006/main">
+              <a:graphicData uri="http://schemas.openxmlformats.org/drawingml/2006/picture">
+                <pic:pic xmlns:pic="http://schemas.openxmlformats.org/drawingml/2006/picture">
+                  <pic:nvPicPr>
+                    <pic:cNvPr id="1836257334" name="Picture 1"/>
+                    <pic:cNvPicPr>
+                      <a:picLocks noChangeAspect="1" noChangeArrowheads="1"/>
+                    </pic:cNvPicPr>
+                  </pic:nvPicPr>
+                  <pic:blipFill>
+                    <a:blip r:embed="rId19">
+                      <a:extLst>
+                        <a:ext uri="{28A0092B-C50C-407E-A947-70E740481C1C}">
+                          <a14:useLocalDpi xmlns:a14="http://schemas.microsoft.com/office/drawing/2010/main" val="0"/>
+                        </a:ext>
+                      </a:extLst>
+                    </a:blip>
+                    <a:stretch>
+                      <a:fillRect/>
+                    </a:stretch>
+                  </pic:blipFill>
+                  <pic:spPr bwMode="auto">
+                    <a:xfrm>
+                      <a:off x="0" y="0"/>
+                      <a:ext cx="4253592" cy="3341563"/>
+                    </a:xfrm>
+                    <a:prstGeom prst="rect">
+                      <a:avLst/>
+                    </a:prstGeom>
+                    <a:noFill/>
+                    <a:ln>
+                      <a:solidFill>
+                        <a:schemeClr val="tx1"/>
+                      </a:solidFill>
+                    </a:ln>
+                  </pic:spPr>
+                </pic:pic>
+              </a:graphicData>
+            </a:graphic>
+          </wp:inline>
+        </w:drawing>
+      </w:r>
+    </w:p>
+    <w:p>
+      <w:pPr>
+        <w:pStyle w:val="ListParagraph"/>
+        <w:spacing w:after="0" w:line="360" w:lineRule="auto"/>
+        <w:ind w:left="420"/>
+        <w:jc w:val="center"/>
+        <w:rPr>
+          <w:rFonts w:ascii="Times New Roman" w:hAnsi="Times New Roman" w:cs="Times New Roman"/>
+          <w:i/>
+          <w:iCs/>
+          <w:sz w:val="20"/>
+          <w:szCs w:val="20"/>
+        </w:rPr>
+      </w:pPr>
+      <w:r>
+        <w:rPr>
+          <w:rFonts w:ascii="Times New Roman" w:hAnsi="Times New Roman" w:cs="Times New Roman"/>
+          <w:i/>
+          <w:iCs/>
+          <w:sz w:val="20"/>
+          <w:szCs w:val="20"/>
+        </w:rPr>
+        <w:t>Figure 3.</w:t>
+      </w:r>
+      <w:r>
+        <w:rPr>
+          <w:rFonts w:ascii="Times New Roman" w:hAnsi="Times New Roman" w:cs="Times New Roman"/>
+          <w:i/>
+          <w:iCs/>
+          <w:sz w:val="20"/>
+          <w:szCs w:val="20"/>
+        </w:rPr>
+        <w:t>1</w:t>
+      </w:r>
+      <w:r>
+        <w:rPr>
+          <w:rFonts w:ascii="Times New Roman" w:hAnsi="Times New Roman" w:cs="Times New Roman"/>
+          <w:i/>
+          <w:iCs/>
+          <w:sz w:val="20"/>
+          <w:szCs w:val="20"/>
+        </w:rPr>
+        <w:t>.</w:t>
+      </w:r>
+      <w:r>
+        <w:rPr>
+          <w:rFonts w:ascii="Times New Roman" w:hAnsi="Times New Roman" w:cs="Times New Roman"/>
+          <w:i/>
+          <w:iCs/>
+          <w:sz w:val="20"/>
+          <w:szCs w:val="20"/>
+        </w:rPr>
+        <w:t>4.</w:t>
+      </w:r>
+      <w:r>
+        <w:rPr>
+          <w:rFonts w:ascii="Times New Roman" w:hAnsi="Times New Roman" w:cs="Times New Roman"/>
+          <w:i/>
+          <w:iCs/>
+          <w:sz w:val="20"/>
+          <w:szCs w:val="20"/>
+        </w:rPr>
+        <w:t>9</w:t>
+      </w:r>
+      <w:r>
+        <w:rPr>
+          <w:rFonts w:ascii="Times New Roman" w:hAnsi="Times New Roman" w:cs="Times New Roman"/>
+          <w:i/>
+          <w:iCs/>
+          <w:sz w:val="20"/>
+          <w:szCs w:val="20"/>
+        </w:rPr>
+        <w:t xml:space="preserve"> Activity diagram for B</w:t>
+      </w:r>
+      <w:r>
+        <w:rPr>
+          <w:rFonts w:ascii="Times New Roman" w:hAnsi="Times New Roman" w:cs="Times New Roman"/>
+          <w:i/>
+          <w:iCs/>
+          <w:sz w:val="20"/>
+          <w:szCs w:val="20"/>
+        </w:rPr>
+        <w:t>illing</w:t>
+      </w:r>
+    </w:p>
+    <w:p>
+      <w:pPr>
+        <w:pStyle w:val="ListParagraph"/>
+        <w:spacing w:after="0" w:line="360" w:lineRule="auto"/>
+        <w:ind w:left="420"/>
+        <w:jc w:val="center"/>
+        <w:rPr>
+          <w:rFonts w:ascii="Times New Roman" w:hAnsi="Times New Roman" w:cs="Times New Roman"/>
+          <w:i/>
+          <w:iCs/>
+          <w:sz w:val="20"/>
+          <w:szCs w:val="20"/>
+        </w:rPr>
+      </w:pPr>
+    </w:p>
+    <w:p>
+      <w:pPr>
+        <w:pStyle w:val="ListParagraph"/>
+        <w:spacing w:after="0" w:line="360" w:lineRule="auto"/>
+        <w:ind w:left="420"/>
+        <w:jc w:val="center"/>
+        <w:rPr>
+          <w:rFonts w:ascii="Times New Roman" w:hAnsi="Times New Roman" w:cs="Times New Roman"/>
+          <w:i/>
+          <w:iCs/>
+          <w:sz w:val="20"/>
+          <w:szCs w:val="20"/>
+        </w:rPr>
+      </w:pPr>
+    </w:p>
+    <w:p>
+      <w:pPr>
+        <w:pStyle w:val="ListParagraph"/>
+        <w:spacing w:after="0" w:line="360" w:lineRule="auto"/>
+        <w:ind w:left="420"/>
+        <w:jc w:val="center"/>
+        <w:rPr>
+          <w:rFonts w:ascii="Times New Roman" w:hAnsi="Times New Roman" w:cs="Times New Roman"/>
+          <w:i/>
+          <w:iCs/>
+          <w:sz w:val="20"/>
+          <w:szCs w:val="20"/>
+        </w:rPr>
+      </w:pPr>
+    </w:p>
+    <w:p>
+      <w:pPr>
+        <w:pStyle w:val="ListParagraph"/>
+        <w:spacing w:after="0" w:line="360" w:lineRule="auto"/>
+        <w:ind w:left="420"/>
+        <w:jc w:val="center"/>
+        <w:rPr>
+          <w:rFonts w:ascii="Times New Roman" w:hAnsi="Times New Roman" w:cs="Times New Roman"/>
+          <w:i/>
+          <w:iCs/>
+          <w:sz w:val="20"/>
+          <w:szCs w:val="20"/>
+        </w:rPr>
+      </w:pPr>
+    </w:p>
+    <w:p>
+      <w:pPr>
+        <w:pStyle w:val="ListParagraph"/>
+        <w:spacing w:after="0" w:line="360" w:lineRule="auto"/>
+        <w:ind w:left="420"/>
+        <w:jc w:val="center"/>
+        <w:rPr>
+          <w:rFonts w:ascii="Times New Roman" w:hAnsi="Times New Roman" w:cs="Times New Roman"/>
+          <w:i/>
+          <w:iCs/>
+          <w:sz w:val="20"/>
+          <w:szCs w:val="20"/>
+        </w:rPr>
+      </w:pPr>
+    </w:p>
+    <w:p>
+      <w:pPr>
+        <w:pStyle w:val="ListParagraph"/>
+        <w:spacing w:after="0" w:line="360" w:lineRule="auto"/>
+        <w:ind w:left="420"/>
+        <w:jc w:val="center"/>
+        <w:rPr>
+          <w:rFonts w:ascii="Times New Roman" w:hAnsi="Times New Roman" w:cs="Times New Roman"/>
+          <w:i/>
+          <w:iCs/>
+          <w:sz w:val="20"/>
+          <w:szCs w:val="20"/>
+        </w:rPr>
+      </w:pPr>
+    </w:p>
+    <w:p>
+      <w:pPr>
+        <w:pStyle w:val="ListParagraph"/>
+        <w:spacing w:after="0" w:line="360" w:lineRule="auto"/>
+        <w:ind w:left="420"/>
+        <w:jc w:val="center"/>
+        <w:rPr>
+          <w:rFonts w:ascii="Times New Roman" w:hAnsi="Times New Roman" w:cs="Times New Roman"/>
+          <w:i/>
+          <w:iCs/>
+          <w:sz w:val="20"/>
+          <w:szCs w:val="20"/>
+        </w:rPr>
+      </w:pPr>
+    </w:p>
+    <w:p>
+      <w:pPr>
+        <w:suppressAutoHyphens w:val="0"/>
+        <w:rPr>
+          <w:rFonts w:ascii="Times New Roman" w:hAnsi="Times New Roman" w:cs="Times New Roman"/>
+          <w:i/>
+          <w:iCs/>
+          <w:sz w:val="20"/>
+          <w:szCs w:val="20"/>
+        </w:rPr>
+      </w:pPr>
+    </w:p>
+    <w:p>
+      <w:pPr>
+        <w:suppressAutoHyphens w:val="0"/>
+        <w:rPr>
+          <w:rFonts w:ascii="Times New Roman" w:hAnsi="Times New Roman" w:cs="Times New Roman"/>
+          <w:i/>
+          <w:iCs/>
+          <w:sz w:val="20"/>
+          <w:szCs w:val="20"/>
+        </w:rPr>
+      </w:pPr>
+    </w:p>
+    <w:p>
+      <w:pPr>
+        <w:suppressAutoHyphens w:val="0"/>
+        <w:rPr>
+          <w:rFonts w:ascii="Times New Roman" w:hAnsi="Times New Roman" w:cs="Times New Roman"/>
+          <w:i/>
+          <w:iCs/>
+          <w:sz w:val="20"/>
+          <w:szCs w:val="20"/>
+        </w:rPr>
+      </w:pPr>
+    </w:p>
+    <w:p>
+      <w:pPr>
+        <w:suppressAutoHyphens w:val="0"/>
+        <w:rPr>
+          <w:rFonts w:ascii="Times New Roman" w:hAnsi="Times New Roman" w:cs="Times New Roman"/>
+          <w:i/>
+          <w:iCs/>
+          <w:sz w:val="20"/>
+          <w:szCs w:val="20"/>
+        </w:rPr>
+      </w:pPr>
+    </w:p>
+    <w:p>
+      <w:pPr>
+        <w:suppressAutoHyphens w:val="0"/>
+        <w:rPr>
+          <w:rFonts w:ascii="Times New Roman" w:hAnsi="Times New Roman" w:cs="Times New Roman"/>
+          <w:i/>
+          <w:iCs/>
+          <w:sz w:val="20"/>
+          <w:szCs w:val="20"/>
+        </w:rPr>
+      </w:pPr>
+    </w:p>
+    <w:p>
+      <w:pPr>
+        <w:suppressAutoHyphens w:val="0"/>
+        <w:rPr>
+          <w:rFonts w:ascii="Times New Roman" w:hAnsi="Times New Roman" w:cs="Times New Roman"/>
+          <w:i/>
+          <w:iCs/>
+          <w:sz w:val="20"/>
+          <w:szCs w:val="20"/>
+        </w:rPr>
+      </w:pPr>
+    </w:p>
+    <w:p>
+      <w:pPr>
+        <w:suppressAutoHyphens w:val="0"/>
+        <w:rPr>
+          <w:rFonts w:ascii="Times New Roman" w:hAnsi="Times New Roman" w:cs="Times New Roman"/>
+          <w:i/>
+          <w:iCs/>
+          <w:sz w:val="20"/>
+          <w:szCs w:val="20"/>
+        </w:rPr>
+      </w:pPr>
+    </w:p>
+    <w:p>
+      <w:pPr>
+        <w:suppressAutoHyphens w:val="0"/>
+        <w:rPr>
+          <w:rFonts w:ascii="Times New Roman" w:hAnsi="Times New Roman" w:cs="Times New Roman"/>
+          <w:i/>
+          <w:iCs/>
+          <w:sz w:val="20"/>
+          <w:szCs w:val="20"/>
+        </w:rPr>
+      </w:pPr>
+    </w:p>
+    <w:p>
+      <w:pPr>
+        <w:suppressAutoHyphens w:val="0"/>
+        <w:rPr>
+          <w:rFonts w:ascii="Times New Roman" w:hAnsi="Times New Roman" w:cs="Times New Roman"/>
+          <w:i/>
+          <w:iCs/>
+          <w:sz w:val="20"/>
+          <w:szCs w:val="20"/>
+        </w:rPr>
+      </w:pPr>
+    </w:p>
+    <w:p>
+      <w:pPr>
+        <w:suppressAutoHyphens w:val="0"/>
+        <w:rPr>
+          <w:rFonts w:ascii="Times New Roman" w:hAnsi="Times New Roman" w:cs="Times New Roman"/>
+          <w:i/>
+          <w:iCs/>
+          <w:sz w:val="20"/>
+          <w:szCs w:val="20"/>
+        </w:rPr>
+      </w:pPr>
+    </w:p>
+    <w:p>
+      <w:pPr>
+        <w:suppressAutoHyphens w:val="0"/>
+        <w:rPr>
+          <w:rFonts w:ascii="Times New Roman" w:hAnsi="Times New Roman" w:cs="Times New Roman"/>
+          <w:i/>
+          <w:iCs/>
+          <w:sz w:val="20"/>
+          <w:szCs w:val="20"/>
+        </w:rPr>
+      </w:pPr>
+    </w:p>
+    <w:p>
+      <w:pPr>
+        <w:suppressAutoHyphens w:val="0"/>
+        <w:rPr>
+          <w:rFonts w:ascii="Times New Roman" w:hAnsi="Times New Roman" w:cs="Times New Roman"/>
+          <w:i/>
+          <w:iCs/>
+          <w:sz w:val="20"/>
+          <w:szCs w:val="20"/>
+        </w:rPr>
+      </w:pPr>
+    </w:p>
+    <w:p>
+      <w:pPr>
+        <w:pStyle w:val="ListParagraph"/>
+        <w:numPr>
+          <w:ilvl w:val="2"/>
+          <w:numId w:val="8"/>
+        </w:numPr>
+        <w:spacing w:after="0" w:line="360" w:lineRule="auto"/>
+        <w:rPr>
+          <w:rFonts w:ascii="Times New Roman" w:hAnsi="Times New Roman" w:cs="Times New Roman"/>
+          <w:b/>
+          <w:bCs/>
+          <w:sz w:val="28"/>
+          <w:szCs w:val="28"/>
+        </w:rPr>
+      </w:pPr>
+      <w:r>
+        <w:rPr>
+          <w:rFonts w:ascii="Times New Roman" w:eastAsia="Times New Roman" w:hAnsi="Times New Roman" w:cs="Times New Roman"/>
+          <w:b/>
+          <w:bCs/>
+          <w:sz w:val="28"/>
+          <w:szCs w:val="28"/>
+        </w:rPr>
+        <w:lastRenderedPageBreak/>
+        <w:t xml:space="preserve">Sequence </w:t>
+      </w:r>
+      <w:r>
+        <w:rPr>
+          <w:rFonts w:ascii="Times New Roman" w:eastAsia="Times New Roman" w:hAnsi="Times New Roman" w:cs="Times New Roman"/>
+          <w:b/>
+          <w:bCs/>
+          <w:sz w:val="28"/>
+          <w:szCs w:val="28"/>
+        </w:rPr>
+        <w:t xml:space="preserve">Diagram </w:t>
+      </w:r>
+    </w:p>
+    <w:p>
+      <w:pPr>
+        <w:pStyle w:val="ListParagraph"/>
+        <w:spacing w:after="0" w:line="360" w:lineRule="auto"/>
+        <w:ind w:left="0"/>
+        <w:rPr>
+          <w:rFonts w:ascii="Times New Roman" w:hAnsi="Times New Roman" w:cs="Times New Roman"/>
+          <w:b/>
+          <w:bCs/>
+          <w:sz w:val="28"/>
+          <w:szCs w:val="28"/>
+        </w:rPr>
+      </w:pPr>
+      <w:r>
+        <w:rPr>
+          <w:rFonts w:ascii="Times New Roman" w:hAnsi="Times New Roman" w:cs="Times New Roman"/>
+          <w:b/>
+          <w:bCs/>
+          <w:noProof/>
+          <w:sz w:val="28"/>
+          <w:szCs w:val="28"/>
+        </w:rPr>
+        <w:drawing>
+          <wp:inline distT="0" distB="0" distL="0" distR="0" wp14:anchorId="05660B19" wp14:editId="7219A236">
+            <wp:extent cx="6141720" cy="8267700"/>
+            <wp:effectExtent l="0" t="0" r="0" b="0"/>
+            <wp:docPr id="273832175" name="Picture 3"/>
+            <wp:cNvGraphicFramePr>
+              <a:graphicFrameLocks xmlns:a="http://schemas.openxmlformats.org/drawingml/2006/main" noChangeAspect="1"/>
+            </wp:cNvGraphicFramePr>
+            <a:graphic xmlns:a="http://schemas.openxmlformats.org/drawingml/2006/main">
+              <a:graphicData uri="http://schemas.openxmlformats.org/drawingml/2006/picture">
+                <pic:pic xmlns:pic="http://schemas.openxmlformats.org/drawingml/2006/picture">
+                  <pic:nvPicPr>
+                    <pic:cNvPr id="273832175" name="Picture 3"/>
+                    <pic:cNvPicPr>
+                      <a:picLocks noChangeAspect="1" noChangeArrowheads="1"/>
+                    </pic:cNvPicPr>
+                  </pic:nvPicPr>
+                  <pic:blipFill>
+                    <a:blip r:embed="rId20" cstate="print">
+                      <a:extLst>
+                        <a:ext uri="{BEBA8EAE-BF5A-486C-A8C5-ECC9F3942E4B}">
+                          <a14:imgProps xmlns:a14="http://schemas.microsoft.com/office/drawing/2010/main">
+                            <a14:imgLayer r:embed="rId21">
+                              <a14:imgEffect>
+                                <a14:sharpenSoften amount="25000"/>
+                              </a14:imgEffect>
+                              <a14:imgEffect>
+                                <a14:brightnessContrast contrast="-40000"/>
+                              </a14:imgEffect>
+                            </a14:imgLayer>
+                          </a14:imgProps>
+                        </a:ext>
+                        <a:ext uri="{28A0092B-C50C-407E-A947-70E740481C1C}">
+                          <a14:useLocalDpi xmlns:a14="http://schemas.microsoft.com/office/drawing/2010/main" val="0"/>
+                        </a:ext>
+                      </a:extLst>
+                    </a:blip>
+                    <a:stretch>
+                      <a:fillRect/>
+                    </a:stretch>
+                  </pic:blipFill>
+                  <pic:spPr bwMode="auto">
+                    <a:xfrm>
+                      <a:off x="0" y="0"/>
+                      <a:ext cx="6144040" cy="8270823"/>
                     </a:xfrm>
                     <a:prstGeom prst="rect">
                       <a:avLst/>
@@ -9141,6 +11911,7 @@
           <w:szCs w:val="20"/>
         </w:rPr>
       </w:pPr>
+      <w:bookmarkStart w:id="3" w:name="_Toc146706850"/>
       <w:r>
         <w:rPr>
           <w:rFonts w:ascii="Times New Roman" w:hAnsi="Times New Roman" w:cs="Times New Roman"/>
@@ -9189,7 +11960,7 @@
           <w:sz w:val="20"/>
           <w:szCs w:val="20"/>
         </w:rPr>
-        <w:t>6.1</w:t>
+        <w:t>5.1</w:t>
       </w:r>
       <w:r>
         <w:rPr>
@@ -9199,8 +11970,9 @@
           <w:sz w:val="20"/>
           <w:szCs w:val="20"/>
         </w:rPr>
-        <w:t xml:space="preserve"> State diagram </w:t>
-      </w:r>
+        <w:t xml:space="preserve"> Sequence diagram </w:t>
+      </w:r>
+      <w:bookmarkEnd w:id="3"/>
       <w:r>
         <w:rPr>
           <w:rFonts w:ascii="Times New Roman" w:hAnsi="Times New Roman" w:cs="Times New Roman"/>
@@ -9209,9 +11981,122 @@
           <w:sz w:val="20"/>
           <w:szCs w:val="20"/>
         </w:rPr>
-        <w:t>of</w:t>
-      </w:r>
-      <w:r>
+        <w:t>of Hospital Management System</w:t>
+      </w:r>
+    </w:p>
+    <w:p>
+      <w:pPr>
+        <w:pStyle w:val="ListParagraph"/>
+        <w:numPr>
+          <w:ilvl w:val="2"/>
+          <w:numId w:val="8"/>
+        </w:numPr>
+        <w:spacing w:after="0" w:line="360" w:lineRule="auto"/>
+        <w:rPr>
+          <w:rFonts w:ascii="Times New Roman" w:hAnsi="Times New Roman" w:cs="Times New Roman"/>
+          <w:b/>
+          <w:bCs/>
+          <w:sz w:val="28"/>
+          <w:szCs w:val="28"/>
+        </w:rPr>
+      </w:pPr>
+      <w:r>
+        <w:rPr>
+          <w:rFonts w:ascii="Times New Roman" w:eastAsia="Times New Roman" w:hAnsi="Times New Roman" w:cs="Times New Roman"/>
+          <w:b/>
+          <w:bCs/>
+          <w:sz w:val="28"/>
+          <w:szCs w:val="28"/>
+        </w:rPr>
+        <w:lastRenderedPageBreak/>
+        <w:t xml:space="preserve"> State </w:t>
+      </w:r>
+      <w:r>
+        <w:rPr>
+          <w:rFonts w:ascii="Times New Roman" w:eastAsia="Times New Roman" w:hAnsi="Times New Roman" w:cs="Times New Roman"/>
+          <w:b/>
+          <w:bCs/>
+          <w:sz w:val="28"/>
+          <w:szCs w:val="28"/>
+        </w:rPr>
+        <w:t>Diagram</w:t>
+      </w:r>
+    </w:p>
+    <w:p>
+      <w:pPr>
+        <w:pStyle w:val="ListParagraph"/>
+        <w:spacing w:after="0" w:line="360" w:lineRule="auto"/>
+        <w:ind w:left="420"/>
+        <w:jc w:val="center"/>
+        <w:rPr>
+          <w:rFonts w:ascii="Times New Roman" w:hAnsi="Times New Roman" w:cs="Times New Roman"/>
+          <w:b/>
+          <w:bCs/>
+          <w:sz w:val="28"/>
+          <w:szCs w:val="28"/>
+        </w:rPr>
+      </w:pPr>
+      <w:r>
+        <w:rPr>
+          <w:rFonts w:ascii="Times New Roman" w:eastAsia="Times New Roman" w:hAnsi="Times New Roman" w:cs="Times New Roman"/>
+          <w:b/>
+          <w:bCs/>
+          <w:noProof/>
+          <w:sz w:val="28"/>
+          <w:szCs w:val="28"/>
+        </w:rPr>
+        <w:drawing>
+          <wp:inline distT="0" distB="0" distL="0" distR="0" wp14:anchorId="6AA526E7" wp14:editId="024F4011">
+            <wp:extent cx="4519246" cy="3200400"/>
+            <wp:effectExtent l="0" t="0" r="0" b="0"/>
+            <wp:docPr id="2060878813" name="Picture 4"/>
+            <wp:cNvGraphicFramePr>
+              <a:graphicFrameLocks xmlns:a="http://schemas.openxmlformats.org/drawingml/2006/main" noChangeAspect="1"/>
+            </wp:cNvGraphicFramePr>
+            <a:graphic xmlns:a="http://schemas.openxmlformats.org/drawingml/2006/main">
+              <a:graphicData uri="http://schemas.openxmlformats.org/drawingml/2006/picture">
+                <pic:pic xmlns:pic="http://schemas.openxmlformats.org/drawingml/2006/picture">
+                  <pic:nvPicPr>
+                    <pic:cNvPr id="2060878813" name="Picture 4"/>
+                    <pic:cNvPicPr>
+                      <a:picLocks noChangeAspect="1" noChangeArrowheads="1"/>
+                    </pic:cNvPicPr>
+                  </pic:nvPicPr>
+                  <pic:blipFill>
+                    <a:blip r:embed="rId22">
+                      <a:extLst>
+                        <a:ext uri="{28A0092B-C50C-407E-A947-70E740481C1C}">
+                          <a14:useLocalDpi xmlns:a14="http://schemas.microsoft.com/office/drawing/2010/main" val="0"/>
+                        </a:ext>
+                      </a:extLst>
+                    </a:blip>
+                    <a:stretch>
+                      <a:fillRect/>
+                    </a:stretch>
+                  </pic:blipFill>
+                  <pic:spPr bwMode="auto">
+                    <a:xfrm>
+                      <a:off x="0" y="0"/>
+                      <a:ext cx="4519246" cy="3200400"/>
+                    </a:xfrm>
+                    <a:prstGeom prst="rect">
+                      <a:avLst/>
+                    </a:prstGeom>
+                    <a:noFill/>
+                  </pic:spPr>
+                </pic:pic>
+              </a:graphicData>
+            </a:graphic>
+          </wp:inline>
+        </w:drawing>
+      </w:r>
+    </w:p>
+    <w:p>
+      <w:pPr>
+        <w:pStyle w:val="ListParagraph"/>
+        <w:spacing w:after="0" w:line="360" w:lineRule="auto"/>
+        <w:ind w:left="420"/>
+        <w:jc w:val="center"/>
         <w:rPr>
           <w:rFonts w:ascii="Times New Roman" w:hAnsi="Times New Roman" w:cs="Times New Roman"/>
           <w:i/>
@@ -9219,8 +12104,1333 @@
           <w:sz w:val="20"/>
           <w:szCs w:val="20"/>
         </w:rPr>
-        <w:t xml:space="preserve"> Book </w:t>
-      </w:r>
+      </w:pPr>
+      <w:r>
+        <w:rPr>
+          <w:rFonts w:ascii="Times New Roman" w:hAnsi="Times New Roman" w:cs="Times New Roman"/>
+          <w:i/>
+          <w:iCs/>
+          <w:sz w:val="20"/>
+          <w:szCs w:val="20"/>
+        </w:rPr>
+        <w:t xml:space="preserve">Figure </w:t>
+      </w:r>
+      <w:r>
+        <w:rPr>
+          <w:rFonts w:ascii="Times New Roman" w:hAnsi="Times New Roman" w:cs="Times New Roman"/>
+          <w:i/>
+          <w:iCs/>
+          <w:sz w:val="20"/>
+          <w:szCs w:val="20"/>
+        </w:rPr>
+        <w:t>3.</w:t>
+      </w:r>
+      <w:r>
+        <w:rPr>
+          <w:rFonts w:ascii="Times New Roman" w:hAnsi="Times New Roman" w:cs="Times New Roman"/>
+          <w:i/>
+          <w:iCs/>
+          <w:sz w:val="20"/>
+          <w:szCs w:val="20"/>
+        </w:rPr>
+        <w:t>1</w:t>
+      </w:r>
+      <w:r>
+        <w:rPr>
+          <w:rFonts w:ascii="Times New Roman" w:hAnsi="Times New Roman" w:cs="Times New Roman"/>
+          <w:i/>
+          <w:iCs/>
+          <w:sz w:val="20"/>
+          <w:szCs w:val="20"/>
+        </w:rPr>
+        <w:t>.</w:t>
+      </w:r>
+      <w:r>
+        <w:rPr>
+          <w:rFonts w:ascii="Times New Roman" w:hAnsi="Times New Roman" w:cs="Times New Roman"/>
+          <w:i/>
+          <w:iCs/>
+          <w:sz w:val="20"/>
+          <w:szCs w:val="20"/>
+        </w:rPr>
+        <w:t>6.1</w:t>
+      </w:r>
+      <w:r>
+        <w:rPr>
+          <w:rFonts w:ascii="Times New Roman" w:hAnsi="Times New Roman" w:cs="Times New Roman"/>
+          <w:i/>
+          <w:iCs/>
+          <w:sz w:val="20"/>
+          <w:szCs w:val="20"/>
+        </w:rPr>
+        <w:t xml:space="preserve"> State diagram </w:t>
+      </w:r>
+      <w:r>
+        <w:rPr>
+          <w:rFonts w:ascii="Times New Roman" w:hAnsi="Times New Roman" w:cs="Times New Roman"/>
+          <w:i/>
+          <w:iCs/>
+          <w:sz w:val="20"/>
+          <w:szCs w:val="20"/>
+        </w:rPr>
+        <w:t>of</w:t>
+      </w:r>
+      <w:r>
+        <w:rPr>
+          <w:rFonts w:ascii="Times New Roman" w:hAnsi="Times New Roman" w:cs="Times New Roman"/>
+          <w:i/>
+          <w:iCs/>
+          <w:sz w:val="20"/>
+          <w:szCs w:val="20"/>
+        </w:rPr>
+        <w:t xml:space="preserve"> Book</w:t>
+      </w:r>
+      <w:r>
+        <w:rPr>
+          <w:rFonts w:ascii="Times New Roman" w:hAnsi="Times New Roman" w:cs="Times New Roman"/>
+          <w:i/>
+          <w:iCs/>
+          <w:sz w:val="20"/>
+          <w:szCs w:val="20"/>
+        </w:rPr>
+        <w:t xml:space="preserve"> Appointment</w:t>
+      </w:r>
+    </w:p>
+    <w:p>
+      <w:pPr>
+        <w:pStyle w:val="ListParagraph"/>
+        <w:spacing w:after="0" w:line="360" w:lineRule="auto"/>
+        <w:ind w:left="420"/>
+        <w:jc w:val="center"/>
+        <w:rPr>
+          <w:rFonts w:ascii="Times New Roman" w:hAnsi="Times New Roman" w:cs="Times New Roman"/>
+          <w:i/>
+          <w:iCs/>
+          <w:sz w:val="20"/>
+          <w:szCs w:val="20"/>
+        </w:rPr>
+      </w:pPr>
+    </w:p>
+    <w:p>
+      <w:pPr>
+        <w:pStyle w:val="ListParagraph"/>
+        <w:spacing w:after="0" w:line="360" w:lineRule="auto"/>
+        <w:ind w:left="420"/>
+        <w:jc w:val="center"/>
+        <w:rPr>
+          <w:rFonts w:ascii="Times New Roman" w:hAnsi="Times New Roman" w:cs="Times New Roman"/>
+          <w:b/>
+          <w:bCs/>
+          <w:sz w:val="28"/>
+          <w:szCs w:val="28"/>
+        </w:rPr>
+      </w:pPr>
+      <w:r>
+        <w:rPr>
+          <w:rFonts w:ascii="Times New Roman" w:eastAsia="Times New Roman" w:hAnsi="Times New Roman" w:cs="Times New Roman"/>
+          <w:b/>
+          <w:bCs/>
+          <w:noProof/>
+          <w:sz w:val="28"/>
+          <w:szCs w:val="28"/>
+        </w:rPr>
+        <w:drawing>
+          <wp:inline distT="0" distB="0" distL="0" distR="0" wp14:anchorId="2BC256DB" wp14:editId="3A0244EC">
+            <wp:extent cx="4503420" cy="3200400"/>
+            <wp:effectExtent l="0" t="0" r="0" b="0"/>
+            <wp:docPr id="693828927" name="Picture 4"/>
+            <wp:cNvGraphicFramePr>
+              <a:graphicFrameLocks xmlns:a="http://schemas.openxmlformats.org/drawingml/2006/main" noChangeAspect="1"/>
+            </wp:cNvGraphicFramePr>
+            <a:graphic xmlns:a="http://schemas.openxmlformats.org/drawingml/2006/main">
+              <a:graphicData uri="http://schemas.openxmlformats.org/drawingml/2006/picture">
+                <pic:pic xmlns:pic="http://schemas.openxmlformats.org/drawingml/2006/picture">
+                  <pic:nvPicPr>
+                    <pic:cNvPr id="693828927" name="Picture 4"/>
+                    <pic:cNvPicPr>
+                      <a:picLocks noChangeAspect="1" noChangeArrowheads="1"/>
+                    </pic:cNvPicPr>
+                  </pic:nvPicPr>
+                  <pic:blipFill>
+                    <a:blip r:embed="rId23">
+                      <a:extLst>
+                        <a:ext uri="{28A0092B-C50C-407E-A947-70E740481C1C}">
+                          <a14:useLocalDpi xmlns:a14="http://schemas.microsoft.com/office/drawing/2010/main" val="0"/>
+                        </a:ext>
+                      </a:extLst>
+                    </a:blip>
+                    <a:stretch>
+                      <a:fillRect/>
+                    </a:stretch>
+                  </pic:blipFill>
+                  <pic:spPr bwMode="auto">
+                    <a:xfrm>
+                      <a:off x="0" y="0"/>
+                      <a:ext cx="4503420" cy="3200400"/>
+                    </a:xfrm>
+                    <a:prstGeom prst="rect">
+                      <a:avLst/>
+                    </a:prstGeom>
+                    <a:noFill/>
+                  </pic:spPr>
+                </pic:pic>
+              </a:graphicData>
+            </a:graphic>
+          </wp:inline>
+        </w:drawing>
+      </w:r>
+    </w:p>
+    <w:p>
+      <w:pPr>
+        <w:pStyle w:val="ListParagraph"/>
+        <w:spacing w:after="0" w:line="360" w:lineRule="auto"/>
+        <w:ind w:left="420"/>
+        <w:jc w:val="center"/>
+        <w:rPr>
+          <w:rFonts w:ascii="Times New Roman" w:hAnsi="Times New Roman" w:cs="Times New Roman"/>
+          <w:i/>
+          <w:iCs/>
+          <w:sz w:val="20"/>
+          <w:szCs w:val="20"/>
+        </w:rPr>
+      </w:pPr>
+      <w:r>
+        <w:rPr>
+          <w:rFonts w:ascii="Times New Roman" w:hAnsi="Times New Roman" w:cs="Times New Roman"/>
+          <w:i/>
+          <w:iCs/>
+          <w:sz w:val="20"/>
+          <w:szCs w:val="20"/>
+        </w:rPr>
+        <w:t xml:space="preserve">Figure </w:t>
+      </w:r>
+      <w:r>
+        <w:rPr>
+          <w:rFonts w:ascii="Times New Roman" w:hAnsi="Times New Roman" w:cs="Times New Roman"/>
+          <w:i/>
+          <w:iCs/>
+          <w:sz w:val="20"/>
+          <w:szCs w:val="20"/>
+        </w:rPr>
+        <w:t>3.1.6.</w:t>
+      </w:r>
+      <w:r>
+        <w:rPr>
+          <w:rFonts w:ascii="Times New Roman" w:hAnsi="Times New Roman" w:cs="Times New Roman"/>
+          <w:i/>
+          <w:iCs/>
+          <w:sz w:val="20"/>
+          <w:szCs w:val="20"/>
+        </w:rPr>
+        <w:t>2</w:t>
+      </w:r>
+      <w:r>
+        <w:rPr>
+          <w:rFonts w:ascii="Times New Roman" w:hAnsi="Times New Roman" w:cs="Times New Roman"/>
+          <w:i/>
+          <w:iCs/>
+          <w:sz w:val="20"/>
+          <w:szCs w:val="20"/>
+        </w:rPr>
+        <w:t xml:space="preserve"> State diagram of</w:t>
+      </w:r>
+      <w:r>
+        <w:rPr>
+          <w:rFonts w:ascii="Times New Roman" w:hAnsi="Times New Roman" w:cs="Times New Roman"/>
+          <w:i/>
+          <w:iCs/>
+          <w:sz w:val="20"/>
+          <w:szCs w:val="20"/>
+        </w:rPr>
+        <w:t xml:space="preserve"> </w:t>
+      </w:r>
+      <w:r>
+        <w:rPr>
+          <w:rFonts w:ascii="Times New Roman" w:hAnsi="Times New Roman" w:cs="Times New Roman"/>
+          <w:i/>
+          <w:iCs/>
+          <w:sz w:val="20"/>
+          <w:szCs w:val="20"/>
+        </w:rPr>
+        <w:t>Appointment</w:t>
+      </w:r>
+      <w:r>
+        <w:rPr>
+          <w:rFonts w:ascii="Times New Roman" w:hAnsi="Times New Roman" w:cs="Times New Roman"/>
+          <w:i/>
+          <w:iCs/>
+          <w:sz w:val="20"/>
+          <w:szCs w:val="20"/>
+        </w:rPr>
+        <w:t xml:space="preserve"> Confirmation</w:t>
+      </w:r>
+    </w:p>
+    <w:p>
+      <w:pPr>
+        <w:pStyle w:val="ListParagraph"/>
+        <w:spacing w:after="0" w:line="360" w:lineRule="auto"/>
+        <w:ind w:left="420"/>
+        <w:jc w:val="center"/>
+        <w:rPr>
+          <w:rFonts w:ascii="Times New Roman" w:hAnsi="Times New Roman" w:cs="Times New Roman"/>
+          <w:b/>
+          <w:bCs/>
+          <w:sz w:val="28"/>
+          <w:szCs w:val="28"/>
+        </w:rPr>
+      </w:pPr>
+      <w:r>
+        <w:rPr>
+          <w:rFonts w:ascii="Times New Roman" w:eastAsia="Times New Roman" w:hAnsi="Times New Roman" w:cs="Times New Roman"/>
+          <w:b/>
+          <w:bCs/>
+          <w:noProof/>
+          <w:sz w:val="28"/>
+          <w:szCs w:val="28"/>
+        </w:rPr>
+        <w:lastRenderedPageBreak/>
+        <w:drawing>
+          <wp:inline distT="0" distB="0" distL="0" distR="0" wp14:anchorId="30AB3E26" wp14:editId="1C4AFDFF">
+            <wp:extent cx="4571365" cy="3199548"/>
+            <wp:effectExtent l="0" t="0" r="635" b="1270"/>
+            <wp:docPr id="196687307" name="Picture 4"/>
+            <wp:cNvGraphicFramePr>
+              <a:graphicFrameLocks xmlns:a="http://schemas.openxmlformats.org/drawingml/2006/main" noChangeAspect="1"/>
+            </wp:cNvGraphicFramePr>
+            <a:graphic xmlns:a="http://schemas.openxmlformats.org/drawingml/2006/main">
+              <a:graphicData uri="http://schemas.openxmlformats.org/drawingml/2006/picture">
+                <pic:pic xmlns:pic="http://schemas.openxmlformats.org/drawingml/2006/picture">
+                  <pic:nvPicPr>
+                    <pic:cNvPr id="196687307" name="Picture 4"/>
+                    <pic:cNvPicPr>
+                      <a:picLocks noChangeAspect="1" noChangeArrowheads="1"/>
+                    </pic:cNvPicPr>
+                  </pic:nvPicPr>
+                  <pic:blipFill>
+                    <a:blip r:embed="rId24">
+                      <a:extLst>
+                        <a:ext uri="{28A0092B-C50C-407E-A947-70E740481C1C}">
+                          <a14:useLocalDpi xmlns:a14="http://schemas.microsoft.com/office/drawing/2010/main" val="0"/>
+                        </a:ext>
+                      </a:extLst>
+                    </a:blip>
+                    <a:stretch>
+                      <a:fillRect/>
+                    </a:stretch>
+                  </pic:blipFill>
+                  <pic:spPr bwMode="auto">
+                    <a:xfrm>
+                      <a:off x="0" y="0"/>
+                      <a:ext cx="4582536" cy="3207367"/>
+                    </a:xfrm>
+                    <a:prstGeom prst="rect">
+                      <a:avLst/>
+                    </a:prstGeom>
+                    <a:noFill/>
+                  </pic:spPr>
+                </pic:pic>
+              </a:graphicData>
+            </a:graphic>
+          </wp:inline>
+        </w:drawing>
+      </w:r>
+    </w:p>
+    <w:p>
+      <w:pPr>
+        <w:pStyle w:val="ListParagraph"/>
+        <w:spacing w:after="0" w:line="360" w:lineRule="auto"/>
+        <w:ind w:left="420"/>
+        <w:jc w:val="center"/>
+        <w:rPr>
+          <w:rFonts w:ascii="Times New Roman" w:hAnsi="Times New Roman" w:cs="Times New Roman"/>
+          <w:i/>
+          <w:iCs/>
+          <w:sz w:val="20"/>
+          <w:szCs w:val="20"/>
+        </w:rPr>
+      </w:pPr>
+      <w:r>
+        <w:rPr>
+          <w:rFonts w:ascii="Times New Roman" w:hAnsi="Times New Roman" w:cs="Times New Roman"/>
+          <w:i/>
+          <w:iCs/>
+          <w:sz w:val="20"/>
+          <w:szCs w:val="20"/>
+        </w:rPr>
+        <w:t xml:space="preserve">Figure </w:t>
+      </w:r>
+      <w:r>
+        <w:rPr>
+          <w:rFonts w:ascii="Times New Roman" w:hAnsi="Times New Roman" w:cs="Times New Roman"/>
+          <w:i/>
+          <w:iCs/>
+          <w:sz w:val="20"/>
+          <w:szCs w:val="20"/>
+        </w:rPr>
+        <w:t>3.1.6.</w:t>
+      </w:r>
+      <w:r>
+        <w:rPr>
+          <w:rFonts w:ascii="Times New Roman" w:hAnsi="Times New Roman" w:cs="Times New Roman"/>
+          <w:i/>
+          <w:iCs/>
+          <w:sz w:val="20"/>
+          <w:szCs w:val="20"/>
+        </w:rPr>
+        <w:t>3</w:t>
+      </w:r>
+      <w:r>
+        <w:rPr>
+          <w:rFonts w:ascii="Times New Roman" w:hAnsi="Times New Roman" w:cs="Times New Roman"/>
+          <w:i/>
+          <w:iCs/>
+          <w:sz w:val="20"/>
+          <w:szCs w:val="20"/>
+        </w:rPr>
+        <w:t xml:space="preserve"> State diagram</w:t>
+      </w:r>
+      <w:r>
+        <w:rPr>
+          <w:rFonts w:ascii="Times New Roman" w:hAnsi="Times New Roman" w:cs="Times New Roman"/>
+          <w:i/>
+          <w:iCs/>
+          <w:sz w:val="20"/>
+          <w:szCs w:val="20"/>
+        </w:rPr>
+        <w:t xml:space="preserve"> of OPD Registration</w:t>
+      </w:r>
+    </w:p>
+    <w:p>
+      <w:pPr>
+        <w:pStyle w:val="ListParagraph"/>
+        <w:spacing w:after="0" w:line="360" w:lineRule="auto"/>
+        <w:ind w:left="420"/>
+        <w:jc w:val="center"/>
+        <w:rPr>
+          <w:rFonts w:ascii="Times New Roman" w:hAnsi="Times New Roman" w:cs="Times New Roman"/>
+          <w:i/>
+          <w:iCs/>
+          <w:sz w:val="20"/>
+          <w:szCs w:val="20"/>
+        </w:rPr>
+      </w:pPr>
+    </w:p>
+    <w:p>
+      <w:pPr>
+        <w:pStyle w:val="ListParagraph"/>
+        <w:spacing w:after="0" w:line="360" w:lineRule="auto"/>
+        <w:ind w:left="420"/>
+        <w:jc w:val="center"/>
+        <w:rPr>
+          <w:rFonts w:ascii="Times New Roman" w:hAnsi="Times New Roman" w:cs="Times New Roman"/>
+          <w:b/>
+          <w:bCs/>
+          <w:sz w:val="28"/>
+          <w:szCs w:val="28"/>
+        </w:rPr>
+      </w:pPr>
+      <w:r>
+        <w:rPr>
+          <w:rFonts w:ascii="Times New Roman" w:eastAsia="Times New Roman" w:hAnsi="Times New Roman" w:cs="Times New Roman"/>
+          <w:b/>
+          <w:bCs/>
+          <w:noProof/>
+          <w:sz w:val="28"/>
+          <w:szCs w:val="28"/>
+        </w:rPr>
+        <w:drawing>
+          <wp:inline distT="0" distB="0" distL="0" distR="0" wp14:anchorId="00B0C371" wp14:editId="6980C871">
+            <wp:extent cx="4565650" cy="3200262"/>
+            <wp:effectExtent l="0" t="0" r="6350" b="635"/>
+            <wp:docPr id="937154386" name="Picture 4"/>
+            <wp:cNvGraphicFramePr>
+              <a:graphicFrameLocks xmlns:a="http://schemas.openxmlformats.org/drawingml/2006/main" noChangeAspect="1"/>
+            </wp:cNvGraphicFramePr>
+            <a:graphic xmlns:a="http://schemas.openxmlformats.org/drawingml/2006/main">
+              <a:graphicData uri="http://schemas.openxmlformats.org/drawingml/2006/picture">
+                <pic:pic xmlns:pic="http://schemas.openxmlformats.org/drawingml/2006/picture">
+                  <pic:nvPicPr>
+                    <pic:cNvPr id="937154386" name="Picture 4"/>
+                    <pic:cNvPicPr>
+                      <a:picLocks noChangeAspect="1" noChangeArrowheads="1"/>
+                    </pic:cNvPicPr>
+                  </pic:nvPicPr>
+                  <pic:blipFill>
+                    <a:blip r:embed="rId25">
+                      <a:extLst>
+                        <a:ext uri="{28A0092B-C50C-407E-A947-70E740481C1C}">
+                          <a14:useLocalDpi xmlns:a14="http://schemas.microsoft.com/office/drawing/2010/main" val="0"/>
+                        </a:ext>
+                      </a:extLst>
+                    </a:blip>
+                    <a:stretch>
+                      <a:fillRect/>
+                    </a:stretch>
+                  </pic:blipFill>
+                  <pic:spPr bwMode="auto">
+                    <a:xfrm>
+                      <a:off x="0" y="0"/>
+                      <a:ext cx="4575785" cy="3207366"/>
+                    </a:xfrm>
+                    <a:prstGeom prst="rect">
+                      <a:avLst/>
+                    </a:prstGeom>
+                    <a:noFill/>
+                  </pic:spPr>
+                </pic:pic>
+              </a:graphicData>
+            </a:graphic>
+          </wp:inline>
+        </w:drawing>
+      </w:r>
+    </w:p>
+    <w:p>
+      <w:pPr>
+        <w:pStyle w:val="ListParagraph"/>
+        <w:spacing w:after="0" w:line="360" w:lineRule="auto"/>
+        <w:ind w:left="420"/>
+        <w:jc w:val="center"/>
+        <w:rPr>
+          <w:rFonts w:ascii="Times New Roman" w:hAnsi="Times New Roman" w:cs="Times New Roman"/>
+          <w:i/>
+          <w:iCs/>
+          <w:sz w:val="20"/>
+          <w:szCs w:val="20"/>
+        </w:rPr>
+      </w:pPr>
+      <w:r>
+        <w:rPr>
+          <w:rFonts w:ascii="Times New Roman" w:hAnsi="Times New Roman" w:cs="Times New Roman"/>
+          <w:i/>
+          <w:iCs/>
+          <w:sz w:val="20"/>
+          <w:szCs w:val="20"/>
+        </w:rPr>
+        <w:t xml:space="preserve">Figure </w:t>
+      </w:r>
+      <w:r>
+        <w:rPr>
+          <w:rFonts w:ascii="Times New Roman" w:hAnsi="Times New Roman" w:cs="Times New Roman"/>
+          <w:i/>
+          <w:iCs/>
+          <w:sz w:val="20"/>
+          <w:szCs w:val="20"/>
+        </w:rPr>
+        <w:t>3.1.6.</w:t>
+      </w:r>
+      <w:r>
+        <w:rPr>
+          <w:rFonts w:ascii="Times New Roman" w:hAnsi="Times New Roman" w:cs="Times New Roman"/>
+          <w:i/>
+          <w:iCs/>
+          <w:sz w:val="20"/>
+          <w:szCs w:val="20"/>
+        </w:rPr>
+        <w:t>4</w:t>
+      </w:r>
+      <w:r>
+        <w:rPr>
+          <w:rFonts w:ascii="Times New Roman" w:hAnsi="Times New Roman" w:cs="Times New Roman"/>
+          <w:i/>
+          <w:iCs/>
+          <w:sz w:val="20"/>
+          <w:szCs w:val="20"/>
+        </w:rPr>
+        <w:t xml:space="preserve"> State diagram of </w:t>
+      </w:r>
+      <w:r>
+        <w:rPr>
+          <w:rFonts w:ascii="Times New Roman" w:hAnsi="Times New Roman" w:cs="Times New Roman"/>
+          <w:i/>
+          <w:iCs/>
+          <w:sz w:val="20"/>
+          <w:szCs w:val="20"/>
+        </w:rPr>
+        <w:t>Doctor Consultation</w:t>
+      </w:r>
+    </w:p>
+    <w:p>
+      <w:pPr>
+        <w:pStyle w:val="ListParagraph"/>
+        <w:spacing w:after="0" w:line="360" w:lineRule="auto"/>
+        <w:ind w:left="420"/>
+        <w:jc w:val="center"/>
+        <w:rPr>
+          <w:rFonts w:ascii="Times New Roman" w:hAnsi="Times New Roman" w:cs="Times New Roman"/>
+          <w:i/>
+          <w:iCs/>
+          <w:sz w:val="20"/>
+          <w:szCs w:val="20"/>
+        </w:rPr>
+      </w:pPr>
+    </w:p>
+    <w:p>
+      <w:pPr>
+        <w:pStyle w:val="ListParagraph"/>
+        <w:spacing w:after="0" w:line="360" w:lineRule="auto"/>
+        <w:ind w:left="420"/>
+        <w:jc w:val="center"/>
+        <w:rPr>
+          <w:rFonts w:ascii="Times New Roman" w:hAnsi="Times New Roman" w:cs="Times New Roman"/>
+          <w:b/>
+          <w:bCs/>
+          <w:sz w:val="28"/>
+          <w:szCs w:val="28"/>
+        </w:rPr>
+      </w:pPr>
+      <w:r>
+        <w:rPr>
+          <w:rFonts w:ascii="Times New Roman" w:eastAsia="Times New Roman" w:hAnsi="Times New Roman" w:cs="Times New Roman"/>
+          <w:b/>
+          <w:bCs/>
+          <w:noProof/>
+          <w:sz w:val="28"/>
+          <w:szCs w:val="28"/>
+        </w:rPr>
+        <w:lastRenderedPageBreak/>
+        <w:drawing>
+          <wp:inline distT="0" distB="0" distL="0" distR="0" wp14:anchorId="166601C2" wp14:editId="63A30A80">
+            <wp:extent cx="4519246" cy="3200399"/>
+            <wp:effectExtent l="0" t="0" r="0" b="635"/>
+            <wp:docPr id="1666907928" name="Picture 4"/>
+            <wp:cNvGraphicFramePr>
+              <a:graphicFrameLocks xmlns:a="http://schemas.openxmlformats.org/drawingml/2006/main" noChangeAspect="1"/>
+            </wp:cNvGraphicFramePr>
+            <a:graphic xmlns:a="http://schemas.openxmlformats.org/drawingml/2006/main">
+              <a:graphicData uri="http://schemas.openxmlformats.org/drawingml/2006/picture">
+                <pic:pic xmlns:pic="http://schemas.openxmlformats.org/drawingml/2006/picture">
+                  <pic:nvPicPr>
+                    <pic:cNvPr id="1666907928" name="Picture 4"/>
+                    <pic:cNvPicPr>
+                      <a:picLocks noChangeAspect="1" noChangeArrowheads="1"/>
+                    </pic:cNvPicPr>
+                  </pic:nvPicPr>
+                  <pic:blipFill>
+                    <a:blip r:embed="rId26">
+                      <a:extLst>
+                        <a:ext uri="{28A0092B-C50C-407E-A947-70E740481C1C}">
+                          <a14:useLocalDpi xmlns:a14="http://schemas.microsoft.com/office/drawing/2010/main" val="0"/>
+                        </a:ext>
+                      </a:extLst>
+                    </a:blip>
+                    <a:stretch>
+                      <a:fillRect/>
+                    </a:stretch>
+                  </pic:blipFill>
+                  <pic:spPr bwMode="auto">
+                    <a:xfrm>
+                      <a:off x="0" y="0"/>
+                      <a:ext cx="4519246" cy="3200399"/>
+                    </a:xfrm>
+                    <a:prstGeom prst="rect">
+                      <a:avLst/>
+                    </a:prstGeom>
+                    <a:noFill/>
+                  </pic:spPr>
+                </pic:pic>
+              </a:graphicData>
+            </a:graphic>
+          </wp:inline>
+        </w:drawing>
+      </w:r>
+    </w:p>
+    <w:p>
+      <w:pPr>
+        <w:pStyle w:val="ListParagraph"/>
+        <w:spacing w:after="0" w:line="360" w:lineRule="auto"/>
+        <w:ind w:left="420"/>
+        <w:jc w:val="center"/>
+        <w:rPr>
+          <w:rFonts w:ascii="Times New Roman" w:hAnsi="Times New Roman" w:cs="Times New Roman"/>
+          <w:i/>
+          <w:iCs/>
+          <w:sz w:val="20"/>
+          <w:szCs w:val="20"/>
+        </w:rPr>
+      </w:pPr>
+      <w:r>
+        <w:rPr>
+          <w:rFonts w:ascii="Times New Roman" w:hAnsi="Times New Roman" w:cs="Times New Roman"/>
+          <w:i/>
+          <w:iCs/>
+          <w:sz w:val="20"/>
+          <w:szCs w:val="20"/>
+        </w:rPr>
+        <w:t xml:space="preserve">Figure </w:t>
+      </w:r>
+      <w:r>
+        <w:rPr>
+          <w:rFonts w:ascii="Times New Roman" w:hAnsi="Times New Roman" w:cs="Times New Roman"/>
+          <w:i/>
+          <w:iCs/>
+          <w:sz w:val="20"/>
+          <w:szCs w:val="20"/>
+        </w:rPr>
+        <w:t>3.1.6.</w:t>
+      </w:r>
+      <w:r>
+        <w:rPr>
+          <w:rFonts w:ascii="Times New Roman" w:hAnsi="Times New Roman" w:cs="Times New Roman"/>
+          <w:i/>
+          <w:iCs/>
+          <w:sz w:val="20"/>
+          <w:szCs w:val="20"/>
+        </w:rPr>
+        <w:t>5</w:t>
+      </w:r>
+      <w:r>
+        <w:rPr>
+          <w:rFonts w:ascii="Times New Roman" w:hAnsi="Times New Roman" w:cs="Times New Roman"/>
+          <w:i/>
+          <w:iCs/>
+          <w:sz w:val="20"/>
+          <w:szCs w:val="20"/>
+        </w:rPr>
+        <w:t xml:space="preserve"> State diagram of </w:t>
+      </w:r>
+      <w:r>
+        <w:rPr>
+          <w:rFonts w:ascii="Times New Roman" w:hAnsi="Times New Roman" w:cs="Times New Roman"/>
+          <w:i/>
+          <w:iCs/>
+          <w:sz w:val="20"/>
+          <w:szCs w:val="20"/>
+        </w:rPr>
+        <w:t>Lab Test</w:t>
+      </w:r>
+    </w:p>
+    <w:p>
+      <w:pPr>
+        <w:pStyle w:val="ListParagraph"/>
+        <w:spacing w:after="0" w:line="360" w:lineRule="auto"/>
+        <w:ind w:left="420"/>
+        <w:jc w:val="center"/>
+        <w:rPr>
+          <w:rFonts w:ascii="Times New Roman" w:hAnsi="Times New Roman" w:cs="Times New Roman"/>
+          <w:i/>
+          <w:iCs/>
+          <w:sz w:val="20"/>
+          <w:szCs w:val="20"/>
+        </w:rPr>
+      </w:pPr>
+    </w:p>
+    <w:p>
+      <w:pPr>
+        <w:pStyle w:val="ListParagraph"/>
+        <w:spacing w:after="0" w:line="360" w:lineRule="auto"/>
+        <w:ind w:left="420"/>
+        <w:jc w:val="center"/>
+        <w:rPr>
+          <w:rFonts w:ascii="Times New Roman" w:hAnsi="Times New Roman" w:cs="Times New Roman"/>
+          <w:b/>
+          <w:bCs/>
+          <w:sz w:val="28"/>
+          <w:szCs w:val="28"/>
+        </w:rPr>
+      </w:pPr>
+      <w:r>
+        <w:rPr>
+          <w:rFonts w:ascii="Times New Roman" w:eastAsia="Times New Roman" w:hAnsi="Times New Roman" w:cs="Times New Roman"/>
+          <w:b/>
+          <w:bCs/>
+          <w:noProof/>
+          <w:sz w:val="28"/>
+          <w:szCs w:val="28"/>
+        </w:rPr>
+        <w:drawing>
+          <wp:inline distT="0" distB="0" distL="0" distR="0" wp14:anchorId="384B4927" wp14:editId="43F7F4E3">
+            <wp:extent cx="4519246" cy="3200399"/>
+            <wp:effectExtent l="0" t="0" r="0" b="635"/>
+            <wp:docPr id="954794520" name="Picture 4"/>
+            <wp:cNvGraphicFramePr>
+              <a:graphicFrameLocks xmlns:a="http://schemas.openxmlformats.org/drawingml/2006/main" noChangeAspect="1"/>
+            </wp:cNvGraphicFramePr>
+            <a:graphic xmlns:a="http://schemas.openxmlformats.org/drawingml/2006/main">
+              <a:graphicData uri="http://schemas.openxmlformats.org/drawingml/2006/picture">
+                <pic:pic xmlns:pic="http://schemas.openxmlformats.org/drawingml/2006/picture">
+                  <pic:nvPicPr>
+                    <pic:cNvPr id="954794520" name="Picture 4"/>
+                    <pic:cNvPicPr>
+                      <a:picLocks noChangeAspect="1" noChangeArrowheads="1"/>
+                    </pic:cNvPicPr>
+                  </pic:nvPicPr>
+                  <pic:blipFill>
+                    <a:blip r:embed="rId27">
+                      <a:extLst>
+                        <a:ext uri="{28A0092B-C50C-407E-A947-70E740481C1C}">
+                          <a14:useLocalDpi xmlns:a14="http://schemas.microsoft.com/office/drawing/2010/main" val="0"/>
+                        </a:ext>
+                      </a:extLst>
+                    </a:blip>
+                    <a:stretch>
+                      <a:fillRect/>
+                    </a:stretch>
+                  </pic:blipFill>
+                  <pic:spPr bwMode="auto">
+                    <a:xfrm>
+                      <a:off x="0" y="0"/>
+                      <a:ext cx="4519246" cy="3200399"/>
+                    </a:xfrm>
+                    <a:prstGeom prst="rect">
+                      <a:avLst/>
+                    </a:prstGeom>
+                    <a:noFill/>
+                  </pic:spPr>
+                </pic:pic>
+              </a:graphicData>
+            </a:graphic>
+          </wp:inline>
+        </w:drawing>
+      </w:r>
+    </w:p>
+    <w:p>
+      <w:pPr>
+        <w:pStyle w:val="ListParagraph"/>
+        <w:spacing w:after="0" w:line="360" w:lineRule="auto"/>
+        <w:ind w:left="420"/>
+        <w:jc w:val="center"/>
+        <w:rPr>
+          <w:rFonts w:ascii="Times New Roman" w:hAnsi="Times New Roman" w:cs="Times New Roman"/>
+          <w:i/>
+          <w:iCs/>
+          <w:sz w:val="20"/>
+          <w:szCs w:val="20"/>
+        </w:rPr>
+      </w:pPr>
+      <w:r>
+        <w:rPr>
+          <w:rFonts w:ascii="Times New Roman" w:hAnsi="Times New Roman" w:cs="Times New Roman"/>
+          <w:i/>
+          <w:iCs/>
+          <w:sz w:val="20"/>
+          <w:szCs w:val="20"/>
+        </w:rPr>
+        <w:t xml:space="preserve">Figure </w:t>
+      </w:r>
+      <w:r>
+        <w:rPr>
+          <w:rFonts w:ascii="Times New Roman" w:hAnsi="Times New Roman" w:cs="Times New Roman"/>
+          <w:i/>
+          <w:iCs/>
+          <w:sz w:val="20"/>
+          <w:szCs w:val="20"/>
+        </w:rPr>
+        <w:t>3.1.6.</w:t>
+      </w:r>
+      <w:r>
+        <w:rPr>
+          <w:rFonts w:ascii="Times New Roman" w:hAnsi="Times New Roman" w:cs="Times New Roman"/>
+          <w:i/>
+          <w:iCs/>
+          <w:sz w:val="20"/>
+          <w:szCs w:val="20"/>
+        </w:rPr>
+        <w:t>6</w:t>
+      </w:r>
+      <w:r>
+        <w:rPr>
+          <w:rFonts w:ascii="Times New Roman" w:hAnsi="Times New Roman" w:cs="Times New Roman"/>
+          <w:i/>
+          <w:iCs/>
+          <w:sz w:val="20"/>
+          <w:szCs w:val="20"/>
+        </w:rPr>
+        <w:t xml:space="preserve"> State diagram of </w:t>
+      </w:r>
+      <w:r>
+        <w:rPr>
+          <w:rFonts w:ascii="Times New Roman" w:hAnsi="Times New Roman" w:cs="Times New Roman"/>
+          <w:i/>
+          <w:iCs/>
+          <w:sz w:val="20"/>
+          <w:szCs w:val="20"/>
+        </w:rPr>
+        <w:t>Patient Admission</w:t>
+      </w:r>
+    </w:p>
+    <w:p>
+      <w:pPr>
+        <w:pStyle w:val="ListParagraph"/>
+        <w:spacing w:after="0" w:line="360" w:lineRule="auto"/>
+        <w:ind w:left="420"/>
+        <w:jc w:val="center"/>
+        <w:rPr>
+          <w:rFonts w:ascii="Times New Roman" w:hAnsi="Times New Roman" w:cs="Times New Roman"/>
+          <w:b/>
+          <w:bCs/>
+          <w:sz w:val="28"/>
+          <w:szCs w:val="28"/>
+        </w:rPr>
+      </w:pPr>
+      <w:r>
+        <w:rPr>
+          <w:rFonts w:ascii="Times New Roman" w:eastAsia="Times New Roman" w:hAnsi="Times New Roman" w:cs="Times New Roman"/>
+          <w:b/>
+          <w:bCs/>
+          <w:noProof/>
+          <w:sz w:val="28"/>
+          <w:szCs w:val="28"/>
+        </w:rPr>
+        <w:lastRenderedPageBreak/>
+        <w:drawing>
+          <wp:inline distT="0" distB="0" distL="0" distR="0" wp14:anchorId="0E56922A" wp14:editId="7606962D">
+            <wp:extent cx="4519246" cy="3200399"/>
+            <wp:effectExtent l="0" t="0" r="0" b="635"/>
+            <wp:docPr id="1778285600" name="Picture 4"/>
+            <wp:cNvGraphicFramePr>
+              <a:graphicFrameLocks xmlns:a="http://schemas.openxmlformats.org/drawingml/2006/main" noChangeAspect="1"/>
+            </wp:cNvGraphicFramePr>
+            <a:graphic xmlns:a="http://schemas.openxmlformats.org/drawingml/2006/main">
+              <a:graphicData uri="http://schemas.openxmlformats.org/drawingml/2006/picture">
+                <pic:pic xmlns:pic="http://schemas.openxmlformats.org/drawingml/2006/picture">
+                  <pic:nvPicPr>
+                    <pic:cNvPr id="1778285600" name="Picture 4"/>
+                    <pic:cNvPicPr>
+                      <a:picLocks noChangeAspect="1" noChangeArrowheads="1"/>
+                    </pic:cNvPicPr>
+                  </pic:nvPicPr>
+                  <pic:blipFill>
+                    <a:blip r:embed="rId28">
+                      <a:extLst>
+                        <a:ext uri="{28A0092B-C50C-407E-A947-70E740481C1C}">
+                          <a14:useLocalDpi xmlns:a14="http://schemas.microsoft.com/office/drawing/2010/main" val="0"/>
+                        </a:ext>
+                      </a:extLst>
+                    </a:blip>
+                    <a:stretch>
+                      <a:fillRect/>
+                    </a:stretch>
+                  </pic:blipFill>
+                  <pic:spPr bwMode="auto">
+                    <a:xfrm>
+                      <a:off x="0" y="0"/>
+                      <a:ext cx="4519246" cy="3200399"/>
+                    </a:xfrm>
+                    <a:prstGeom prst="rect">
+                      <a:avLst/>
+                    </a:prstGeom>
+                    <a:noFill/>
+                  </pic:spPr>
+                </pic:pic>
+              </a:graphicData>
+            </a:graphic>
+          </wp:inline>
+        </w:drawing>
+      </w:r>
+    </w:p>
+    <w:p>
+      <w:pPr>
+        <w:pStyle w:val="ListParagraph"/>
+        <w:spacing w:after="0" w:line="360" w:lineRule="auto"/>
+        <w:ind w:left="420"/>
+        <w:jc w:val="center"/>
+        <w:rPr>
+          <w:rFonts w:ascii="Times New Roman" w:hAnsi="Times New Roman" w:cs="Times New Roman"/>
+          <w:i/>
+          <w:iCs/>
+          <w:sz w:val="20"/>
+          <w:szCs w:val="20"/>
+        </w:rPr>
+      </w:pPr>
+      <w:r>
+        <w:rPr>
+          <w:rFonts w:ascii="Times New Roman" w:hAnsi="Times New Roman" w:cs="Times New Roman"/>
+          <w:i/>
+          <w:iCs/>
+          <w:sz w:val="20"/>
+          <w:szCs w:val="20"/>
+        </w:rPr>
+        <w:t xml:space="preserve">Figure </w:t>
+      </w:r>
+      <w:r>
+        <w:rPr>
+          <w:rFonts w:ascii="Times New Roman" w:hAnsi="Times New Roman" w:cs="Times New Roman"/>
+          <w:i/>
+          <w:iCs/>
+          <w:sz w:val="20"/>
+          <w:szCs w:val="20"/>
+        </w:rPr>
+        <w:t>3.1.6.</w:t>
+      </w:r>
+      <w:r>
+        <w:rPr>
+          <w:rFonts w:ascii="Times New Roman" w:hAnsi="Times New Roman" w:cs="Times New Roman"/>
+          <w:i/>
+          <w:iCs/>
+          <w:sz w:val="20"/>
+          <w:szCs w:val="20"/>
+        </w:rPr>
+        <w:t>7</w:t>
+      </w:r>
+      <w:r>
+        <w:rPr>
+          <w:rFonts w:ascii="Times New Roman" w:hAnsi="Times New Roman" w:cs="Times New Roman"/>
+          <w:i/>
+          <w:iCs/>
+          <w:sz w:val="20"/>
+          <w:szCs w:val="20"/>
+        </w:rPr>
+        <w:t xml:space="preserve"> State diagram of </w:t>
+      </w:r>
+      <w:r>
+        <w:rPr>
+          <w:rFonts w:ascii="Times New Roman" w:hAnsi="Times New Roman" w:cs="Times New Roman"/>
+          <w:i/>
+          <w:iCs/>
+          <w:sz w:val="20"/>
+          <w:szCs w:val="20"/>
+        </w:rPr>
+        <w:t>Surgery</w:t>
+      </w:r>
+    </w:p>
+    <w:p>
+      <w:pPr>
+        <w:pStyle w:val="ListParagraph"/>
+        <w:spacing w:after="0" w:line="360" w:lineRule="auto"/>
+        <w:ind w:left="420"/>
+        <w:jc w:val="center"/>
+        <w:rPr>
+          <w:rFonts w:ascii="Times New Roman" w:hAnsi="Times New Roman" w:cs="Times New Roman"/>
+          <w:i/>
+          <w:iCs/>
+          <w:sz w:val="20"/>
+          <w:szCs w:val="20"/>
+        </w:rPr>
+      </w:pPr>
+    </w:p>
+    <w:p>
+      <w:pPr>
+        <w:pStyle w:val="ListParagraph"/>
+        <w:spacing w:after="0" w:line="360" w:lineRule="auto"/>
+        <w:ind w:left="420"/>
+        <w:jc w:val="center"/>
+        <w:rPr>
+          <w:rFonts w:ascii="Times New Roman" w:hAnsi="Times New Roman" w:cs="Times New Roman"/>
+          <w:b/>
+          <w:bCs/>
+          <w:sz w:val="28"/>
+          <w:szCs w:val="28"/>
+        </w:rPr>
+      </w:pPr>
+      <w:r>
+        <w:rPr>
+          <w:rFonts w:ascii="Times New Roman" w:eastAsia="Times New Roman" w:hAnsi="Times New Roman" w:cs="Times New Roman"/>
+          <w:b/>
+          <w:bCs/>
+          <w:noProof/>
+          <w:sz w:val="28"/>
+          <w:szCs w:val="28"/>
+        </w:rPr>
+        <w:drawing>
+          <wp:inline distT="0" distB="0" distL="0" distR="0" wp14:anchorId="4231DB84" wp14:editId="6BB01ACA">
+            <wp:extent cx="4519246" cy="3200399"/>
+            <wp:effectExtent l="0" t="0" r="0" b="635"/>
+            <wp:docPr id="78308105" name="Picture 4"/>
+            <wp:cNvGraphicFramePr>
+              <a:graphicFrameLocks xmlns:a="http://schemas.openxmlformats.org/drawingml/2006/main" noChangeAspect="1"/>
+            </wp:cNvGraphicFramePr>
+            <a:graphic xmlns:a="http://schemas.openxmlformats.org/drawingml/2006/main">
+              <a:graphicData uri="http://schemas.openxmlformats.org/drawingml/2006/picture">
+                <pic:pic xmlns:pic="http://schemas.openxmlformats.org/drawingml/2006/picture">
+                  <pic:nvPicPr>
+                    <pic:cNvPr id="78308105" name="Picture 4"/>
+                    <pic:cNvPicPr>
+                      <a:picLocks noChangeAspect="1" noChangeArrowheads="1"/>
+                    </pic:cNvPicPr>
+                  </pic:nvPicPr>
+                  <pic:blipFill>
+                    <a:blip r:embed="rId29">
+                      <a:extLst>
+                        <a:ext uri="{28A0092B-C50C-407E-A947-70E740481C1C}">
+                          <a14:useLocalDpi xmlns:a14="http://schemas.microsoft.com/office/drawing/2010/main" val="0"/>
+                        </a:ext>
+                      </a:extLst>
+                    </a:blip>
+                    <a:stretch>
+                      <a:fillRect/>
+                    </a:stretch>
+                  </pic:blipFill>
+                  <pic:spPr bwMode="auto">
+                    <a:xfrm>
+                      <a:off x="0" y="0"/>
+                      <a:ext cx="4519246" cy="3200399"/>
+                    </a:xfrm>
+                    <a:prstGeom prst="rect">
+                      <a:avLst/>
+                    </a:prstGeom>
+                    <a:noFill/>
+                  </pic:spPr>
+                </pic:pic>
+              </a:graphicData>
+            </a:graphic>
+          </wp:inline>
+        </w:drawing>
+      </w:r>
+    </w:p>
+    <w:p>
+      <w:pPr>
+        <w:pStyle w:val="ListParagraph"/>
+        <w:spacing w:after="0" w:line="360" w:lineRule="auto"/>
+        <w:ind w:left="420"/>
+        <w:jc w:val="center"/>
+        <w:rPr>
+          <w:rFonts w:ascii="Times New Roman" w:hAnsi="Times New Roman" w:cs="Times New Roman"/>
+          <w:i/>
+          <w:iCs/>
+          <w:sz w:val="20"/>
+          <w:szCs w:val="20"/>
+        </w:rPr>
+      </w:pPr>
+      <w:r>
+        <w:rPr>
+          <w:rFonts w:ascii="Times New Roman" w:hAnsi="Times New Roman" w:cs="Times New Roman"/>
+          <w:i/>
+          <w:iCs/>
+          <w:sz w:val="20"/>
+          <w:szCs w:val="20"/>
+        </w:rPr>
+        <w:t xml:space="preserve">Figure </w:t>
+      </w:r>
+      <w:r>
+        <w:rPr>
+          <w:rFonts w:ascii="Times New Roman" w:hAnsi="Times New Roman" w:cs="Times New Roman"/>
+          <w:i/>
+          <w:iCs/>
+          <w:sz w:val="20"/>
+          <w:szCs w:val="20"/>
+        </w:rPr>
+        <w:t>3.1.6.</w:t>
+      </w:r>
+      <w:r>
+        <w:rPr>
+          <w:rFonts w:ascii="Times New Roman" w:hAnsi="Times New Roman" w:cs="Times New Roman"/>
+          <w:i/>
+          <w:iCs/>
+          <w:sz w:val="20"/>
+          <w:szCs w:val="20"/>
+        </w:rPr>
+        <w:t>8</w:t>
+      </w:r>
+      <w:r>
+        <w:rPr>
+          <w:rFonts w:ascii="Times New Roman" w:hAnsi="Times New Roman" w:cs="Times New Roman"/>
+          <w:i/>
+          <w:iCs/>
+          <w:sz w:val="20"/>
+          <w:szCs w:val="20"/>
+        </w:rPr>
+        <w:t xml:space="preserve"> State diagram of B</w:t>
+      </w:r>
+      <w:r>
+        <w:rPr>
+          <w:rFonts w:ascii="Times New Roman" w:hAnsi="Times New Roman" w:cs="Times New Roman"/>
+          <w:i/>
+          <w:iCs/>
+          <w:sz w:val="20"/>
+          <w:szCs w:val="20"/>
+        </w:rPr>
+        <w:t>illing</w:t>
+      </w:r>
+    </w:p>
+    <w:p>
+      <w:pPr>
+        <w:pStyle w:val="ListParagraph"/>
+        <w:spacing w:after="0" w:line="360" w:lineRule="auto"/>
+        <w:ind w:left="420"/>
+        <w:jc w:val="center"/>
+        <w:rPr>
+          <w:rFonts w:ascii="Times New Roman" w:hAnsi="Times New Roman" w:cs="Times New Roman"/>
+          <w:b/>
+          <w:bCs/>
+          <w:sz w:val="28"/>
+          <w:szCs w:val="28"/>
+        </w:rPr>
+      </w:pPr>
+      <w:r>
+        <w:rPr>
+          <w:rFonts w:ascii="Times New Roman" w:eastAsia="Times New Roman" w:hAnsi="Times New Roman" w:cs="Times New Roman"/>
+          <w:b/>
+          <w:bCs/>
+          <w:noProof/>
+          <w:sz w:val="28"/>
+          <w:szCs w:val="28"/>
+        </w:rPr>
+        <w:lastRenderedPageBreak/>
+        <w:drawing>
+          <wp:inline distT="0" distB="0" distL="0" distR="0" wp14:anchorId="22872C88" wp14:editId="3907818E">
+            <wp:extent cx="4519246" cy="3200399"/>
+            <wp:effectExtent l="0" t="0" r="0" b="635"/>
+            <wp:docPr id="1965152988" name="Picture 4"/>
+            <wp:cNvGraphicFramePr>
+              <a:graphicFrameLocks xmlns:a="http://schemas.openxmlformats.org/drawingml/2006/main" noChangeAspect="1"/>
+            </wp:cNvGraphicFramePr>
+            <a:graphic xmlns:a="http://schemas.openxmlformats.org/drawingml/2006/main">
+              <a:graphicData uri="http://schemas.openxmlformats.org/drawingml/2006/picture">
+                <pic:pic xmlns:pic="http://schemas.openxmlformats.org/drawingml/2006/picture">
+                  <pic:nvPicPr>
+                    <pic:cNvPr id="1965152988" name="Picture 4"/>
+                    <pic:cNvPicPr>
+                      <a:picLocks noChangeAspect="1" noChangeArrowheads="1"/>
+                    </pic:cNvPicPr>
+                  </pic:nvPicPr>
+                  <pic:blipFill>
+                    <a:blip r:embed="rId30">
+                      <a:extLst>
+                        <a:ext uri="{28A0092B-C50C-407E-A947-70E740481C1C}">
+                          <a14:useLocalDpi xmlns:a14="http://schemas.microsoft.com/office/drawing/2010/main" val="0"/>
+                        </a:ext>
+                      </a:extLst>
+                    </a:blip>
+                    <a:stretch>
+                      <a:fillRect/>
+                    </a:stretch>
+                  </pic:blipFill>
+                  <pic:spPr bwMode="auto">
+                    <a:xfrm>
+                      <a:off x="0" y="0"/>
+                      <a:ext cx="4519246" cy="3200399"/>
+                    </a:xfrm>
+                    <a:prstGeom prst="rect">
+                      <a:avLst/>
+                    </a:prstGeom>
+                    <a:noFill/>
+                  </pic:spPr>
+                </pic:pic>
+              </a:graphicData>
+            </a:graphic>
+          </wp:inline>
+        </w:drawing>
+      </w:r>
+    </w:p>
+    <w:p>
+      <w:pPr>
+        <w:pStyle w:val="ListParagraph"/>
+        <w:spacing w:after="0" w:line="360" w:lineRule="auto"/>
+        <w:ind w:left="420"/>
+        <w:jc w:val="center"/>
+        <w:rPr>
+          <w:rFonts w:ascii="Times New Roman" w:hAnsi="Times New Roman" w:cs="Times New Roman"/>
+          <w:i/>
+          <w:iCs/>
+          <w:sz w:val="20"/>
+          <w:szCs w:val="20"/>
+        </w:rPr>
+      </w:pPr>
+      <w:r>
+        <w:rPr>
+          <w:rFonts w:ascii="Times New Roman" w:hAnsi="Times New Roman" w:cs="Times New Roman"/>
+          <w:i/>
+          <w:iCs/>
+          <w:sz w:val="20"/>
+          <w:szCs w:val="20"/>
+        </w:rPr>
+        <w:t xml:space="preserve">Figure </w:t>
+      </w:r>
+      <w:r>
+        <w:rPr>
+          <w:rFonts w:ascii="Times New Roman" w:hAnsi="Times New Roman" w:cs="Times New Roman"/>
+          <w:i/>
+          <w:iCs/>
+          <w:sz w:val="20"/>
+          <w:szCs w:val="20"/>
+        </w:rPr>
+        <w:t>3.1.6.1</w:t>
+      </w:r>
+      <w:r>
+        <w:rPr>
+          <w:rFonts w:ascii="Times New Roman" w:hAnsi="Times New Roman" w:cs="Times New Roman"/>
+          <w:i/>
+          <w:iCs/>
+          <w:sz w:val="20"/>
+          <w:szCs w:val="20"/>
+        </w:rPr>
+        <w:t xml:space="preserve"> State diagram of </w:t>
+      </w:r>
+      <w:r>
+        <w:rPr>
+          <w:rFonts w:ascii="Times New Roman" w:hAnsi="Times New Roman" w:cs="Times New Roman"/>
+          <w:i/>
+          <w:iCs/>
+          <w:sz w:val="20"/>
+          <w:szCs w:val="20"/>
+        </w:rPr>
+        <w:t>Patient Discharge</w:t>
+      </w:r>
+    </w:p>
+    <w:p>
+      <w:pPr>
+        <w:pStyle w:val="ListParagraph"/>
+        <w:spacing w:after="0" w:line="360" w:lineRule="auto"/>
+        <w:ind w:left="420"/>
+        <w:jc w:val="center"/>
+        <w:rPr>
+          <w:rFonts w:ascii="Times New Roman" w:hAnsi="Times New Roman" w:cs="Times New Roman"/>
+          <w:i/>
+          <w:iCs/>
+          <w:sz w:val="20"/>
+          <w:szCs w:val="20"/>
+        </w:rPr>
+      </w:pPr>
+    </w:p>
+    <w:p>
+      <w:pPr>
+        <w:pStyle w:val="ListParagraph"/>
+        <w:spacing w:after="0" w:line="360" w:lineRule="auto"/>
+        <w:ind w:left="420"/>
+        <w:jc w:val="center"/>
+        <w:rPr>
+          <w:rFonts w:ascii="Times New Roman" w:hAnsi="Times New Roman" w:cs="Times New Roman"/>
+          <w:i/>
+          <w:iCs/>
+          <w:sz w:val="20"/>
+          <w:szCs w:val="20"/>
+        </w:rPr>
+      </w:pPr>
+    </w:p>
+    <w:p>
+      <w:pPr>
+        <w:pStyle w:val="ListParagraph"/>
+        <w:spacing w:after="0" w:line="360" w:lineRule="auto"/>
+        <w:ind w:left="420"/>
+        <w:jc w:val="center"/>
+        <w:rPr>
+          <w:rFonts w:ascii="Times New Roman" w:hAnsi="Times New Roman" w:cs="Times New Roman"/>
+          <w:i/>
+          <w:iCs/>
+          <w:sz w:val="20"/>
+          <w:szCs w:val="20"/>
+        </w:rPr>
+      </w:pPr>
+    </w:p>
+    <w:p>
+      <w:pPr>
+        <w:pStyle w:val="ListParagraph"/>
+        <w:spacing w:after="0" w:line="360" w:lineRule="auto"/>
+        <w:ind w:left="420"/>
+        <w:jc w:val="center"/>
+        <w:rPr>
+          <w:rFonts w:ascii="Times New Roman" w:hAnsi="Times New Roman" w:cs="Times New Roman"/>
+          <w:i/>
+          <w:iCs/>
+          <w:sz w:val="20"/>
+          <w:szCs w:val="20"/>
+        </w:rPr>
+      </w:pPr>
+    </w:p>
+    <w:p>
+      <w:pPr>
+        <w:pStyle w:val="ListParagraph"/>
+        <w:spacing w:after="0" w:line="360" w:lineRule="auto"/>
+        <w:ind w:left="420"/>
+        <w:jc w:val="center"/>
+        <w:rPr>
+          <w:rFonts w:ascii="Times New Roman" w:hAnsi="Times New Roman" w:cs="Times New Roman"/>
+          <w:i/>
+          <w:iCs/>
+          <w:sz w:val="20"/>
+          <w:szCs w:val="20"/>
+        </w:rPr>
+      </w:pPr>
     </w:p>
     <w:p>
       <w:pPr>
@@ -9322,7 +13532,7 @@
                     </pic:cNvPicPr>
                   </pic:nvPicPr>
                   <pic:blipFill>
-                    <a:blip r:embed="rId14">
+                    <a:blip r:embed="rId31">
                       <a:extLst>
                         <a:ext uri="{28A0092B-C50C-407E-A947-70E740481C1C}">
                           <a14:useLocalDpi xmlns:a14="http://schemas.microsoft.com/office/drawing/2010/main" val="0"/>
@@ -9681,19 +13891,8 @@
                 <w:sz w:val="24"/>
                 <w:szCs w:val="24"/>
               </w:rPr>
-              <w:t xml:space="preserve">Keys &amp; </w:t>
-            </w:r>
-            <w:proofErr w:type="gramStart"/>
-            <w:r>
-              <w:rPr>
-                <w:rFonts w:ascii="Times New Roman" w:hAnsi="Times New Roman" w:cs="Times New Roman"/>
-                <w:color w:val="000000" w:themeColor="text1"/>
-                <w:sz w:val="24"/>
-                <w:szCs w:val="24"/>
-              </w:rPr>
-              <w:t>Constrains</w:t>
-            </w:r>
-            <w:proofErr w:type="gramEnd"/>
+              <w:t>Keys &amp; Constrains</w:t>
+            </w:r>
           </w:p>
         </w:tc>
         <w:tc>
@@ -9744,7 +13943,6 @@
                 <w:szCs w:val="24"/>
               </w:rPr>
             </w:pPr>
-            <w:proofErr w:type="spellStart"/>
             <w:r>
               <w:rPr>
                 <w:rFonts w:ascii="Times New Roman" w:hAnsi="Times New Roman" w:cs="Times New Roman"/>
@@ -9754,7 +13952,6 @@
               </w:rPr>
               <w:t>BookID</w:t>
             </w:r>
-            <w:proofErr w:type="spellEnd"/>
           </w:p>
         </w:tc>
         <w:tc>
@@ -9877,7 +14074,6 @@
                 <w:szCs w:val="24"/>
               </w:rPr>
             </w:pPr>
-            <w:proofErr w:type="spellStart"/>
             <w:r>
               <w:rPr>
                 <w:rFonts w:ascii="Times New Roman" w:hAnsi="Times New Roman" w:cs="Times New Roman"/>
@@ -9887,7 +14083,6 @@
               </w:rPr>
               <w:t>BookName</w:t>
             </w:r>
-            <w:proofErr w:type="spellEnd"/>
           </w:p>
         </w:tc>
         <w:tc>
@@ -9906,7 +14101,6 @@
                 <w:szCs w:val="24"/>
               </w:rPr>
             </w:pPr>
-            <w:proofErr w:type="gramStart"/>
             <w:r>
               <w:rPr>
                 <w:rFonts w:ascii="Times New Roman" w:hAnsi="Times New Roman" w:cs="Times New Roman"/>
@@ -9914,17 +14108,7 @@
                 <w:sz w:val="24"/>
                 <w:szCs w:val="24"/>
               </w:rPr>
-              <w:t>varchar(</w:t>
-            </w:r>
-            <w:proofErr w:type="gramEnd"/>
-            <w:r>
-              <w:rPr>
-                <w:rFonts w:ascii="Times New Roman" w:hAnsi="Times New Roman" w:cs="Times New Roman"/>
-                <w:color w:val="000000" w:themeColor="text1"/>
-                <w:sz w:val="24"/>
-                <w:szCs w:val="24"/>
-              </w:rPr>
-              <w:t>100)</w:t>
+              <w:t>varchar(100)</w:t>
             </w:r>
           </w:p>
         </w:tc>
@@ -10039,7 +14223,6 @@
                 <w:szCs w:val="24"/>
               </w:rPr>
             </w:pPr>
-            <w:proofErr w:type="gramStart"/>
             <w:r>
               <w:rPr>
                 <w:rFonts w:ascii="Times New Roman" w:hAnsi="Times New Roman" w:cs="Times New Roman"/>
@@ -10047,17 +14230,7 @@
                 <w:sz w:val="24"/>
                 <w:szCs w:val="24"/>
               </w:rPr>
-              <w:t>varchar(</w:t>
-            </w:r>
-            <w:proofErr w:type="gramEnd"/>
-            <w:r>
-              <w:rPr>
-                <w:rFonts w:ascii="Times New Roman" w:hAnsi="Times New Roman" w:cs="Times New Roman"/>
-                <w:color w:val="000000" w:themeColor="text1"/>
-                <w:sz w:val="24"/>
-                <w:szCs w:val="24"/>
-              </w:rPr>
-              <w:t>100)</w:t>
+              <w:t>varchar(100)</w:t>
             </w:r>
           </w:p>
         </w:tc>
@@ -10145,7 +14318,6 @@
                 <w:szCs w:val="24"/>
               </w:rPr>
             </w:pPr>
-            <w:proofErr w:type="spellStart"/>
             <w:r>
               <w:rPr>
                 <w:rFonts w:ascii="Times New Roman" w:hAnsi="Times New Roman" w:cs="Times New Roman"/>
@@ -10155,7 +14327,6 @@
               </w:rPr>
               <w:t>Publication_year</w:t>
             </w:r>
-            <w:proofErr w:type="spellEnd"/>
           </w:p>
         </w:tc>
         <w:tc>
@@ -10296,7 +14467,6 @@
                 <w:szCs w:val="24"/>
               </w:rPr>
             </w:pPr>
-            <w:proofErr w:type="gramStart"/>
             <w:r>
               <w:rPr>
                 <w:rFonts w:ascii="Times New Roman" w:hAnsi="Times New Roman" w:cs="Times New Roman"/>
@@ -10304,17 +14474,7 @@
                 <w:sz w:val="24"/>
                 <w:szCs w:val="24"/>
               </w:rPr>
-              <w:t>varchar(</w:t>
-            </w:r>
-            <w:proofErr w:type="gramEnd"/>
-            <w:r>
-              <w:rPr>
-                <w:rFonts w:ascii="Times New Roman" w:hAnsi="Times New Roman" w:cs="Times New Roman"/>
-                <w:color w:val="000000" w:themeColor="text1"/>
-                <w:sz w:val="24"/>
-                <w:szCs w:val="24"/>
-              </w:rPr>
-              <w:t>50)</w:t>
+              <w:t>varchar(50)</w:t>
             </w:r>
           </w:p>
         </w:tc>
@@ -10612,19 +14772,8 @@
                 <w:sz w:val="24"/>
                 <w:szCs w:val="24"/>
               </w:rPr>
-              <w:t xml:space="preserve">Keys &amp; </w:t>
-            </w:r>
-            <w:proofErr w:type="gramStart"/>
-            <w:r>
-              <w:rPr>
-                <w:rFonts w:ascii="Times New Roman" w:hAnsi="Times New Roman" w:cs="Times New Roman"/>
-                <w:color w:val="000000" w:themeColor="text1"/>
-                <w:sz w:val="24"/>
-                <w:szCs w:val="24"/>
-              </w:rPr>
-              <w:t>Constrains</w:t>
-            </w:r>
-            <w:proofErr w:type="gramEnd"/>
+              <w:t>Keys &amp; Constrains</w:t>
+            </w:r>
           </w:p>
         </w:tc>
         <w:tc>
@@ -10675,7 +14824,6 @@
                 <w:szCs w:val="24"/>
               </w:rPr>
             </w:pPr>
-            <w:proofErr w:type="spellStart"/>
             <w:r>
               <w:rPr>
                 <w:rFonts w:ascii="Times New Roman" w:hAnsi="Times New Roman" w:cs="Times New Roman"/>
@@ -10685,7 +14833,6 @@
               </w:rPr>
               <w:t>BorrowerID</w:t>
             </w:r>
-            <w:proofErr w:type="spellEnd"/>
           </w:p>
         </w:tc>
         <w:tc>
@@ -10808,7 +14955,6 @@
                 <w:szCs w:val="24"/>
               </w:rPr>
             </w:pPr>
-            <w:proofErr w:type="spellStart"/>
             <w:r>
               <w:rPr>
                 <w:rFonts w:ascii="Times New Roman" w:hAnsi="Times New Roman" w:cs="Times New Roman"/>
@@ -10818,7 +14964,6 @@
               </w:rPr>
               <w:t>BookID</w:t>
             </w:r>
-            <w:proofErr w:type="spellEnd"/>
           </w:p>
         </w:tc>
         <w:tc>
@@ -10837,7 +14982,6 @@
                 <w:szCs w:val="24"/>
               </w:rPr>
             </w:pPr>
-            <w:proofErr w:type="gramStart"/>
             <w:r>
               <w:rPr>
                 <w:rFonts w:ascii="Times New Roman" w:hAnsi="Times New Roman" w:cs="Times New Roman"/>
@@ -10845,17 +14989,7 @@
                 <w:sz w:val="24"/>
                 <w:szCs w:val="24"/>
               </w:rPr>
-              <w:t>varchar(</w:t>
-            </w:r>
-            <w:proofErr w:type="gramEnd"/>
-            <w:r>
-              <w:rPr>
-                <w:rFonts w:ascii="Times New Roman" w:hAnsi="Times New Roman" w:cs="Times New Roman"/>
-                <w:color w:val="000000" w:themeColor="text1"/>
-                <w:sz w:val="24"/>
-                <w:szCs w:val="24"/>
-              </w:rPr>
-              <w:t>100)</w:t>
+              <w:t>varchar(100)</w:t>
             </w:r>
           </w:p>
         </w:tc>
@@ -10961,7 +15095,6 @@
                 <w:szCs w:val="24"/>
               </w:rPr>
             </w:pPr>
-            <w:proofErr w:type="spellStart"/>
             <w:r>
               <w:rPr>
                 <w:rFonts w:ascii="Times New Roman" w:hAnsi="Times New Roman" w:cs="Times New Roman"/>
@@ -10971,7 +15104,6 @@
               </w:rPr>
               <w:t>BorrowedFromDate</w:t>
             </w:r>
-            <w:proofErr w:type="spellEnd"/>
           </w:p>
         </w:tc>
         <w:tc>
@@ -10990,7 +15122,6 @@
                 <w:szCs w:val="24"/>
               </w:rPr>
             </w:pPr>
-            <w:proofErr w:type="spellStart"/>
             <w:r>
               <w:rPr>
                 <w:rFonts w:ascii="Times New Roman" w:hAnsi="Times New Roman" w:cs="Times New Roman"/>
@@ -11000,7 +15131,6 @@
               </w:rPr>
               <w:t>DateTime</w:t>
             </w:r>
-            <w:proofErr w:type="spellEnd"/>
           </w:p>
         </w:tc>
         <w:tc>
@@ -11087,7 +15217,6 @@
                 <w:szCs w:val="24"/>
               </w:rPr>
             </w:pPr>
-            <w:proofErr w:type="spellStart"/>
             <w:r>
               <w:rPr>
                 <w:rFonts w:ascii="Times New Roman" w:hAnsi="Times New Roman" w:cs="Times New Roman"/>
@@ -11097,7 +15226,6 @@
               </w:rPr>
               <w:t>BorrowedToDate</w:t>
             </w:r>
-            <w:proofErr w:type="spellEnd"/>
           </w:p>
         </w:tc>
         <w:tc>
@@ -11116,7 +15244,6 @@
                 <w:szCs w:val="24"/>
               </w:rPr>
             </w:pPr>
-            <w:proofErr w:type="spellStart"/>
             <w:r>
               <w:rPr>
                 <w:rFonts w:ascii="Times New Roman" w:hAnsi="Times New Roman" w:cs="Times New Roman"/>
@@ -11126,7 +15253,6 @@
               </w:rPr>
               <w:t>DateTime</w:t>
             </w:r>
-            <w:proofErr w:type="spellEnd"/>
           </w:p>
         </w:tc>
         <w:tc>
@@ -11213,7 +15339,6 @@
                 <w:szCs w:val="24"/>
               </w:rPr>
             </w:pPr>
-            <w:proofErr w:type="spellStart"/>
             <w:r>
               <w:rPr>
                 <w:rFonts w:ascii="Times New Roman" w:hAnsi="Times New Roman" w:cs="Times New Roman"/>
@@ -11223,7 +15348,6 @@
               </w:rPr>
               <w:t>ActualReturnDate</w:t>
             </w:r>
-            <w:proofErr w:type="spellEnd"/>
           </w:p>
         </w:tc>
         <w:tc>
@@ -11242,7 +15366,6 @@
                 <w:szCs w:val="24"/>
               </w:rPr>
             </w:pPr>
-            <w:proofErr w:type="spellStart"/>
             <w:r>
               <w:rPr>
                 <w:rFonts w:ascii="Times New Roman" w:hAnsi="Times New Roman" w:cs="Times New Roman"/>
@@ -11252,7 +15375,6 @@
               </w:rPr>
               <w:t>DateTime</w:t>
             </w:r>
-            <w:proofErr w:type="spellEnd"/>
           </w:p>
         </w:tc>
         <w:tc>
@@ -11338,7 +15460,6 @@
                 <w:szCs w:val="24"/>
               </w:rPr>
             </w:pPr>
-            <w:proofErr w:type="spellStart"/>
             <w:r>
               <w:rPr>
                 <w:rFonts w:ascii="Times New Roman" w:hAnsi="Times New Roman" w:cs="Times New Roman"/>
@@ -11348,7 +15469,6 @@
               </w:rPr>
               <w:t>IssuedBy</w:t>
             </w:r>
-            <w:proofErr w:type="spellEnd"/>
           </w:p>
         </w:tc>
         <w:tc>
@@ -11686,19 +15806,8 @@
                 <w:sz w:val="24"/>
                 <w:szCs w:val="24"/>
               </w:rPr>
-              <w:t xml:space="preserve">Keys &amp; </w:t>
-            </w:r>
-            <w:proofErr w:type="gramStart"/>
-            <w:r>
-              <w:rPr>
-                <w:rFonts w:ascii="Times New Roman" w:hAnsi="Times New Roman" w:cs="Times New Roman"/>
-                <w:color w:val="000000" w:themeColor="text1"/>
-                <w:sz w:val="24"/>
-                <w:szCs w:val="24"/>
-              </w:rPr>
-              <w:t>Constrains</w:t>
-            </w:r>
-            <w:proofErr w:type="gramEnd"/>
+              <w:t>Keys &amp; Constrains</w:t>
+            </w:r>
           </w:p>
         </w:tc>
         <w:tc>
@@ -11749,7 +15858,6 @@
                 <w:szCs w:val="24"/>
               </w:rPr>
             </w:pPr>
-            <w:proofErr w:type="spellStart"/>
             <w:r>
               <w:rPr>
                 <w:rFonts w:ascii="Times New Roman" w:hAnsi="Times New Roman" w:cs="Times New Roman"/>
@@ -11759,7 +15867,6 @@
               </w:rPr>
               <w:t>StaffID</w:t>
             </w:r>
-            <w:proofErr w:type="spellEnd"/>
           </w:p>
         </w:tc>
         <w:tc>
@@ -11882,7 +15989,6 @@
                 <w:szCs w:val="24"/>
               </w:rPr>
             </w:pPr>
-            <w:proofErr w:type="spellStart"/>
             <w:r>
               <w:rPr>
                 <w:rFonts w:ascii="Times New Roman" w:hAnsi="Times New Roman" w:cs="Times New Roman"/>
@@ -11892,7 +15998,6 @@
               </w:rPr>
               <w:t>StaffName</w:t>
             </w:r>
-            <w:proofErr w:type="spellEnd"/>
           </w:p>
         </w:tc>
         <w:tc>
@@ -11911,7 +16016,6 @@
                 <w:szCs w:val="24"/>
               </w:rPr>
             </w:pPr>
-            <w:proofErr w:type="gramStart"/>
             <w:r>
               <w:rPr>
                 <w:rFonts w:ascii="Times New Roman" w:hAnsi="Times New Roman" w:cs="Times New Roman"/>
@@ -11919,17 +16023,7 @@
                 <w:sz w:val="24"/>
                 <w:szCs w:val="24"/>
               </w:rPr>
-              <w:t>varchar(</w:t>
-            </w:r>
-            <w:proofErr w:type="gramEnd"/>
-            <w:r>
-              <w:rPr>
-                <w:rFonts w:ascii="Times New Roman" w:hAnsi="Times New Roman" w:cs="Times New Roman"/>
-                <w:color w:val="000000" w:themeColor="text1"/>
-                <w:sz w:val="24"/>
-                <w:szCs w:val="24"/>
-              </w:rPr>
-              <w:t>100)</w:t>
+              <w:t>varchar(100)</w:t>
             </w:r>
           </w:p>
         </w:tc>
@@ -12015,7 +16109,6 @@
                 <w:szCs w:val="24"/>
               </w:rPr>
             </w:pPr>
-            <w:proofErr w:type="spellStart"/>
             <w:r>
               <w:rPr>
                 <w:rFonts w:ascii="Times New Roman" w:hAnsi="Times New Roman" w:cs="Times New Roman"/>
@@ -12025,7 +16118,6 @@
               </w:rPr>
               <w:t>IsAdmin</w:t>
             </w:r>
-            <w:proofErr w:type="spellEnd"/>
           </w:p>
         </w:tc>
         <w:tc>
@@ -12166,7 +16258,6 @@
                 <w:szCs w:val="24"/>
               </w:rPr>
             </w:pPr>
-            <w:proofErr w:type="gramStart"/>
             <w:r>
               <w:rPr>
                 <w:rFonts w:ascii="Times New Roman" w:hAnsi="Times New Roman" w:cs="Times New Roman"/>
@@ -12174,17 +16265,7 @@
                 <w:sz w:val="24"/>
                 <w:szCs w:val="24"/>
               </w:rPr>
-              <w:t>varchar(</w:t>
-            </w:r>
-            <w:proofErr w:type="gramEnd"/>
-            <w:r>
-              <w:rPr>
-                <w:rFonts w:ascii="Times New Roman" w:hAnsi="Times New Roman" w:cs="Times New Roman"/>
-                <w:color w:val="000000" w:themeColor="text1"/>
-                <w:sz w:val="24"/>
-                <w:szCs w:val="24"/>
-              </w:rPr>
-              <w:t>100)</w:t>
+              <w:t>varchar(100)</w:t>
             </w:r>
           </w:p>
         </w:tc>
@@ -12482,19 +16563,8 @@
                 <w:sz w:val="24"/>
                 <w:szCs w:val="24"/>
               </w:rPr>
-              <w:t xml:space="preserve">Keys &amp; </w:t>
-            </w:r>
-            <w:proofErr w:type="gramStart"/>
-            <w:r>
-              <w:rPr>
-                <w:rFonts w:ascii="Times New Roman" w:hAnsi="Times New Roman" w:cs="Times New Roman"/>
-                <w:color w:val="000000" w:themeColor="text1"/>
-                <w:sz w:val="24"/>
-                <w:szCs w:val="24"/>
-              </w:rPr>
-              <w:t>Constrains</w:t>
-            </w:r>
-            <w:proofErr w:type="gramEnd"/>
+              <w:t>Keys &amp; Constrains</w:t>
+            </w:r>
           </w:p>
         </w:tc>
         <w:tc>
@@ -12545,7 +16615,6 @@
                 <w:szCs w:val="24"/>
               </w:rPr>
             </w:pPr>
-            <w:proofErr w:type="spellStart"/>
             <w:r>
               <w:rPr>
                 <w:rFonts w:ascii="Times New Roman" w:hAnsi="Times New Roman" w:cs="Times New Roman"/>
@@ -12555,7 +16624,6 @@
               </w:rPr>
               <w:t>StudentID</w:t>
             </w:r>
-            <w:proofErr w:type="spellEnd"/>
           </w:p>
         </w:tc>
         <w:tc>
@@ -12678,7 +16746,6 @@
                 <w:szCs w:val="24"/>
               </w:rPr>
             </w:pPr>
-            <w:proofErr w:type="spellStart"/>
             <w:r>
               <w:rPr>
                 <w:rFonts w:ascii="Times New Roman" w:hAnsi="Times New Roman" w:cs="Times New Roman"/>
@@ -12688,7 +16755,6 @@
               </w:rPr>
               <w:t>StudentName</w:t>
             </w:r>
-            <w:proofErr w:type="spellEnd"/>
           </w:p>
         </w:tc>
         <w:tc>
@@ -12707,7 +16773,6 @@
                 <w:szCs w:val="24"/>
               </w:rPr>
             </w:pPr>
-            <w:proofErr w:type="gramStart"/>
             <w:r>
               <w:rPr>
                 <w:rFonts w:ascii="Times New Roman" w:hAnsi="Times New Roman" w:cs="Times New Roman"/>
@@ -12715,17 +16780,7 @@
                 <w:sz w:val="24"/>
                 <w:szCs w:val="24"/>
               </w:rPr>
-              <w:t>varchar(</w:t>
-            </w:r>
-            <w:proofErr w:type="gramEnd"/>
-            <w:r>
-              <w:rPr>
-                <w:rFonts w:ascii="Times New Roman" w:hAnsi="Times New Roman" w:cs="Times New Roman"/>
-                <w:color w:val="000000" w:themeColor="text1"/>
-                <w:sz w:val="24"/>
-                <w:szCs w:val="24"/>
-              </w:rPr>
-              <w:t>100)</w:t>
+              <w:t>varchar(100)</w:t>
             </w:r>
           </w:p>
         </w:tc>
@@ -12838,7 +16893,6 @@
                 <w:szCs w:val="24"/>
               </w:rPr>
             </w:pPr>
-            <w:proofErr w:type="gramStart"/>
             <w:r>
               <w:rPr>
                 <w:rFonts w:ascii="Times New Roman" w:hAnsi="Times New Roman" w:cs="Times New Roman"/>
@@ -12846,17 +16900,7 @@
                 <w:sz w:val="24"/>
                 <w:szCs w:val="24"/>
               </w:rPr>
-              <w:t>varchar(</w:t>
-            </w:r>
-            <w:proofErr w:type="gramEnd"/>
-            <w:r>
-              <w:rPr>
-                <w:rFonts w:ascii="Times New Roman" w:hAnsi="Times New Roman" w:cs="Times New Roman"/>
-                <w:color w:val="000000" w:themeColor="text1"/>
-                <w:sz w:val="24"/>
-                <w:szCs w:val="24"/>
-              </w:rPr>
-              <w:t>100)</w:t>
+              <w:t>varchar(100)</w:t>
             </w:r>
           </w:p>
         </w:tc>
@@ -12971,7 +17015,6 @@
                 <w:szCs w:val="24"/>
               </w:rPr>
             </w:pPr>
-            <w:proofErr w:type="spellStart"/>
             <w:r>
               <w:rPr>
                 <w:rFonts w:ascii="Times New Roman" w:hAnsi="Times New Roman" w:cs="Times New Roman"/>
@@ -12981,7 +17024,6 @@
               </w:rPr>
               <w:t>DateTime</w:t>
             </w:r>
-            <w:proofErr w:type="spellEnd"/>
           </w:p>
         </w:tc>
         <w:tc>
@@ -13093,7 +17135,6 @@
                 <w:szCs w:val="24"/>
               </w:rPr>
             </w:pPr>
-            <w:proofErr w:type="gramStart"/>
             <w:r>
               <w:rPr>
                 <w:rFonts w:ascii="Times New Roman" w:hAnsi="Times New Roman" w:cs="Times New Roman"/>
@@ -13101,17 +17142,7 @@
                 <w:sz w:val="24"/>
                 <w:szCs w:val="24"/>
               </w:rPr>
-              <w:t>varchar(</w:t>
-            </w:r>
-            <w:proofErr w:type="gramEnd"/>
-            <w:r>
-              <w:rPr>
-                <w:rFonts w:ascii="Times New Roman" w:hAnsi="Times New Roman" w:cs="Times New Roman"/>
-                <w:color w:val="000000" w:themeColor="text1"/>
-                <w:sz w:val="24"/>
-                <w:szCs w:val="24"/>
-              </w:rPr>
-              <w:t>100)</w:t>
+              <w:t>varchar(100)</w:t>
             </w:r>
           </w:p>
         </w:tc>
@@ -13221,7 +17252,6 @@
                 <w:szCs w:val="24"/>
               </w:rPr>
             </w:pPr>
-            <w:proofErr w:type="gramStart"/>
             <w:r>
               <w:rPr>
                 <w:rFonts w:ascii="Times New Roman" w:hAnsi="Times New Roman" w:cs="Times New Roman"/>
@@ -13229,17 +17259,7 @@
                 <w:sz w:val="24"/>
                 <w:szCs w:val="24"/>
               </w:rPr>
-              <w:t>number(</w:t>
-            </w:r>
-            <w:proofErr w:type="gramEnd"/>
-            <w:r>
-              <w:rPr>
-                <w:rFonts w:ascii="Times New Roman" w:hAnsi="Times New Roman" w:cs="Times New Roman"/>
-                <w:color w:val="000000" w:themeColor="text1"/>
-                <w:sz w:val="24"/>
-                <w:szCs w:val="24"/>
-              </w:rPr>
-              <w:t>10,0)</w:t>
+              <w:t>number(10,0)</w:t>
             </w:r>
           </w:p>
         </w:tc>
@@ -13612,7 +17632,7 @@
                     </pic:cNvPicPr>
                   </pic:nvPicPr>
                   <pic:blipFill>
-                    <a:blip r:embed="rId15">
+                    <a:blip r:embed="rId32">
                       <a:extLst>
                         <a:ext uri="{28A0092B-C50C-407E-A947-70E740481C1C}">
                           <a14:useLocalDpi xmlns:a14="http://schemas.microsoft.com/office/drawing/2010/main" val="0"/>
@@ -14818,7 +18838,7 @@
                     </pic:cNvPicPr>
                   </pic:nvPicPr>
                   <pic:blipFill>
-                    <a:blip r:embed="rId16">
+                    <a:blip r:embed="rId33">
                       <a:extLst>
                         <a:ext uri="{28A0092B-C50C-407E-A947-70E740481C1C}">
                           <a14:useLocalDpi xmlns:a14="http://schemas.microsoft.com/office/drawing/2010/main" val="0"/>
@@ -14869,7 +18889,6 @@
         </w:rPr>
         <w:t xml:space="preserve">Figure </w:t>
       </w:r>
-      <w:proofErr w:type="gramStart"/>
       <w:r>
         <w:rPr>
           <w:rFonts w:ascii="Times New Roman" w:eastAsia="Times New Roman" w:hAnsi="Times New Roman" w:cs="Times New Roman"/>
@@ -14928,18 +18947,7 @@
           <w:sz w:val="20"/>
           <w:szCs w:val="20"/>
         </w:rPr>
-        <w:t xml:space="preserve"> Screen</w:t>
-      </w:r>
-      <w:proofErr w:type="gramEnd"/>
-      <w:r>
-        <w:rPr>
-          <w:rFonts w:ascii="Times New Roman" w:eastAsia="Times New Roman" w:hAnsi="Times New Roman" w:cs="Times New Roman"/>
-          <w:i/>
-          <w:iCs/>
-          <w:sz w:val="20"/>
-          <w:szCs w:val="20"/>
-        </w:rPr>
-        <w:t>-2: Login Form</w:t>
+        <w:t xml:space="preserve"> Screen-2: Login Form</w:t>
       </w:r>
     </w:p>
     <w:p>
@@ -16017,7 +20025,7 @@
                     </pic:cNvPicPr>
                   </pic:nvPicPr>
                   <pic:blipFill>
-                    <a:blip r:embed="rId17">
+                    <a:blip r:embed="rId34">
                       <a:extLst>
                         <a:ext uri="{28A0092B-C50C-407E-A947-70E740481C1C}">
                           <a14:useLocalDpi xmlns:a14="http://schemas.microsoft.com/office/drawing/2010/main" val="0"/>
@@ -21174,23 +25182,13 @@
                 <w:szCs w:val="24"/>
               </w:rPr>
             </w:pPr>
-            <w:proofErr w:type="spellStart"/>
-            <w:r>
-              <w:rPr>
-                <w:rFonts w:ascii="Times New Roman" w:hAnsi="Times New Roman" w:cs="Times New Roman"/>
-                <w:sz w:val="24"/>
-                <w:szCs w:val="24"/>
-              </w:rPr>
-              <w:t>HyperText</w:t>
-            </w:r>
-            <w:proofErr w:type="spellEnd"/>
-            <w:r>
-              <w:rPr>
-                <w:rFonts w:ascii="Times New Roman" w:hAnsi="Times New Roman" w:cs="Times New Roman"/>
-                <w:sz w:val="24"/>
-                <w:szCs w:val="24"/>
-              </w:rPr>
-              <w:t xml:space="preserve"> Markup Language</w:t>
+            <w:r>
+              <w:rPr>
+                <w:rFonts w:ascii="Times New Roman" w:hAnsi="Times New Roman" w:cs="Times New Roman"/>
+                <w:sz w:val="24"/>
+                <w:szCs w:val="24"/>
+              </w:rPr>
+              <w:t>HyperText Markup Language</w:t>
             </w:r>
           </w:p>
         </w:tc>
@@ -21950,18 +25948,8 @@
           <w:szCs w:val="24"/>
         </w:rPr>
         <w:tab/>
-        <w:t xml:space="preserve">Kapil B. Patil, Software Requirement Specification Document, LinkedIn Corporation, Sunnyvale USA,2018, www.slideshare.net /ANASNAIN/17337071 </w:t>
-      </w:r>
-      <w:proofErr w:type="spellStart"/>
-      <w:r>
-        <w:rPr>
-          <w:rFonts w:ascii="Times New Roman" w:hAnsi="Times New Roman" w:cs="Times New Roman"/>
-          <w:sz w:val="24"/>
-          <w:szCs w:val="24"/>
-        </w:rPr>
-        <w:t>srslibrarymanagementsystem</w:t>
-      </w:r>
-      <w:proofErr w:type="spellEnd"/>
+        <w:t>Kapil B. Patil, Software Requirement Specification Document, LinkedIn Corporation, Sunnyvale USA,2018, www.slideshare.net /ANASNAIN/17337071 srslibrarymanagementsystem</w:t>
+      </w:r>
     </w:p>
     <w:p>
       <w:pPr>
@@ -22003,43 +25991,7 @@
           <w:szCs w:val="24"/>
         </w:rPr>
         <w:tab/>
-        <w:t xml:space="preserve">Karl E. Wiegers, IEEE Standard </w:t>
-      </w:r>
-      <w:proofErr w:type="gramStart"/>
-      <w:r>
-        <w:rPr>
-          <w:rFonts w:ascii="Times New Roman" w:hAnsi="Times New Roman" w:cs="Times New Roman"/>
-          <w:sz w:val="24"/>
-          <w:szCs w:val="24"/>
-        </w:rPr>
-        <w:t>Of</w:t>
-      </w:r>
-      <w:proofErr w:type="gramEnd"/>
-      <w:r>
-        <w:rPr>
-          <w:rFonts w:ascii="Times New Roman" w:hAnsi="Times New Roman" w:cs="Times New Roman"/>
-          <w:sz w:val="24"/>
-          <w:szCs w:val="24"/>
-        </w:rPr>
-        <w:t xml:space="preserve"> SRS Document, IEEE, web.cs.dal.ca/~</w:t>
-      </w:r>
-      <w:proofErr w:type="spellStart"/>
-      <w:r>
-        <w:rPr>
-          <w:rFonts w:ascii="Times New Roman" w:hAnsi="Times New Roman" w:cs="Times New Roman"/>
-          <w:sz w:val="24"/>
-          <w:szCs w:val="24"/>
-        </w:rPr>
-        <w:t>hawkey</w:t>
-      </w:r>
-      <w:proofErr w:type="spellEnd"/>
-      <w:r>
-        <w:rPr>
-          <w:rFonts w:ascii="Times New Roman" w:hAnsi="Times New Roman" w:cs="Times New Roman"/>
-          <w:sz w:val="24"/>
-          <w:szCs w:val="24"/>
-        </w:rPr>
-        <w:t>/3130/srs_template-ieee.doc</w:t>
+        <w:t>Karl E. Wiegers, IEEE Standard Of SRS Document, IEEE, web.cs.dal.ca/~hawkey/3130/srs_template-ieee.doc</w:t>
       </w:r>
     </w:p>
     <w:p>
@@ -22108,8 +26060,8 @@
       </w:pPr>
     </w:p>
     <w:sectPr>
-      <w:headerReference w:type="default" r:id="rId18"/>
-      <w:footerReference w:type="default" r:id="rId19"/>
+      <w:headerReference w:type="default" r:id="rId35"/>
+      <w:footerReference w:type="default" r:id="rId36"/>
       <w:pgSz w:w="11906" w:h="16838"/>
       <w:pgMar w:top="1440" w:right="1440" w:bottom="1440" w:left="1797" w:header="578" w:footer="862" w:gutter="113"/>
       <w:pgNumType w:start="1"/>
@@ -24370,6 +28322,119 @@
     </w:lvl>
   </w:abstractNum>
   <w:abstractNum w:abstractNumId="20" w15:restartNumberingAfterBreak="0">
+    <w:nsid w:val="436A0A5A"/>
+    <w:multiLevelType w:val="hybridMultilevel"/>
+    <w:tmpl w:val="B6A8EE18"/>
+    <w:lvl w:ilvl="0" w:tplc="04090001">
+      <w:start w:val="1"/>
+      <w:numFmt w:val="bullet"/>
+      <w:lvlText w:val=""/>
+      <w:lvlJc w:val="left"/>
+      <w:pPr>
+        <w:ind w:left="720" w:hanging="360"/>
+      </w:pPr>
+      <w:rPr>
+        <w:rFonts w:ascii="Symbol" w:hAnsi="Symbol" w:hint="default"/>
+      </w:rPr>
+    </w:lvl>
+    <w:lvl w:ilvl="1" w:tplc="04090003" w:tentative="1">
+      <w:start w:val="1"/>
+      <w:numFmt w:val="bullet"/>
+      <w:lvlText w:val="o"/>
+      <w:lvlJc w:val="left"/>
+      <w:pPr>
+        <w:ind w:left="1440" w:hanging="360"/>
+      </w:pPr>
+      <w:rPr>
+        <w:rFonts w:ascii="Courier New" w:hAnsi="Courier New" w:cs="Courier New" w:hint="default"/>
+      </w:rPr>
+    </w:lvl>
+    <w:lvl w:ilvl="2" w:tplc="04090005" w:tentative="1">
+      <w:start w:val="1"/>
+      <w:numFmt w:val="bullet"/>
+      <w:lvlText w:val=""/>
+      <w:lvlJc w:val="left"/>
+      <w:pPr>
+        <w:ind w:left="2160" w:hanging="360"/>
+      </w:pPr>
+      <w:rPr>
+        <w:rFonts w:ascii="Wingdings" w:hAnsi="Wingdings" w:hint="default"/>
+      </w:rPr>
+    </w:lvl>
+    <w:lvl w:ilvl="3" w:tplc="04090001" w:tentative="1">
+      <w:start w:val="1"/>
+      <w:numFmt w:val="bullet"/>
+      <w:lvlText w:val=""/>
+      <w:lvlJc w:val="left"/>
+      <w:pPr>
+        <w:ind w:left="2880" w:hanging="360"/>
+      </w:pPr>
+      <w:rPr>
+        <w:rFonts w:ascii="Symbol" w:hAnsi="Symbol" w:hint="default"/>
+      </w:rPr>
+    </w:lvl>
+    <w:lvl w:ilvl="4" w:tplc="04090003" w:tentative="1">
+      <w:start w:val="1"/>
+      <w:numFmt w:val="bullet"/>
+      <w:lvlText w:val="o"/>
+      <w:lvlJc w:val="left"/>
+      <w:pPr>
+        <w:ind w:left="3600" w:hanging="360"/>
+      </w:pPr>
+      <w:rPr>
+        <w:rFonts w:ascii="Courier New" w:hAnsi="Courier New" w:cs="Courier New" w:hint="default"/>
+      </w:rPr>
+    </w:lvl>
+    <w:lvl w:ilvl="5" w:tplc="04090005" w:tentative="1">
+      <w:start w:val="1"/>
+      <w:numFmt w:val="bullet"/>
+      <w:lvlText w:val=""/>
+      <w:lvlJc w:val="left"/>
+      <w:pPr>
+        <w:ind w:left="4320" w:hanging="360"/>
+      </w:pPr>
+      <w:rPr>
+        <w:rFonts w:ascii="Wingdings" w:hAnsi="Wingdings" w:hint="default"/>
+      </w:rPr>
+    </w:lvl>
+    <w:lvl w:ilvl="6" w:tplc="04090001" w:tentative="1">
+      <w:start w:val="1"/>
+      <w:numFmt w:val="bullet"/>
+      <w:lvlText w:val=""/>
+      <w:lvlJc w:val="left"/>
+      <w:pPr>
+        <w:ind w:left="5040" w:hanging="360"/>
+      </w:pPr>
+      <w:rPr>
+        <w:rFonts w:ascii="Symbol" w:hAnsi="Symbol" w:hint="default"/>
+      </w:rPr>
+    </w:lvl>
+    <w:lvl w:ilvl="7" w:tplc="04090003" w:tentative="1">
+      <w:start w:val="1"/>
+      <w:numFmt w:val="bullet"/>
+      <w:lvlText w:val="o"/>
+      <w:lvlJc w:val="left"/>
+      <w:pPr>
+        <w:ind w:left="5760" w:hanging="360"/>
+      </w:pPr>
+      <w:rPr>
+        <w:rFonts w:ascii="Courier New" w:hAnsi="Courier New" w:cs="Courier New" w:hint="default"/>
+      </w:rPr>
+    </w:lvl>
+    <w:lvl w:ilvl="8" w:tplc="04090005" w:tentative="1">
+      <w:start w:val="1"/>
+      <w:numFmt w:val="bullet"/>
+      <w:lvlText w:val=""/>
+      <w:lvlJc w:val="left"/>
+      <w:pPr>
+        <w:ind w:left="6480" w:hanging="360"/>
+      </w:pPr>
+      <w:rPr>
+        <w:rFonts w:ascii="Wingdings" w:hAnsi="Wingdings" w:hint="default"/>
+      </w:rPr>
+    </w:lvl>
+  </w:abstractNum>
+  <w:abstractNum w:abstractNumId="21" w15:restartNumberingAfterBreak="0">
     <w:nsid w:val="44CD2C59"/>
     <w:multiLevelType w:val="multilevel"/>
     <w:tmpl w:val="8206B5F6"/>
@@ -24482,7 +28547,7 @@
       </w:rPr>
     </w:lvl>
   </w:abstractNum>
-  <w:abstractNum w:abstractNumId="21" w15:restartNumberingAfterBreak="0">
+  <w:abstractNum w:abstractNumId="22" w15:restartNumberingAfterBreak="0">
     <w:nsid w:val="46097B0F"/>
     <w:multiLevelType w:val="hybridMultilevel"/>
     <w:tmpl w:val="5A4ECFB8"/>
@@ -24568,7 +28633,7 @@
       </w:pPr>
     </w:lvl>
   </w:abstractNum>
-  <w:abstractNum w:abstractNumId="22" w15:restartNumberingAfterBreak="0">
+  <w:abstractNum w:abstractNumId="23" w15:restartNumberingAfterBreak="0">
     <w:nsid w:val="48634735"/>
     <w:multiLevelType w:val="hybridMultilevel"/>
     <w:tmpl w:val="93164F00"/>
@@ -24654,7 +28719,7 @@
       </w:pPr>
     </w:lvl>
   </w:abstractNum>
-  <w:abstractNum w:abstractNumId="23" w15:restartNumberingAfterBreak="0">
+  <w:abstractNum w:abstractNumId="24" w15:restartNumberingAfterBreak="0">
     <w:nsid w:val="487041FE"/>
     <w:multiLevelType w:val="hybridMultilevel"/>
     <w:tmpl w:val="FE825A7C"/>
@@ -24767,7 +28832,120 @@
       </w:rPr>
     </w:lvl>
   </w:abstractNum>
-  <w:abstractNum w:abstractNumId="24" w15:restartNumberingAfterBreak="0">
+  <w:abstractNum w:abstractNumId="25" w15:restartNumberingAfterBreak="0">
+    <w:nsid w:val="492D1306"/>
+    <w:multiLevelType w:val="hybridMultilevel"/>
+    <w:tmpl w:val="E048A526"/>
+    <w:lvl w:ilvl="0" w:tplc="04090001">
+      <w:start w:val="1"/>
+      <w:numFmt w:val="bullet"/>
+      <w:lvlText w:val=""/>
+      <w:lvlJc w:val="left"/>
+      <w:pPr>
+        <w:ind w:left="720" w:hanging="360"/>
+      </w:pPr>
+      <w:rPr>
+        <w:rFonts w:ascii="Symbol" w:hAnsi="Symbol" w:hint="default"/>
+      </w:rPr>
+    </w:lvl>
+    <w:lvl w:ilvl="1" w:tplc="04090003" w:tentative="1">
+      <w:start w:val="1"/>
+      <w:numFmt w:val="bullet"/>
+      <w:lvlText w:val="o"/>
+      <w:lvlJc w:val="left"/>
+      <w:pPr>
+        <w:ind w:left="1440" w:hanging="360"/>
+      </w:pPr>
+      <w:rPr>
+        <w:rFonts w:ascii="Courier New" w:hAnsi="Courier New" w:cs="Courier New" w:hint="default"/>
+      </w:rPr>
+    </w:lvl>
+    <w:lvl w:ilvl="2" w:tplc="04090005" w:tentative="1">
+      <w:start w:val="1"/>
+      <w:numFmt w:val="bullet"/>
+      <w:lvlText w:val=""/>
+      <w:lvlJc w:val="left"/>
+      <w:pPr>
+        <w:ind w:left="2160" w:hanging="360"/>
+      </w:pPr>
+      <w:rPr>
+        <w:rFonts w:ascii="Wingdings" w:hAnsi="Wingdings" w:hint="default"/>
+      </w:rPr>
+    </w:lvl>
+    <w:lvl w:ilvl="3" w:tplc="04090001" w:tentative="1">
+      <w:start w:val="1"/>
+      <w:numFmt w:val="bullet"/>
+      <w:lvlText w:val=""/>
+      <w:lvlJc w:val="left"/>
+      <w:pPr>
+        <w:ind w:left="2880" w:hanging="360"/>
+      </w:pPr>
+      <w:rPr>
+        <w:rFonts w:ascii="Symbol" w:hAnsi="Symbol" w:hint="default"/>
+      </w:rPr>
+    </w:lvl>
+    <w:lvl w:ilvl="4" w:tplc="04090003" w:tentative="1">
+      <w:start w:val="1"/>
+      <w:numFmt w:val="bullet"/>
+      <w:lvlText w:val="o"/>
+      <w:lvlJc w:val="left"/>
+      <w:pPr>
+        <w:ind w:left="3600" w:hanging="360"/>
+      </w:pPr>
+      <w:rPr>
+        <w:rFonts w:ascii="Courier New" w:hAnsi="Courier New" w:cs="Courier New" w:hint="default"/>
+      </w:rPr>
+    </w:lvl>
+    <w:lvl w:ilvl="5" w:tplc="04090005" w:tentative="1">
+      <w:start w:val="1"/>
+      <w:numFmt w:val="bullet"/>
+      <w:lvlText w:val=""/>
+      <w:lvlJc w:val="left"/>
+      <w:pPr>
+        <w:ind w:left="4320" w:hanging="360"/>
+      </w:pPr>
+      <w:rPr>
+        <w:rFonts w:ascii="Wingdings" w:hAnsi="Wingdings" w:hint="default"/>
+      </w:rPr>
+    </w:lvl>
+    <w:lvl w:ilvl="6" w:tplc="04090001" w:tentative="1">
+      <w:start w:val="1"/>
+      <w:numFmt w:val="bullet"/>
+      <w:lvlText w:val=""/>
+      <w:lvlJc w:val="left"/>
+      <w:pPr>
+        <w:ind w:left="5040" w:hanging="360"/>
+      </w:pPr>
+      <w:rPr>
+        <w:rFonts w:ascii="Symbol" w:hAnsi="Symbol" w:hint="default"/>
+      </w:rPr>
+    </w:lvl>
+    <w:lvl w:ilvl="7" w:tplc="04090003" w:tentative="1">
+      <w:start w:val="1"/>
+      <w:numFmt w:val="bullet"/>
+      <w:lvlText w:val="o"/>
+      <w:lvlJc w:val="left"/>
+      <w:pPr>
+        <w:ind w:left="5760" w:hanging="360"/>
+      </w:pPr>
+      <w:rPr>
+        <w:rFonts w:ascii="Courier New" w:hAnsi="Courier New" w:cs="Courier New" w:hint="default"/>
+      </w:rPr>
+    </w:lvl>
+    <w:lvl w:ilvl="8" w:tplc="04090005" w:tentative="1">
+      <w:start w:val="1"/>
+      <w:numFmt w:val="bullet"/>
+      <w:lvlText w:val=""/>
+      <w:lvlJc w:val="left"/>
+      <w:pPr>
+        <w:ind w:left="6480" w:hanging="360"/>
+      </w:pPr>
+      <w:rPr>
+        <w:rFonts w:ascii="Wingdings" w:hAnsi="Wingdings" w:hint="default"/>
+      </w:rPr>
+    </w:lvl>
+  </w:abstractNum>
+  <w:abstractNum w:abstractNumId="26" w15:restartNumberingAfterBreak="0">
     <w:nsid w:val="49C60497"/>
     <w:multiLevelType w:val="hybridMultilevel"/>
     <w:tmpl w:val="8D662868"/>
@@ -24880,7 +29058,120 @@
       </w:rPr>
     </w:lvl>
   </w:abstractNum>
-  <w:abstractNum w:abstractNumId="25" w15:restartNumberingAfterBreak="0">
+  <w:abstractNum w:abstractNumId="27" w15:restartNumberingAfterBreak="0">
+    <w:nsid w:val="4E6C521B"/>
+    <w:multiLevelType w:val="hybridMultilevel"/>
+    <w:tmpl w:val="2C4A7FEA"/>
+    <w:lvl w:ilvl="0" w:tplc="04090001">
+      <w:start w:val="1"/>
+      <w:numFmt w:val="bullet"/>
+      <w:lvlText w:val=""/>
+      <w:lvlJc w:val="left"/>
+      <w:pPr>
+        <w:ind w:left="360" w:hanging="360"/>
+      </w:pPr>
+      <w:rPr>
+        <w:rFonts w:ascii="Symbol" w:hAnsi="Symbol" w:hint="default"/>
+      </w:rPr>
+    </w:lvl>
+    <w:lvl w:ilvl="1" w:tplc="04090003" w:tentative="1">
+      <w:start w:val="1"/>
+      <w:numFmt w:val="bullet"/>
+      <w:lvlText w:val="o"/>
+      <w:lvlJc w:val="left"/>
+      <w:pPr>
+        <w:ind w:left="1080" w:hanging="360"/>
+      </w:pPr>
+      <w:rPr>
+        <w:rFonts w:ascii="Courier New" w:hAnsi="Courier New" w:cs="Courier New" w:hint="default"/>
+      </w:rPr>
+    </w:lvl>
+    <w:lvl w:ilvl="2" w:tplc="04090005" w:tentative="1">
+      <w:start w:val="1"/>
+      <w:numFmt w:val="bullet"/>
+      <w:lvlText w:val=""/>
+      <w:lvlJc w:val="left"/>
+      <w:pPr>
+        <w:ind w:left="1800" w:hanging="360"/>
+      </w:pPr>
+      <w:rPr>
+        <w:rFonts w:ascii="Wingdings" w:hAnsi="Wingdings" w:hint="default"/>
+      </w:rPr>
+    </w:lvl>
+    <w:lvl w:ilvl="3" w:tplc="04090001" w:tentative="1">
+      <w:start w:val="1"/>
+      <w:numFmt w:val="bullet"/>
+      <w:lvlText w:val=""/>
+      <w:lvlJc w:val="left"/>
+      <w:pPr>
+        <w:ind w:left="2520" w:hanging="360"/>
+      </w:pPr>
+      <w:rPr>
+        <w:rFonts w:ascii="Symbol" w:hAnsi="Symbol" w:hint="default"/>
+      </w:rPr>
+    </w:lvl>
+    <w:lvl w:ilvl="4" w:tplc="04090003" w:tentative="1">
+      <w:start w:val="1"/>
+      <w:numFmt w:val="bullet"/>
+      <w:lvlText w:val="o"/>
+      <w:lvlJc w:val="left"/>
+      <w:pPr>
+        <w:ind w:left="3240" w:hanging="360"/>
+      </w:pPr>
+      <w:rPr>
+        <w:rFonts w:ascii="Courier New" w:hAnsi="Courier New" w:cs="Courier New" w:hint="default"/>
+      </w:rPr>
+    </w:lvl>
+    <w:lvl w:ilvl="5" w:tplc="04090005" w:tentative="1">
+      <w:start w:val="1"/>
+      <w:numFmt w:val="bullet"/>
+      <w:lvlText w:val=""/>
+      <w:lvlJc w:val="left"/>
+      <w:pPr>
+        <w:ind w:left="3960" w:hanging="360"/>
+      </w:pPr>
+      <w:rPr>
+        <w:rFonts w:ascii="Wingdings" w:hAnsi="Wingdings" w:hint="default"/>
+      </w:rPr>
+    </w:lvl>
+    <w:lvl w:ilvl="6" w:tplc="04090001" w:tentative="1">
+      <w:start w:val="1"/>
+      <w:numFmt w:val="bullet"/>
+      <w:lvlText w:val=""/>
+      <w:lvlJc w:val="left"/>
+      <w:pPr>
+        <w:ind w:left="4680" w:hanging="360"/>
+      </w:pPr>
+      <w:rPr>
+        <w:rFonts w:ascii="Symbol" w:hAnsi="Symbol" w:hint="default"/>
+      </w:rPr>
+    </w:lvl>
+    <w:lvl w:ilvl="7" w:tplc="04090003" w:tentative="1">
+      <w:start w:val="1"/>
+      <w:numFmt w:val="bullet"/>
+      <w:lvlText w:val="o"/>
+      <w:lvlJc w:val="left"/>
+      <w:pPr>
+        <w:ind w:left="5400" w:hanging="360"/>
+      </w:pPr>
+      <w:rPr>
+        <w:rFonts w:ascii="Courier New" w:hAnsi="Courier New" w:cs="Courier New" w:hint="default"/>
+      </w:rPr>
+    </w:lvl>
+    <w:lvl w:ilvl="8" w:tplc="04090005" w:tentative="1">
+      <w:start w:val="1"/>
+      <w:numFmt w:val="bullet"/>
+      <w:lvlText w:val=""/>
+      <w:lvlJc w:val="left"/>
+      <w:pPr>
+        <w:ind w:left="6120" w:hanging="360"/>
+      </w:pPr>
+      <w:rPr>
+        <w:rFonts w:ascii="Wingdings" w:hAnsi="Wingdings" w:hint="default"/>
+      </w:rPr>
+    </w:lvl>
+  </w:abstractNum>
+  <w:abstractNum w:abstractNumId="28" w15:restartNumberingAfterBreak="0">
     <w:nsid w:val="4EE97B41"/>
     <w:multiLevelType w:val="hybridMultilevel"/>
     <w:tmpl w:val="9EEC3878"/>
@@ -24993,7 +29284,7 @@
       </w:rPr>
     </w:lvl>
   </w:abstractNum>
-  <w:abstractNum w:abstractNumId="26" w15:restartNumberingAfterBreak="0">
+  <w:abstractNum w:abstractNumId="29" w15:restartNumberingAfterBreak="0">
     <w:nsid w:val="556A1574"/>
     <w:multiLevelType w:val="hybridMultilevel"/>
     <w:tmpl w:val="7E167F86"/>
@@ -25106,7 +29397,7 @@
       </w:rPr>
     </w:lvl>
   </w:abstractNum>
-  <w:abstractNum w:abstractNumId="27" w15:restartNumberingAfterBreak="0">
+  <w:abstractNum w:abstractNumId="30" w15:restartNumberingAfterBreak="0">
     <w:nsid w:val="593D44ED"/>
     <w:multiLevelType w:val="hybridMultilevel"/>
     <w:tmpl w:val="06C4C788"/>
@@ -25219,7 +29510,7 @@
       </w:rPr>
     </w:lvl>
   </w:abstractNum>
-  <w:abstractNum w:abstractNumId="28" w15:restartNumberingAfterBreak="0">
+  <w:abstractNum w:abstractNumId="31" w15:restartNumberingAfterBreak="0">
     <w:nsid w:val="5AFF23E7"/>
     <w:multiLevelType w:val="hybridMultilevel"/>
     <w:tmpl w:val="0DEA3D1C"/>
@@ -25305,7 +29596,7 @@
       </w:pPr>
     </w:lvl>
   </w:abstractNum>
-  <w:abstractNum w:abstractNumId="29" w15:restartNumberingAfterBreak="0">
+  <w:abstractNum w:abstractNumId="32" w15:restartNumberingAfterBreak="0">
     <w:nsid w:val="5B0515FC"/>
     <w:multiLevelType w:val="hybridMultilevel"/>
     <w:tmpl w:val="588EA2AE"/>
@@ -25391,7 +29682,7 @@
       </w:pPr>
     </w:lvl>
   </w:abstractNum>
-  <w:abstractNum w:abstractNumId="30" w15:restartNumberingAfterBreak="0">
+  <w:abstractNum w:abstractNumId="33" w15:restartNumberingAfterBreak="0">
     <w:nsid w:val="5CE04C6C"/>
     <w:multiLevelType w:val="multilevel"/>
     <w:tmpl w:val="31525FE6"/>
@@ -25504,7 +29795,7 @@
       </w:rPr>
     </w:lvl>
   </w:abstractNum>
-  <w:abstractNum w:abstractNumId="31" w15:restartNumberingAfterBreak="0">
+  <w:abstractNum w:abstractNumId="34" w15:restartNumberingAfterBreak="0">
     <w:nsid w:val="62E243AA"/>
     <w:multiLevelType w:val="hybridMultilevel"/>
     <w:tmpl w:val="41967B18"/>
@@ -25617,7 +29908,120 @@
       </w:rPr>
     </w:lvl>
   </w:abstractNum>
-  <w:abstractNum w:abstractNumId="32" w15:restartNumberingAfterBreak="0">
+  <w:abstractNum w:abstractNumId="35" w15:restartNumberingAfterBreak="0">
+    <w:nsid w:val="63922EC9"/>
+    <w:multiLevelType w:val="hybridMultilevel"/>
+    <w:tmpl w:val="0DF4A01A"/>
+    <w:lvl w:ilvl="0" w:tplc="04090001">
+      <w:start w:val="1"/>
+      <w:numFmt w:val="bullet"/>
+      <w:lvlText w:val=""/>
+      <w:lvlJc w:val="left"/>
+      <w:pPr>
+        <w:ind w:left="720" w:hanging="360"/>
+      </w:pPr>
+      <w:rPr>
+        <w:rFonts w:ascii="Symbol" w:hAnsi="Symbol" w:hint="default"/>
+      </w:rPr>
+    </w:lvl>
+    <w:lvl w:ilvl="1" w:tplc="04090003" w:tentative="1">
+      <w:start w:val="1"/>
+      <w:numFmt w:val="bullet"/>
+      <w:lvlText w:val="o"/>
+      <w:lvlJc w:val="left"/>
+      <w:pPr>
+        <w:ind w:left="1440" w:hanging="360"/>
+      </w:pPr>
+      <w:rPr>
+        <w:rFonts w:ascii="Courier New" w:hAnsi="Courier New" w:cs="Courier New" w:hint="default"/>
+      </w:rPr>
+    </w:lvl>
+    <w:lvl w:ilvl="2" w:tplc="04090005" w:tentative="1">
+      <w:start w:val="1"/>
+      <w:numFmt w:val="bullet"/>
+      <w:lvlText w:val=""/>
+      <w:lvlJc w:val="left"/>
+      <w:pPr>
+        <w:ind w:left="2160" w:hanging="360"/>
+      </w:pPr>
+      <w:rPr>
+        <w:rFonts w:ascii="Wingdings" w:hAnsi="Wingdings" w:hint="default"/>
+      </w:rPr>
+    </w:lvl>
+    <w:lvl w:ilvl="3" w:tplc="04090001" w:tentative="1">
+      <w:start w:val="1"/>
+      <w:numFmt w:val="bullet"/>
+      <w:lvlText w:val=""/>
+      <w:lvlJc w:val="left"/>
+      <w:pPr>
+        <w:ind w:left="2880" w:hanging="360"/>
+      </w:pPr>
+      <w:rPr>
+        <w:rFonts w:ascii="Symbol" w:hAnsi="Symbol" w:hint="default"/>
+      </w:rPr>
+    </w:lvl>
+    <w:lvl w:ilvl="4" w:tplc="04090003" w:tentative="1">
+      <w:start w:val="1"/>
+      <w:numFmt w:val="bullet"/>
+      <w:lvlText w:val="o"/>
+      <w:lvlJc w:val="left"/>
+      <w:pPr>
+        <w:ind w:left="3600" w:hanging="360"/>
+      </w:pPr>
+      <w:rPr>
+        <w:rFonts w:ascii="Courier New" w:hAnsi="Courier New" w:cs="Courier New" w:hint="default"/>
+      </w:rPr>
+    </w:lvl>
+    <w:lvl w:ilvl="5" w:tplc="04090005" w:tentative="1">
+      <w:start w:val="1"/>
+      <w:numFmt w:val="bullet"/>
+      <w:lvlText w:val=""/>
+      <w:lvlJc w:val="left"/>
+      <w:pPr>
+        <w:ind w:left="4320" w:hanging="360"/>
+      </w:pPr>
+      <w:rPr>
+        <w:rFonts w:ascii="Wingdings" w:hAnsi="Wingdings" w:hint="default"/>
+      </w:rPr>
+    </w:lvl>
+    <w:lvl w:ilvl="6" w:tplc="04090001" w:tentative="1">
+      <w:start w:val="1"/>
+      <w:numFmt w:val="bullet"/>
+      <w:lvlText w:val=""/>
+      <w:lvlJc w:val="left"/>
+      <w:pPr>
+        <w:ind w:left="5040" w:hanging="360"/>
+      </w:pPr>
+      <w:rPr>
+        <w:rFonts w:ascii="Symbol" w:hAnsi="Symbol" w:hint="default"/>
+      </w:rPr>
+    </w:lvl>
+    <w:lvl w:ilvl="7" w:tplc="04090003" w:tentative="1">
+      <w:start w:val="1"/>
+      <w:numFmt w:val="bullet"/>
+      <w:lvlText w:val="o"/>
+      <w:lvlJc w:val="left"/>
+      <w:pPr>
+        <w:ind w:left="5760" w:hanging="360"/>
+      </w:pPr>
+      <w:rPr>
+        <w:rFonts w:ascii="Courier New" w:hAnsi="Courier New" w:cs="Courier New" w:hint="default"/>
+      </w:rPr>
+    </w:lvl>
+    <w:lvl w:ilvl="8" w:tplc="04090005" w:tentative="1">
+      <w:start w:val="1"/>
+      <w:numFmt w:val="bullet"/>
+      <w:lvlText w:val=""/>
+      <w:lvlJc w:val="left"/>
+      <w:pPr>
+        <w:ind w:left="6480" w:hanging="360"/>
+      </w:pPr>
+      <w:rPr>
+        <w:rFonts w:ascii="Wingdings" w:hAnsi="Wingdings" w:hint="default"/>
+      </w:rPr>
+    </w:lvl>
+  </w:abstractNum>
+  <w:abstractNum w:abstractNumId="36" w15:restartNumberingAfterBreak="0">
     <w:nsid w:val="6778420B"/>
     <w:multiLevelType w:val="hybridMultilevel"/>
     <w:tmpl w:val="A962B05E"/>
@@ -25730,7 +30134,7 @@
       </w:rPr>
     </w:lvl>
   </w:abstractNum>
-  <w:abstractNum w:abstractNumId="33" w15:restartNumberingAfterBreak="0">
+  <w:abstractNum w:abstractNumId="37" w15:restartNumberingAfterBreak="0">
     <w:nsid w:val="6D052C97"/>
     <w:multiLevelType w:val="hybridMultilevel"/>
     <w:tmpl w:val="9F8099B8"/>
@@ -25843,7 +30247,120 @@
       </w:rPr>
     </w:lvl>
   </w:abstractNum>
-  <w:abstractNum w:abstractNumId="34" w15:restartNumberingAfterBreak="0">
+  <w:abstractNum w:abstractNumId="38" w15:restartNumberingAfterBreak="0">
+    <w:nsid w:val="6EB13E5C"/>
+    <w:multiLevelType w:val="multilevel"/>
+    <w:tmpl w:val="04090021"/>
+    <w:lvl w:ilvl="0">
+      <w:start w:val="1"/>
+      <w:numFmt w:val="bullet"/>
+      <w:lvlText w:val=""/>
+      <w:lvlJc w:val="left"/>
+      <w:pPr>
+        <w:ind w:left="360" w:hanging="360"/>
+      </w:pPr>
+      <w:rPr>
+        <w:rFonts w:ascii="Wingdings" w:hAnsi="Wingdings" w:hint="default"/>
+      </w:rPr>
+    </w:lvl>
+    <w:lvl w:ilvl="1">
+      <w:start w:val="1"/>
+      <w:numFmt w:val="bullet"/>
+      <w:lvlText w:val=""/>
+      <w:lvlJc w:val="left"/>
+      <w:pPr>
+        <w:ind w:left="720" w:hanging="360"/>
+      </w:pPr>
+      <w:rPr>
+        <w:rFonts w:ascii="Wingdings" w:hAnsi="Wingdings" w:hint="default"/>
+      </w:rPr>
+    </w:lvl>
+    <w:lvl w:ilvl="2">
+      <w:start w:val="1"/>
+      <w:numFmt w:val="bullet"/>
+      <w:lvlText w:val=""/>
+      <w:lvlJc w:val="left"/>
+      <w:pPr>
+        <w:ind w:left="1080" w:hanging="360"/>
+      </w:pPr>
+      <w:rPr>
+        <w:rFonts w:ascii="Wingdings" w:hAnsi="Wingdings" w:hint="default"/>
+      </w:rPr>
+    </w:lvl>
+    <w:lvl w:ilvl="3">
+      <w:start w:val="1"/>
+      <w:numFmt w:val="bullet"/>
+      <w:lvlText w:val=""/>
+      <w:lvlJc w:val="left"/>
+      <w:pPr>
+        <w:ind w:left="1440" w:hanging="360"/>
+      </w:pPr>
+      <w:rPr>
+        <w:rFonts w:ascii="Symbol" w:hAnsi="Symbol" w:hint="default"/>
+      </w:rPr>
+    </w:lvl>
+    <w:lvl w:ilvl="4">
+      <w:start w:val="1"/>
+      <w:numFmt w:val="bullet"/>
+      <w:lvlText w:val=""/>
+      <w:lvlJc w:val="left"/>
+      <w:pPr>
+        <w:ind w:left="1800" w:hanging="360"/>
+      </w:pPr>
+      <w:rPr>
+        <w:rFonts w:ascii="Symbol" w:hAnsi="Symbol" w:hint="default"/>
+      </w:rPr>
+    </w:lvl>
+    <w:lvl w:ilvl="5">
+      <w:start w:val="1"/>
+      <w:numFmt w:val="bullet"/>
+      <w:lvlText w:val=""/>
+      <w:lvlJc w:val="left"/>
+      <w:pPr>
+        <w:ind w:left="2160" w:hanging="360"/>
+      </w:pPr>
+      <w:rPr>
+        <w:rFonts w:ascii="Wingdings" w:hAnsi="Wingdings" w:hint="default"/>
+      </w:rPr>
+    </w:lvl>
+    <w:lvl w:ilvl="6">
+      <w:start w:val="1"/>
+      <w:numFmt w:val="bullet"/>
+      <w:lvlText w:val=""/>
+      <w:lvlJc w:val="left"/>
+      <w:pPr>
+        <w:ind w:left="2520" w:hanging="360"/>
+      </w:pPr>
+      <w:rPr>
+        <w:rFonts w:ascii="Wingdings" w:hAnsi="Wingdings" w:hint="default"/>
+      </w:rPr>
+    </w:lvl>
+    <w:lvl w:ilvl="7">
+      <w:start w:val="1"/>
+      <w:numFmt w:val="bullet"/>
+      <w:lvlText w:val=""/>
+      <w:lvlJc w:val="left"/>
+      <w:pPr>
+        <w:ind w:left="2880" w:hanging="360"/>
+      </w:pPr>
+      <w:rPr>
+        <w:rFonts w:ascii="Symbol" w:hAnsi="Symbol" w:hint="default"/>
+      </w:rPr>
+    </w:lvl>
+    <w:lvl w:ilvl="8">
+      <w:start w:val="1"/>
+      <w:numFmt w:val="bullet"/>
+      <w:lvlText w:val=""/>
+      <w:lvlJc w:val="left"/>
+      <w:pPr>
+        <w:ind w:left="3240" w:hanging="360"/>
+      </w:pPr>
+      <w:rPr>
+        <w:rFonts w:ascii="Symbol" w:hAnsi="Symbol" w:hint="default"/>
+      </w:rPr>
+    </w:lvl>
+  </w:abstractNum>
+  <w:abstractNum w:abstractNumId="39" w15:restartNumberingAfterBreak="0">
     <w:nsid w:val="70BB1213"/>
     <w:multiLevelType w:val="multilevel"/>
     <w:tmpl w:val="8206B5F6"/>
@@ -25956,7 +30473,7 @@
       </w:rPr>
     </w:lvl>
   </w:abstractNum>
-  <w:abstractNum w:abstractNumId="35" w15:restartNumberingAfterBreak="0">
+  <w:abstractNum w:abstractNumId="40" w15:restartNumberingAfterBreak="0">
     <w:nsid w:val="714650E4"/>
     <w:multiLevelType w:val="hybridMultilevel"/>
     <w:tmpl w:val="C3C02314"/>
@@ -26045,7 +30562,7 @@
       </w:pPr>
     </w:lvl>
   </w:abstractNum>
-  <w:abstractNum w:abstractNumId="36" w15:restartNumberingAfterBreak="0">
+  <w:abstractNum w:abstractNumId="41" w15:restartNumberingAfterBreak="0">
     <w:nsid w:val="7A171F75"/>
     <w:multiLevelType w:val="hybridMultilevel"/>
     <w:tmpl w:val="5734C294"/>
@@ -26134,7 +30651,7 @@
       </w:pPr>
     </w:lvl>
   </w:abstractNum>
-  <w:abstractNum w:abstractNumId="37" w15:restartNumberingAfterBreak="0">
+  <w:abstractNum w:abstractNumId="42" w15:restartNumberingAfterBreak="0">
     <w:nsid w:val="7ACE03E9"/>
     <w:multiLevelType w:val="hybridMultilevel"/>
     <w:tmpl w:val="58F2C2CE"/>
@@ -26247,7 +30764,7 @@
       </w:rPr>
     </w:lvl>
   </w:abstractNum>
-  <w:abstractNum w:abstractNumId="38" w15:restartNumberingAfterBreak="0">
+  <w:abstractNum w:abstractNumId="43" w15:restartNumberingAfterBreak="0">
     <w:nsid w:val="7B6B14E1"/>
     <w:multiLevelType w:val="hybridMultilevel"/>
     <w:tmpl w:val="5FF0F72C"/>
@@ -26330,6 +30847,92 @@
       <w:lvlJc w:val="right"/>
       <w:pPr>
         <w:ind w:left="6120" w:hanging="180"/>
+      </w:pPr>
+    </w:lvl>
+  </w:abstractNum>
+  <w:abstractNum w:abstractNumId="44" w15:restartNumberingAfterBreak="0">
+    <w:nsid w:val="7CE411B3"/>
+    <w:multiLevelType w:val="multilevel"/>
+    <w:tmpl w:val="0409001D"/>
+    <w:lvl w:ilvl="0">
+      <w:start w:val="1"/>
+      <w:numFmt w:val="decimal"/>
+      <w:lvlText w:val="%1)"/>
+      <w:lvlJc w:val="left"/>
+      <w:pPr>
+        <w:ind w:left="360" w:hanging="360"/>
+      </w:pPr>
+    </w:lvl>
+    <w:lvl w:ilvl="1">
+      <w:start w:val="1"/>
+      <w:numFmt w:val="lowerLetter"/>
+      <w:lvlText w:val="%2)"/>
+      <w:lvlJc w:val="left"/>
+      <w:pPr>
+        <w:ind w:left="720" w:hanging="360"/>
+      </w:pPr>
+    </w:lvl>
+    <w:lvl w:ilvl="2">
+      <w:start w:val="1"/>
+      <w:numFmt w:val="lowerRoman"/>
+      <w:lvlText w:val="%3)"/>
+      <w:lvlJc w:val="left"/>
+      <w:pPr>
+        <w:ind w:left="1080" w:hanging="360"/>
+      </w:pPr>
+    </w:lvl>
+    <w:lvl w:ilvl="3">
+      <w:start w:val="1"/>
+      <w:numFmt w:val="decimal"/>
+      <w:lvlText w:val="(%4)"/>
+      <w:lvlJc w:val="left"/>
+      <w:pPr>
+        <w:ind w:left="1440" w:hanging="360"/>
+      </w:pPr>
+    </w:lvl>
+    <w:lvl w:ilvl="4">
+      <w:start w:val="1"/>
+      <w:numFmt w:val="lowerLetter"/>
+      <w:lvlText w:val="(%5)"/>
+      <w:lvlJc w:val="left"/>
+      <w:pPr>
+        <w:ind w:left="1800" w:hanging="360"/>
+      </w:pPr>
+    </w:lvl>
+    <w:lvl w:ilvl="5">
+      <w:start w:val="1"/>
+      <w:numFmt w:val="lowerRoman"/>
+      <w:lvlText w:val="(%6)"/>
+      <w:lvlJc w:val="left"/>
+      <w:pPr>
+        <w:ind w:left="2160" w:hanging="360"/>
+      </w:pPr>
+    </w:lvl>
+    <w:lvl w:ilvl="6">
+      <w:start w:val="1"/>
+      <w:numFmt w:val="decimal"/>
+      <w:lvlText w:val="%7."/>
+      <w:lvlJc w:val="left"/>
+      <w:pPr>
+        <w:ind w:left="2520" w:hanging="360"/>
+      </w:pPr>
+    </w:lvl>
+    <w:lvl w:ilvl="7">
+      <w:start w:val="1"/>
+      <w:numFmt w:val="lowerLetter"/>
+      <w:lvlText w:val="%8."/>
+      <w:lvlJc w:val="left"/>
+      <w:pPr>
+        <w:ind w:left="2880" w:hanging="360"/>
+      </w:pPr>
+    </w:lvl>
+    <w:lvl w:ilvl="8">
+      <w:start w:val="1"/>
+      <w:numFmt w:val="lowerRoman"/>
+      <w:lvlText w:val="%9."/>
+      <w:lvlJc w:val="left"/>
+      <w:pPr>
+        <w:ind w:left="3240" w:hanging="360"/>
       </w:pPr>
     </w:lvl>
   </w:abstractNum>
@@ -26337,10 +30940,10 @@
     <w:abstractNumId w:val="0"/>
   </w:num>
   <w:num w:numId="2" w16cid:durableId="154225219">
-    <w:abstractNumId w:val="28"/>
+    <w:abstractNumId w:val="31"/>
   </w:num>
   <w:num w:numId="3" w16cid:durableId="1730153589">
-    <w:abstractNumId w:val="30"/>
+    <w:abstractNumId w:val="33"/>
   </w:num>
   <w:num w:numId="4" w16cid:durableId="1912040876">
     <w:abstractNumId w:val="15"/>
@@ -26358,13 +30961,13 @@
     <w:abstractNumId w:val="1"/>
   </w:num>
   <w:num w:numId="9" w16cid:durableId="276914945">
-    <w:abstractNumId w:val="27"/>
+    <w:abstractNumId w:val="30"/>
   </w:num>
   <w:num w:numId="10" w16cid:durableId="884637139">
-    <w:abstractNumId w:val="23"/>
+    <w:abstractNumId w:val="24"/>
   </w:num>
   <w:num w:numId="11" w16cid:durableId="51740041">
-    <w:abstractNumId w:val="26"/>
+    <w:abstractNumId w:val="29"/>
   </w:num>
   <w:num w:numId="12" w16cid:durableId="338507473">
     <w:abstractNumId w:val="13"/>
@@ -26376,7 +30979,7 @@
     <w:abstractNumId w:val="8"/>
   </w:num>
   <w:num w:numId="15" w16cid:durableId="92433787">
-    <w:abstractNumId w:val="24"/>
+    <w:abstractNumId w:val="26"/>
   </w:num>
   <w:num w:numId="16" w16cid:durableId="1062290546">
     <w:abstractNumId w:val="4"/>
@@ -26385,25 +30988,25 @@
     <w:abstractNumId w:val="10"/>
   </w:num>
   <w:num w:numId="18" w16cid:durableId="397245846">
+    <w:abstractNumId w:val="39"/>
+  </w:num>
+  <w:num w:numId="19" w16cid:durableId="1347293586">
+    <w:abstractNumId w:val="21"/>
+  </w:num>
+  <w:num w:numId="20" w16cid:durableId="1106730803">
+    <w:abstractNumId w:val="37"/>
+  </w:num>
+  <w:num w:numId="21" w16cid:durableId="2008289873">
+    <w:abstractNumId w:val="36"/>
+  </w:num>
+  <w:num w:numId="22" w16cid:durableId="1212888704">
+    <w:abstractNumId w:val="42"/>
+  </w:num>
+  <w:num w:numId="23" w16cid:durableId="645821967">
     <w:abstractNumId w:val="34"/>
   </w:num>
-  <w:num w:numId="19" w16cid:durableId="1347293586">
-    <w:abstractNumId w:val="20"/>
-  </w:num>
-  <w:num w:numId="20" w16cid:durableId="1106730803">
-    <w:abstractNumId w:val="33"/>
-  </w:num>
-  <w:num w:numId="21" w16cid:durableId="2008289873">
-    <w:abstractNumId w:val="32"/>
-  </w:num>
-  <w:num w:numId="22" w16cid:durableId="1212888704">
-    <w:abstractNumId w:val="37"/>
-  </w:num>
-  <w:num w:numId="23" w16cid:durableId="645821967">
-    <w:abstractNumId w:val="31"/>
-  </w:num>
   <w:num w:numId="24" w16cid:durableId="10255890">
-    <w:abstractNumId w:val="21"/>
+    <w:abstractNumId w:val="22"/>
   </w:num>
   <w:num w:numId="25" w16cid:durableId="13387661">
     <w:abstractNumId w:val="16"/>
@@ -26415,10 +31018,10 @@
     <w:abstractNumId w:val="9"/>
   </w:num>
   <w:num w:numId="28" w16cid:durableId="2014601352">
-    <w:abstractNumId w:val="38"/>
+    <w:abstractNumId w:val="43"/>
   </w:num>
   <w:num w:numId="29" w16cid:durableId="96558131">
-    <w:abstractNumId w:val="29"/>
+    <w:abstractNumId w:val="32"/>
   </w:num>
   <w:num w:numId="30" w16cid:durableId="386488649">
     <w:abstractNumId w:val="6"/>
@@ -26430,13 +31033,13 @@
     <w:abstractNumId w:val="11"/>
   </w:num>
   <w:num w:numId="33" w16cid:durableId="348020833">
-    <w:abstractNumId w:val="36"/>
+    <w:abstractNumId w:val="41"/>
   </w:num>
   <w:num w:numId="34" w16cid:durableId="1820688357">
-    <w:abstractNumId w:val="22"/>
+    <w:abstractNumId w:val="23"/>
   </w:num>
   <w:num w:numId="35" w16cid:durableId="554316615">
-    <w:abstractNumId w:val="35"/>
+    <w:abstractNumId w:val="40"/>
   </w:num>
   <w:num w:numId="36" w16cid:durableId="1232618522">
     <w:abstractNumId w:val="5"/>
@@ -26445,10 +31048,28 @@
     <w:abstractNumId w:val="18"/>
   </w:num>
   <w:num w:numId="38" w16cid:durableId="195579423">
-    <w:abstractNumId w:val="25"/>
+    <w:abstractNumId w:val="28"/>
   </w:num>
   <w:num w:numId="39" w16cid:durableId="1331911119">
     <w:abstractNumId w:val="7"/>
+  </w:num>
+  <w:num w:numId="40" w16cid:durableId="507673356">
+    <w:abstractNumId w:val="20"/>
+  </w:num>
+  <w:num w:numId="41" w16cid:durableId="1123185210">
+    <w:abstractNumId w:val="35"/>
+  </w:num>
+  <w:num w:numId="42" w16cid:durableId="1258715262">
+    <w:abstractNumId w:val="25"/>
+  </w:num>
+  <w:num w:numId="43" w16cid:durableId="968316169">
+    <w:abstractNumId w:val="44"/>
+  </w:num>
+  <w:num w:numId="44" w16cid:durableId="213547682">
+    <w:abstractNumId w:val="38"/>
+  </w:num>
+  <w:num w:numId="45" w16cid:durableId="1497108138">
+    <w:abstractNumId w:val="27"/>
   </w:num>
 </w:numbering>
 </file>
@@ -26859,6 +31480,7 @@
   <w:style w:type="character" w:default="1" w:styleId="DefaultParagraphFont">
     <w:name w:val="Default Paragraph Font"/>
     <w:uiPriority w:val="1"/>
+    <w:semiHidden/>
     <w:unhideWhenUsed/>
   </w:style>
   <w:style w:type="table" w:default="1" w:styleId="TableNormal">
@@ -27652,8 +32274,10 @@
     <w:rsid w:val="001368E3"/>
     <w:rsid w:val="00264315"/>
     <w:rsid w:val="002A13A6"/>
+    <w:rsid w:val="003F20CB"/>
     <w:rsid w:val="004E6ABE"/>
     <w:rsid w:val="004F39B4"/>
+    <w:rsid w:val="00662304"/>
     <w:rsid w:val="00705E00"/>
     <w:rsid w:val="00737E08"/>
     <w:rsid w:val="007D14B3"/>
@@ -27670,8 +32294,12 @@
     <w:rsid w:val="00CA3C00"/>
     <w:rsid w:val="00CC6B56"/>
     <w:rsid w:val="00D26CF7"/>
+    <w:rsid w:val="00D34F83"/>
     <w:rsid w:val="00DE5FB4"/>
+    <w:rsid w:val="00E709DF"/>
     <w:rsid w:val="00F81927"/>
+    <w:rsid w:val="00F956AD"/>
+    <w:rsid w:val="00FF7D81"/>
   </w:rsids>
   <m:mathPr>
     <m:mathFont m:val="Cambria Math"/>
@@ -28432,10 +33060,6 @@
 </file>
 
 <file path=customXml/item1.xml><?xml version="1.0" encoding="utf-8"?>
-<b:Sources xmlns:b="http://schemas.openxmlformats.org/officeDocument/2006/bibliography" xmlns="http://schemas.openxmlformats.org/officeDocument/2006/bibliography" SelectedStyle="\APASixthEditionOfficeOnline.xsl" StyleName="APA" Version="6"/>
-</file>
-
-<file path=customXml/item2.xml><?xml version="1.0" encoding="utf-8"?>
 <s:customData xmlns="http://www.wps.cn/officeDocument/2013/wpsCustomData" xmlns:s="http://www.wps.cn/officeDocument/2013/wpsCustomData">
   <customSectProps>
     <customSectPr/>
@@ -28443,18 +33067,22 @@
 </s:customData>
 </file>
 
+<file path=customXml/item2.xml><?xml version="1.0" encoding="utf-8"?>
+<b:Sources xmlns:b="http://schemas.openxmlformats.org/officeDocument/2006/bibliography" xmlns="http://schemas.openxmlformats.org/officeDocument/2006/bibliography" SelectedStyle="\APASixthEditionOfficeOnline.xsl" StyleName="APA" Version="6"/>
+</file>
+
 <file path=customXml/itemProps1.xml><?xml version="1.0" encoding="utf-8"?>
+<ds:datastoreItem xmlns:ds="http://schemas.openxmlformats.org/officeDocument/2006/customXml" ds:itemID="{B1977F7D-205B-4081-913C-38D41E755F92}">
+  <ds:schemaRefs>
+    <ds:schemaRef ds:uri="http://www.wps.cn/officeDocument/2013/wpsCustomData"/>
+  </ds:schemaRefs>
+</ds:datastoreItem>
+</file>
+
+<file path=customXml/itemProps2.xml><?xml version="1.0" encoding="utf-8"?>
 <ds:datastoreItem xmlns:ds="http://schemas.openxmlformats.org/officeDocument/2006/customXml" ds:itemID="{6C883003-7740-4004-ADB7-06A964094A5A}">
   <ds:schemaRefs>
     <ds:schemaRef ds:uri="http://schemas.openxmlformats.org/officeDocument/2006/bibliography"/>
   </ds:schemaRefs>
 </ds:datastoreItem>
-</file>
-
-<file path=customXml/itemProps2.xml><?xml version="1.0" encoding="utf-8"?>
-<ds:datastoreItem xmlns:ds="http://schemas.openxmlformats.org/officeDocument/2006/customXml" ds:itemID="{B1977F7D-205B-4081-913C-38D41E755F92}">
-  <ds:schemaRefs>
-    <ds:schemaRef ds:uri="http://www.wps.cn/officeDocument/2013/wpsCustomData"/>
-  </ds:schemaRefs>
-</ds:datastoreItem>
 </file>
--- a/Week_04/ArogyaOne – Hospital Management System/ArogyaOne_Report/Part_4_All_chapters.docx
+++ b/Week_04/ArogyaOne – Hospital Management System/ArogyaOne_Report/Part_4_All_chapters.docx
@@ -127,7 +127,25 @@
           <w:sz w:val="24"/>
           <w:szCs w:val="24"/>
         </w:rPr>
-        <w:t>The motivation behind developing ArogyaOne is to provide a modern, centralized Hospital Management System that completely digitizes and bridges these departmental workflows. By integrating specialized, role-based modules—Admin, Registration, Doctor, Lab, Surgery, and Billing—into a single real-time platform, the system eliminates manual redundancies. It ensures a seamless flow of data from a patient's initial OPD visit to their final IPD discharge, automates complex financial aggregations to prevent revenue leaks, and empowers hospital administration with live, data-driven analytics for better decision-making.</w:t>
+        <w:t xml:space="preserve">The motivation behind developing </w:t>
+      </w:r>
+      <w:proofErr w:type="spellStart"/>
+      <w:r>
+        <w:rPr>
+          <w:rFonts w:ascii="Times New Roman" w:hAnsi="Times New Roman" w:cs="Times New Roman"/>
+          <w:sz w:val="24"/>
+          <w:szCs w:val="24"/>
+        </w:rPr>
+        <w:t>ArogyaOne</w:t>
+      </w:r>
+      <w:proofErr w:type="spellEnd"/>
+      <w:r>
+        <w:rPr>
+          <w:rFonts w:ascii="Times New Roman" w:hAnsi="Times New Roman" w:cs="Times New Roman"/>
+          <w:sz w:val="24"/>
+          <w:szCs w:val="24"/>
+        </w:rPr>
+        <w:t xml:space="preserve"> is to provide a modern, centralized Hospital Management System that completely digitizes and bridges these departmental workflows. By integrating specialized, role-based modules—Admin, Registration, Doctor, Lab, Surgery, and Billing—into a single real-time platform, the system eliminates manual redundancies. It ensures a seamless flow of data from a patient's initial OPD visit to their final IPD discharge, automates complex financial aggregations to prevent revenue leaks, and empowers hospital administration with live, data-driven analytics for better decision-making.</w:t>
       </w:r>
     </w:p>
     <w:p>
@@ -186,23 +204,87 @@
           <w:sz w:val="24"/>
           <w:szCs w:val="24"/>
         </w:rPr>
-        <w:t>The scope of the ArogyaOne Hospital Management System encompasses the complete digitization of a multi-departmental healthcare facility through a centralized, role-based web platform. The system is designed to automate and bridge end-to-end hospital workflows, seamlessly managing outpatient (OPD) appointments, inpatient (IPD) admissions, dynamic room and Operation Theat</w:t>
-      </w:r>
+        <w:t xml:space="preserve">The scope of the </w:t>
+      </w:r>
+      <w:proofErr w:type="spellStart"/>
       <w:r>
         <w:rPr>
           <w:rFonts w:ascii="Times New Roman" w:hAnsi="Times New Roman" w:cs="Times New Roman"/>
           <w:sz w:val="24"/>
           <w:szCs w:val="24"/>
         </w:rPr>
-        <w:t xml:space="preserve">er </w:t>
-      </w:r>
+        <w:t>ArogyaOne</w:t>
+      </w:r>
+      <w:proofErr w:type="spellEnd"/>
       <w:r>
         <w:rPr>
           <w:rFonts w:ascii="Times New Roman" w:hAnsi="Times New Roman" w:cs="Times New Roman"/>
           <w:sz w:val="24"/>
           <w:szCs w:val="24"/>
         </w:rPr>
-        <w:t xml:space="preserve"> (OT) allocation, laboratory diagnostics, and clinical discharge summaries. Furthermore, it incorporates an automated financial engine for centralized billing that accurately aggregates cross-departmental charges and advance payments, alongside an Admin Command Center equipped with real-time data visualization, historical revenue analytics, and comprehensive staff and facility management. Ultimately, the project delivers a scalable, paperless ecosystem designed to enhance medical record accuracy, eliminate revenue leakage, and streamline patient care from initial registration to final discharge.</w:t>
+        <w:t xml:space="preserve"> Hospital Management System encompasses the complete digitization of a multi-departmental healthcare facility through a centralized, role-based web platform. The system is designed to automate and bridge end-to-end hospital workflows, seamlessly managing outpatient (OPD) appointments, inpatient (IPD) admissions, dynamic room and Operation </w:t>
+      </w:r>
+      <w:proofErr w:type="spellStart"/>
+      <w:proofErr w:type="gramStart"/>
+      <w:r>
+        <w:rPr>
+          <w:rFonts w:ascii="Times New Roman" w:hAnsi="Times New Roman" w:cs="Times New Roman"/>
+          <w:sz w:val="24"/>
+          <w:szCs w:val="24"/>
+        </w:rPr>
+        <w:t>Theat</w:t>
+      </w:r>
+      <w:r>
+        <w:rPr>
+          <w:rFonts w:ascii="Times New Roman" w:hAnsi="Times New Roman" w:cs="Times New Roman"/>
+          <w:sz w:val="24"/>
+          <w:szCs w:val="24"/>
+        </w:rPr>
+        <w:t>er</w:t>
+      </w:r>
+      <w:proofErr w:type="spellEnd"/>
+      <w:r>
+        <w:rPr>
+          <w:rFonts w:ascii="Times New Roman" w:hAnsi="Times New Roman" w:cs="Times New Roman"/>
+          <w:sz w:val="24"/>
+          <w:szCs w:val="24"/>
+        </w:rPr>
+        <w:t xml:space="preserve"> </w:t>
+      </w:r>
+      <w:r>
+        <w:rPr>
+          <w:rFonts w:ascii="Times New Roman" w:hAnsi="Times New Roman" w:cs="Times New Roman"/>
+          <w:sz w:val="24"/>
+          <w:szCs w:val="24"/>
+        </w:rPr>
+        <w:t xml:space="preserve"> (</w:t>
+      </w:r>
+      <w:proofErr w:type="gramEnd"/>
+      <w:r>
+        <w:rPr>
+          <w:rFonts w:ascii="Times New Roman" w:hAnsi="Times New Roman" w:cs="Times New Roman"/>
+          <w:sz w:val="24"/>
+          <w:szCs w:val="24"/>
+        </w:rPr>
+        <w:t xml:space="preserve">OT) allocation, laboratory diagnostics, and clinical discharge summaries. Furthermore, it incorporates an automated financial engine for centralized billing that accurately aggregates cross-departmental charges and advance payments, alongside an Admin Command </w:t>
+      </w:r>
+      <w:proofErr w:type="spellStart"/>
+      <w:r>
+        <w:rPr>
+          <w:rFonts w:ascii="Times New Roman" w:hAnsi="Times New Roman" w:cs="Times New Roman"/>
+          <w:sz w:val="24"/>
+          <w:szCs w:val="24"/>
+        </w:rPr>
+        <w:t>Center</w:t>
+      </w:r>
+      <w:proofErr w:type="spellEnd"/>
+      <w:r>
+        <w:rPr>
+          <w:rFonts w:ascii="Times New Roman" w:hAnsi="Times New Roman" w:cs="Times New Roman"/>
+          <w:sz w:val="24"/>
+          <w:szCs w:val="24"/>
+        </w:rPr>
+        <w:t xml:space="preserve"> equipped with real-time data visualization, historical revenue analytics, and comprehensive staff and facility management. Ultimately, the project delivers a scalable, paperless ecosystem designed to enhance medical record accuracy, eliminate revenue leakage, and streamline patient care from initial registration to final discharge.</w:t>
       </w:r>
     </w:p>
     <w:p>
@@ -872,13 +954,25 @@
               </w:rPr>
               <w:t xml:space="preserve"> (</w:t>
             </w:r>
-            <w:r>
-              <w:rPr>
-                <w:rFonts w:ascii="Times New Roman" w:hAnsi="Times New Roman" w:cs="Times New Roman"/>
-                <w:sz w:val="24"/>
-                <w:szCs w:val="24"/>
-              </w:rPr>
-              <w:t>db.json, API Structure</w:t>
+            <w:proofErr w:type="spellStart"/>
+            <w:proofErr w:type="gramStart"/>
+            <w:r>
+              <w:rPr>
+                <w:rFonts w:ascii="Times New Roman" w:hAnsi="Times New Roman" w:cs="Times New Roman"/>
+                <w:sz w:val="24"/>
+                <w:szCs w:val="24"/>
+              </w:rPr>
+              <w:t>db.json</w:t>
+            </w:r>
+            <w:proofErr w:type="spellEnd"/>
+            <w:proofErr w:type="gramEnd"/>
+            <w:r>
+              <w:rPr>
+                <w:rFonts w:ascii="Times New Roman" w:hAnsi="Times New Roman" w:cs="Times New Roman"/>
+                <w:sz w:val="24"/>
+                <w:szCs w:val="24"/>
+              </w:rPr>
+              <w:t>, API Structure</w:t>
             </w:r>
             <w:r>
               <w:rPr>
@@ -1013,7 +1107,16 @@
                 <w:sz w:val="24"/>
                 <w:szCs w:val="24"/>
               </w:rPr>
-              <w:t xml:space="preserve"> Setup</w:t>
+              <w:t xml:space="preserve"> </w:t>
+            </w:r>
+            <w:proofErr w:type="gramStart"/>
+            <w:r>
+              <w:rPr>
+                <w:rFonts w:ascii="Times New Roman" w:hAnsi="Times New Roman" w:cs="Times New Roman"/>
+                <w:sz w:val="24"/>
+                <w:szCs w:val="24"/>
+              </w:rPr>
+              <w:t>Setup</w:t>
             </w:r>
             <w:r>
               <w:rPr>
@@ -1023,6 +1126,7 @@
               </w:rPr>
               <w:t>(</w:t>
             </w:r>
+            <w:proofErr w:type="gramEnd"/>
             <w:r>
               <w:rPr>
                 <w:rFonts w:ascii="Times New Roman" w:hAnsi="Times New Roman" w:cs="Times New Roman"/>
@@ -1299,7 +1403,45 @@
                 <w:sz w:val="24"/>
                 <w:szCs w:val="24"/>
               </w:rPr>
-              <w:t>Advanced Modules (Lab,Bill,Discharge,API Integration)</w:t>
+              <w:t>Advanced Modules (</w:t>
+            </w:r>
+            <w:proofErr w:type="spellStart"/>
+            <w:proofErr w:type="gramStart"/>
+            <w:r>
+              <w:rPr>
+                <w:rFonts w:ascii="Times New Roman" w:hAnsi="Times New Roman" w:cs="Times New Roman"/>
+                <w:sz w:val="24"/>
+                <w:szCs w:val="24"/>
+              </w:rPr>
+              <w:t>Lab,Bill</w:t>
+            </w:r>
+            <w:proofErr w:type="gramEnd"/>
+            <w:r>
+              <w:rPr>
+                <w:rFonts w:ascii="Times New Roman" w:hAnsi="Times New Roman" w:cs="Times New Roman"/>
+                <w:sz w:val="24"/>
+                <w:szCs w:val="24"/>
+              </w:rPr>
+              <w:t>,</w:t>
+            </w:r>
+            <w:proofErr w:type="gramStart"/>
+            <w:r>
+              <w:rPr>
+                <w:rFonts w:ascii="Times New Roman" w:hAnsi="Times New Roman" w:cs="Times New Roman"/>
+                <w:sz w:val="24"/>
+                <w:szCs w:val="24"/>
+              </w:rPr>
+              <w:t>Discharge,API</w:t>
+            </w:r>
+            <w:proofErr w:type="spellEnd"/>
+            <w:proofErr w:type="gramEnd"/>
+            <w:r>
+              <w:rPr>
+                <w:rFonts w:ascii="Times New Roman" w:hAnsi="Times New Roman" w:cs="Times New Roman"/>
+                <w:sz w:val="24"/>
+                <w:szCs w:val="24"/>
+              </w:rPr>
+              <w:t xml:space="preserve"> Integration)</w:t>
             </w:r>
           </w:p>
         </w:tc>
@@ -1615,7 +1757,43 @@
           <w:sz w:val="24"/>
           <w:szCs w:val="24"/>
         </w:rPr>
-        <w:t>The ArogyaOne Hospital Management System (HMS) is developed to replace traditional manual healthcare processes with a centralized web-based application. In many hospitals, tasks such as managing OPD/IPD admissions, doctor consultations, laboratory diagnostics, surgical schedules, and complex billing are handled manually, leading to communication gaps, financial errors, and inefficient data management. ArogyaOne provides a secure, digital solution to seamlessly store, track, and retrieve comprehensive medical and administrative records across all hospital departments in real time.</w:t>
+        <w:t xml:space="preserve">The </w:t>
+      </w:r>
+      <w:proofErr w:type="spellStart"/>
+      <w:r>
+        <w:rPr>
+          <w:rFonts w:ascii="Times New Roman" w:hAnsi="Times New Roman" w:cs="Times New Roman"/>
+          <w:sz w:val="24"/>
+          <w:szCs w:val="24"/>
+        </w:rPr>
+        <w:t>ArogyaOne</w:t>
+      </w:r>
+      <w:proofErr w:type="spellEnd"/>
+      <w:r>
+        <w:rPr>
+          <w:rFonts w:ascii="Times New Roman" w:hAnsi="Times New Roman" w:cs="Times New Roman"/>
+          <w:sz w:val="24"/>
+          <w:szCs w:val="24"/>
+        </w:rPr>
+        <w:t xml:space="preserve"> Hospital Management System (HMS) is developed to replace traditional manual healthcare processes with a centralized web-based application. In many hospitals, tasks such as managing OPD/IPD admissions, doctor consultations, laboratory diagnostics, surgical schedules, and complex billing are handled manually, leading to communication gaps, financial errors, and inefficient data management. </w:t>
+      </w:r>
+      <w:proofErr w:type="spellStart"/>
+      <w:r>
+        <w:rPr>
+          <w:rFonts w:ascii="Times New Roman" w:hAnsi="Times New Roman" w:cs="Times New Roman"/>
+          <w:sz w:val="24"/>
+          <w:szCs w:val="24"/>
+        </w:rPr>
+        <w:t>ArogyaOne</w:t>
+      </w:r>
+      <w:proofErr w:type="spellEnd"/>
+      <w:r>
+        <w:rPr>
+          <w:rFonts w:ascii="Times New Roman" w:hAnsi="Times New Roman" w:cs="Times New Roman"/>
+          <w:sz w:val="24"/>
+          <w:szCs w:val="24"/>
+        </w:rPr>
+        <w:t xml:space="preserve"> provides a secure, digital solution to seamlessly store, track, and retrieve comprehensive medical and administrative records across all hospital departments in real time.</w:t>
       </w:r>
     </w:p>
     <w:p>
@@ -3654,7 +3832,25 @@
           <w:sz w:val="24"/>
           <w:szCs w:val="24"/>
         </w:rPr>
-        <w:t>Passwords should be stored using encryption techniques (e.g., bcrypt, SHA-256).</w:t>
+        <w:t xml:space="preserve">Passwords should be stored using encryption techniques (e.g., </w:t>
+      </w:r>
+      <w:proofErr w:type="spellStart"/>
+      <w:r>
+        <w:rPr>
+          <w:rFonts w:ascii="Times New Roman" w:eastAsia="Times New Roman" w:hAnsi="Times New Roman" w:cs="Times New Roman"/>
+          <w:sz w:val="24"/>
+          <w:szCs w:val="24"/>
+        </w:rPr>
+        <w:t>bcrypt</w:t>
+      </w:r>
+      <w:proofErr w:type="spellEnd"/>
+      <w:r>
+        <w:rPr>
+          <w:rFonts w:ascii="Times New Roman" w:eastAsia="Times New Roman" w:hAnsi="Times New Roman" w:cs="Times New Roman"/>
+          <w:sz w:val="24"/>
+          <w:szCs w:val="24"/>
+        </w:rPr>
+        <w:t>, SHA-256).</w:t>
       </w:r>
     </w:p>
     <w:p>
@@ -4956,7 +5152,15 @@
         </w:rPr>
       </w:pPr>
       <w:r>
-        <w:t>The design and implementation of the ArogyaOne Hospital Management System are subject to specific constraints to ensure data privacy, operational security, and seamless departmental integration.</w:t>
+        <w:t xml:space="preserve">The design and implementation of the </w:t>
+      </w:r>
+      <w:proofErr w:type="spellStart"/>
+      <w:r>
+        <w:t>ArogyaOne</w:t>
+      </w:r>
+      <w:proofErr w:type="spellEnd"/>
+      <w:r>
+        <w:t xml:space="preserve"> Hospital Management System are subject to specific constraints to ensure data privacy, operational security, and seamless departmental integration.</w:t>
       </w:r>
     </w:p>
     <w:p>
@@ -4974,7 +5178,15 @@
         <w:jc w:val="both"/>
       </w:pPr>
       <w:r>
-        <w:t>As a centralized web-based application, ArogyaOne requires a continuous and stable internet connection to synchronize real-time data across departments (such as instantly routing lab results to doctors or surgical charges to the central billing engine). The system is optimized for standard modern web browsers and relies on hospital staff adhering to defined digital workflows to maintain accurate medical and financial records.</w:t>
+        <w:t xml:space="preserve">As a centralized web-based application, </w:t>
+      </w:r>
+      <w:proofErr w:type="spellStart"/>
+      <w:r>
+        <w:t>ArogyaOne</w:t>
+      </w:r>
+      <w:proofErr w:type="spellEnd"/>
+      <w:r>
+        <w:t xml:space="preserve"> requires a continuous and stable internet connection to synchronize real-time data across departments (such as instantly routing lab results to doctors or surgical charges to the central billing engine). The system is optimized for standard modern web browsers and relies on hospital staff adhering to defined digital workflows to maintain accurate medical and financial records.</w:t>
       </w:r>
     </w:p>
     <w:p>
@@ -7795,7 +8007,25 @@
                 <w:sz w:val="24"/>
                 <w:szCs w:val="24"/>
               </w:rPr>
-              <w:t>This use case enables the Admin to add new doctors to the hospital system, configure their OPD schedules, set consultation fees, and automatically generate their login credentials.</w:t>
+              <w:t xml:space="preserve">This use case enables the </w:t>
+            </w:r>
+            <w:proofErr w:type="gramStart"/>
+            <w:r>
+              <w:rPr>
+                <w:rFonts w:ascii="Times New Roman" w:hAnsi="Times New Roman" w:cs="Times New Roman"/>
+                <w:sz w:val="24"/>
+                <w:szCs w:val="24"/>
+              </w:rPr>
+              <w:t>Admin</w:t>
+            </w:r>
+            <w:proofErr w:type="gramEnd"/>
+            <w:r>
+              <w:rPr>
+                <w:rFonts w:ascii="Times New Roman" w:hAnsi="Times New Roman" w:cs="Times New Roman"/>
+                <w:sz w:val="24"/>
+                <w:szCs w:val="24"/>
+              </w:rPr>
+              <w:t xml:space="preserve"> to add new doctors to the hospital system, configure their OPD schedules, set consultation fees, and automatically generate their login credentials.</w:t>
             </w:r>
           </w:p>
         </w:tc>
@@ -10258,27 +10488,7 @@
           <w:sz w:val="20"/>
           <w:szCs w:val="20"/>
         </w:rPr>
-        <w:t xml:space="preserve"> </w:t>
-      </w:r>
-      <w:r>
-        <w:rPr>
-          <w:rFonts w:ascii="Times New Roman" w:hAnsi="Times New Roman" w:cs="Times New Roman"/>
-          <w:i/>
-          <w:iCs/>
-          <w:sz w:val="20"/>
-          <w:szCs w:val="20"/>
-        </w:rPr>
-        <w:t>Appointment</w:t>
-      </w:r>
-      <w:r>
-        <w:rPr>
-          <w:rFonts w:ascii="Times New Roman" w:hAnsi="Times New Roman" w:cs="Times New Roman"/>
-          <w:i/>
-          <w:iCs/>
-          <w:sz w:val="20"/>
-          <w:szCs w:val="20"/>
-        </w:rPr>
-        <w:t xml:space="preserve"> Confirmation</w:t>
+        <w:t xml:space="preserve"> Appointment Confirmation</w:t>
       </w:r>
     </w:p>
     <w:p>
@@ -11840,8 +12050,8 @@
           <w:szCs w:val="28"/>
         </w:rPr>
         <w:drawing>
-          <wp:inline distT="0" distB="0" distL="0" distR="0" wp14:anchorId="05660B19" wp14:editId="7219A236">
-            <wp:extent cx="6141720" cy="8267700"/>
+          <wp:inline distT="0" distB="0" distL="0" distR="0" wp14:anchorId="05660B19" wp14:editId="71D93A39">
+            <wp:extent cx="5951220" cy="8267700"/>
             <wp:effectExtent l="0" t="0" r="0" b="0"/>
             <wp:docPr id="273832175" name="Picture 3"/>
             <wp:cNvGraphicFramePr>
@@ -11883,7 +12093,7 @@
                   <pic:spPr bwMode="auto">
                     <a:xfrm>
                       <a:off x="0" y="0"/>
-                      <a:ext cx="6144040" cy="8270823"/>
+                      <a:ext cx="5953469" cy="8270825"/>
                     </a:xfrm>
                     <a:prstGeom prst="rect">
                       <a:avLst/>
@@ -12312,7 +12522,7 @@
           <w:sz w:val="20"/>
           <w:szCs w:val="20"/>
         </w:rPr>
-        <w:t>3.1.6.</w:t>
+        <w:t>3.1.6.2</w:t>
       </w:r>
       <w:r>
         <w:rPr>
@@ -12322,7 +12532,7 @@
           <w:sz w:val="20"/>
           <w:szCs w:val="20"/>
         </w:rPr>
-        <w:t>2</w:t>
+        <w:t xml:space="preserve"> State diagram of</w:t>
       </w:r>
       <w:r>
         <w:rPr>
@@ -12332,37 +12542,7 @@
           <w:sz w:val="20"/>
           <w:szCs w:val="20"/>
         </w:rPr>
-        <w:t xml:space="preserve"> State diagram of</w:t>
-      </w:r>
-      <w:r>
-        <w:rPr>
-          <w:rFonts w:ascii="Times New Roman" w:hAnsi="Times New Roman" w:cs="Times New Roman"/>
-          <w:i/>
-          <w:iCs/>
-          <w:sz w:val="20"/>
-          <w:szCs w:val="20"/>
-        </w:rPr>
-        <w:t xml:space="preserve"> </w:t>
-      </w:r>
-      <w:r>
-        <w:rPr>
-          <w:rFonts w:ascii="Times New Roman" w:hAnsi="Times New Roman" w:cs="Times New Roman"/>
-          <w:i/>
-          <w:iCs/>
-          <w:sz w:val="20"/>
-          <w:szCs w:val="20"/>
-        </w:rPr>
-        <w:t>Appointment</w:t>
-      </w:r>
-      <w:r>
-        <w:rPr>
-          <w:rFonts w:ascii="Times New Roman" w:hAnsi="Times New Roman" w:cs="Times New Roman"/>
-          <w:i/>
-          <w:iCs/>
-          <w:sz w:val="20"/>
-          <w:szCs w:val="20"/>
-        </w:rPr>
-        <w:t xml:space="preserve"> Confirmation</w:t>
+        <w:t xml:space="preserve"> Appointment Confirmation</w:t>
       </w:r>
     </w:p>
     <w:p>
@@ -12467,17 +12647,7 @@
           <w:sz w:val="20"/>
           <w:szCs w:val="20"/>
         </w:rPr>
-        <w:t>3.1.6.</w:t>
-      </w:r>
-      <w:r>
-        <w:rPr>
-          <w:rFonts w:ascii="Times New Roman" w:hAnsi="Times New Roman" w:cs="Times New Roman"/>
-          <w:i/>
-          <w:iCs/>
-          <w:sz w:val="20"/>
-          <w:szCs w:val="20"/>
-        </w:rPr>
-        <w:t>3</w:t>
+        <w:t>3.1.6.3</w:t>
       </w:r>
       <w:r>
         <w:rPr>
@@ -13334,7 +13504,17 @@
           <w:sz w:val="20"/>
           <w:szCs w:val="20"/>
         </w:rPr>
-        <w:t>3.1.6.1</w:t>
+        <w:t>3.1.6.</w:t>
+      </w:r>
+      <w:r>
+        <w:rPr>
+          <w:rFonts w:ascii="Times New Roman" w:hAnsi="Times New Roman" w:cs="Times New Roman"/>
+          <w:i/>
+          <w:iCs/>
+          <w:sz w:val="20"/>
+          <w:szCs w:val="20"/>
+        </w:rPr>
+        <w:t>9</w:t>
       </w:r>
       <w:r>
         <w:rPr>
@@ -13496,7 +13676,8 @@
       <w:pPr>
         <w:pStyle w:val="ListParagraph"/>
         <w:spacing w:after="0" w:line="360" w:lineRule="auto"/>
-        <w:ind w:left="420"/>
+        <w:ind w:left="0"/>
+        <w:jc w:val="center"/>
         <w:rPr>
           <w:rFonts w:ascii="Times New Roman" w:hAnsi="Times New Roman" w:cs="Times New Roman"/>
           <w:b/>
@@ -13515,9 +13696,9 @@
           <w:szCs w:val="28"/>
         </w:rPr>
         <w:drawing>
-          <wp:inline distT="0" distB="0" distL="0" distR="0" wp14:anchorId="3F84DA36" wp14:editId="087CF575">
-            <wp:extent cx="5467723" cy="2849880"/>
-            <wp:effectExtent l="0" t="0" r="0" b="7620"/>
+          <wp:inline distT="0" distB="0" distL="0" distR="0" wp14:anchorId="3F84DA36" wp14:editId="349BE7D0">
+            <wp:extent cx="5989320" cy="6324600"/>
+            <wp:effectExtent l="0" t="0" r="0" b="0"/>
             <wp:docPr id="1997666167" name="Picture 5"/>
             <wp:cNvGraphicFramePr>
               <a:graphicFrameLocks xmlns:a="http://schemas.openxmlformats.org/drawingml/2006/main" noChangeAspect="1"/>
@@ -13526,7 +13707,7 @@
               <a:graphicData uri="http://schemas.openxmlformats.org/drawingml/2006/picture">
                 <pic:pic xmlns:pic="http://schemas.openxmlformats.org/drawingml/2006/picture">
                   <pic:nvPicPr>
-                    <pic:cNvPr id="0" name="Picture 6"/>
+                    <pic:cNvPr id="1997666167" name="Picture 5"/>
                     <pic:cNvPicPr>
                       <a:picLocks noChangeAspect="1" noChangeArrowheads="1"/>
                     </pic:cNvPicPr>
@@ -13539,7 +13720,6 @@
                         </a:ext>
                       </a:extLst>
                     </a:blip>
-                    <a:srcRect/>
                     <a:stretch>
                       <a:fillRect/>
                     </a:stretch>
@@ -13547,7 +13727,7 @@
                   <pic:spPr bwMode="auto">
                     <a:xfrm>
                       <a:off x="0" y="0"/>
-                      <a:ext cx="5479165" cy="2855844"/>
+                      <a:ext cx="5989860" cy="6325170"/>
                     </a:xfrm>
                     <a:prstGeom prst="rect">
                       <a:avLst/>
@@ -13891,8 +14071,19 @@
                 <w:sz w:val="24"/>
                 <w:szCs w:val="24"/>
               </w:rPr>
-              <w:t>Keys &amp; Constrains</w:t>
-            </w:r>
+              <w:t xml:space="preserve">Keys &amp; </w:t>
+            </w:r>
+            <w:proofErr w:type="gramStart"/>
+            <w:r>
+              <w:rPr>
+                <w:rFonts w:ascii="Times New Roman" w:hAnsi="Times New Roman" w:cs="Times New Roman"/>
+                <w:color w:val="000000" w:themeColor="text1"/>
+                <w:sz w:val="24"/>
+                <w:szCs w:val="24"/>
+              </w:rPr>
+              <w:t>Constrains</w:t>
+            </w:r>
+            <w:proofErr w:type="gramEnd"/>
           </w:p>
         </w:tc>
         <w:tc>
@@ -13943,6 +14134,7 @@
                 <w:szCs w:val="24"/>
               </w:rPr>
             </w:pPr>
+            <w:proofErr w:type="spellStart"/>
             <w:r>
               <w:rPr>
                 <w:rFonts w:ascii="Times New Roman" w:hAnsi="Times New Roman" w:cs="Times New Roman"/>
@@ -13952,6 +14144,7 @@
               </w:rPr>
               <w:t>BookID</w:t>
             </w:r>
+            <w:proofErr w:type="spellEnd"/>
           </w:p>
         </w:tc>
         <w:tc>
@@ -14074,6 +14267,7 @@
                 <w:szCs w:val="24"/>
               </w:rPr>
             </w:pPr>
+            <w:proofErr w:type="spellStart"/>
             <w:r>
               <w:rPr>
                 <w:rFonts w:ascii="Times New Roman" w:hAnsi="Times New Roman" w:cs="Times New Roman"/>
@@ -14083,6 +14277,7 @@
               </w:rPr>
               <w:t>BookName</w:t>
             </w:r>
+            <w:proofErr w:type="spellEnd"/>
           </w:p>
         </w:tc>
         <w:tc>
@@ -14101,6 +14296,7 @@
                 <w:szCs w:val="24"/>
               </w:rPr>
             </w:pPr>
+            <w:proofErr w:type="gramStart"/>
             <w:r>
               <w:rPr>
                 <w:rFonts w:ascii="Times New Roman" w:hAnsi="Times New Roman" w:cs="Times New Roman"/>
@@ -14108,7 +14304,17 @@
                 <w:sz w:val="24"/>
                 <w:szCs w:val="24"/>
               </w:rPr>
-              <w:t>varchar(100)</w:t>
+              <w:t>varchar(</w:t>
+            </w:r>
+            <w:proofErr w:type="gramEnd"/>
+            <w:r>
+              <w:rPr>
+                <w:rFonts w:ascii="Times New Roman" w:hAnsi="Times New Roman" w:cs="Times New Roman"/>
+                <w:color w:val="000000" w:themeColor="text1"/>
+                <w:sz w:val="24"/>
+                <w:szCs w:val="24"/>
+              </w:rPr>
+              <w:t>100)</w:t>
             </w:r>
           </w:p>
         </w:tc>
@@ -14223,6 +14429,7 @@
                 <w:szCs w:val="24"/>
               </w:rPr>
             </w:pPr>
+            <w:proofErr w:type="gramStart"/>
             <w:r>
               <w:rPr>
                 <w:rFonts w:ascii="Times New Roman" w:hAnsi="Times New Roman" w:cs="Times New Roman"/>
@@ -14230,7 +14437,17 @@
                 <w:sz w:val="24"/>
                 <w:szCs w:val="24"/>
               </w:rPr>
-              <w:t>varchar(100)</w:t>
+              <w:t>varchar(</w:t>
+            </w:r>
+            <w:proofErr w:type="gramEnd"/>
+            <w:r>
+              <w:rPr>
+                <w:rFonts w:ascii="Times New Roman" w:hAnsi="Times New Roman" w:cs="Times New Roman"/>
+                <w:color w:val="000000" w:themeColor="text1"/>
+                <w:sz w:val="24"/>
+                <w:szCs w:val="24"/>
+              </w:rPr>
+              <w:t>100)</w:t>
             </w:r>
           </w:p>
         </w:tc>
@@ -14318,6 +14535,7 @@
                 <w:szCs w:val="24"/>
               </w:rPr>
             </w:pPr>
+            <w:proofErr w:type="spellStart"/>
             <w:r>
               <w:rPr>
                 <w:rFonts w:ascii="Times New Roman" w:hAnsi="Times New Roman" w:cs="Times New Roman"/>
@@ -14327,6 +14545,7 @@
               </w:rPr>
               <w:t>Publication_year</w:t>
             </w:r>
+            <w:proofErr w:type="spellEnd"/>
           </w:p>
         </w:tc>
         <w:tc>
@@ -14467,6 +14686,7 @@
                 <w:szCs w:val="24"/>
               </w:rPr>
             </w:pPr>
+            <w:proofErr w:type="gramStart"/>
             <w:r>
               <w:rPr>
                 <w:rFonts w:ascii="Times New Roman" w:hAnsi="Times New Roman" w:cs="Times New Roman"/>
@@ -14474,7 +14694,17 @@
                 <w:sz w:val="24"/>
                 <w:szCs w:val="24"/>
               </w:rPr>
-              <w:t>varchar(50)</w:t>
+              <w:t>varchar(</w:t>
+            </w:r>
+            <w:proofErr w:type="gramEnd"/>
+            <w:r>
+              <w:rPr>
+                <w:rFonts w:ascii="Times New Roman" w:hAnsi="Times New Roman" w:cs="Times New Roman"/>
+                <w:color w:val="000000" w:themeColor="text1"/>
+                <w:sz w:val="24"/>
+                <w:szCs w:val="24"/>
+              </w:rPr>
+              <w:t>50)</w:t>
             </w:r>
           </w:p>
         </w:tc>
@@ -14772,8 +15002,19 @@
                 <w:sz w:val="24"/>
                 <w:szCs w:val="24"/>
               </w:rPr>
-              <w:t>Keys &amp; Constrains</w:t>
-            </w:r>
+              <w:t xml:space="preserve">Keys &amp; </w:t>
+            </w:r>
+            <w:proofErr w:type="gramStart"/>
+            <w:r>
+              <w:rPr>
+                <w:rFonts w:ascii="Times New Roman" w:hAnsi="Times New Roman" w:cs="Times New Roman"/>
+                <w:color w:val="000000" w:themeColor="text1"/>
+                <w:sz w:val="24"/>
+                <w:szCs w:val="24"/>
+              </w:rPr>
+              <w:t>Constrains</w:t>
+            </w:r>
+            <w:proofErr w:type="gramEnd"/>
           </w:p>
         </w:tc>
         <w:tc>
@@ -14824,6 +15065,7 @@
                 <w:szCs w:val="24"/>
               </w:rPr>
             </w:pPr>
+            <w:proofErr w:type="spellStart"/>
             <w:r>
               <w:rPr>
                 <w:rFonts w:ascii="Times New Roman" w:hAnsi="Times New Roman" w:cs="Times New Roman"/>
@@ -14833,6 +15075,7 @@
               </w:rPr>
               <w:t>BorrowerID</w:t>
             </w:r>
+            <w:proofErr w:type="spellEnd"/>
           </w:p>
         </w:tc>
         <w:tc>
@@ -14955,6 +15198,7 @@
                 <w:szCs w:val="24"/>
               </w:rPr>
             </w:pPr>
+            <w:proofErr w:type="spellStart"/>
             <w:r>
               <w:rPr>
                 <w:rFonts w:ascii="Times New Roman" w:hAnsi="Times New Roman" w:cs="Times New Roman"/>
@@ -14964,6 +15208,7 @@
               </w:rPr>
               <w:t>BookID</w:t>
             </w:r>
+            <w:proofErr w:type="spellEnd"/>
           </w:p>
         </w:tc>
         <w:tc>
@@ -14982,6 +15227,7 @@
                 <w:szCs w:val="24"/>
               </w:rPr>
             </w:pPr>
+            <w:proofErr w:type="gramStart"/>
             <w:r>
               <w:rPr>
                 <w:rFonts w:ascii="Times New Roman" w:hAnsi="Times New Roman" w:cs="Times New Roman"/>
@@ -14989,7 +15235,17 @@
                 <w:sz w:val="24"/>
                 <w:szCs w:val="24"/>
               </w:rPr>
-              <w:t>varchar(100)</w:t>
+              <w:t>varchar(</w:t>
+            </w:r>
+            <w:proofErr w:type="gramEnd"/>
+            <w:r>
+              <w:rPr>
+                <w:rFonts w:ascii="Times New Roman" w:hAnsi="Times New Roman" w:cs="Times New Roman"/>
+                <w:color w:val="000000" w:themeColor="text1"/>
+                <w:sz w:val="24"/>
+                <w:szCs w:val="24"/>
+              </w:rPr>
+              <w:t>100)</w:t>
             </w:r>
           </w:p>
         </w:tc>
@@ -15095,6 +15351,7 @@
                 <w:szCs w:val="24"/>
               </w:rPr>
             </w:pPr>
+            <w:proofErr w:type="spellStart"/>
             <w:r>
               <w:rPr>
                 <w:rFonts w:ascii="Times New Roman" w:hAnsi="Times New Roman" w:cs="Times New Roman"/>
@@ -15104,6 +15361,7 @@
               </w:rPr>
               <w:t>BorrowedFromDate</w:t>
             </w:r>
+            <w:proofErr w:type="spellEnd"/>
           </w:p>
         </w:tc>
         <w:tc>
@@ -15122,6 +15380,7 @@
                 <w:szCs w:val="24"/>
               </w:rPr>
             </w:pPr>
+            <w:proofErr w:type="spellStart"/>
             <w:r>
               <w:rPr>
                 <w:rFonts w:ascii="Times New Roman" w:hAnsi="Times New Roman" w:cs="Times New Roman"/>
@@ -15131,6 +15390,7 @@
               </w:rPr>
               <w:t>DateTime</w:t>
             </w:r>
+            <w:proofErr w:type="spellEnd"/>
           </w:p>
         </w:tc>
         <w:tc>
@@ -15217,6 +15477,7 @@
                 <w:szCs w:val="24"/>
               </w:rPr>
             </w:pPr>
+            <w:proofErr w:type="spellStart"/>
             <w:r>
               <w:rPr>
                 <w:rFonts w:ascii="Times New Roman" w:hAnsi="Times New Roman" w:cs="Times New Roman"/>
@@ -15226,6 +15487,7 @@
               </w:rPr>
               <w:t>BorrowedToDate</w:t>
             </w:r>
+            <w:proofErr w:type="spellEnd"/>
           </w:p>
         </w:tc>
         <w:tc>
@@ -15244,6 +15506,7 @@
                 <w:szCs w:val="24"/>
               </w:rPr>
             </w:pPr>
+            <w:proofErr w:type="spellStart"/>
             <w:r>
               <w:rPr>
                 <w:rFonts w:ascii="Times New Roman" w:hAnsi="Times New Roman" w:cs="Times New Roman"/>
@@ -15253,6 +15516,7 @@
               </w:rPr>
               <w:t>DateTime</w:t>
             </w:r>
+            <w:proofErr w:type="spellEnd"/>
           </w:p>
         </w:tc>
         <w:tc>
@@ -15339,6 +15603,7 @@
                 <w:szCs w:val="24"/>
               </w:rPr>
             </w:pPr>
+            <w:proofErr w:type="spellStart"/>
             <w:r>
               <w:rPr>
                 <w:rFonts w:ascii="Times New Roman" w:hAnsi="Times New Roman" w:cs="Times New Roman"/>
@@ -15348,6 +15613,7 @@
               </w:rPr>
               <w:t>ActualReturnDate</w:t>
             </w:r>
+            <w:proofErr w:type="spellEnd"/>
           </w:p>
         </w:tc>
         <w:tc>
@@ -15366,6 +15632,7 @@
                 <w:szCs w:val="24"/>
               </w:rPr>
             </w:pPr>
+            <w:proofErr w:type="spellStart"/>
             <w:r>
               <w:rPr>
                 <w:rFonts w:ascii="Times New Roman" w:hAnsi="Times New Roman" w:cs="Times New Roman"/>
@@ -15375,6 +15642,7 @@
               </w:rPr>
               <w:t>DateTime</w:t>
             </w:r>
+            <w:proofErr w:type="spellEnd"/>
           </w:p>
         </w:tc>
         <w:tc>
@@ -15460,6 +15728,7 @@
                 <w:szCs w:val="24"/>
               </w:rPr>
             </w:pPr>
+            <w:proofErr w:type="spellStart"/>
             <w:r>
               <w:rPr>
                 <w:rFonts w:ascii="Times New Roman" w:hAnsi="Times New Roman" w:cs="Times New Roman"/>
@@ -15469,6 +15738,7 @@
               </w:rPr>
               <w:t>IssuedBy</w:t>
             </w:r>
+            <w:proofErr w:type="spellEnd"/>
           </w:p>
         </w:tc>
         <w:tc>
@@ -15806,8 +16076,19 @@
                 <w:sz w:val="24"/>
                 <w:szCs w:val="24"/>
               </w:rPr>
-              <w:t>Keys &amp; Constrains</w:t>
-            </w:r>
+              <w:t xml:space="preserve">Keys &amp; </w:t>
+            </w:r>
+            <w:proofErr w:type="gramStart"/>
+            <w:r>
+              <w:rPr>
+                <w:rFonts w:ascii="Times New Roman" w:hAnsi="Times New Roman" w:cs="Times New Roman"/>
+                <w:color w:val="000000" w:themeColor="text1"/>
+                <w:sz w:val="24"/>
+                <w:szCs w:val="24"/>
+              </w:rPr>
+              <w:t>Constrains</w:t>
+            </w:r>
+            <w:proofErr w:type="gramEnd"/>
           </w:p>
         </w:tc>
         <w:tc>
@@ -15858,6 +16139,7 @@
                 <w:szCs w:val="24"/>
               </w:rPr>
             </w:pPr>
+            <w:proofErr w:type="spellStart"/>
             <w:r>
               <w:rPr>
                 <w:rFonts w:ascii="Times New Roman" w:hAnsi="Times New Roman" w:cs="Times New Roman"/>
@@ -15867,6 +16149,7 @@
               </w:rPr>
               <w:t>StaffID</w:t>
             </w:r>
+            <w:proofErr w:type="spellEnd"/>
           </w:p>
         </w:tc>
         <w:tc>
@@ -15989,6 +16272,7 @@
                 <w:szCs w:val="24"/>
               </w:rPr>
             </w:pPr>
+            <w:proofErr w:type="spellStart"/>
             <w:r>
               <w:rPr>
                 <w:rFonts w:ascii="Times New Roman" w:hAnsi="Times New Roman" w:cs="Times New Roman"/>
@@ -15998,6 +16282,7 @@
               </w:rPr>
               <w:t>StaffName</w:t>
             </w:r>
+            <w:proofErr w:type="spellEnd"/>
           </w:p>
         </w:tc>
         <w:tc>
@@ -16016,6 +16301,7 @@
                 <w:szCs w:val="24"/>
               </w:rPr>
             </w:pPr>
+            <w:proofErr w:type="gramStart"/>
             <w:r>
               <w:rPr>
                 <w:rFonts w:ascii="Times New Roman" w:hAnsi="Times New Roman" w:cs="Times New Roman"/>
@@ -16023,7 +16309,17 @@
                 <w:sz w:val="24"/>
                 <w:szCs w:val="24"/>
               </w:rPr>
-              <w:t>varchar(100)</w:t>
+              <w:t>varchar(</w:t>
+            </w:r>
+            <w:proofErr w:type="gramEnd"/>
+            <w:r>
+              <w:rPr>
+                <w:rFonts w:ascii="Times New Roman" w:hAnsi="Times New Roman" w:cs="Times New Roman"/>
+                <w:color w:val="000000" w:themeColor="text1"/>
+                <w:sz w:val="24"/>
+                <w:szCs w:val="24"/>
+              </w:rPr>
+              <w:t>100)</w:t>
             </w:r>
           </w:p>
         </w:tc>
@@ -16109,6 +16405,7 @@
                 <w:szCs w:val="24"/>
               </w:rPr>
             </w:pPr>
+            <w:proofErr w:type="spellStart"/>
             <w:r>
               <w:rPr>
                 <w:rFonts w:ascii="Times New Roman" w:hAnsi="Times New Roman" w:cs="Times New Roman"/>
@@ -16118,6 +16415,7 @@
               </w:rPr>
               <w:t>IsAdmin</w:t>
             </w:r>
+            <w:proofErr w:type="spellEnd"/>
           </w:p>
         </w:tc>
         <w:tc>
@@ -16258,6 +16556,7 @@
                 <w:szCs w:val="24"/>
               </w:rPr>
             </w:pPr>
+            <w:proofErr w:type="gramStart"/>
             <w:r>
               <w:rPr>
                 <w:rFonts w:ascii="Times New Roman" w:hAnsi="Times New Roman" w:cs="Times New Roman"/>
@@ -16265,7 +16564,17 @@
                 <w:sz w:val="24"/>
                 <w:szCs w:val="24"/>
               </w:rPr>
-              <w:t>varchar(100)</w:t>
+              <w:t>varchar(</w:t>
+            </w:r>
+            <w:proofErr w:type="gramEnd"/>
+            <w:r>
+              <w:rPr>
+                <w:rFonts w:ascii="Times New Roman" w:hAnsi="Times New Roman" w:cs="Times New Roman"/>
+                <w:color w:val="000000" w:themeColor="text1"/>
+                <w:sz w:val="24"/>
+                <w:szCs w:val="24"/>
+              </w:rPr>
+              <w:t>100)</w:t>
             </w:r>
           </w:p>
         </w:tc>
@@ -16563,8 +16872,19 @@
                 <w:sz w:val="24"/>
                 <w:szCs w:val="24"/>
               </w:rPr>
-              <w:t>Keys &amp; Constrains</w:t>
-            </w:r>
+              <w:t xml:space="preserve">Keys &amp; </w:t>
+            </w:r>
+            <w:proofErr w:type="gramStart"/>
+            <w:r>
+              <w:rPr>
+                <w:rFonts w:ascii="Times New Roman" w:hAnsi="Times New Roman" w:cs="Times New Roman"/>
+                <w:color w:val="000000" w:themeColor="text1"/>
+                <w:sz w:val="24"/>
+                <w:szCs w:val="24"/>
+              </w:rPr>
+              <w:t>Constrains</w:t>
+            </w:r>
+            <w:proofErr w:type="gramEnd"/>
           </w:p>
         </w:tc>
         <w:tc>
@@ -16615,6 +16935,7 @@
                 <w:szCs w:val="24"/>
               </w:rPr>
             </w:pPr>
+            <w:proofErr w:type="spellStart"/>
             <w:r>
               <w:rPr>
                 <w:rFonts w:ascii="Times New Roman" w:hAnsi="Times New Roman" w:cs="Times New Roman"/>
@@ -16624,6 +16945,7 @@
               </w:rPr>
               <w:t>StudentID</w:t>
             </w:r>
+            <w:proofErr w:type="spellEnd"/>
           </w:p>
         </w:tc>
         <w:tc>
@@ -16746,6 +17068,7 @@
                 <w:szCs w:val="24"/>
               </w:rPr>
             </w:pPr>
+            <w:proofErr w:type="spellStart"/>
             <w:r>
               <w:rPr>
                 <w:rFonts w:ascii="Times New Roman" w:hAnsi="Times New Roman" w:cs="Times New Roman"/>
@@ -16755,6 +17078,7 @@
               </w:rPr>
               <w:t>StudentName</w:t>
             </w:r>
+            <w:proofErr w:type="spellEnd"/>
           </w:p>
         </w:tc>
         <w:tc>
@@ -16773,6 +17097,7 @@
                 <w:szCs w:val="24"/>
               </w:rPr>
             </w:pPr>
+            <w:proofErr w:type="gramStart"/>
             <w:r>
               <w:rPr>
                 <w:rFonts w:ascii="Times New Roman" w:hAnsi="Times New Roman" w:cs="Times New Roman"/>
@@ -16780,7 +17105,17 @@
                 <w:sz w:val="24"/>
                 <w:szCs w:val="24"/>
               </w:rPr>
-              <w:t>varchar(100)</w:t>
+              <w:t>varchar(</w:t>
+            </w:r>
+            <w:proofErr w:type="gramEnd"/>
+            <w:r>
+              <w:rPr>
+                <w:rFonts w:ascii="Times New Roman" w:hAnsi="Times New Roman" w:cs="Times New Roman"/>
+                <w:color w:val="000000" w:themeColor="text1"/>
+                <w:sz w:val="24"/>
+                <w:szCs w:val="24"/>
+              </w:rPr>
+              <w:t>100)</w:t>
             </w:r>
           </w:p>
         </w:tc>
@@ -16893,6 +17228,7 @@
                 <w:szCs w:val="24"/>
               </w:rPr>
             </w:pPr>
+            <w:proofErr w:type="gramStart"/>
             <w:r>
               <w:rPr>
                 <w:rFonts w:ascii="Times New Roman" w:hAnsi="Times New Roman" w:cs="Times New Roman"/>
@@ -16900,7 +17236,17 @@
                 <w:sz w:val="24"/>
                 <w:szCs w:val="24"/>
               </w:rPr>
-              <w:t>varchar(100)</w:t>
+              <w:t>varchar(</w:t>
+            </w:r>
+            <w:proofErr w:type="gramEnd"/>
+            <w:r>
+              <w:rPr>
+                <w:rFonts w:ascii="Times New Roman" w:hAnsi="Times New Roman" w:cs="Times New Roman"/>
+                <w:color w:val="000000" w:themeColor="text1"/>
+                <w:sz w:val="24"/>
+                <w:szCs w:val="24"/>
+              </w:rPr>
+              <w:t>100)</w:t>
             </w:r>
           </w:p>
         </w:tc>
@@ -17015,6 +17361,7 @@
                 <w:szCs w:val="24"/>
               </w:rPr>
             </w:pPr>
+            <w:proofErr w:type="spellStart"/>
             <w:r>
               <w:rPr>
                 <w:rFonts w:ascii="Times New Roman" w:hAnsi="Times New Roman" w:cs="Times New Roman"/>
@@ -17024,6 +17371,7 @@
               </w:rPr>
               <w:t>DateTime</w:t>
             </w:r>
+            <w:proofErr w:type="spellEnd"/>
           </w:p>
         </w:tc>
         <w:tc>
@@ -17135,6 +17483,7 @@
                 <w:szCs w:val="24"/>
               </w:rPr>
             </w:pPr>
+            <w:proofErr w:type="gramStart"/>
             <w:r>
               <w:rPr>
                 <w:rFonts w:ascii="Times New Roman" w:hAnsi="Times New Roman" w:cs="Times New Roman"/>
@@ -17142,7 +17491,17 @@
                 <w:sz w:val="24"/>
                 <w:szCs w:val="24"/>
               </w:rPr>
-              <w:t>varchar(100)</w:t>
+              <w:t>varchar(</w:t>
+            </w:r>
+            <w:proofErr w:type="gramEnd"/>
+            <w:r>
+              <w:rPr>
+                <w:rFonts w:ascii="Times New Roman" w:hAnsi="Times New Roman" w:cs="Times New Roman"/>
+                <w:color w:val="000000" w:themeColor="text1"/>
+                <w:sz w:val="24"/>
+                <w:szCs w:val="24"/>
+              </w:rPr>
+              <w:t>100)</w:t>
             </w:r>
           </w:p>
         </w:tc>
@@ -17252,6 +17611,7 @@
                 <w:szCs w:val="24"/>
               </w:rPr>
             </w:pPr>
+            <w:proofErr w:type="gramStart"/>
             <w:r>
               <w:rPr>
                 <w:rFonts w:ascii="Times New Roman" w:hAnsi="Times New Roman" w:cs="Times New Roman"/>
@@ -17259,7 +17619,17 @@
                 <w:sz w:val="24"/>
                 <w:szCs w:val="24"/>
               </w:rPr>
-              <w:t>number(10,0)</w:t>
+              <w:t>number(</w:t>
+            </w:r>
+            <w:proofErr w:type="gramEnd"/>
+            <w:r>
+              <w:rPr>
+                <w:rFonts w:ascii="Times New Roman" w:hAnsi="Times New Roman" w:cs="Times New Roman"/>
+                <w:color w:val="000000" w:themeColor="text1"/>
+                <w:sz w:val="24"/>
+                <w:szCs w:val="24"/>
+              </w:rPr>
+              <w:t>10,0)</w:t>
             </w:r>
           </w:p>
         </w:tc>
@@ -18889,6 +19259,7 @@
         </w:rPr>
         <w:t xml:space="preserve">Figure </w:t>
       </w:r>
+      <w:proofErr w:type="gramStart"/>
       <w:r>
         <w:rPr>
           <w:rFonts w:ascii="Times New Roman" w:eastAsia="Times New Roman" w:hAnsi="Times New Roman" w:cs="Times New Roman"/>
@@ -18947,7 +19318,18 @@
           <w:sz w:val="20"/>
           <w:szCs w:val="20"/>
         </w:rPr>
-        <w:t xml:space="preserve"> Screen-2: Login Form</w:t>
+        <w:t xml:space="preserve"> Screen</w:t>
+      </w:r>
+      <w:proofErr w:type="gramEnd"/>
+      <w:r>
+        <w:rPr>
+          <w:rFonts w:ascii="Times New Roman" w:eastAsia="Times New Roman" w:hAnsi="Times New Roman" w:cs="Times New Roman"/>
+          <w:i/>
+          <w:iCs/>
+          <w:sz w:val="20"/>
+          <w:szCs w:val="20"/>
+        </w:rPr>
+        <w:t>-2: Login Form</w:t>
       </w:r>
     </w:p>
     <w:p>
@@ -25182,13 +25564,23 @@
                 <w:szCs w:val="24"/>
               </w:rPr>
             </w:pPr>
-            <w:r>
-              <w:rPr>
-                <w:rFonts w:ascii="Times New Roman" w:hAnsi="Times New Roman" w:cs="Times New Roman"/>
-                <w:sz w:val="24"/>
-                <w:szCs w:val="24"/>
-              </w:rPr>
-              <w:t>HyperText Markup Language</w:t>
+            <w:proofErr w:type="spellStart"/>
+            <w:r>
+              <w:rPr>
+                <w:rFonts w:ascii="Times New Roman" w:hAnsi="Times New Roman" w:cs="Times New Roman"/>
+                <w:sz w:val="24"/>
+                <w:szCs w:val="24"/>
+              </w:rPr>
+              <w:t>HyperText</w:t>
+            </w:r>
+            <w:proofErr w:type="spellEnd"/>
+            <w:r>
+              <w:rPr>
+                <w:rFonts w:ascii="Times New Roman" w:hAnsi="Times New Roman" w:cs="Times New Roman"/>
+                <w:sz w:val="24"/>
+                <w:szCs w:val="24"/>
+              </w:rPr>
+              <w:t xml:space="preserve"> Markup Language</w:t>
             </w:r>
           </w:p>
         </w:tc>
@@ -25948,8 +26340,18 @@
           <w:szCs w:val="24"/>
         </w:rPr>
         <w:tab/>
-        <w:t>Kapil B. Patil, Software Requirement Specification Document, LinkedIn Corporation, Sunnyvale USA,2018, www.slideshare.net /ANASNAIN/17337071 srslibrarymanagementsystem</w:t>
-      </w:r>
+        <w:t xml:space="preserve">Kapil B. Patil, Software Requirement Specification Document, LinkedIn Corporation, Sunnyvale USA,2018, www.slideshare.net /ANASNAIN/17337071 </w:t>
+      </w:r>
+      <w:proofErr w:type="spellStart"/>
+      <w:r>
+        <w:rPr>
+          <w:rFonts w:ascii="Times New Roman" w:hAnsi="Times New Roman" w:cs="Times New Roman"/>
+          <w:sz w:val="24"/>
+          <w:szCs w:val="24"/>
+        </w:rPr>
+        <w:t>srslibrarymanagementsystem</w:t>
+      </w:r>
+      <w:proofErr w:type="spellEnd"/>
     </w:p>
     <w:p>
       <w:pPr>
@@ -25991,7 +26393,43 @@
           <w:szCs w:val="24"/>
         </w:rPr>
         <w:tab/>
-        <w:t>Karl E. Wiegers, IEEE Standard Of SRS Document, IEEE, web.cs.dal.ca/~hawkey/3130/srs_template-ieee.doc</w:t>
+        <w:t xml:space="preserve">Karl E. Wiegers, IEEE Standard </w:t>
+      </w:r>
+      <w:proofErr w:type="gramStart"/>
+      <w:r>
+        <w:rPr>
+          <w:rFonts w:ascii="Times New Roman" w:hAnsi="Times New Roman" w:cs="Times New Roman"/>
+          <w:sz w:val="24"/>
+          <w:szCs w:val="24"/>
+        </w:rPr>
+        <w:t>Of</w:t>
+      </w:r>
+      <w:proofErr w:type="gramEnd"/>
+      <w:r>
+        <w:rPr>
+          <w:rFonts w:ascii="Times New Roman" w:hAnsi="Times New Roman" w:cs="Times New Roman"/>
+          <w:sz w:val="24"/>
+          <w:szCs w:val="24"/>
+        </w:rPr>
+        <w:t xml:space="preserve"> SRS Document, IEEE, web.cs.dal.ca/~</w:t>
+      </w:r>
+      <w:proofErr w:type="spellStart"/>
+      <w:r>
+        <w:rPr>
+          <w:rFonts w:ascii="Times New Roman" w:hAnsi="Times New Roman" w:cs="Times New Roman"/>
+          <w:sz w:val="24"/>
+          <w:szCs w:val="24"/>
+        </w:rPr>
+        <w:t>hawkey</w:t>
+      </w:r>
+      <w:proofErr w:type="spellEnd"/>
+      <w:r>
+        <w:rPr>
+          <w:rFonts w:ascii="Times New Roman" w:hAnsi="Times New Roman" w:cs="Times New Roman"/>
+          <w:sz w:val="24"/>
+          <w:szCs w:val="24"/>
+        </w:rPr>
+        <w:t>/3130/srs_template-ieee.doc</w:t>
       </w:r>
     </w:p>
     <w:p>
@@ -32277,6 +32715,8 @@
     <w:rsid w:val="003F20CB"/>
     <w:rsid w:val="004E6ABE"/>
     <w:rsid w:val="004F39B4"/>
+    <w:rsid w:val="00541996"/>
+    <w:rsid w:val="0057257A"/>
     <w:rsid w:val="00662304"/>
     <w:rsid w:val="00705E00"/>
     <w:rsid w:val="00737E08"/>
@@ -32294,7 +32734,7 @@
     <w:rsid w:val="00CA3C00"/>
     <w:rsid w:val="00CC6B56"/>
     <w:rsid w:val="00D26CF7"/>
-    <w:rsid w:val="00D34F83"/>
+    <w:rsid w:val="00DE104D"/>
     <w:rsid w:val="00DE5FB4"/>
     <w:rsid w:val="00E709DF"/>
     <w:rsid w:val="00F81927"/>
@@ -33060,6 +33500,10 @@
 </file>
 
 <file path=customXml/item1.xml><?xml version="1.0" encoding="utf-8"?>
+<b:Sources xmlns:b="http://schemas.openxmlformats.org/officeDocument/2006/bibliography" xmlns="http://schemas.openxmlformats.org/officeDocument/2006/bibliography" SelectedStyle="\APASixthEditionOfficeOnline.xsl" StyleName="APA" Version="6"/>
+</file>
+
+<file path=customXml/item2.xml><?xml version="1.0" encoding="utf-8"?>
 <s:customData xmlns="http://www.wps.cn/officeDocument/2013/wpsCustomData" xmlns:s="http://www.wps.cn/officeDocument/2013/wpsCustomData">
   <customSectProps>
     <customSectPr/>
@@ -33067,22 +33511,18 @@
 </s:customData>
 </file>
 
-<file path=customXml/item2.xml><?xml version="1.0" encoding="utf-8"?>
-<b:Sources xmlns:b="http://schemas.openxmlformats.org/officeDocument/2006/bibliography" xmlns="http://schemas.openxmlformats.org/officeDocument/2006/bibliography" SelectedStyle="\APASixthEditionOfficeOnline.xsl" StyleName="APA" Version="6"/>
+<file path=customXml/itemProps1.xml><?xml version="1.0" encoding="utf-8"?>
+<ds:datastoreItem xmlns:ds="http://schemas.openxmlformats.org/officeDocument/2006/customXml" ds:itemID="{6C883003-7740-4004-ADB7-06A964094A5A}">
+  <ds:schemaRefs>
+    <ds:schemaRef ds:uri="http://schemas.openxmlformats.org/officeDocument/2006/bibliography"/>
+  </ds:schemaRefs>
+</ds:datastoreItem>
 </file>
 
-<file path=customXml/itemProps1.xml><?xml version="1.0" encoding="utf-8"?>
+<file path=customXml/itemProps2.xml><?xml version="1.0" encoding="utf-8"?>
 <ds:datastoreItem xmlns:ds="http://schemas.openxmlformats.org/officeDocument/2006/customXml" ds:itemID="{B1977F7D-205B-4081-913C-38D41E755F92}">
   <ds:schemaRefs>
     <ds:schemaRef ds:uri="http://www.wps.cn/officeDocument/2013/wpsCustomData"/>
   </ds:schemaRefs>
 </ds:datastoreItem>
-</file>
-
-<file path=customXml/itemProps2.xml><?xml version="1.0" encoding="utf-8"?>
-<ds:datastoreItem xmlns:ds="http://schemas.openxmlformats.org/officeDocument/2006/customXml" ds:itemID="{6C883003-7740-4004-ADB7-06A964094A5A}">
-  <ds:schemaRefs>
-    <ds:schemaRef ds:uri="http://schemas.openxmlformats.org/officeDocument/2006/bibliography"/>
-  </ds:schemaRefs>
-</ds:datastoreItem>
 </file>